--- a/Projects/Project UAS/Proposal Project UAS.docx
+++ b/Projects/Project UAS/Proposal Project UAS.docx
@@ -457,7 +457,7 @@
           <w:color w:val="auto"/>
         </w:rPr>
       </w:pPr>
-      <w:bookmarkStart w:id="0" w:name="_Toc212986166"/>
+      <w:bookmarkStart w:id="0" w:name="_Toc213042702"/>
       <w:r>
         <w:rPr>
           <w:rFonts w:ascii="Times New Roman" w:hAnsi="Times New Roman" w:cs="Times New Roman"/>
@@ -663,7 +663,7 @@
           <w:color w:val="auto"/>
         </w:rPr>
       </w:pPr>
-      <w:bookmarkStart w:id="1" w:name="_Toc212986167"/>
+      <w:bookmarkStart w:id="1" w:name="_Toc213042703"/>
       <w:r>
         <w:rPr>
           <w:rFonts w:ascii="Times New Roman" w:hAnsi="Times New Roman" w:cs="Times New Roman"/>
@@ -680,8 +680,8 @@
         <w:rPr>
           <w:rFonts w:asciiTheme="minorHAnsi" w:eastAsiaTheme="minorHAnsi" w:hAnsiTheme="minorHAnsi" w:cstheme="minorBidi"/>
           <w:color w:val="auto"/>
-          <w:sz w:val="22"/>
-          <w:szCs w:val="22"/>
+          <w:sz w:val="16"/>
+          <w:szCs w:val="16"/>
         </w:rPr>
         <w:id w:val="1297186619"/>
         <w:docPartObj>
@@ -694,19 +694,19 @@
           <w:b/>
           <w:bCs/>
           <w:noProof/>
-          <w:sz w:val="16"/>
-          <w:szCs w:val="16"/>
         </w:rPr>
       </w:sdtEndPr>
       <w:sdtContent>
+        <w:bookmarkStart w:id="2" w:name="_GoBack" w:displacedByCustomXml="prev"/>
+        <w:bookmarkEnd w:id="2" w:displacedByCustomXml="prev"/>
         <w:p>
           <w:pPr>
             <w:pStyle w:val="TOCHeading"/>
             <w:spacing w:line="240" w:lineRule="auto"/>
             <w:rPr>
               <w:rFonts w:ascii="Times New Roman" w:hAnsi="Times New Roman" w:cs="Times New Roman"/>
-              <w:sz w:val="24"/>
-              <w:szCs w:val="24"/>
+              <w:sz w:val="16"/>
+              <w:szCs w:val="16"/>
             </w:rPr>
           </w:pPr>
         </w:p>
@@ -714,7 +714,8 @@
           <w:pPr>
             <w:pStyle w:val="TOC1"/>
             <w:rPr>
-              <w:rFonts w:eastAsiaTheme="minorEastAsia"/>
+              <w:rFonts w:asciiTheme="minorHAnsi" w:eastAsiaTheme="minorEastAsia" w:hAnsiTheme="minorHAnsi" w:cstheme="minorBidi"/>
+              <w:b w:val="0"/>
               <w:sz w:val="16"/>
               <w:szCs w:val="16"/>
             </w:rPr>
@@ -743,7 +744,7 @@
             </w:rPr>
             <w:fldChar w:fldCharType="separate"/>
           </w:r>
-          <w:hyperlink w:anchor="_Toc212986166" w:history="1">
+          <w:hyperlink w:anchor="_Toc213042702" w:history="1">
             <w:r>
               <w:rPr>
                 <w:rStyle w:val="Hyperlink"/>
@@ -774,7 +775,7 @@
                 <w:sz w:val="16"/>
                 <w:szCs w:val="16"/>
               </w:rPr>
-              <w:instrText xml:space="preserve"> PAGEREF _Toc212986166 \h </w:instrText>
+              <w:instrText xml:space="preserve"> PAGEREF _Toc213042702 \h </w:instrText>
             </w:r>
             <w:r>
               <w:rPr>
@@ -813,12 +814,13 @@
           <w:pPr>
             <w:pStyle w:val="TOC1"/>
             <w:rPr>
-              <w:rFonts w:eastAsiaTheme="minorEastAsia"/>
+              <w:rFonts w:asciiTheme="minorHAnsi" w:eastAsiaTheme="minorEastAsia" w:hAnsiTheme="minorHAnsi" w:cstheme="minorBidi"/>
+              <w:b w:val="0"/>
               <w:sz w:val="16"/>
               <w:szCs w:val="16"/>
             </w:rPr>
           </w:pPr>
-          <w:hyperlink w:anchor="_Toc212986167" w:history="1">
+          <w:hyperlink w:anchor="_Toc213042703" w:history="1">
             <w:r>
               <w:rPr>
                 <w:rStyle w:val="Hyperlink"/>
@@ -849,7 +851,7 @@
                 <w:sz w:val="16"/>
                 <w:szCs w:val="16"/>
               </w:rPr>
-              <w:instrText xml:space="preserve"> PAGEREF _Toc212986167 \h </w:instrText>
+              <w:instrText xml:space="preserve"> PAGEREF _Toc213042703 \h </w:instrText>
             </w:r>
             <w:r>
               <w:rPr>
@@ -888,12 +890,13 @@
           <w:pPr>
             <w:pStyle w:val="TOC1"/>
             <w:rPr>
-              <w:rFonts w:eastAsiaTheme="minorEastAsia"/>
+              <w:rFonts w:asciiTheme="minorHAnsi" w:eastAsiaTheme="minorEastAsia" w:hAnsiTheme="minorHAnsi" w:cstheme="minorBidi"/>
+              <w:b w:val="0"/>
               <w:sz w:val="16"/>
               <w:szCs w:val="16"/>
             </w:rPr>
           </w:pPr>
-          <w:hyperlink w:anchor="_Toc212986168" w:history="1">
+          <w:hyperlink w:anchor="_Toc213042704" w:history="1">
             <w:r>
               <w:rPr>
                 <w:rStyle w:val="Hyperlink"/>
@@ -924,7 +927,7 @@
                 <w:sz w:val="16"/>
                 <w:szCs w:val="16"/>
               </w:rPr>
-              <w:instrText xml:space="preserve"> PAGEREF _Toc212986168 \h </w:instrText>
+              <w:instrText xml:space="preserve"> PAGEREF _Toc213042704 \h </w:instrText>
             </w:r>
             <w:r>
               <w:rPr>
@@ -947,7 +950,7 @@
                 <w:sz w:val="16"/>
                 <w:szCs w:val="16"/>
               </w:rPr>
-              <w:t>iv</w:t>
+              <w:t>iii</w:t>
             </w:r>
             <w:r>
               <w:rPr>
@@ -963,12 +966,13 @@
           <w:pPr>
             <w:pStyle w:val="TOC1"/>
             <w:rPr>
-              <w:rFonts w:eastAsiaTheme="minorEastAsia"/>
+              <w:rFonts w:asciiTheme="minorHAnsi" w:eastAsiaTheme="minorEastAsia" w:hAnsiTheme="minorHAnsi" w:cstheme="minorBidi"/>
+              <w:b w:val="0"/>
               <w:sz w:val="16"/>
               <w:szCs w:val="16"/>
             </w:rPr>
           </w:pPr>
-          <w:hyperlink w:anchor="_Toc212986169" w:history="1">
+          <w:hyperlink w:anchor="_Toc213042705" w:history="1">
             <w:r>
               <w:rPr>
                 <w:rStyle w:val="Hyperlink"/>
@@ -999,7 +1003,7 @@
                 <w:sz w:val="16"/>
                 <w:szCs w:val="16"/>
               </w:rPr>
-              <w:instrText xml:space="preserve"> PAGEREF _Toc212986169 \h </w:instrText>
+              <w:instrText xml:space="preserve"> PAGEREF _Toc213042705 \h </w:instrText>
             </w:r>
             <w:r>
               <w:rPr>
@@ -1038,12 +1042,13 @@
           <w:pPr>
             <w:pStyle w:val="TOC1"/>
             <w:rPr>
-              <w:rFonts w:eastAsiaTheme="minorEastAsia"/>
+              <w:rFonts w:asciiTheme="minorHAnsi" w:eastAsiaTheme="minorEastAsia" w:hAnsiTheme="minorHAnsi" w:cstheme="minorBidi"/>
+              <w:b w:val="0"/>
               <w:sz w:val="16"/>
               <w:szCs w:val="16"/>
             </w:rPr>
           </w:pPr>
-          <w:hyperlink w:anchor="_Toc212986170" w:history="1">
+          <w:hyperlink w:anchor="_Toc213042706" w:history="1">
             <w:r>
               <w:rPr>
                 <w:rStyle w:val="Hyperlink"/>
@@ -1074,7 +1079,7 @@
                 <w:sz w:val="16"/>
                 <w:szCs w:val="16"/>
               </w:rPr>
-              <w:instrText xml:space="preserve"> PAGEREF _Toc212986170 \h </w:instrText>
+              <w:instrText xml:space="preserve"> PAGEREF _Toc213042706 \h </w:instrText>
             </w:r>
             <w:r>
               <w:rPr>
@@ -1117,12 +1122,13 @@
               <w:tab w:val="right" w:leader="dot" w:pos="8270"/>
             </w:tabs>
             <w:rPr>
+              <w:rFonts w:eastAsiaTheme="minorEastAsia"/>
               <w:noProof/>
               <w:sz w:val="16"/>
               <w:szCs w:val="16"/>
             </w:rPr>
           </w:pPr>
-          <w:hyperlink w:anchor="_Toc212986171" w:history="1">
+          <w:hyperlink w:anchor="_Toc213042707" w:history="1">
             <w:r>
               <w:rPr>
                 <w:rStyle w:val="Hyperlink"/>
@@ -1136,6 +1142,7 @@
             </w:r>
             <w:r>
               <w:rPr>
+                <w:rFonts w:eastAsiaTheme="minorEastAsia"/>
                 <w:noProof/>
                 <w:sz w:val="16"/>
                 <w:szCs w:val="16"/>
@@ -1178,7 +1185,7 @@
                 <w:sz w:val="16"/>
                 <w:szCs w:val="16"/>
               </w:rPr>
-              <w:instrText xml:space="preserve"> PAGEREF _Toc212986171 \h </w:instrText>
+              <w:instrText xml:space="preserve"> PAGEREF _Toc213042707 \h </w:instrText>
             </w:r>
             <w:r>
               <w:rPr>
@@ -1225,12 +1232,13 @@
               <w:tab w:val="right" w:leader="dot" w:pos="8270"/>
             </w:tabs>
             <w:rPr>
+              <w:rFonts w:eastAsiaTheme="minorEastAsia"/>
               <w:noProof/>
               <w:sz w:val="16"/>
               <w:szCs w:val="16"/>
             </w:rPr>
           </w:pPr>
-          <w:hyperlink w:anchor="_Toc212986172" w:history="1">
+          <w:hyperlink w:anchor="_Toc213042708" w:history="1">
             <w:r>
               <w:rPr>
                 <w:rStyle w:val="Hyperlink"/>
@@ -1244,6 +1252,7 @@
             </w:r>
             <w:r>
               <w:rPr>
+                <w:rFonts w:eastAsiaTheme="minorEastAsia"/>
                 <w:noProof/>
                 <w:sz w:val="16"/>
                 <w:szCs w:val="16"/>
@@ -1286,7 +1295,7 @@
                 <w:sz w:val="16"/>
                 <w:szCs w:val="16"/>
               </w:rPr>
-              <w:instrText xml:space="preserve"> PAGEREF _Toc212986172 \h </w:instrText>
+              <w:instrText xml:space="preserve"> PAGEREF _Toc213042708 \h </w:instrText>
             </w:r>
             <w:r>
               <w:rPr>
@@ -1333,12 +1342,13 @@
               <w:tab w:val="right" w:leader="dot" w:pos="8270"/>
             </w:tabs>
             <w:rPr>
+              <w:rFonts w:eastAsiaTheme="minorEastAsia"/>
               <w:noProof/>
               <w:sz w:val="16"/>
               <w:szCs w:val="16"/>
             </w:rPr>
           </w:pPr>
-          <w:hyperlink w:anchor="_Toc212986173" w:history="1">
+          <w:hyperlink w:anchor="_Toc213042709" w:history="1">
             <w:r>
               <w:rPr>
                 <w:rStyle w:val="Hyperlink"/>
@@ -1352,6 +1362,7 @@
             </w:r>
             <w:r>
               <w:rPr>
+                <w:rFonts w:eastAsiaTheme="minorEastAsia"/>
                 <w:noProof/>
                 <w:sz w:val="16"/>
                 <w:szCs w:val="16"/>
@@ -1394,7 +1405,7 @@
                 <w:sz w:val="16"/>
                 <w:szCs w:val="16"/>
               </w:rPr>
-              <w:instrText xml:space="preserve"> PAGEREF _Toc212986173 \h </w:instrText>
+              <w:instrText xml:space="preserve"> PAGEREF _Toc213042709 \h </w:instrText>
             </w:r>
             <w:r>
               <w:rPr>
@@ -1441,12 +1452,13 @@
               <w:tab w:val="right" w:leader="dot" w:pos="8270"/>
             </w:tabs>
             <w:rPr>
+              <w:rFonts w:eastAsiaTheme="minorEastAsia"/>
               <w:noProof/>
               <w:sz w:val="16"/>
               <w:szCs w:val="16"/>
             </w:rPr>
           </w:pPr>
-          <w:hyperlink w:anchor="_Toc212986174" w:history="1">
+          <w:hyperlink w:anchor="_Toc213042710" w:history="1">
             <w:r>
               <w:rPr>
                 <w:rStyle w:val="Hyperlink"/>
@@ -1459,6 +1471,7 @@
             </w:r>
             <w:r>
               <w:rPr>
+                <w:rFonts w:eastAsiaTheme="minorEastAsia"/>
                 <w:noProof/>
                 <w:sz w:val="16"/>
                 <w:szCs w:val="16"/>
@@ -1500,7 +1513,7 @@
                 <w:sz w:val="16"/>
                 <w:szCs w:val="16"/>
               </w:rPr>
-              <w:instrText xml:space="preserve"> PAGEREF _Toc212986174 \h </w:instrText>
+              <w:instrText xml:space="preserve"> PAGEREF _Toc213042710 \h </w:instrText>
             </w:r>
             <w:r>
               <w:rPr>
@@ -1547,12 +1560,13 @@
               <w:tab w:val="right" w:leader="dot" w:pos="8270"/>
             </w:tabs>
             <w:rPr>
+              <w:rFonts w:eastAsiaTheme="minorEastAsia"/>
               <w:noProof/>
               <w:sz w:val="16"/>
               <w:szCs w:val="16"/>
             </w:rPr>
           </w:pPr>
-          <w:hyperlink w:anchor="_Toc212986175" w:history="1">
+          <w:hyperlink w:anchor="_Toc213042711" w:history="1">
             <w:r>
               <w:rPr>
                 <w:rStyle w:val="Hyperlink"/>
@@ -1565,6 +1579,7 @@
             </w:r>
             <w:r>
               <w:rPr>
+                <w:rFonts w:eastAsiaTheme="minorEastAsia"/>
                 <w:noProof/>
                 <w:sz w:val="16"/>
                 <w:szCs w:val="16"/>
@@ -1606,7 +1621,7 @@
                 <w:sz w:val="16"/>
                 <w:szCs w:val="16"/>
               </w:rPr>
-              <w:instrText xml:space="preserve"> PAGEREF _Toc212986175 \h </w:instrText>
+              <w:instrText xml:space="preserve"> PAGEREF _Toc213042711 \h </w:instrText>
             </w:r>
             <w:r>
               <w:rPr>
@@ -1649,12 +1664,13 @@
           <w:pPr>
             <w:pStyle w:val="TOC1"/>
             <w:rPr>
-              <w:rFonts w:eastAsiaTheme="minorEastAsia"/>
+              <w:rFonts w:asciiTheme="minorHAnsi" w:eastAsiaTheme="minorEastAsia" w:hAnsiTheme="minorHAnsi" w:cstheme="minorBidi"/>
+              <w:b w:val="0"/>
               <w:sz w:val="16"/>
               <w:szCs w:val="16"/>
             </w:rPr>
           </w:pPr>
-          <w:hyperlink w:anchor="_Toc212986176" w:history="1">
+          <w:hyperlink w:anchor="_Toc213042712" w:history="1">
             <w:r>
               <w:rPr>
                 <w:rStyle w:val="Hyperlink"/>
@@ -1685,7 +1701,7 @@
                 <w:sz w:val="16"/>
                 <w:szCs w:val="16"/>
               </w:rPr>
-              <w:instrText xml:space="preserve"> PAGEREF _Toc212986176 \h </w:instrText>
+              <w:instrText xml:space="preserve"> PAGEREF _Toc213042712 \h </w:instrText>
             </w:r>
             <w:r>
               <w:rPr>
@@ -1724,12 +1740,13 @@
           <w:pPr>
             <w:pStyle w:val="TOC1"/>
             <w:rPr>
-              <w:rFonts w:eastAsiaTheme="minorEastAsia"/>
+              <w:rFonts w:asciiTheme="minorHAnsi" w:eastAsiaTheme="minorEastAsia" w:hAnsiTheme="minorHAnsi" w:cstheme="minorBidi"/>
+              <w:b w:val="0"/>
               <w:sz w:val="16"/>
               <w:szCs w:val="16"/>
             </w:rPr>
           </w:pPr>
-          <w:hyperlink w:anchor="_Toc212986177" w:history="1">
+          <w:hyperlink w:anchor="_Toc213042713" w:history="1">
             <w:r>
               <w:rPr>
                 <w:rStyle w:val="Hyperlink"/>
@@ -1760,7 +1777,7 @@
                 <w:sz w:val="16"/>
                 <w:szCs w:val="16"/>
               </w:rPr>
-              <w:instrText xml:space="preserve"> PAGEREF _Toc212986177 \h </w:instrText>
+              <w:instrText xml:space="preserve"> PAGEREF _Toc213042713 \h </w:instrText>
             </w:r>
             <w:r>
               <w:rPr>
@@ -1803,12 +1820,13 @@
               <w:tab w:val="right" w:leader="dot" w:pos="8270"/>
             </w:tabs>
             <w:rPr>
+              <w:rFonts w:eastAsiaTheme="minorEastAsia"/>
               <w:noProof/>
               <w:sz w:val="16"/>
               <w:szCs w:val="16"/>
             </w:rPr>
           </w:pPr>
-          <w:hyperlink w:anchor="_Toc212986178" w:history="1">
+          <w:hyperlink w:anchor="_Toc213042714" w:history="1">
             <w:r>
               <w:rPr>
                 <w:rStyle w:val="Hyperlink"/>
@@ -1822,6 +1840,7 @@
             </w:r>
             <w:r>
               <w:rPr>
+                <w:rFonts w:eastAsiaTheme="minorEastAsia"/>
                 <w:noProof/>
                 <w:sz w:val="16"/>
                 <w:szCs w:val="16"/>
@@ -1864,7 +1883,7 @@
                 <w:sz w:val="16"/>
                 <w:szCs w:val="16"/>
               </w:rPr>
-              <w:instrText xml:space="preserve"> PAGEREF _Toc212986178 \h </w:instrText>
+              <w:instrText xml:space="preserve"> PAGEREF _Toc213042714 \h </w:instrText>
             </w:r>
             <w:r>
               <w:rPr>
@@ -1911,12 +1930,13 @@
               <w:tab w:val="right" w:leader="dot" w:pos="8270"/>
             </w:tabs>
             <w:rPr>
+              <w:rFonts w:eastAsiaTheme="minorEastAsia"/>
               <w:noProof/>
               <w:sz w:val="16"/>
               <w:szCs w:val="16"/>
             </w:rPr>
           </w:pPr>
-          <w:hyperlink w:anchor="_Toc212986179" w:history="1">
+          <w:hyperlink w:anchor="_Toc213042715" w:history="1">
             <w:r>
               <w:rPr>
                 <w:rStyle w:val="Hyperlink"/>
@@ -1930,6 +1950,7 @@
             </w:r>
             <w:r>
               <w:rPr>
+                <w:rFonts w:eastAsiaTheme="minorEastAsia"/>
                 <w:noProof/>
                 <w:sz w:val="16"/>
                 <w:szCs w:val="16"/>
@@ -1972,7 +1993,7 @@
                 <w:sz w:val="16"/>
                 <w:szCs w:val="16"/>
               </w:rPr>
-              <w:instrText xml:space="preserve"> PAGEREF _Toc212986179 \h </w:instrText>
+              <w:instrText xml:space="preserve"> PAGEREF _Toc213042715 \h </w:instrText>
             </w:r>
             <w:r>
               <w:rPr>
@@ -2019,12 +2040,13 @@
               <w:tab w:val="right" w:leader="dot" w:pos="8270"/>
             </w:tabs>
             <w:rPr>
+              <w:rFonts w:eastAsiaTheme="minorEastAsia"/>
               <w:noProof/>
               <w:sz w:val="16"/>
               <w:szCs w:val="16"/>
             </w:rPr>
           </w:pPr>
-          <w:hyperlink w:anchor="_Toc212986180" w:history="1">
+          <w:hyperlink w:anchor="_Toc213042716" w:history="1">
             <w:r>
               <w:rPr>
                 <w:rStyle w:val="Hyperlink"/>
@@ -2038,6 +2060,7 @@
             </w:r>
             <w:r>
               <w:rPr>
+                <w:rFonts w:eastAsiaTheme="minorEastAsia"/>
                 <w:noProof/>
                 <w:sz w:val="16"/>
                 <w:szCs w:val="16"/>
@@ -2080,7 +2103,7 @@
                 <w:sz w:val="16"/>
                 <w:szCs w:val="16"/>
               </w:rPr>
-              <w:instrText xml:space="preserve"> PAGEREF _Toc212986180 \h </w:instrText>
+              <w:instrText xml:space="preserve"> PAGEREF _Toc213042716 \h </w:instrText>
             </w:r>
             <w:r>
               <w:rPr>
@@ -2123,12 +2146,13 @@
           <w:pPr>
             <w:pStyle w:val="TOC1"/>
             <w:rPr>
-              <w:rFonts w:eastAsiaTheme="minorEastAsia"/>
+              <w:rFonts w:asciiTheme="minorHAnsi" w:eastAsiaTheme="minorEastAsia" w:hAnsiTheme="minorHAnsi" w:cstheme="minorBidi"/>
+              <w:b w:val="0"/>
               <w:sz w:val="16"/>
               <w:szCs w:val="16"/>
             </w:rPr>
           </w:pPr>
-          <w:hyperlink w:anchor="_Toc212986181" w:history="1">
+          <w:hyperlink w:anchor="_Toc213042717" w:history="1">
             <w:r>
               <w:rPr>
                 <w:rStyle w:val="Hyperlink"/>
@@ -2159,7 +2183,7 @@
                 <w:sz w:val="16"/>
                 <w:szCs w:val="16"/>
               </w:rPr>
-              <w:instrText xml:space="preserve"> PAGEREF _Toc212986181 \h </w:instrText>
+              <w:instrText xml:space="preserve"> PAGEREF _Toc213042717 \h </w:instrText>
             </w:r>
             <w:r>
               <w:rPr>
@@ -2198,12 +2222,13 @@
           <w:pPr>
             <w:pStyle w:val="TOC1"/>
             <w:rPr>
-              <w:rFonts w:eastAsiaTheme="minorEastAsia"/>
+              <w:rFonts w:asciiTheme="minorHAnsi" w:eastAsiaTheme="minorEastAsia" w:hAnsiTheme="minorHAnsi" w:cstheme="minorBidi"/>
+              <w:b w:val="0"/>
               <w:sz w:val="16"/>
               <w:szCs w:val="16"/>
             </w:rPr>
           </w:pPr>
-          <w:hyperlink w:anchor="_Toc212986182" w:history="1">
+          <w:hyperlink w:anchor="_Toc213042718" w:history="1">
             <w:r>
               <w:rPr>
                 <w:rStyle w:val="Hyperlink"/>
@@ -2234,7 +2259,7 @@
                 <w:sz w:val="16"/>
                 <w:szCs w:val="16"/>
               </w:rPr>
-              <w:instrText xml:space="preserve"> PAGEREF _Toc212986182 \h </w:instrText>
+              <w:instrText xml:space="preserve"> PAGEREF _Toc213042718 \h </w:instrText>
             </w:r>
             <w:r>
               <w:rPr>
@@ -2277,12 +2302,13 @@
               <w:tab w:val="right" w:leader="dot" w:pos="8270"/>
             </w:tabs>
             <w:rPr>
+              <w:rFonts w:eastAsiaTheme="minorEastAsia"/>
               <w:noProof/>
               <w:sz w:val="16"/>
               <w:szCs w:val="16"/>
             </w:rPr>
           </w:pPr>
-          <w:hyperlink w:anchor="_Toc212986183" w:history="1">
+          <w:hyperlink w:anchor="_Toc213042719" w:history="1">
             <w:r>
               <w:rPr>
                 <w:rStyle w:val="Hyperlink"/>
@@ -2296,6 +2322,7 @@
             </w:r>
             <w:r>
               <w:rPr>
+                <w:rFonts w:eastAsiaTheme="minorEastAsia"/>
                 <w:noProof/>
                 <w:sz w:val="16"/>
                 <w:szCs w:val="16"/>
@@ -2338,7 +2365,7 @@
                 <w:sz w:val="16"/>
                 <w:szCs w:val="16"/>
               </w:rPr>
-              <w:instrText xml:space="preserve"> PAGEREF _Toc212986183 \h </w:instrText>
+              <w:instrText xml:space="preserve"> PAGEREF _Toc213042719 \h </w:instrText>
             </w:r>
             <w:r>
               <w:rPr>
@@ -2385,12 +2412,13 @@
               <w:tab w:val="right" w:leader="dot" w:pos="8270"/>
             </w:tabs>
             <w:rPr>
+              <w:rFonts w:eastAsiaTheme="minorEastAsia"/>
               <w:noProof/>
               <w:sz w:val="16"/>
               <w:szCs w:val="16"/>
             </w:rPr>
           </w:pPr>
-          <w:hyperlink w:anchor="_Toc212986184" w:history="1">
+          <w:hyperlink w:anchor="_Toc213042720" w:history="1">
             <w:r>
               <w:rPr>
                 <w:rStyle w:val="Hyperlink"/>
@@ -2404,6 +2432,7 @@
             </w:r>
             <w:r>
               <w:rPr>
+                <w:rFonts w:eastAsiaTheme="minorEastAsia"/>
                 <w:noProof/>
                 <w:sz w:val="16"/>
                 <w:szCs w:val="16"/>
@@ -2446,7 +2475,7 @@
                 <w:sz w:val="16"/>
                 <w:szCs w:val="16"/>
               </w:rPr>
-              <w:instrText xml:space="preserve"> PAGEREF _Toc212986184 \h </w:instrText>
+              <w:instrText xml:space="preserve"> PAGEREF _Toc213042720 \h </w:instrText>
             </w:r>
             <w:r>
               <w:rPr>
@@ -2492,12 +2521,13 @@
               <w:tab w:val="right" w:leader="dot" w:pos="8270"/>
             </w:tabs>
             <w:rPr>
+              <w:rFonts w:eastAsiaTheme="minorEastAsia"/>
               <w:noProof/>
               <w:sz w:val="16"/>
               <w:szCs w:val="16"/>
             </w:rPr>
           </w:pPr>
-          <w:hyperlink w:anchor="_Toc212986185" w:history="1">
+          <w:hyperlink w:anchor="_Toc213042721" w:history="1">
             <w:r>
               <w:rPr>
                 <w:rStyle w:val="Hyperlink"/>
@@ -2533,7 +2563,7 @@
                 <w:sz w:val="16"/>
                 <w:szCs w:val="16"/>
               </w:rPr>
-              <w:instrText xml:space="preserve"> PAGEREF _Toc212986185 \h </w:instrText>
+              <w:instrText xml:space="preserve"> PAGEREF _Toc213042721 \h </w:instrText>
             </w:r>
             <w:r>
               <w:rPr>
@@ -2579,12 +2609,13 @@
               <w:tab w:val="right" w:leader="dot" w:pos="8270"/>
             </w:tabs>
             <w:rPr>
+              <w:rFonts w:eastAsiaTheme="minorEastAsia"/>
               <w:noProof/>
               <w:sz w:val="16"/>
               <w:szCs w:val="16"/>
             </w:rPr>
           </w:pPr>
-          <w:hyperlink w:anchor="_Toc212986186" w:history="1">
+          <w:hyperlink w:anchor="_Toc213042722" w:history="1">
             <w:r>
               <w:rPr>
                 <w:rStyle w:val="Hyperlink"/>
@@ -2620,7 +2651,7 @@
                 <w:sz w:val="16"/>
                 <w:szCs w:val="16"/>
               </w:rPr>
-              <w:instrText xml:space="preserve"> PAGEREF _Toc212986186 \h </w:instrText>
+              <w:instrText xml:space="preserve"> PAGEREF _Toc213042722 \h </w:instrText>
             </w:r>
             <w:r>
               <w:rPr>
@@ -2667,12 +2698,13 @@
               <w:tab w:val="right" w:leader="dot" w:pos="8270"/>
             </w:tabs>
             <w:rPr>
+              <w:rFonts w:eastAsiaTheme="minorEastAsia"/>
               <w:noProof/>
               <w:sz w:val="16"/>
               <w:szCs w:val="16"/>
             </w:rPr>
           </w:pPr>
-          <w:hyperlink w:anchor="_Toc212986187" w:history="1">
+          <w:hyperlink w:anchor="_Toc213042723" w:history="1">
             <w:r>
               <w:rPr>
                 <w:rStyle w:val="Hyperlink"/>
@@ -2686,6 +2718,7 @@
             </w:r>
             <w:r>
               <w:rPr>
+                <w:rFonts w:eastAsiaTheme="minorEastAsia"/>
                 <w:noProof/>
                 <w:sz w:val="16"/>
                 <w:szCs w:val="16"/>
@@ -2728,7 +2761,7 @@
                 <w:sz w:val="16"/>
                 <w:szCs w:val="16"/>
               </w:rPr>
-              <w:instrText xml:space="preserve"> PAGEREF _Toc212986187 \h </w:instrText>
+              <w:instrText xml:space="preserve"> PAGEREF _Toc213042723 \h </w:instrText>
             </w:r>
             <w:r>
               <w:rPr>
@@ -2774,12 +2807,13 @@
               <w:tab w:val="right" w:leader="dot" w:pos="8270"/>
             </w:tabs>
             <w:rPr>
+              <w:rFonts w:eastAsiaTheme="minorEastAsia"/>
               <w:noProof/>
               <w:sz w:val="16"/>
               <w:szCs w:val="16"/>
             </w:rPr>
           </w:pPr>
-          <w:hyperlink w:anchor="_Toc212986188" w:history="1">
+          <w:hyperlink w:anchor="_Toc213042724" w:history="1">
             <w:r>
               <w:rPr>
                 <w:rStyle w:val="Hyperlink"/>
@@ -2815,7 +2849,7 @@
                 <w:sz w:val="16"/>
                 <w:szCs w:val="16"/>
               </w:rPr>
-              <w:instrText xml:space="preserve"> PAGEREF _Toc212986188 \h </w:instrText>
+              <w:instrText xml:space="preserve"> PAGEREF _Toc213042724 \h </w:instrText>
             </w:r>
             <w:r>
               <w:rPr>
@@ -2861,12 +2895,13 @@
               <w:tab w:val="right" w:leader="dot" w:pos="8270"/>
             </w:tabs>
             <w:rPr>
+              <w:rFonts w:eastAsiaTheme="minorEastAsia"/>
               <w:noProof/>
               <w:sz w:val="16"/>
               <w:szCs w:val="16"/>
             </w:rPr>
           </w:pPr>
-          <w:hyperlink w:anchor="_Toc212986189" w:history="1">
+          <w:hyperlink w:anchor="_Toc213042725" w:history="1">
             <w:r>
               <w:rPr>
                 <w:rStyle w:val="Hyperlink"/>
@@ -2902,7 +2937,7 @@
                 <w:sz w:val="16"/>
                 <w:szCs w:val="16"/>
               </w:rPr>
-              <w:instrText xml:space="preserve"> PAGEREF _Toc212986189 \h </w:instrText>
+              <w:instrText xml:space="preserve"> PAGEREF _Toc213042725 \h </w:instrText>
             </w:r>
             <w:r>
               <w:rPr>
@@ -2928,7 +2963,7 @@
                 <w:sz w:val="16"/>
                 <w:szCs w:val="16"/>
               </w:rPr>
-              <w:t>6</w:t>
+              <w:t>7</w:t>
             </w:r>
             <w:r>
               <w:rPr>
@@ -2948,22 +2983,13 @@
               <w:tab w:val="right" w:leader="dot" w:pos="8270"/>
             </w:tabs>
             <w:rPr>
+              <w:rFonts w:eastAsiaTheme="minorEastAsia"/>
               <w:noProof/>
               <w:sz w:val="16"/>
               <w:szCs w:val="16"/>
             </w:rPr>
           </w:pPr>
-          <w:hyperlink w:anchor="_Toc212986190" w:history="1">
-            <w:r>
-              <w:rPr>
-                <w:rStyle w:val="Hyperlink"/>
-                <w:rFonts w:ascii="Times New Roman" w:hAnsi="Times New Roman" w:cs="Times New Roman"/>
-                <w:noProof/>
-                <w:sz w:val="16"/>
-                <w:szCs w:val="16"/>
-              </w:rPr>
-              <w:t>3.3.3. Entity Relationship Diagram</w:t>
-            </w:r>
+          <w:hyperlink w:anchor="_Toc213042726" w:history="1">
             <w:r>
               <w:rPr>
                 <w:noProof/>
@@ -2989,7 +3015,7 @@
                 <w:sz w:val="16"/>
                 <w:szCs w:val="16"/>
               </w:rPr>
-              <w:instrText xml:space="preserve"> PAGEREF _Toc212986190 \h </w:instrText>
+              <w:instrText xml:space="preserve"> PAGEREF _Toc213042726 \h </w:instrText>
             </w:r>
             <w:r>
               <w:rPr>
@@ -3015,7 +3041,7 @@
                 <w:sz w:val="16"/>
                 <w:szCs w:val="16"/>
               </w:rPr>
-              <w:t>6</w:t>
+              <w:t>7</w:t>
             </w:r>
             <w:r>
               <w:rPr>
@@ -3035,12 +3061,13 @@
               <w:tab w:val="right" w:leader="dot" w:pos="8270"/>
             </w:tabs>
             <w:rPr>
+              <w:rFonts w:eastAsiaTheme="minorEastAsia"/>
               <w:noProof/>
               <w:sz w:val="16"/>
               <w:szCs w:val="16"/>
             </w:rPr>
           </w:pPr>
-          <w:hyperlink w:anchor="_Toc212986191" w:history="1">
+          <w:hyperlink w:anchor="_Toc213042727" w:history="1">
             <w:r>
               <w:rPr>
                 <w:rStyle w:val="Hyperlink"/>
@@ -3049,6 +3076,94 @@
                 <w:sz w:val="16"/>
                 <w:szCs w:val="16"/>
               </w:rPr>
+              <w:t>3.3.3. Database Diagram</w:t>
+            </w:r>
+            <w:r>
+              <w:rPr>
+                <w:noProof/>
+                <w:webHidden/>
+                <w:sz w:val="16"/>
+                <w:szCs w:val="16"/>
+              </w:rPr>
+              <w:tab/>
+            </w:r>
+            <w:r>
+              <w:rPr>
+                <w:noProof/>
+                <w:webHidden/>
+                <w:sz w:val="16"/>
+                <w:szCs w:val="16"/>
+              </w:rPr>
+              <w:fldChar w:fldCharType="begin"/>
+            </w:r>
+            <w:r>
+              <w:rPr>
+                <w:noProof/>
+                <w:webHidden/>
+                <w:sz w:val="16"/>
+                <w:szCs w:val="16"/>
+              </w:rPr>
+              <w:instrText xml:space="preserve"> PAGEREF _Toc213042727 \h </w:instrText>
+            </w:r>
+            <w:r>
+              <w:rPr>
+                <w:noProof/>
+                <w:webHidden/>
+                <w:sz w:val="16"/>
+                <w:szCs w:val="16"/>
+              </w:rPr>
+            </w:r>
+            <w:r>
+              <w:rPr>
+                <w:noProof/>
+                <w:webHidden/>
+                <w:sz w:val="16"/>
+                <w:szCs w:val="16"/>
+              </w:rPr>
+              <w:fldChar w:fldCharType="separate"/>
+            </w:r>
+            <w:r>
+              <w:rPr>
+                <w:noProof/>
+                <w:webHidden/>
+                <w:sz w:val="16"/>
+                <w:szCs w:val="16"/>
+              </w:rPr>
+              <w:t>8</w:t>
+            </w:r>
+            <w:r>
+              <w:rPr>
+                <w:noProof/>
+                <w:webHidden/>
+                <w:sz w:val="16"/>
+                <w:szCs w:val="16"/>
+              </w:rPr>
+              <w:fldChar w:fldCharType="end"/>
+            </w:r>
+          </w:hyperlink>
+        </w:p>
+        <w:p>
+          <w:pPr>
+            <w:pStyle w:val="TOC3"/>
+            <w:tabs>
+              <w:tab w:val="right" w:leader="dot" w:pos="8270"/>
+            </w:tabs>
+            <w:rPr>
+              <w:rFonts w:eastAsiaTheme="minorEastAsia"/>
+              <w:noProof/>
+              <w:sz w:val="16"/>
+              <w:szCs w:val="16"/>
+            </w:rPr>
+          </w:pPr>
+          <w:hyperlink w:anchor="_Toc213042728" w:history="1">
+            <w:r>
+              <w:rPr>
+                <w:rStyle w:val="Hyperlink"/>
+                <w:rFonts w:ascii="Times New Roman" w:hAnsi="Times New Roman" w:cs="Times New Roman"/>
+                <w:noProof/>
+                <w:sz w:val="16"/>
+                <w:szCs w:val="16"/>
+              </w:rPr>
               <w:t>3.3.4. UI Design</w:t>
             </w:r>
             <w:r>
@@ -3076,7 +3191,7 @@
                 <w:sz w:val="16"/>
                 <w:szCs w:val="16"/>
               </w:rPr>
-              <w:instrText xml:space="preserve"> PAGEREF _Toc212986191 \h </w:instrText>
+              <w:instrText xml:space="preserve"> PAGEREF _Toc213042728 \h </w:instrText>
             </w:r>
             <w:r>
               <w:rPr>
@@ -3102,7 +3217,7 @@
                 <w:sz w:val="16"/>
                 <w:szCs w:val="16"/>
               </w:rPr>
-              <w:t>6</w:t>
+              <w:t>8</w:t>
             </w:r>
             <w:r>
               <w:rPr>
@@ -3123,12 +3238,13 @@
               <w:tab w:val="right" w:leader="dot" w:pos="8270"/>
             </w:tabs>
             <w:rPr>
+              <w:rFonts w:eastAsiaTheme="minorEastAsia"/>
               <w:noProof/>
               <w:sz w:val="16"/>
               <w:szCs w:val="16"/>
             </w:rPr>
           </w:pPr>
-          <w:hyperlink w:anchor="_Toc212986192" w:history="1">
+          <w:hyperlink w:anchor="_Toc213042729" w:history="1">
             <w:r>
               <w:rPr>
                 <w:rStyle w:val="Hyperlink"/>
@@ -3142,6 +3258,7 @@
             </w:r>
             <w:r>
               <w:rPr>
+                <w:rFonts w:eastAsiaTheme="minorEastAsia"/>
                 <w:noProof/>
                 <w:sz w:val="16"/>
                 <w:szCs w:val="16"/>
@@ -3184,7 +3301,7 @@
                 <w:sz w:val="16"/>
                 <w:szCs w:val="16"/>
               </w:rPr>
-              <w:instrText xml:space="preserve"> PAGEREF _Toc212986192 \h </w:instrText>
+              <w:instrText xml:space="preserve"> PAGEREF _Toc213042729 \h </w:instrText>
             </w:r>
             <w:r>
               <w:rPr>
@@ -3210,7 +3327,7 @@
                 <w:sz w:val="16"/>
                 <w:szCs w:val="16"/>
               </w:rPr>
-              <w:t>6</w:t>
+              <w:t>10</w:t>
             </w:r>
             <w:r>
               <w:rPr>
@@ -3230,12 +3347,13 @@
               <w:tab w:val="right" w:leader="dot" w:pos="8270"/>
             </w:tabs>
             <w:rPr>
+              <w:rFonts w:eastAsiaTheme="minorEastAsia"/>
               <w:noProof/>
               <w:sz w:val="16"/>
               <w:szCs w:val="16"/>
             </w:rPr>
           </w:pPr>
-          <w:hyperlink w:anchor="_Toc212986193" w:history="1">
+          <w:hyperlink w:anchor="_Toc213042730" w:history="1">
             <w:r>
               <w:rPr>
                 <w:rStyle w:val="Hyperlink"/>
@@ -3271,7 +3389,7 @@
                 <w:sz w:val="16"/>
                 <w:szCs w:val="16"/>
               </w:rPr>
-              <w:instrText xml:space="preserve"> PAGEREF _Toc212986193 \h </w:instrText>
+              <w:instrText xml:space="preserve"> PAGEREF _Toc213042730 \h </w:instrText>
             </w:r>
             <w:r>
               <w:rPr>
@@ -3297,7 +3415,7 @@
                 <w:sz w:val="16"/>
                 <w:szCs w:val="16"/>
               </w:rPr>
-              <w:t>6</w:t>
+              <w:t>10</w:t>
             </w:r>
             <w:r>
               <w:rPr>
@@ -3317,12 +3435,13 @@
               <w:tab w:val="right" w:leader="dot" w:pos="8270"/>
             </w:tabs>
             <w:rPr>
+              <w:rFonts w:eastAsiaTheme="minorEastAsia"/>
               <w:noProof/>
               <w:sz w:val="16"/>
               <w:szCs w:val="16"/>
             </w:rPr>
           </w:pPr>
-          <w:hyperlink w:anchor="_Toc212986194" w:history="1">
+          <w:hyperlink w:anchor="_Toc213042731" w:history="1">
             <w:r>
               <w:rPr>
                 <w:rStyle w:val="Hyperlink"/>
@@ -3358,7 +3477,7 @@
                 <w:sz w:val="16"/>
                 <w:szCs w:val="16"/>
               </w:rPr>
-              <w:instrText xml:space="preserve"> PAGEREF _Toc212986194 \h </w:instrText>
+              <w:instrText xml:space="preserve"> PAGEREF _Toc213042731 \h </w:instrText>
             </w:r>
             <w:r>
               <w:rPr>
@@ -3384,7 +3503,7 @@
                 <w:sz w:val="16"/>
                 <w:szCs w:val="16"/>
               </w:rPr>
-              <w:t>6</w:t>
+              <w:t>10</w:t>
             </w:r>
             <w:r>
               <w:rPr>
@@ -3404,12 +3523,13 @@
               <w:tab w:val="right" w:leader="dot" w:pos="8270"/>
             </w:tabs>
             <w:rPr>
+              <w:rFonts w:eastAsiaTheme="minorEastAsia"/>
               <w:noProof/>
               <w:sz w:val="16"/>
               <w:szCs w:val="16"/>
             </w:rPr>
           </w:pPr>
-          <w:hyperlink w:anchor="_Toc212986195" w:history="1">
+          <w:hyperlink w:anchor="_Toc213042732" w:history="1">
             <w:r>
               <w:rPr>
                 <w:rStyle w:val="Hyperlink"/>
@@ -3445,7 +3565,7 @@
                 <w:sz w:val="16"/>
                 <w:szCs w:val="16"/>
               </w:rPr>
-              <w:instrText xml:space="preserve"> PAGEREF _Toc212986195 \h </w:instrText>
+              <w:instrText xml:space="preserve"> PAGEREF _Toc213042732 \h </w:instrText>
             </w:r>
             <w:r>
               <w:rPr>
@@ -3471,7 +3591,7 @@
                 <w:sz w:val="16"/>
                 <w:szCs w:val="16"/>
               </w:rPr>
-              <w:t>7</w:t>
+              <w:t>11</w:t>
             </w:r>
             <w:r>
               <w:rPr>
@@ -3488,12 +3608,13 @@
           <w:pPr>
             <w:pStyle w:val="TOC1"/>
             <w:rPr>
-              <w:rFonts w:eastAsiaTheme="minorEastAsia"/>
+              <w:rFonts w:asciiTheme="minorHAnsi" w:eastAsiaTheme="minorEastAsia" w:hAnsiTheme="minorHAnsi" w:cstheme="minorBidi"/>
+              <w:b w:val="0"/>
               <w:sz w:val="16"/>
               <w:szCs w:val="16"/>
             </w:rPr>
           </w:pPr>
-          <w:hyperlink w:anchor="_Toc212986196" w:history="1">
+          <w:hyperlink w:anchor="_Toc213042733" w:history="1">
             <w:r>
               <w:rPr>
                 <w:rStyle w:val="Hyperlink"/>
@@ -3524,7 +3645,7 @@
                 <w:sz w:val="16"/>
                 <w:szCs w:val="16"/>
               </w:rPr>
-              <w:instrText xml:space="preserve"> PAGEREF _Toc212986196 \h </w:instrText>
+              <w:instrText xml:space="preserve"> PAGEREF _Toc213042733 \h </w:instrText>
             </w:r>
             <w:r>
               <w:rPr>
@@ -3547,7 +3668,7 @@
                 <w:sz w:val="16"/>
                 <w:szCs w:val="16"/>
               </w:rPr>
-              <w:t>8</w:t>
+              <w:t>12</w:t>
             </w:r>
             <w:r>
               <w:rPr>
@@ -3563,12 +3684,13 @@
           <w:pPr>
             <w:pStyle w:val="TOC1"/>
             <w:rPr>
-              <w:rFonts w:eastAsiaTheme="minorEastAsia"/>
+              <w:rFonts w:asciiTheme="minorHAnsi" w:eastAsiaTheme="minorEastAsia" w:hAnsiTheme="minorHAnsi" w:cstheme="minorBidi"/>
+              <w:b w:val="0"/>
               <w:sz w:val="16"/>
               <w:szCs w:val="16"/>
             </w:rPr>
           </w:pPr>
-          <w:hyperlink w:anchor="_Toc212986197" w:history="1">
+          <w:hyperlink w:anchor="_Toc213042734" w:history="1">
             <w:r>
               <w:rPr>
                 <w:rStyle w:val="Hyperlink"/>
@@ -3599,7 +3721,7 @@
                 <w:sz w:val="16"/>
                 <w:szCs w:val="16"/>
               </w:rPr>
-              <w:instrText xml:space="preserve"> PAGEREF _Toc212986197 \h </w:instrText>
+              <w:instrText xml:space="preserve"> PAGEREF _Toc213042734 \h </w:instrText>
             </w:r>
             <w:r>
               <w:rPr>
@@ -3622,7 +3744,7 @@
                 <w:sz w:val="16"/>
                 <w:szCs w:val="16"/>
               </w:rPr>
-              <w:t>8</w:t>
+              <w:t>12</w:t>
             </w:r>
             <w:r>
               <w:rPr>
@@ -3642,12 +3764,13 @@
               <w:tab w:val="right" w:leader="dot" w:pos="8270"/>
             </w:tabs>
             <w:rPr>
+              <w:rFonts w:eastAsiaTheme="minorEastAsia"/>
               <w:noProof/>
               <w:sz w:val="16"/>
               <w:szCs w:val="16"/>
             </w:rPr>
           </w:pPr>
-          <w:hyperlink w:anchor="_Toc212986198" w:history="1">
+          <w:hyperlink w:anchor="_Toc213042735" w:history="1">
             <w:r>
               <w:rPr>
                 <w:rStyle w:val="Hyperlink"/>
@@ -3661,6 +3784,7 @@
             </w:r>
             <w:r>
               <w:rPr>
+                <w:rFonts w:eastAsiaTheme="minorEastAsia"/>
                 <w:noProof/>
                 <w:sz w:val="16"/>
                 <w:szCs w:val="16"/>
@@ -3703,7 +3827,7 @@
                 <w:sz w:val="16"/>
                 <w:szCs w:val="16"/>
               </w:rPr>
-              <w:instrText xml:space="preserve"> PAGEREF _Toc212986198 \h </w:instrText>
+              <w:instrText xml:space="preserve"> PAGEREF _Toc213042735 \h </w:instrText>
             </w:r>
             <w:r>
               <w:rPr>
@@ -3729,7 +3853,7 @@
                 <w:sz w:val="16"/>
                 <w:szCs w:val="16"/>
               </w:rPr>
-              <w:t>8</w:t>
+              <w:t>12</w:t>
             </w:r>
             <w:r>
               <w:rPr>
@@ -3746,12 +3870,13 @@
           <w:pPr>
             <w:pStyle w:val="TOC1"/>
             <w:rPr>
-              <w:rFonts w:eastAsiaTheme="minorEastAsia"/>
+              <w:rFonts w:asciiTheme="minorHAnsi" w:eastAsiaTheme="minorEastAsia" w:hAnsiTheme="minorHAnsi" w:cstheme="minorBidi"/>
+              <w:b w:val="0"/>
               <w:sz w:val="16"/>
               <w:szCs w:val="16"/>
             </w:rPr>
           </w:pPr>
-          <w:hyperlink w:anchor="_Toc212986199" w:history="1">
+          <w:hyperlink w:anchor="_Toc213042736" w:history="1">
             <w:r>
               <w:rPr>
                 <w:rStyle w:val="Hyperlink"/>
@@ -3782,82 +3907,7 @@
                 <w:sz w:val="16"/>
                 <w:szCs w:val="16"/>
               </w:rPr>
-              <w:instrText xml:space="preserve"> PAGEREF _Toc212986199 \h </w:instrText>
-            </w:r>
-            <w:r>
-              <w:rPr>
-                <w:webHidden/>
-                <w:sz w:val="16"/>
-                <w:szCs w:val="16"/>
-              </w:rPr>
-            </w:r>
-            <w:r>
-              <w:rPr>
-                <w:webHidden/>
-                <w:sz w:val="16"/>
-                <w:szCs w:val="16"/>
-              </w:rPr>
-              <w:fldChar w:fldCharType="separate"/>
-            </w:r>
-            <w:r>
-              <w:rPr>
-                <w:webHidden/>
-                <w:sz w:val="16"/>
-                <w:szCs w:val="16"/>
-              </w:rPr>
-              <w:t>iv</w:t>
-            </w:r>
-            <w:r>
-              <w:rPr>
-                <w:webHidden/>
-                <w:sz w:val="16"/>
-                <w:szCs w:val="16"/>
-              </w:rPr>
-              <w:fldChar w:fldCharType="end"/>
-            </w:r>
-          </w:hyperlink>
-        </w:p>
-        <w:p>
-          <w:pPr>
-            <w:pStyle w:val="TOC1"/>
-            <w:rPr>
-              <w:rFonts w:eastAsiaTheme="minorEastAsia"/>
-              <w:sz w:val="16"/>
-              <w:szCs w:val="16"/>
-            </w:rPr>
-          </w:pPr>
-          <w:hyperlink w:anchor="_Toc212986200" w:history="1">
-            <w:r>
-              <w:rPr>
-                <w:rStyle w:val="Hyperlink"/>
-                <w:sz w:val="16"/>
-                <w:szCs w:val="16"/>
-              </w:rPr>
-              <w:t>LAMPIRAN</w:t>
-            </w:r>
-            <w:r>
-              <w:rPr>
-                <w:webHidden/>
-                <w:sz w:val="16"/>
-                <w:szCs w:val="16"/>
-              </w:rPr>
-              <w:tab/>
-            </w:r>
-            <w:r>
-              <w:rPr>
-                <w:webHidden/>
-                <w:sz w:val="16"/>
-                <w:szCs w:val="16"/>
-              </w:rPr>
-              <w:fldChar w:fldCharType="begin"/>
-            </w:r>
-            <w:r>
-              <w:rPr>
-                <w:webHidden/>
-                <w:sz w:val="16"/>
-                <w:szCs w:val="16"/>
-              </w:rPr>
-              <w:instrText xml:space="preserve"> PAGEREF _Toc212986200 \h </w:instrText>
+              <w:instrText xml:space="preserve"> PAGEREF _Toc213042736 \h </w:instrText>
             </w:r>
             <w:r>
               <w:rPr>
@@ -3926,7 +3976,7 @@
           <w:color w:val="auto"/>
         </w:rPr>
       </w:pPr>
-      <w:bookmarkStart w:id="2" w:name="_Toc212986168"/>
+      <w:bookmarkStart w:id="3" w:name="_Toc213042704"/>
       <w:r>
         <w:rPr>
           <w:rFonts w:ascii="Times New Roman" w:hAnsi="Times New Roman" w:cs="Times New Roman"/>
@@ -3936,8 +3986,1267 @@
         <w:lastRenderedPageBreak/>
         <w:t>DAFTAR SIMBOL</w:t>
       </w:r>
-      <w:bookmarkEnd w:id="2"/>
-    </w:p>
+      <w:bookmarkEnd w:id="3"/>
+    </w:p>
+    <w:tbl>
+      <w:tblPr>
+        <w:tblStyle w:val="TableGrid"/>
+        <w:tblW w:w="8987" w:type="dxa"/>
+        <w:tblInd w:w="-365" w:type="dxa"/>
+        <w:tblLook w:val="04A0" w:firstRow="1" w:lastRow="0" w:firstColumn="1" w:lastColumn="0" w:noHBand="0" w:noVBand="1"/>
+      </w:tblPr>
+      <w:tblGrid>
+        <w:gridCol w:w="2430"/>
+        <w:gridCol w:w="6557"/>
+      </w:tblGrid>
+      <w:tr>
+        <w:trPr>
+          <w:trHeight w:val="278"/>
+        </w:trPr>
+        <w:tc>
+          <w:tcPr>
+            <w:tcW w:w="2430" w:type="dxa"/>
+          </w:tcPr>
+          <w:p>
+            <w:pPr>
+              <w:tabs>
+                <w:tab w:val="left" w:leader="dot" w:pos="8505"/>
+                <w:tab w:val="right" w:leader="dot" w:pos="21600"/>
+              </w:tabs>
+              <w:spacing w:line="276" w:lineRule="auto"/>
+              <w:jc w:val="center"/>
+              <w:rPr>
+                <w:rFonts w:ascii="Times New Roman" w:hAnsi="Times New Roman" w:cs="Times New Roman"/>
+                <w:b/>
+                <w:bCs/>
+                <w:sz w:val="24"/>
+                <w:szCs w:val="24"/>
+              </w:rPr>
+            </w:pPr>
+            <w:r>
+              <w:rPr>
+                <w:rFonts w:ascii="Times New Roman" w:hAnsi="Times New Roman" w:cs="Times New Roman"/>
+                <w:b/>
+                <w:bCs/>
+                <w:sz w:val="24"/>
+                <w:szCs w:val="24"/>
+              </w:rPr>
+              <w:t>Simbol</w:t>
+            </w:r>
+          </w:p>
+        </w:tc>
+        <w:tc>
+          <w:tcPr>
+            <w:tcW w:w="6557" w:type="dxa"/>
+          </w:tcPr>
+          <w:p>
+            <w:pPr>
+              <w:tabs>
+                <w:tab w:val="left" w:leader="dot" w:pos="8505"/>
+                <w:tab w:val="right" w:leader="dot" w:pos="21600"/>
+              </w:tabs>
+              <w:spacing w:line="276" w:lineRule="auto"/>
+              <w:jc w:val="center"/>
+              <w:rPr>
+                <w:rFonts w:ascii="Times New Roman" w:hAnsi="Times New Roman" w:cs="Times New Roman"/>
+                <w:b/>
+                <w:bCs/>
+                <w:sz w:val="24"/>
+                <w:szCs w:val="24"/>
+              </w:rPr>
+            </w:pPr>
+            <w:r>
+              <w:rPr>
+                <w:rFonts w:ascii="Times New Roman" w:hAnsi="Times New Roman" w:cs="Times New Roman"/>
+                <w:b/>
+                <w:bCs/>
+                <w:sz w:val="24"/>
+                <w:szCs w:val="24"/>
+              </w:rPr>
+              <w:t>Keterangan</w:t>
+            </w:r>
+          </w:p>
+        </w:tc>
+      </w:tr>
+      <w:tr>
+        <w:trPr>
+          <w:trHeight w:val="842"/>
+        </w:trPr>
+        <w:tc>
+          <w:tcPr>
+            <w:tcW w:w="2430" w:type="dxa"/>
+          </w:tcPr>
+          <w:p>
+            <w:pPr>
+              <w:tabs>
+                <w:tab w:val="left" w:leader="dot" w:pos="8505"/>
+                <w:tab w:val="right" w:leader="dot" w:pos="21600"/>
+              </w:tabs>
+              <w:spacing w:line="276" w:lineRule="auto"/>
+              <w:jc w:val="both"/>
+              <w:rPr>
+                <w:rFonts w:ascii="Times New Roman" w:hAnsi="Times New Roman" w:cs="Times New Roman"/>
+                <w:sz w:val="24"/>
+                <w:szCs w:val="24"/>
+              </w:rPr>
+            </w:pPr>
+            <w:r>
+              <w:rPr>
+                <w:rFonts w:ascii="Times New Roman" w:hAnsi="Times New Roman" w:cs="Times New Roman"/>
+                <w:noProof/>
+                <w:sz w:val="24"/>
+                <w:szCs w:val="24"/>
+              </w:rPr>
+              <mc:AlternateContent>
+                <mc:Choice Requires="wps">
+                  <w:drawing>
+                    <wp:anchor distT="0" distB="0" distL="114300" distR="114300" simplePos="0" relativeHeight="251676672" behindDoc="0" locked="0" layoutInCell="1" allowOverlap="1" wp14:anchorId="183EE39E" wp14:editId="3FAEE895">
+                      <wp:simplePos x="0" y="0"/>
+                      <wp:positionH relativeFrom="column">
+                        <wp:posOffset>445135</wp:posOffset>
+                      </wp:positionH>
+                      <wp:positionV relativeFrom="paragraph">
+                        <wp:posOffset>90932</wp:posOffset>
+                      </wp:positionV>
+                      <wp:extent cx="633222" cy="341376"/>
+                      <wp:effectExtent l="0" t="0" r="14605" b="20955"/>
+                      <wp:wrapNone/>
+                      <wp:docPr id="176929288" name="Flowchart: Terminator 11"/>
+                      <wp:cNvGraphicFramePr/>
+                      <a:graphic xmlns:a="http://schemas.openxmlformats.org/drawingml/2006/main">
+                        <a:graphicData uri="http://schemas.microsoft.com/office/word/2010/wordprocessingShape">
+                          <wps:wsp>
+                            <wps:cNvSpPr/>
+                            <wps:spPr>
+                              <a:xfrm>
+                                <a:off x="0" y="0"/>
+                                <a:ext cx="633222" cy="341376"/>
+                              </a:xfrm>
+                              <a:prstGeom prst="flowChartTerminator">
+                                <a:avLst/>
+                              </a:prstGeom>
+                            </wps:spPr>
+                            <wps:style>
+                              <a:lnRef idx="2">
+                                <a:schemeClr val="dk1"/>
+                              </a:lnRef>
+                              <a:fillRef idx="1">
+                                <a:schemeClr val="lt1"/>
+                              </a:fillRef>
+                              <a:effectRef idx="0">
+                                <a:schemeClr val="dk1"/>
+                              </a:effectRef>
+                              <a:fontRef idx="minor">
+                                <a:schemeClr val="dk1"/>
+                              </a:fontRef>
+                            </wps:style>
+                            <wps:bodyPr rot="0" spcFirstLastPara="0" vertOverflow="overflow" horzOverflow="overflow" vert="horz" wrap="square" lIns="91440" tIns="45720" rIns="91440" bIns="45720" numCol="1" spcCol="0" rtlCol="0" fromWordArt="0" anchor="ctr" anchorCtr="0" forceAA="0" compatLnSpc="1">
+                              <a:prstTxWarp prst="textNoShape">
+                                <a:avLst/>
+                              </a:prstTxWarp>
+                              <a:noAutofit/>
+                            </wps:bodyPr>
+                          </wps:wsp>
+                        </a:graphicData>
+                      </a:graphic>
+                      <wp14:sizeRelH relativeFrom="margin">
+                        <wp14:pctWidth>0</wp14:pctWidth>
+                      </wp14:sizeRelH>
+                      <wp14:sizeRelV relativeFrom="margin">
+                        <wp14:pctHeight>0</wp14:pctHeight>
+                      </wp14:sizeRelV>
+                    </wp:anchor>
+                  </w:drawing>
+                </mc:Choice>
+                <mc:Fallback>
+                  <w:pict>
+                    <v:shapetype w14:anchorId="47B180F1" id="_x0000_t116" coordsize="21600,21600" o:spt="116" path="m3475,qx,10800,3475,21600l18125,21600qx21600,10800,18125,xe">
+                      <v:stroke joinstyle="miter"/>
+                      <v:path gradientshapeok="t" o:connecttype="rect" textboxrect="1018,3163,20582,18437"/>
+                    </v:shapetype>
+                    <v:shape id="Flowchart: Terminator 11" o:spid="_x0000_s1026" type="#_x0000_t116" style="position:absolute;margin-left:35.05pt;margin-top:7.15pt;width:49.85pt;height:26.9pt;z-index:251676672;visibility:visible;mso-wrap-style:square;mso-width-percent:0;mso-height-percent:0;mso-wrap-distance-left:9pt;mso-wrap-distance-top:0;mso-wrap-distance-right:9pt;mso-wrap-distance-bottom:0;mso-position-horizontal:absolute;mso-position-horizontal-relative:text;mso-position-vertical:absolute;mso-position-vertical-relative:text;mso-width-percent:0;mso-height-percent:0;mso-width-relative:margin;mso-height-relative:margin;v-text-anchor:middle" o:gfxdata="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" fillcolor="white [3201]" strokecolor="black [3200]" strokeweight="1pt"/>
+                  </w:pict>
+                </mc:Fallback>
+              </mc:AlternateContent>
+            </w:r>
+          </w:p>
+        </w:tc>
+        <w:tc>
+          <w:tcPr>
+            <w:tcW w:w="6557" w:type="dxa"/>
+          </w:tcPr>
+          <w:p>
+            <w:pPr>
+              <w:tabs>
+                <w:tab w:val="left" w:leader="dot" w:pos="8505"/>
+                <w:tab w:val="right" w:leader="dot" w:pos="21600"/>
+              </w:tabs>
+              <w:spacing w:line="276" w:lineRule="auto"/>
+              <w:jc w:val="both"/>
+              <w:rPr>
+                <w:rFonts w:ascii="Times New Roman" w:hAnsi="Times New Roman" w:cs="Times New Roman"/>
+                <w:sz w:val="24"/>
+                <w:szCs w:val="24"/>
+              </w:rPr>
+            </w:pPr>
+            <w:r>
+              <w:rPr>
+                <w:rFonts w:ascii="Times New Roman" w:hAnsi="Times New Roman" w:cs="Times New Roman"/>
+                <w:sz w:val="24"/>
+                <w:szCs w:val="24"/>
+              </w:rPr>
+              <w:t xml:space="preserve">Terminator, yaitu simbol yang menyatakan awal atau akhir suatu program. </w:t>
+            </w:r>
+          </w:p>
+        </w:tc>
+      </w:tr>
+      <w:tr>
+        <w:trPr>
+          <w:trHeight w:val="872"/>
+        </w:trPr>
+        <w:tc>
+          <w:tcPr>
+            <w:tcW w:w="2430" w:type="dxa"/>
+          </w:tcPr>
+          <w:p>
+            <w:pPr>
+              <w:tabs>
+                <w:tab w:val="left" w:leader="dot" w:pos="8505"/>
+                <w:tab w:val="right" w:leader="dot" w:pos="21600"/>
+              </w:tabs>
+              <w:spacing w:line="276" w:lineRule="auto"/>
+              <w:jc w:val="both"/>
+              <w:rPr>
+                <w:rFonts w:ascii="Times New Roman" w:hAnsi="Times New Roman" w:cs="Times New Roman"/>
+                <w:sz w:val="24"/>
+                <w:szCs w:val="24"/>
+              </w:rPr>
+            </w:pPr>
+            <w:r>
+              <w:rPr>
+                <w:rFonts w:ascii="Times New Roman" w:hAnsi="Times New Roman" w:cs="Times New Roman"/>
+                <w:noProof/>
+                <w:sz w:val="24"/>
+                <w:szCs w:val="24"/>
+              </w:rPr>
+              <mc:AlternateContent>
+                <mc:Choice Requires="wps">
+                  <w:drawing>
+                    <wp:anchor distT="0" distB="0" distL="114300" distR="114300" simplePos="0" relativeHeight="251677696" behindDoc="0" locked="0" layoutInCell="1" allowOverlap="1" wp14:anchorId="341D8135" wp14:editId="6AF2A95D">
+                      <wp:simplePos x="0" y="0"/>
+                      <wp:positionH relativeFrom="column">
+                        <wp:posOffset>347345</wp:posOffset>
+                      </wp:positionH>
+                      <wp:positionV relativeFrom="paragraph">
+                        <wp:posOffset>97028</wp:posOffset>
+                      </wp:positionV>
+                      <wp:extent cx="865632" cy="341376"/>
+                      <wp:effectExtent l="0" t="0" r="10795" b="20955"/>
+                      <wp:wrapNone/>
+                      <wp:docPr id="971623764" name="Flowchart: Alternate Process 12"/>
+                      <wp:cNvGraphicFramePr/>
+                      <a:graphic xmlns:a="http://schemas.openxmlformats.org/drawingml/2006/main">
+                        <a:graphicData uri="http://schemas.microsoft.com/office/word/2010/wordprocessingShape">
+                          <wps:wsp>
+                            <wps:cNvSpPr/>
+                            <wps:spPr>
+                              <a:xfrm>
+                                <a:off x="0" y="0"/>
+                                <a:ext cx="865632" cy="341376"/>
+                              </a:xfrm>
+                              <a:prstGeom prst="flowChartAlternateProcess">
+                                <a:avLst/>
+                              </a:prstGeom>
+                            </wps:spPr>
+                            <wps:style>
+                              <a:lnRef idx="2">
+                                <a:schemeClr val="dk1"/>
+                              </a:lnRef>
+                              <a:fillRef idx="1">
+                                <a:schemeClr val="lt1"/>
+                              </a:fillRef>
+                              <a:effectRef idx="0">
+                                <a:schemeClr val="dk1"/>
+                              </a:effectRef>
+                              <a:fontRef idx="minor">
+                                <a:schemeClr val="dk1"/>
+                              </a:fontRef>
+                            </wps:style>
+                            <wps:bodyPr rot="0" spcFirstLastPara="0" vertOverflow="overflow" horzOverflow="overflow" vert="horz" wrap="square" lIns="91440" tIns="45720" rIns="91440" bIns="45720" numCol="1" spcCol="0" rtlCol="0" fromWordArt="0" anchor="ctr" anchorCtr="0" forceAA="0" compatLnSpc="1">
+                              <a:prstTxWarp prst="textNoShape">
+                                <a:avLst/>
+                              </a:prstTxWarp>
+                              <a:noAutofit/>
+                            </wps:bodyPr>
+                          </wps:wsp>
+                        </a:graphicData>
+                      </a:graphic>
+                      <wp14:sizeRelH relativeFrom="margin">
+                        <wp14:pctWidth>0</wp14:pctWidth>
+                      </wp14:sizeRelH>
+                      <wp14:sizeRelV relativeFrom="margin">
+                        <wp14:pctHeight>0</wp14:pctHeight>
+                      </wp14:sizeRelV>
+                    </wp:anchor>
+                  </w:drawing>
+                </mc:Choice>
+                <mc:Fallback>
+                  <w:pict>
+                    <v:shapetype w14:anchorId="54A18868" id="_x0000_t176" coordsize="21600,21600" o:spt="176" adj="2700" path="m@0,qx0@0l0@2qy@0,21600l@1,21600qx21600@2l21600@0qy@1,xe">
+                      <v:stroke joinstyle="miter"/>
+                      <v:formulas>
+                        <v:f eqn="val #0"/>
+                        <v:f eqn="sum width 0 #0"/>
+                        <v:f eqn="sum height 0 #0"/>
+                        <v:f eqn="prod @0 2929 10000"/>
+                        <v:f eqn="sum width 0 @3"/>
+                        <v:f eqn="sum height 0 @3"/>
+                        <v:f eqn="val width"/>
+                        <v:f eqn="val height"/>
+                        <v:f eqn="prod width 1 2"/>
+                        <v:f eqn="prod height 1 2"/>
+                      </v:formulas>
+                      <v:path gradientshapeok="t" limo="10800,10800" o:connecttype="custom" o:connectlocs="@8,0;0,@9;@8,@7;@6,@9" textboxrect="@3,@3,@4,@5"/>
+                    </v:shapetype>
+                    <v:shape id="Flowchart: Alternate Process 12" o:spid="_x0000_s1026" type="#_x0000_t176" style="position:absolute;margin-left:27.35pt;margin-top:7.65pt;width:68.15pt;height:26.9pt;z-index:251677696;visibility:visible;mso-wrap-style:square;mso-width-percent:0;mso-height-percent:0;mso-wrap-distance-left:9pt;mso-wrap-distance-top:0;mso-wrap-distance-right:9pt;mso-wrap-distance-bottom:0;mso-position-horizontal:absolute;mso-position-horizontal-relative:text;mso-position-vertical:absolute;mso-position-vertical-relative:text;mso-width-percent:0;mso-height-percent:0;mso-width-relative:margin;mso-height-relative:margin;v-text-anchor:middle" o:gfxdata="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" fillcolor="white [3201]" strokecolor="black [3200]" strokeweight="1pt"/>
+                  </w:pict>
+                </mc:Fallback>
+              </mc:AlternateContent>
+            </w:r>
+          </w:p>
+        </w:tc>
+        <w:tc>
+          <w:tcPr>
+            <w:tcW w:w="6557" w:type="dxa"/>
+          </w:tcPr>
+          <w:p>
+            <w:pPr>
+              <w:tabs>
+                <w:tab w:val="left" w:leader="dot" w:pos="8505"/>
+                <w:tab w:val="right" w:leader="dot" w:pos="21600"/>
+              </w:tabs>
+              <w:spacing w:line="276" w:lineRule="auto"/>
+              <w:jc w:val="both"/>
+              <w:rPr>
+                <w:rFonts w:ascii="Times New Roman" w:hAnsi="Times New Roman" w:cs="Times New Roman"/>
+                <w:sz w:val="24"/>
+                <w:szCs w:val="24"/>
+              </w:rPr>
+            </w:pPr>
+            <w:r>
+              <w:rPr>
+                <w:rFonts w:ascii="Times New Roman" w:hAnsi="Times New Roman" w:cs="Times New Roman"/>
+                <w:sz w:val="24"/>
+                <w:szCs w:val="24"/>
+              </w:rPr>
+              <w:t>Process, yaitu simbol yang menyatakan suatu proses yang dilakukan.</w:t>
+            </w:r>
+          </w:p>
+        </w:tc>
+      </w:tr>
+      <w:tr>
+        <w:trPr>
+          <w:trHeight w:val="1160"/>
+        </w:trPr>
+        <w:tc>
+          <w:tcPr>
+            <w:tcW w:w="2430" w:type="dxa"/>
+          </w:tcPr>
+          <w:p>
+            <w:pPr>
+              <w:tabs>
+                <w:tab w:val="left" w:leader="dot" w:pos="8505"/>
+                <w:tab w:val="right" w:leader="dot" w:pos="21600"/>
+              </w:tabs>
+              <w:spacing w:line="276" w:lineRule="auto"/>
+              <w:jc w:val="both"/>
+              <w:rPr>
+                <w:rFonts w:ascii="Times New Roman" w:hAnsi="Times New Roman" w:cs="Times New Roman"/>
+                <w:sz w:val="24"/>
+                <w:szCs w:val="24"/>
+              </w:rPr>
+            </w:pPr>
+            <w:r>
+              <w:rPr>
+                <w:rFonts w:ascii="Times New Roman" w:hAnsi="Times New Roman" w:cs="Times New Roman"/>
+                <w:noProof/>
+                <w:sz w:val="24"/>
+                <w:szCs w:val="24"/>
+              </w:rPr>
+              <mc:AlternateContent>
+                <mc:Choice Requires="wps">
+                  <w:drawing>
+                    <wp:anchor distT="0" distB="0" distL="114300" distR="114300" simplePos="0" relativeHeight="251673600" behindDoc="0" locked="0" layoutInCell="1" allowOverlap="1" wp14:anchorId="7A585030" wp14:editId="290947EF">
+                      <wp:simplePos x="0" y="0"/>
+                      <wp:positionH relativeFrom="column">
+                        <wp:posOffset>459902</wp:posOffset>
+                      </wp:positionH>
+                      <wp:positionV relativeFrom="paragraph">
+                        <wp:posOffset>69215</wp:posOffset>
+                      </wp:positionV>
+                      <wp:extent cx="614693" cy="587532"/>
+                      <wp:effectExtent l="19050" t="19050" r="33020" b="41275"/>
+                      <wp:wrapNone/>
+                      <wp:docPr id="771857106" name="Flowchart: Decision 7"/>
+                      <wp:cNvGraphicFramePr/>
+                      <a:graphic xmlns:a="http://schemas.openxmlformats.org/drawingml/2006/main">
+                        <a:graphicData uri="http://schemas.microsoft.com/office/word/2010/wordprocessingShape">
+                          <wps:wsp>
+                            <wps:cNvSpPr/>
+                            <wps:spPr>
+                              <a:xfrm>
+                                <a:off x="0" y="0"/>
+                                <a:ext cx="614693" cy="587532"/>
+                              </a:xfrm>
+                              <a:prstGeom prst="flowChartDecision">
+                                <a:avLst/>
+                              </a:prstGeom>
+                            </wps:spPr>
+                            <wps:style>
+                              <a:lnRef idx="2">
+                                <a:schemeClr val="dk1"/>
+                              </a:lnRef>
+                              <a:fillRef idx="1">
+                                <a:schemeClr val="lt1"/>
+                              </a:fillRef>
+                              <a:effectRef idx="0">
+                                <a:schemeClr val="dk1"/>
+                              </a:effectRef>
+                              <a:fontRef idx="minor">
+                                <a:schemeClr val="dk1"/>
+                              </a:fontRef>
+                            </wps:style>
+                            <wps:bodyPr rot="0" spcFirstLastPara="0" vertOverflow="overflow" horzOverflow="overflow" vert="horz" wrap="square" lIns="91440" tIns="45720" rIns="91440" bIns="45720" numCol="1" spcCol="0" rtlCol="0" fromWordArt="0" anchor="ctr" anchorCtr="0" forceAA="0" compatLnSpc="1">
+                              <a:prstTxWarp prst="textNoShape">
+                                <a:avLst/>
+                              </a:prstTxWarp>
+                              <a:noAutofit/>
+                            </wps:bodyPr>
+                          </wps:wsp>
+                        </a:graphicData>
+                      </a:graphic>
+                      <wp14:sizeRelH relativeFrom="margin">
+                        <wp14:pctWidth>0</wp14:pctWidth>
+                      </wp14:sizeRelH>
+                      <wp14:sizeRelV relativeFrom="margin">
+                        <wp14:pctHeight>0</wp14:pctHeight>
+                      </wp14:sizeRelV>
+                    </wp:anchor>
+                  </w:drawing>
+                </mc:Choice>
+                <mc:Fallback>
+                  <w:pict>
+                    <v:shapetype w14:anchorId="2B21A4CB" id="_x0000_t110" coordsize="21600,21600" o:spt="110" path="m10800,l,10800,10800,21600,21600,10800xe">
+                      <v:stroke joinstyle="miter"/>
+                      <v:path gradientshapeok="t" o:connecttype="rect" textboxrect="5400,5400,16200,16200"/>
+                    </v:shapetype>
+                    <v:shape id="Flowchart: Decision 7" o:spid="_x0000_s1026" type="#_x0000_t110" style="position:absolute;margin-left:36.2pt;margin-top:5.45pt;width:48.4pt;height:46.25pt;z-index:251673600;visibility:visible;mso-wrap-style:square;mso-width-percent:0;mso-height-percent:0;mso-wrap-distance-left:9pt;mso-wrap-distance-top:0;mso-wrap-distance-right:9pt;mso-wrap-distance-bottom:0;mso-position-horizontal:absolute;mso-position-horizontal-relative:text;mso-position-vertical:absolute;mso-position-vertical-relative:text;mso-width-percent:0;mso-height-percent:0;mso-width-relative:margin;mso-height-relative:margin;v-text-anchor:middle" o:gfxdata="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" fillcolor="white [3201]" strokecolor="black [3200]" strokeweight="1pt"/>
+                  </w:pict>
+                </mc:Fallback>
+              </mc:AlternateContent>
+            </w:r>
+          </w:p>
+        </w:tc>
+        <w:tc>
+          <w:tcPr>
+            <w:tcW w:w="6557" w:type="dxa"/>
+          </w:tcPr>
+          <w:p>
+            <w:pPr>
+              <w:tabs>
+                <w:tab w:val="left" w:leader="dot" w:pos="8505"/>
+                <w:tab w:val="right" w:leader="dot" w:pos="21600"/>
+              </w:tabs>
+              <w:spacing w:line="276" w:lineRule="auto"/>
+              <w:jc w:val="both"/>
+              <w:rPr>
+                <w:rFonts w:ascii="Times New Roman" w:hAnsi="Times New Roman" w:cs="Times New Roman"/>
+                <w:sz w:val="24"/>
+                <w:szCs w:val="24"/>
+              </w:rPr>
+            </w:pPr>
+            <w:r>
+              <w:rPr>
+                <w:rFonts w:ascii="Times New Roman" w:hAnsi="Times New Roman" w:cs="Times New Roman"/>
+                <w:sz w:val="24"/>
+                <w:szCs w:val="24"/>
+              </w:rPr>
+              <w:t>Decision, yaitu simbol yang menunjukkan kondisi tertentu yang akan menghasilkan dua kemungkinan jawaban, yaitu “ya dan tidak”.</w:t>
+            </w:r>
+          </w:p>
+        </w:tc>
+      </w:tr>
+      <w:tr>
+        <w:trPr>
+          <w:trHeight w:val="989"/>
+        </w:trPr>
+        <w:tc>
+          <w:tcPr>
+            <w:tcW w:w="2430" w:type="dxa"/>
+          </w:tcPr>
+          <w:p>
+            <w:pPr>
+              <w:tabs>
+                <w:tab w:val="left" w:leader="dot" w:pos="8505"/>
+                <w:tab w:val="right" w:leader="dot" w:pos="21600"/>
+              </w:tabs>
+              <w:spacing w:line="276" w:lineRule="auto"/>
+              <w:jc w:val="both"/>
+              <w:rPr>
+                <w:rFonts w:ascii="Times New Roman" w:hAnsi="Times New Roman" w:cs="Times New Roman"/>
+                <w:sz w:val="24"/>
+                <w:szCs w:val="24"/>
+              </w:rPr>
+            </w:pPr>
+            <w:r>
+              <w:rPr>
+                <w:rFonts w:ascii="Times New Roman" w:hAnsi="Times New Roman" w:cs="Times New Roman"/>
+                <w:noProof/>
+                <w:sz w:val="24"/>
+                <w:szCs w:val="24"/>
+              </w:rPr>
+              <mc:AlternateContent>
+                <mc:Choice Requires="wps">
+                  <w:drawing>
+                    <wp:anchor distT="0" distB="0" distL="114300" distR="114300" simplePos="0" relativeHeight="251674624" behindDoc="0" locked="0" layoutInCell="1" allowOverlap="1" wp14:anchorId="64197776" wp14:editId="4008C953">
+                      <wp:simplePos x="0" y="0"/>
+                      <wp:positionH relativeFrom="column">
+                        <wp:posOffset>312582</wp:posOffset>
+                      </wp:positionH>
+                      <wp:positionV relativeFrom="paragraph">
+                        <wp:posOffset>107315</wp:posOffset>
+                      </wp:positionV>
+                      <wp:extent cx="895350" cy="390418"/>
+                      <wp:effectExtent l="19050" t="0" r="38100" b="10160"/>
+                      <wp:wrapNone/>
+                      <wp:docPr id="1621882323" name="Flowchart: Data 8"/>
+                      <wp:cNvGraphicFramePr/>
+                      <a:graphic xmlns:a="http://schemas.openxmlformats.org/drawingml/2006/main">
+                        <a:graphicData uri="http://schemas.microsoft.com/office/word/2010/wordprocessingShape">
+                          <wps:wsp>
+                            <wps:cNvSpPr/>
+                            <wps:spPr>
+                              <a:xfrm>
+                                <a:off x="0" y="0"/>
+                                <a:ext cx="895350" cy="390418"/>
+                              </a:xfrm>
+                              <a:prstGeom prst="flowChartInputOutput">
+                                <a:avLst/>
+                              </a:prstGeom>
+                            </wps:spPr>
+                            <wps:style>
+                              <a:lnRef idx="2">
+                                <a:schemeClr val="dk1"/>
+                              </a:lnRef>
+                              <a:fillRef idx="1">
+                                <a:schemeClr val="lt1"/>
+                              </a:fillRef>
+                              <a:effectRef idx="0">
+                                <a:schemeClr val="dk1"/>
+                              </a:effectRef>
+                              <a:fontRef idx="minor">
+                                <a:schemeClr val="dk1"/>
+                              </a:fontRef>
+                            </wps:style>
+                            <wps:bodyPr rot="0" spcFirstLastPara="0" vertOverflow="overflow" horzOverflow="overflow" vert="horz" wrap="square" lIns="91440" tIns="45720" rIns="91440" bIns="45720" numCol="1" spcCol="0" rtlCol="0" fromWordArt="0" anchor="ctr" anchorCtr="0" forceAA="0" compatLnSpc="1">
+                              <a:prstTxWarp prst="textNoShape">
+                                <a:avLst/>
+                              </a:prstTxWarp>
+                              <a:noAutofit/>
+                            </wps:bodyPr>
+                          </wps:wsp>
+                        </a:graphicData>
+                      </a:graphic>
+                      <wp14:sizeRelH relativeFrom="margin">
+                        <wp14:pctWidth>0</wp14:pctWidth>
+                      </wp14:sizeRelH>
+                      <wp14:sizeRelV relativeFrom="margin">
+                        <wp14:pctHeight>0</wp14:pctHeight>
+                      </wp14:sizeRelV>
+                    </wp:anchor>
+                  </w:drawing>
+                </mc:Choice>
+                <mc:Fallback>
+                  <w:pict>
+                    <v:shapetype w14:anchorId="0FA57870" id="_x0000_t111" coordsize="21600,21600" o:spt="111" path="m4321,l21600,,17204,21600,,21600xe">
+                      <v:stroke joinstyle="miter"/>
+                      <v:path gradientshapeok="t" o:connecttype="custom" o:connectlocs="12961,0;10800,0;2161,10800;8602,21600;10800,21600;19402,10800" textboxrect="4321,0,17204,21600"/>
+                    </v:shapetype>
+                    <v:shape id="Flowchart: Data 8" o:spid="_x0000_s1026" type="#_x0000_t111" style="position:absolute;margin-left:24.6pt;margin-top:8.45pt;width:70.5pt;height:30.75pt;z-index:251674624;visibility:visible;mso-wrap-style:square;mso-width-percent:0;mso-height-percent:0;mso-wrap-distance-left:9pt;mso-wrap-distance-top:0;mso-wrap-distance-right:9pt;mso-wrap-distance-bottom:0;mso-position-horizontal:absolute;mso-position-horizontal-relative:text;mso-position-vertical:absolute;mso-position-vertical-relative:text;mso-width-percent:0;mso-height-percent:0;mso-width-relative:margin;mso-height-relative:margin;v-text-anchor:middle" o:gfxdata="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" fillcolor="white [3201]" strokecolor="black [3200]" strokeweight="1pt"/>
+                  </w:pict>
+                </mc:Fallback>
+              </mc:AlternateContent>
+            </w:r>
+          </w:p>
+        </w:tc>
+        <w:tc>
+          <w:tcPr>
+            <w:tcW w:w="6557" w:type="dxa"/>
+          </w:tcPr>
+          <w:p>
+            <w:pPr>
+              <w:tabs>
+                <w:tab w:val="left" w:leader="dot" w:pos="8505"/>
+                <w:tab w:val="right" w:leader="dot" w:pos="21600"/>
+              </w:tabs>
+              <w:spacing w:line="276" w:lineRule="auto"/>
+              <w:jc w:val="both"/>
+              <w:rPr>
+                <w:rFonts w:ascii="Times New Roman" w:hAnsi="Times New Roman" w:cs="Times New Roman"/>
+                <w:sz w:val="24"/>
+                <w:szCs w:val="24"/>
+              </w:rPr>
+            </w:pPr>
+            <w:r>
+              <w:rPr>
+                <w:rFonts w:ascii="Times New Roman" w:hAnsi="Times New Roman" w:cs="Times New Roman"/>
+                <w:sz w:val="24"/>
+                <w:szCs w:val="24"/>
+              </w:rPr>
+              <w:t>Input/Output, yaitu simbol yang menyatakan proses input atau output.</w:t>
+            </w:r>
+          </w:p>
+        </w:tc>
+      </w:tr>
+      <w:tr>
+        <w:trPr>
+          <w:trHeight w:val="1250"/>
+        </w:trPr>
+        <w:tc>
+          <w:tcPr>
+            <w:tcW w:w="2430" w:type="dxa"/>
+          </w:tcPr>
+          <w:p>
+            <w:pPr>
+              <w:tabs>
+                <w:tab w:val="left" w:leader="dot" w:pos="8505"/>
+                <w:tab w:val="right" w:leader="dot" w:pos="21600"/>
+              </w:tabs>
+              <w:spacing w:line="276" w:lineRule="auto"/>
+              <w:jc w:val="both"/>
+              <w:rPr>
+                <w:rFonts w:ascii="Times New Roman" w:hAnsi="Times New Roman" w:cs="Times New Roman"/>
+                <w:sz w:val="24"/>
+                <w:szCs w:val="24"/>
+              </w:rPr>
+            </w:pPr>
+            <w:r>
+              <w:rPr>
+                <w:rFonts w:ascii="Times New Roman" w:hAnsi="Times New Roman" w:cs="Times New Roman"/>
+                <w:noProof/>
+                <w:sz w:val="24"/>
+                <w:szCs w:val="24"/>
+              </w:rPr>
+              <mc:AlternateContent>
+                <mc:Choice Requires="wps">
+                  <w:drawing>
+                    <wp:anchor distT="0" distB="0" distL="114300" distR="114300" simplePos="0" relativeHeight="251678720" behindDoc="0" locked="0" layoutInCell="1" allowOverlap="1" wp14:anchorId="2C205EBA" wp14:editId="70DEDCC9">
+                      <wp:simplePos x="0" y="0"/>
+                      <wp:positionH relativeFrom="column">
+                        <wp:posOffset>250190</wp:posOffset>
+                      </wp:positionH>
+                      <wp:positionV relativeFrom="paragraph">
+                        <wp:posOffset>247777</wp:posOffset>
+                      </wp:positionV>
+                      <wp:extent cx="981075" cy="0"/>
+                      <wp:effectExtent l="38100" t="76200" r="0" b="95250"/>
+                      <wp:wrapNone/>
+                      <wp:docPr id="1351463579" name="Straight Arrow Connector 13"/>
+                      <wp:cNvGraphicFramePr/>
+                      <a:graphic xmlns:a="http://schemas.openxmlformats.org/drawingml/2006/main">
+                        <a:graphicData uri="http://schemas.microsoft.com/office/word/2010/wordprocessingShape">
+                          <wps:wsp>
+                            <wps:cNvCnPr/>
+                            <wps:spPr>
+                              <a:xfrm flipH="1">
+                                <a:off x="0" y="0"/>
+                                <a:ext cx="981075" cy="0"/>
+                              </a:xfrm>
+                              <a:prstGeom prst="straightConnector1">
+                                <a:avLst/>
+                              </a:prstGeom>
+                              <a:ln>
+                                <a:tailEnd type="triangle"/>
+                              </a:ln>
+                            </wps:spPr>
+                            <wps:style>
+                              <a:lnRef idx="1">
+                                <a:schemeClr val="dk1"/>
+                              </a:lnRef>
+                              <a:fillRef idx="0">
+                                <a:schemeClr val="dk1"/>
+                              </a:fillRef>
+                              <a:effectRef idx="0">
+                                <a:schemeClr val="dk1"/>
+                              </a:effectRef>
+                              <a:fontRef idx="minor">
+                                <a:schemeClr val="tx1"/>
+                              </a:fontRef>
+                            </wps:style>
+                            <wps:bodyPr/>
+                          </wps:wsp>
+                        </a:graphicData>
+                      </a:graphic>
+                    </wp:anchor>
+                  </w:drawing>
+                </mc:Choice>
+                <mc:Fallback>
+                  <w:pict>
+                    <v:shapetype w14:anchorId="76E787C3" id="_x0000_t32" coordsize="21600,21600" o:spt="32" o:oned="t" path="m,l21600,21600e" filled="f">
+                      <v:path arrowok="t" fillok="f" o:connecttype="none"/>
+                      <o:lock v:ext="edit" shapetype="t"/>
+                    </v:shapetype>
+                    <v:shape id="Straight Arrow Connector 13" o:spid="_x0000_s1026" type="#_x0000_t32" style="position:absolute;margin-left:19.7pt;margin-top:19.5pt;width:77.25pt;height:0;flip:x;z-index:251678720;visibility:visible;mso-wrap-style:square;mso-wrap-distance-left:9pt;mso-wrap-distance-top:0;mso-wrap-distance-right:9pt;mso-wrap-distance-bottom:0;mso-position-horizontal:absolute;mso-position-horizontal-relative:text;mso-position-vertical:absolute;mso-position-vertical-relative:text" o:gfxdata="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" strokecolor="black [3200]" strokeweight=".5pt">
+                      <v:stroke endarrow="block" joinstyle="miter"/>
+                    </v:shape>
+                  </w:pict>
+                </mc:Fallback>
+              </mc:AlternateContent>
+            </w:r>
+            <w:r>
+              <w:rPr>
+                <w:rFonts w:ascii="Times New Roman" w:hAnsi="Times New Roman" w:cs="Times New Roman"/>
+                <w:noProof/>
+                <w:sz w:val="24"/>
+                <w:szCs w:val="24"/>
+              </w:rPr>
+              <mc:AlternateContent>
+                <mc:Choice Requires="wps">
+                  <w:drawing>
+                    <wp:anchor distT="0" distB="0" distL="114300" distR="114300" simplePos="0" relativeHeight="251675648" behindDoc="0" locked="0" layoutInCell="1" allowOverlap="1" wp14:anchorId="30C8F558" wp14:editId="28790138">
+                      <wp:simplePos x="0" y="0"/>
+                      <wp:positionH relativeFrom="column">
+                        <wp:posOffset>277495</wp:posOffset>
+                      </wp:positionH>
+                      <wp:positionV relativeFrom="paragraph">
+                        <wp:posOffset>447802</wp:posOffset>
+                      </wp:positionV>
+                      <wp:extent cx="956945" cy="0"/>
+                      <wp:effectExtent l="0" t="76200" r="14605" b="95250"/>
+                      <wp:wrapNone/>
+                      <wp:docPr id="195822719" name="Straight Arrow Connector 9"/>
+                      <wp:cNvGraphicFramePr/>
+                      <a:graphic xmlns:a="http://schemas.openxmlformats.org/drawingml/2006/main">
+                        <a:graphicData uri="http://schemas.microsoft.com/office/word/2010/wordprocessingShape">
+                          <wps:wsp>
+                            <wps:cNvCnPr/>
+                            <wps:spPr>
+                              <a:xfrm>
+                                <a:off x="0" y="0"/>
+                                <a:ext cx="956945" cy="0"/>
+                              </a:xfrm>
+                              <a:prstGeom prst="straightConnector1">
+                                <a:avLst/>
+                              </a:prstGeom>
+                              <a:ln>
+                                <a:tailEnd type="triangle"/>
+                              </a:ln>
+                            </wps:spPr>
+                            <wps:style>
+                              <a:lnRef idx="1">
+                                <a:schemeClr val="dk1"/>
+                              </a:lnRef>
+                              <a:fillRef idx="0">
+                                <a:schemeClr val="dk1"/>
+                              </a:fillRef>
+                              <a:effectRef idx="0">
+                                <a:schemeClr val="dk1"/>
+                              </a:effectRef>
+                              <a:fontRef idx="minor">
+                                <a:schemeClr val="tx1"/>
+                              </a:fontRef>
+                            </wps:style>
+                            <wps:bodyPr/>
+                          </wps:wsp>
+                        </a:graphicData>
+                      </a:graphic>
+                    </wp:anchor>
+                  </w:drawing>
+                </mc:Choice>
+                <mc:Fallback>
+                  <w:pict>
+                    <v:shape w14:anchorId="652A8569" id="Straight Arrow Connector 9" o:spid="_x0000_s1026" type="#_x0000_t32" style="position:absolute;margin-left:21.85pt;margin-top:35.25pt;width:75.35pt;height:0;z-index:251675648;visibility:visible;mso-wrap-style:square;mso-wrap-distance-left:9pt;mso-wrap-distance-top:0;mso-wrap-distance-right:9pt;mso-wrap-distance-bottom:0;mso-position-horizontal:absolute;mso-position-horizontal-relative:text;mso-position-vertical:absolute;mso-position-vertical-relative:text" o:gfxdata="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" strokecolor="black [3200]" strokeweight=".5pt">
+                      <v:stroke endarrow="block" joinstyle="miter"/>
+                    </v:shape>
+                  </w:pict>
+                </mc:Fallback>
+              </mc:AlternateContent>
+            </w:r>
+          </w:p>
+        </w:tc>
+        <w:tc>
+          <w:tcPr>
+            <w:tcW w:w="6557" w:type="dxa"/>
+          </w:tcPr>
+          <w:p>
+            <w:pPr>
+              <w:tabs>
+                <w:tab w:val="left" w:leader="dot" w:pos="8505"/>
+                <w:tab w:val="right" w:leader="dot" w:pos="21600"/>
+              </w:tabs>
+              <w:spacing w:line="276" w:lineRule="auto"/>
+              <w:jc w:val="both"/>
+              <w:rPr>
+                <w:rFonts w:ascii="Times New Roman" w:hAnsi="Times New Roman" w:cs="Times New Roman"/>
+                <w:sz w:val="24"/>
+                <w:szCs w:val="24"/>
+              </w:rPr>
+            </w:pPr>
+            <w:r>
+              <w:rPr>
+                <w:rFonts w:ascii="Times New Roman" w:hAnsi="Times New Roman" w:cs="Times New Roman"/>
+                <w:sz w:val="24"/>
+                <w:szCs w:val="24"/>
+              </w:rPr>
+              <w:t>Flow (Connecting Line), yaitu simbol yang digunakan untuk menggabungkan antara simbol yang satu dengan simbol yang lain.</w:t>
+            </w:r>
+          </w:p>
+        </w:tc>
+      </w:tr>
+      <w:tr>
+        <w:trPr>
+          <w:trHeight w:val="1250"/>
+        </w:trPr>
+        <w:tc>
+          <w:tcPr>
+            <w:tcW w:w="2430" w:type="dxa"/>
+          </w:tcPr>
+          <w:p>
+            <w:pPr>
+              <w:tabs>
+                <w:tab w:val="left" w:leader="dot" w:pos="8505"/>
+                <w:tab w:val="right" w:leader="dot" w:pos="21600"/>
+              </w:tabs>
+              <w:spacing w:line="276" w:lineRule="auto"/>
+              <w:jc w:val="both"/>
+              <w:rPr>
+                <w:rFonts w:ascii="Times New Roman" w:hAnsi="Times New Roman" w:cs="Times New Roman"/>
+                <w:noProof/>
+                <w:sz w:val="24"/>
+                <w:szCs w:val="24"/>
+              </w:rPr>
+            </w:pPr>
+            <w:r>
+              <w:rPr>
+                <w:rFonts w:ascii="Times New Roman" w:hAnsi="Times New Roman" w:cs="Times New Roman"/>
+                <w:noProof/>
+                <w:sz w:val="24"/>
+                <w:szCs w:val="24"/>
+              </w:rPr>
+              <mc:AlternateContent>
+                <mc:Choice Requires="wps">
+                  <w:drawing>
+                    <wp:anchor distT="0" distB="0" distL="114300" distR="114300" simplePos="0" relativeHeight="251680768" behindDoc="0" locked="0" layoutInCell="1" allowOverlap="1" wp14:anchorId="27710FB1" wp14:editId="3773BB77">
+                      <wp:simplePos x="0" y="0"/>
+                      <wp:positionH relativeFrom="column">
+                        <wp:posOffset>471643</wp:posOffset>
+                      </wp:positionH>
+                      <wp:positionV relativeFrom="paragraph">
+                        <wp:posOffset>118745</wp:posOffset>
+                      </wp:positionV>
+                      <wp:extent cx="542925" cy="534035"/>
+                      <wp:effectExtent l="0" t="0" r="28575" b="37465"/>
+                      <wp:wrapNone/>
+                      <wp:docPr id="252531485" name="Flowchart: Off-page Connector 12"/>
+                      <wp:cNvGraphicFramePr/>
+                      <a:graphic xmlns:a="http://schemas.openxmlformats.org/drawingml/2006/main">
+                        <a:graphicData uri="http://schemas.microsoft.com/office/word/2010/wordprocessingShape">
+                          <wps:wsp>
+                            <wps:cNvSpPr/>
+                            <wps:spPr>
+                              <a:xfrm>
+                                <a:off x="0" y="0"/>
+                                <a:ext cx="542925" cy="534035"/>
+                              </a:xfrm>
+                              <a:prstGeom prst="flowChartOffpageConnector">
+                                <a:avLst/>
+                              </a:prstGeom>
+                            </wps:spPr>
+                            <wps:style>
+                              <a:lnRef idx="2">
+                                <a:schemeClr val="dk1"/>
+                              </a:lnRef>
+                              <a:fillRef idx="1">
+                                <a:schemeClr val="lt1"/>
+                              </a:fillRef>
+                              <a:effectRef idx="0">
+                                <a:schemeClr val="dk1"/>
+                              </a:effectRef>
+                              <a:fontRef idx="minor">
+                                <a:schemeClr val="dk1"/>
+                              </a:fontRef>
+                            </wps:style>
+                            <wps:bodyPr rot="0" spcFirstLastPara="0" vertOverflow="overflow" horzOverflow="overflow" vert="horz" wrap="square" lIns="91440" tIns="45720" rIns="91440" bIns="45720" numCol="1" spcCol="0" rtlCol="0" fromWordArt="0" anchor="ctr" anchorCtr="0" forceAA="0" compatLnSpc="1">
+                              <a:prstTxWarp prst="textNoShape">
+                                <a:avLst/>
+                              </a:prstTxWarp>
+                              <a:noAutofit/>
+                            </wps:bodyPr>
+                          </wps:wsp>
+                        </a:graphicData>
+                      </a:graphic>
+                    </wp:anchor>
+                  </w:drawing>
+                </mc:Choice>
+                <mc:Fallback>
+                  <w:pict>
+                    <v:shapetype w14:anchorId="73E32353" id="_x0000_t177" coordsize="21600,21600" o:spt="177" path="m,l21600,r,17255l10800,21600,,17255xe">
+                      <v:stroke joinstyle="miter"/>
+                      <v:path gradientshapeok="t" o:connecttype="rect" textboxrect="0,0,21600,17255"/>
+                    </v:shapetype>
+                    <v:shape id="Flowchart: Off-page Connector 12" o:spid="_x0000_s1026" type="#_x0000_t177" style="position:absolute;margin-left:37.15pt;margin-top:9.35pt;width:42.75pt;height:42.05pt;z-index:251680768;visibility:visible;mso-wrap-style:square;mso-wrap-distance-left:9pt;mso-wrap-distance-top:0;mso-wrap-distance-right:9pt;mso-wrap-distance-bottom:0;mso-position-horizontal:absolute;mso-position-horizontal-relative:text;mso-position-vertical:absolute;mso-position-vertical-relative:text;v-text-anchor:middle" o:gfxdata="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" fillcolor="white [3201]" strokecolor="black [3200]" strokeweight="1pt"/>
+                  </w:pict>
+                </mc:Fallback>
+              </mc:AlternateContent>
+            </w:r>
+          </w:p>
+        </w:tc>
+        <w:tc>
+          <w:tcPr>
+            <w:tcW w:w="6557" w:type="dxa"/>
+          </w:tcPr>
+          <w:p>
+            <w:pPr>
+              <w:tabs>
+                <w:tab w:val="left" w:leader="dot" w:pos="8505"/>
+                <w:tab w:val="right" w:leader="dot" w:pos="21600"/>
+              </w:tabs>
+              <w:spacing w:line="276" w:lineRule="auto"/>
+              <w:jc w:val="both"/>
+              <w:rPr>
+                <w:rFonts w:ascii="Times New Roman" w:hAnsi="Times New Roman" w:cs="Times New Roman"/>
+                <w:sz w:val="24"/>
+                <w:szCs w:val="24"/>
+              </w:rPr>
+            </w:pPr>
+            <w:r>
+              <w:rPr>
+                <w:rFonts w:ascii="Times New Roman" w:hAnsi="Times New Roman" w:cs="Times New Roman"/>
+                <w:sz w:val="24"/>
+                <w:szCs w:val="24"/>
+              </w:rPr>
+              <w:t>Off page, yaitu simbol untuk keluar-masuk atau penyambungan proses pada lembar/halaman yang berbeda</w:t>
+            </w:r>
+            <w:r>
+              <w:rPr>
+                <w:rFonts w:ascii="Times New Roman" w:hAnsi="Times New Roman" w:cs="Times New Roman"/>
+                <w:sz w:val="24"/>
+                <w:szCs w:val="24"/>
+              </w:rPr>
+              <w:t>.</w:t>
+            </w:r>
+          </w:p>
+        </w:tc>
+      </w:tr>
+      <w:tr>
+        <w:trPr>
+          <w:trHeight w:val="1250"/>
+        </w:trPr>
+        <w:tc>
+          <w:tcPr>
+            <w:tcW w:w="2430" w:type="dxa"/>
+          </w:tcPr>
+          <w:p>
+            <w:pPr>
+              <w:tabs>
+                <w:tab w:val="left" w:leader="dot" w:pos="8505"/>
+                <w:tab w:val="right" w:leader="dot" w:pos="21600"/>
+              </w:tabs>
+              <w:spacing w:line="276" w:lineRule="auto"/>
+              <w:jc w:val="both"/>
+              <w:rPr>
+                <w:rFonts w:ascii="Times New Roman" w:hAnsi="Times New Roman" w:cs="Times New Roman"/>
+                <w:noProof/>
+                <w:sz w:val="24"/>
+                <w:szCs w:val="24"/>
+              </w:rPr>
+            </w:pPr>
+            <w:r>
+              <w:rPr>
+                <w:rFonts w:ascii="Times New Roman" w:hAnsi="Times New Roman" w:cs="Times New Roman"/>
+                <w:noProof/>
+                <w:sz w:val="24"/>
+                <w:szCs w:val="24"/>
+              </w:rPr>
+              <mc:AlternateContent>
+                <mc:Choice Requires="wps">
+                  <w:drawing>
+                    <wp:anchor distT="0" distB="0" distL="114300" distR="114300" simplePos="0" relativeHeight="251681792" behindDoc="0" locked="0" layoutInCell="1" allowOverlap="1" wp14:anchorId="6DEB869D" wp14:editId="7F9832B0">
+                      <wp:simplePos x="0" y="0"/>
+                      <wp:positionH relativeFrom="column">
+                        <wp:posOffset>391957</wp:posOffset>
+                      </wp:positionH>
+                      <wp:positionV relativeFrom="paragraph">
+                        <wp:posOffset>106680</wp:posOffset>
+                      </wp:positionV>
+                      <wp:extent cx="713046" cy="531627"/>
+                      <wp:effectExtent l="0" t="0" r="11430" b="20955"/>
+                      <wp:wrapNone/>
+                      <wp:docPr id="1631916537" name="Flowchart: Magnetic Disk 17"/>
+                      <wp:cNvGraphicFramePr/>
+                      <a:graphic xmlns:a="http://schemas.openxmlformats.org/drawingml/2006/main">
+                        <a:graphicData uri="http://schemas.microsoft.com/office/word/2010/wordprocessingShape">
+                          <wps:wsp>
+                            <wps:cNvSpPr/>
+                            <wps:spPr>
+                              <a:xfrm>
+                                <a:off x="0" y="0"/>
+                                <a:ext cx="713046" cy="531627"/>
+                              </a:xfrm>
+                              <a:prstGeom prst="flowChartMagneticDisk">
+                                <a:avLst/>
+                              </a:prstGeom>
+                            </wps:spPr>
+                            <wps:style>
+                              <a:lnRef idx="2">
+                                <a:schemeClr val="dk1"/>
+                              </a:lnRef>
+                              <a:fillRef idx="1">
+                                <a:schemeClr val="lt1"/>
+                              </a:fillRef>
+                              <a:effectRef idx="0">
+                                <a:schemeClr val="dk1"/>
+                              </a:effectRef>
+                              <a:fontRef idx="minor">
+                                <a:schemeClr val="dk1"/>
+                              </a:fontRef>
+                            </wps:style>
+                            <wps:bodyPr rot="0" spcFirstLastPara="0" vertOverflow="overflow" horzOverflow="overflow" vert="horz" wrap="square" lIns="91440" tIns="45720" rIns="91440" bIns="45720" numCol="1" spcCol="0" rtlCol="0" fromWordArt="0" anchor="ctr" anchorCtr="0" forceAA="0" compatLnSpc="1">
+                              <a:prstTxWarp prst="textNoShape">
+                                <a:avLst/>
+                              </a:prstTxWarp>
+                              <a:noAutofit/>
+                            </wps:bodyPr>
+                          </wps:wsp>
+                        </a:graphicData>
+                      </a:graphic>
+                    </wp:anchor>
+                  </w:drawing>
+                </mc:Choice>
+                <mc:Fallback>
+                  <w:pict>
+                    <v:shapetype w14:anchorId="2D5A2B7D" id="_x0000_t132" coordsize="21600,21600" o:spt="132" path="m10800,qx,3391l,18209qy10800,21600,21600,18209l21600,3391qy10800,xem,3391nfqy10800,6782,21600,3391e">
+                      <v:path o:extrusionok="f" gradientshapeok="t" o:connecttype="custom" o:connectlocs="10800,6782;10800,0;0,10800;10800,21600;21600,10800" o:connectangles="270,270,180,90,0" textboxrect="0,6782,21600,18209"/>
+                    </v:shapetype>
+                    <v:shape id="Flowchart: Magnetic Disk 17" o:spid="_x0000_s1026" type="#_x0000_t132" style="position:absolute;margin-left:30.85pt;margin-top:8.4pt;width:56.15pt;height:41.85pt;z-index:251681792;visibility:visible;mso-wrap-style:square;mso-wrap-distance-left:9pt;mso-wrap-distance-top:0;mso-wrap-distance-right:9pt;mso-wrap-distance-bottom:0;mso-position-horizontal:absolute;mso-position-horizontal-relative:text;mso-position-vertical:absolute;mso-position-vertical-relative:text;v-text-anchor:middle" o:gfxdata="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" fillcolor="white [3201]" strokecolor="black [3200]" strokeweight="1pt">
+                      <v:stroke joinstyle="miter"/>
+                    </v:shape>
+                  </w:pict>
+                </mc:Fallback>
+              </mc:AlternateContent>
+            </w:r>
+          </w:p>
+        </w:tc>
+        <w:tc>
+          <w:tcPr>
+            <w:tcW w:w="6557" w:type="dxa"/>
+          </w:tcPr>
+          <w:p>
+            <w:pPr>
+              <w:tabs>
+                <w:tab w:val="left" w:leader="dot" w:pos="8505"/>
+                <w:tab w:val="right" w:leader="dot" w:pos="21600"/>
+              </w:tabs>
+              <w:spacing w:line="276" w:lineRule="auto"/>
+              <w:jc w:val="both"/>
+              <w:rPr>
+                <w:rFonts w:ascii="Times New Roman" w:hAnsi="Times New Roman" w:cs="Times New Roman"/>
+                <w:sz w:val="24"/>
+                <w:szCs w:val="24"/>
+              </w:rPr>
+            </w:pPr>
+            <w:r>
+              <w:rPr>
+                <w:rFonts w:ascii="Times New Roman" w:hAnsi="Times New Roman" w:cs="Times New Roman"/>
+                <w:sz w:val="24"/>
+                <w:szCs w:val="24"/>
+              </w:rPr>
+              <w:t>Database,</w:t>
+            </w:r>
+            <w:r>
+              <w:rPr>
+                <w:rFonts w:ascii="Times New Roman" w:hAnsi="Times New Roman" w:cs="Times New Roman"/>
+                <w:sz w:val="24"/>
+                <w:szCs w:val="24"/>
+              </w:rPr>
+              <w:t xml:space="preserve"> yaitu simbol untuk menggambarkan proses yang terjadi di database.</w:t>
+            </w:r>
+          </w:p>
+          <w:p>
+            <w:pPr>
+              <w:tabs>
+                <w:tab w:val="left" w:leader="dot" w:pos="8505"/>
+                <w:tab w:val="right" w:leader="dot" w:pos="21600"/>
+              </w:tabs>
+              <w:spacing w:line="276" w:lineRule="auto"/>
+              <w:jc w:val="both"/>
+              <w:rPr>
+                <w:rFonts w:ascii="Times New Roman" w:hAnsi="Times New Roman" w:cs="Times New Roman"/>
+                <w:sz w:val="24"/>
+                <w:szCs w:val="24"/>
+              </w:rPr>
+            </w:pPr>
+          </w:p>
+          <w:p>
+            <w:pPr>
+              <w:tabs>
+                <w:tab w:val="left" w:leader="dot" w:pos="8505"/>
+                <w:tab w:val="right" w:leader="dot" w:pos="21600"/>
+              </w:tabs>
+              <w:spacing w:line="276" w:lineRule="auto"/>
+              <w:jc w:val="both"/>
+              <w:rPr>
+                <w:rFonts w:ascii="Times New Roman" w:hAnsi="Times New Roman" w:cs="Times New Roman"/>
+                <w:sz w:val="24"/>
+                <w:szCs w:val="24"/>
+              </w:rPr>
+            </w:pPr>
+          </w:p>
+        </w:tc>
+      </w:tr>
+      <w:tr>
+        <w:trPr>
+          <w:trHeight w:val="1250"/>
+        </w:trPr>
+        <w:tc>
+          <w:tcPr>
+            <w:tcW w:w="2430" w:type="dxa"/>
+          </w:tcPr>
+          <w:p>
+            <w:pPr>
+              <w:tabs>
+                <w:tab w:val="left" w:leader="dot" w:pos="8505"/>
+                <w:tab w:val="right" w:leader="dot" w:pos="21600"/>
+              </w:tabs>
+              <w:spacing w:line="276" w:lineRule="auto"/>
+              <w:jc w:val="both"/>
+              <w:rPr>
+                <w:rFonts w:ascii="Times New Roman" w:hAnsi="Times New Roman" w:cs="Times New Roman"/>
+                <w:noProof/>
+                <w:sz w:val="24"/>
+                <w:szCs w:val="24"/>
+              </w:rPr>
+            </w:pPr>
+            <w:r>
+              <w:rPr>
+                <w:rFonts w:ascii="Times New Roman" w:hAnsi="Times New Roman" w:cs="Times New Roman"/>
+                <w:noProof/>
+                <w:sz w:val="24"/>
+                <w:szCs w:val="24"/>
+              </w:rPr>
+              <mc:AlternateContent>
+                <mc:Choice Requires="wps">
+                  <w:drawing>
+                    <wp:anchor distT="0" distB="0" distL="114300" distR="114300" simplePos="0" relativeHeight="251682816" behindDoc="0" locked="0" layoutInCell="1" allowOverlap="1">
+                      <wp:simplePos x="0" y="0"/>
+                      <wp:positionH relativeFrom="column">
+                        <wp:posOffset>305401</wp:posOffset>
+                      </wp:positionH>
+                      <wp:positionV relativeFrom="paragraph">
+                        <wp:posOffset>180409</wp:posOffset>
+                      </wp:positionV>
+                      <wp:extent cx="889687" cy="477795"/>
+                      <wp:effectExtent l="19050" t="0" r="43815" b="17780"/>
+                      <wp:wrapNone/>
+                      <wp:docPr id="10" name="Flowchart: Manual Operation 10"/>
+                      <wp:cNvGraphicFramePr/>
+                      <a:graphic xmlns:a="http://schemas.openxmlformats.org/drawingml/2006/main">
+                        <a:graphicData uri="http://schemas.microsoft.com/office/word/2010/wordprocessingShape">
+                          <wps:wsp>
+                            <wps:cNvSpPr/>
+                            <wps:spPr>
+                              <a:xfrm>
+                                <a:off x="0" y="0"/>
+                                <a:ext cx="889687" cy="477795"/>
+                              </a:xfrm>
+                              <a:prstGeom prst="flowChartManualOperation">
+                                <a:avLst/>
+                              </a:prstGeom>
+                            </wps:spPr>
+                            <wps:style>
+                              <a:lnRef idx="2">
+                                <a:schemeClr val="dk1"/>
+                              </a:lnRef>
+                              <a:fillRef idx="1">
+                                <a:schemeClr val="lt1"/>
+                              </a:fillRef>
+                              <a:effectRef idx="0">
+                                <a:schemeClr val="dk1"/>
+                              </a:effectRef>
+                              <a:fontRef idx="minor">
+                                <a:schemeClr val="dk1"/>
+                              </a:fontRef>
+                            </wps:style>
+                            <wps:bodyPr rot="0" spcFirstLastPara="0" vertOverflow="overflow" horzOverflow="overflow" vert="horz" wrap="square" lIns="91440" tIns="45720" rIns="91440" bIns="45720" numCol="1" spcCol="0" rtlCol="0" fromWordArt="0" anchor="ctr" anchorCtr="0" forceAA="0" compatLnSpc="1">
+                              <a:prstTxWarp prst="textNoShape">
+                                <a:avLst/>
+                              </a:prstTxWarp>
+                              <a:noAutofit/>
+                            </wps:bodyPr>
+                          </wps:wsp>
+                        </a:graphicData>
+                      </a:graphic>
+                    </wp:anchor>
+                  </w:drawing>
+                </mc:Choice>
+                <mc:Fallback>
+                  <w:pict>
+                    <v:shapetype w14:anchorId="40231D80" id="_x0000_t119" coordsize="21600,21600" o:spt="119" path="m,l21600,,17240,21600r-12880,xe">
+                      <v:stroke joinstyle="miter"/>
+                      <v:path gradientshapeok="t" o:connecttype="custom" o:connectlocs="10800,0;2180,10800;10800,21600;19420,10800" textboxrect="4321,0,17204,21600"/>
+                    </v:shapetype>
+                    <v:shape id="Flowchart: Manual Operation 10" o:spid="_x0000_s1026" type="#_x0000_t119" style="position:absolute;margin-left:24.05pt;margin-top:14.2pt;width:70.05pt;height:37.6pt;z-index:251682816;visibility:visible;mso-wrap-style:square;mso-wrap-distance-left:9pt;mso-wrap-distance-top:0;mso-wrap-distance-right:9pt;mso-wrap-distance-bottom:0;mso-position-horizontal:absolute;mso-position-horizontal-relative:text;mso-position-vertical:absolute;mso-position-vertical-relative:text;v-text-anchor:middle" o:gfxdata="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" fillcolor="white [3201]" strokecolor="black [3200]" strokeweight="1pt"/>
+                  </w:pict>
+                </mc:Fallback>
+              </mc:AlternateContent>
+            </w:r>
+          </w:p>
+        </w:tc>
+        <w:tc>
+          <w:tcPr>
+            <w:tcW w:w="6557" w:type="dxa"/>
+          </w:tcPr>
+          <w:p>
+            <w:pPr>
+              <w:tabs>
+                <w:tab w:val="left" w:leader="dot" w:pos="8505"/>
+                <w:tab w:val="right" w:leader="dot" w:pos="21600"/>
+              </w:tabs>
+              <w:spacing w:line="276" w:lineRule="auto"/>
+              <w:jc w:val="both"/>
+              <w:rPr>
+                <w:rFonts w:ascii="Times New Roman" w:hAnsi="Times New Roman" w:cs="Times New Roman"/>
+                <w:sz w:val="24"/>
+                <w:szCs w:val="24"/>
+              </w:rPr>
+            </w:pPr>
+            <w:r>
+              <w:rPr>
+                <w:rFonts w:ascii="Times New Roman" w:hAnsi="Times New Roman" w:cs="Times New Roman"/>
+                <w:sz w:val="24"/>
+                <w:szCs w:val="24"/>
+              </w:rPr>
+              <w:t>Manual Operation, yaitu simbol yang menunjukkan pengolahan tidak dilakukan oleh computer.</w:t>
+            </w:r>
+          </w:p>
+          <w:p>
+            <w:pPr>
+              <w:tabs>
+                <w:tab w:val="left" w:leader="dot" w:pos="8505"/>
+                <w:tab w:val="right" w:leader="dot" w:pos="21600"/>
+              </w:tabs>
+              <w:spacing w:line="276" w:lineRule="auto"/>
+              <w:jc w:val="both"/>
+              <w:rPr>
+                <w:rFonts w:ascii="Times New Roman" w:hAnsi="Times New Roman" w:cs="Times New Roman"/>
+                <w:sz w:val="24"/>
+                <w:szCs w:val="24"/>
+              </w:rPr>
+            </w:pPr>
+          </w:p>
+        </w:tc>
+      </w:tr>
+    </w:tbl>
     <w:p>
       <w:pPr>
         <w:spacing w:line="240" w:lineRule="auto"/>
@@ -3981,7 +5290,7 @@
           <w:color w:val="auto"/>
         </w:rPr>
       </w:pPr>
-      <w:bookmarkStart w:id="3" w:name="_Toc212986169"/>
+      <w:bookmarkStart w:id="4" w:name="_Toc213042705"/>
       <w:r>
         <w:rPr>
           <w:rFonts w:ascii="Times New Roman" w:hAnsi="Times New Roman" w:cs="Times New Roman"/>
@@ -3991,7 +5300,7 @@
         <w:lastRenderedPageBreak/>
         <w:t>BAB I</w:t>
       </w:r>
-      <w:bookmarkEnd w:id="3"/>
+      <w:bookmarkEnd w:id="4"/>
       <w:r>
         <w:rPr>
           <w:rFonts w:ascii="Times New Roman" w:hAnsi="Times New Roman" w:cs="Times New Roman"/>
@@ -4012,7 +5321,7 @@
           <w:color w:val="auto"/>
         </w:rPr>
       </w:pPr>
-      <w:bookmarkStart w:id="4" w:name="_Toc212986170"/>
+      <w:bookmarkStart w:id="5" w:name="_Toc213042706"/>
       <w:r>
         <w:rPr>
           <w:rFonts w:ascii="Times New Roman" w:hAnsi="Times New Roman" w:cs="Times New Roman"/>
@@ -4021,7 +5330,7 @@
         </w:rPr>
         <w:t>PENDAHULUAN</w:t>
       </w:r>
-      <w:bookmarkEnd w:id="4"/>
+      <w:bookmarkEnd w:id="5"/>
     </w:p>
     <w:p>
       <w:pPr>
@@ -4039,7 +5348,7 @@
           <w:szCs w:val="24"/>
         </w:rPr>
       </w:pPr>
-      <w:bookmarkStart w:id="5" w:name="_Toc212986171"/>
+      <w:bookmarkStart w:id="6" w:name="_Toc213042707"/>
       <w:r>
         <w:rPr>
           <w:rFonts w:ascii="Times New Roman" w:hAnsi="Times New Roman" w:cs="Times New Roman"/>
@@ -4050,7 +5359,7 @@
         </w:rPr>
         <w:t>Latar Belakang</w:t>
       </w:r>
-      <w:bookmarkEnd w:id="5"/>
+      <w:bookmarkEnd w:id="6"/>
     </w:p>
     <w:p>
       <w:pPr>
@@ -4180,7 +5489,7 @@
           <w:szCs w:val="24"/>
         </w:rPr>
       </w:pPr>
-      <w:bookmarkStart w:id="6" w:name="_Toc212986172"/>
+      <w:bookmarkStart w:id="7" w:name="_Toc213042708"/>
       <w:r>
         <w:rPr>
           <w:rFonts w:ascii="Times New Roman" w:hAnsi="Times New Roman" w:cs="Times New Roman"/>
@@ -4191,7 +5500,7 @@
         </w:rPr>
         <w:t>Rumusan Masalah</w:t>
       </w:r>
-      <w:bookmarkEnd w:id="6"/>
+      <w:bookmarkEnd w:id="7"/>
     </w:p>
     <w:p>
       <w:pPr>
@@ -4409,7 +5718,7 @@
           <w:szCs w:val="24"/>
         </w:rPr>
       </w:pPr>
-      <w:bookmarkStart w:id="7" w:name="_Toc212986173"/>
+      <w:bookmarkStart w:id="8" w:name="_Toc213042709"/>
       <w:r>
         <w:rPr>
           <w:rFonts w:ascii="Times New Roman" w:hAnsi="Times New Roman" w:cs="Times New Roman"/>
@@ -4420,7 +5729,7 @@
         </w:rPr>
         <w:t>Manfaat dan tujuan</w:t>
       </w:r>
-      <w:bookmarkEnd w:id="7"/>
+      <w:bookmarkEnd w:id="8"/>
     </w:p>
     <w:p>
       <w:pPr>
@@ -4434,7 +5743,7 @@
           <w:color w:val="auto"/>
         </w:rPr>
       </w:pPr>
-      <w:bookmarkStart w:id="8" w:name="_Toc212986174"/>
+      <w:bookmarkStart w:id="9" w:name="_Toc213042710"/>
       <w:r>
         <w:rPr>
           <w:rFonts w:ascii="Times New Roman" w:hAnsi="Times New Roman" w:cs="Times New Roman"/>
@@ -4442,7 +5751,7 @@
         </w:rPr>
         <w:t>Manfaat</w:t>
       </w:r>
-      <w:bookmarkEnd w:id="8"/>
+      <w:bookmarkEnd w:id="9"/>
     </w:p>
     <w:p>
       <w:pPr>
@@ -4558,7 +5867,7 @@
           <w:color w:val="auto"/>
         </w:rPr>
       </w:pPr>
-      <w:bookmarkStart w:id="9" w:name="_Toc212986175"/>
+      <w:bookmarkStart w:id="10" w:name="_Toc213042711"/>
       <w:r>
         <w:rPr>
           <w:rFonts w:ascii="Times New Roman" w:hAnsi="Times New Roman" w:cs="Times New Roman"/>
@@ -4566,7 +5875,7 @@
         </w:rPr>
         <w:t>Tujuan</w:t>
       </w:r>
-      <w:bookmarkEnd w:id="9"/>
+      <w:bookmarkEnd w:id="10"/>
     </w:p>
     <w:p>
       <w:pPr>
@@ -4777,7 +6086,7 @@
           <w:color w:val="auto"/>
         </w:rPr>
       </w:pPr>
-      <w:bookmarkStart w:id="10" w:name="_Toc212986176"/>
+      <w:bookmarkStart w:id="11" w:name="_Toc213042712"/>
       <w:r>
         <w:rPr>
           <w:rFonts w:ascii="Times New Roman" w:hAnsi="Times New Roman" w:cs="Times New Roman"/>
@@ -4787,7 +6096,7 @@
         <w:lastRenderedPageBreak/>
         <w:t>BAB II</w:t>
       </w:r>
-      <w:bookmarkEnd w:id="10"/>
+      <w:bookmarkEnd w:id="11"/>
     </w:p>
     <w:p>
       <w:pPr>
@@ -4800,7 +6109,7 @@
           <w:color w:val="auto"/>
         </w:rPr>
       </w:pPr>
-      <w:bookmarkStart w:id="11" w:name="_Toc212986177"/>
+      <w:bookmarkStart w:id="12" w:name="_Toc213042713"/>
       <w:r>
         <w:rPr>
           <w:rFonts w:ascii="Times New Roman" w:hAnsi="Times New Roman" w:cs="Times New Roman"/>
@@ -4809,7 +6118,7 @@
         </w:rPr>
         <w:t>LANDASAN TEORI</w:t>
       </w:r>
-      <w:bookmarkEnd w:id="11"/>
+      <w:bookmarkEnd w:id="12"/>
     </w:p>
     <w:p>
       <w:pPr>
@@ -4847,7 +6156,7 @@
         </w:rPr>
         <w:tab/>
       </w:r>
-      <w:bookmarkStart w:id="12" w:name="_Toc212986178"/>
+      <w:bookmarkStart w:id="13" w:name="_Toc213042714"/>
       <w:r>
         <w:rPr>
           <w:rFonts w:ascii="Times New Roman" w:hAnsi="Times New Roman" w:cs="Times New Roman"/>
@@ -4858,7 +6167,7 @@
         </w:rPr>
         <w:t>Teknologi Informasi dalam Akademik</w:t>
       </w:r>
-      <w:bookmarkEnd w:id="12"/>
+      <w:bookmarkEnd w:id="13"/>
     </w:p>
     <w:p>
       <w:pPr>
@@ -4958,7 +6267,7 @@
         </w:rPr>
         <w:tab/>
       </w:r>
-      <w:bookmarkStart w:id="13" w:name="_Toc212986179"/>
+      <w:bookmarkStart w:id="14" w:name="_Toc213042715"/>
       <w:r>
         <w:rPr>
           <w:rFonts w:ascii="Times New Roman" w:hAnsi="Times New Roman" w:cs="Times New Roman"/>
@@ -4969,7 +6278,7 @@
         </w:rPr>
         <w:t>Konsep Dasar Machine Learning</w:t>
       </w:r>
-      <w:bookmarkEnd w:id="13"/>
+      <w:bookmarkEnd w:id="14"/>
     </w:p>
     <w:p>
       <w:pPr>
@@ -5268,7 +6577,7 @@
         <w:lastRenderedPageBreak/>
         <w:tab/>
       </w:r>
-      <w:bookmarkStart w:id="14" w:name="_Toc212986180"/>
+      <w:bookmarkStart w:id="15" w:name="_Toc213042716"/>
       <w:r>
         <w:rPr>
           <w:rFonts w:ascii="Times New Roman" w:hAnsi="Times New Roman" w:cs="Times New Roman"/>
@@ -5279,7 +6588,7 @@
         </w:rPr>
         <w:t>Prioritisasi Tugas dan Manajemen Waktu Mahasiswa</w:t>
       </w:r>
-      <w:bookmarkEnd w:id="14"/>
+      <w:bookmarkEnd w:id="15"/>
     </w:p>
     <w:p>
       <w:pPr>
@@ -5418,7 +6727,7 @@
           <w:color w:val="auto"/>
         </w:rPr>
       </w:pPr>
-      <w:bookmarkStart w:id="15" w:name="_Toc212986181"/>
+      <w:bookmarkStart w:id="16" w:name="_Toc213042717"/>
       <w:r>
         <w:rPr>
           <w:rFonts w:ascii="Times New Roman" w:hAnsi="Times New Roman" w:cs="Times New Roman"/>
@@ -5428,7 +6737,7 @@
         <w:lastRenderedPageBreak/>
         <w:t>BAB III</w:t>
       </w:r>
-      <w:bookmarkEnd w:id="15"/>
+      <w:bookmarkEnd w:id="16"/>
       <w:r>
         <w:rPr>
           <w:rFonts w:ascii="Times New Roman" w:hAnsi="Times New Roman" w:cs="Times New Roman"/>
@@ -5449,7 +6758,7 @@
           <w:color w:val="auto"/>
         </w:rPr>
       </w:pPr>
-      <w:bookmarkStart w:id="16" w:name="_Toc212986182"/>
+      <w:bookmarkStart w:id="17" w:name="_Toc213042718"/>
       <w:r>
         <w:rPr>
           <w:rFonts w:ascii="Times New Roman" w:hAnsi="Times New Roman" w:cs="Times New Roman"/>
@@ -5458,7 +6767,7 @@
         </w:rPr>
         <w:t>PERANCANGAN DAN IMPLEMENTASI</w:t>
       </w:r>
-      <w:bookmarkEnd w:id="16"/>
+      <w:bookmarkEnd w:id="17"/>
     </w:p>
     <w:p>
       <w:pPr>
@@ -5477,7 +6786,7 @@
           <w:szCs w:val="24"/>
         </w:rPr>
       </w:pPr>
-      <w:bookmarkStart w:id="17" w:name="_Toc212986183"/>
+      <w:bookmarkStart w:id="18" w:name="_Toc213042719"/>
       <w:r>
         <w:rPr>
           <w:rFonts w:ascii="Times New Roman" w:hAnsi="Times New Roman" w:cs="Times New Roman"/>
@@ -5499,7 +6808,7 @@
         <w:tab/>
         <w:t>Deskripsi Umum</w:t>
       </w:r>
-      <w:bookmarkEnd w:id="17"/>
+      <w:bookmarkEnd w:id="18"/>
       <w:r>
         <w:rPr>
           <w:rFonts w:ascii="Times New Roman" w:hAnsi="Times New Roman" w:cs="Times New Roman"/>
@@ -5768,7 +7077,7 @@
           <w:szCs w:val="24"/>
         </w:rPr>
       </w:pPr>
-      <w:bookmarkStart w:id="18" w:name="_Toc212986184"/>
+      <w:bookmarkStart w:id="19" w:name="_Toc213042720"/>
       <w:r>
         <w:rPr>
           <w:rFonts w:ascii="Times New Roman" w:hAnsi="Times New Roman" w:cs="Times New Roman"/>
@@ -5790,7 +7099,7 @@
         <w:tab/>
         <w:t>Analisis Kebutuhan Sistem</w:t>
       </w:r>
-      <w:bookmarkEnd w:id="18"/>
+      <w:bookmarkEnd w:id="19"/>
     </w:p>
     <w:p>
       <w:pPr>
@@ -5811,7 +7120,7 @@
         </w:rPr>
         <w:t xml:space="preserve">  </w:t>
       </w:r>
-      <w:bookmarkStart w:id="19" w:name="_Toc212986185"/>
+      <w:bookmarkStart w:id="20" w:name="_Toc213042721"/>
       <w:r>
         <w:rPr>
           <w:rFonts w:ascii="Times New Roman" w:hAnsi="Times New Roman" w:cs="Times New Roman"/>
@@ -5819,7 +7128,7 @@
         </w:rPr>
         <w:t>3.2.1. Kebutuhan Fungsional</w:t>
       </w:r>
-      <w:bookmarkEnd w:id="19"/>
+      <w:bookmarkEnd w:id="20"/>
       <w:r>
         <w:rPr>
           <w:rFonts w:ascii="Times New Roman" w:hAnsi="Times New Roman" w:cs="Times New Roman"/>
@@ -5998,7 +7307,7 @@
         </w:rPr>
         <w:t xml:space="preserve">  </w:t>
       </w:r>
-      <w:bookmarkStart w:id="20" w:name="_Toc212986186"/>
+      <w:bookmarkStart w:id="21" w:name="_Toc213042722"/>
       <w:r>
         <w:rPr>
           <w:rFonts w:ascii="Times New Roman" w:hAnsi="Times New Roman" w:cs="Times New Roman"/>
@@ -6006,7 +7315,7 @@
         </w:rPr>
         <w:t>3.2.2. Kebutuhan Non-Fungsional</w:t>
       </w:r>
-      <w:bookmarkEnd w:id="20"/>
+      <w:bookmarkEnd w:id="21"/>
       <w:r>
         <w:rPr>
           <w:rFonts w:ascii="Times New Roman" w:hAnsi="Times New Roman" w:cs="Times New Roman"/>
@@ -6307,7 +7616,7 @@
           <w:szCs w:val="24"/>
         </w:rPr>
       </w:pPr>
-      <w:bookmarkStart w:id="21" w:name="_Toc212986187"/>
+      <w:bookmarkStart w:id="22" w:name="_Toc213042723"/>
       <w:r>
         <w:rPr>
           <w:rFonts w:ascii="Times New Roman" w:hAnsi="Times New Roman" w:cs="Times New Roman"/>
@@ -6348,7 +7657,7 @@
         </w:rPr>
         <w:t>Sistem</w:t>
       </w:r>
-      <w:bookmarkEnd w:id="21"/>
+      <w:bookmarkEnd w:id="22"/>
     </w:p>
     <w:p>
       <w:pPr>
@@ -6369,7 +7678,7 @@
         </w:rPr>
         <w:t xml:space="preserve">  </w:t>
       </w:r>
-      <w:bookmarkStart w:id="22" w:name="_Toc212986188"/>
+      <w:bookmarkStart w:id="23" w:name="_Toc213042724"/>
       <w:r>
         <w:rPr>
           <w:rFonts w:ascii="Times New Roman" w:hAnsi="Times New Roman" w:cs="Times New Roman"/>
@@ -6377,7 +7686,7 @@
         </w:rPr>
         <w:t>3.3.1. Arsitektur Sistem</w:t>
       </w:r>
-      <w:bookmarkEnd w:id="22"/>
+      <w:bookmarkEnd w:id="23"/>
     </w:p>
     <w:p>
       <w:pPr>
@@ -6590,9 +7899,10 @@
           <w:rFonts w:ascii="Times New Roman" w:hAnsi="Times New Roman" w:cs="Times New Roman"/>
           <w:color w:val="auto"/>
         </w:rPr>
+        <w:lastRenderedPageBreak/>
         <w:t xml:space="preserve">  </w:t>
       </w:r>
-      <w:bookmarkStart w:id="23" w:name="_Toc212986189"/>
+      <w:bookmarkStart w:id="24" w:name="_Toc213042725"/>
       <w:r>
         <w:rPr>
           <w:rFonts w:ascii="Times New Roman" w:hAnsi="Times New Roman" w:cs="Times New Roman"/>
@@ -6600,14 +7910,146 @@
         </w:rPr>
         <w:t>3.3.2. Flowchart</w:t>
       </w:r>
-      <w:bookmarkEnd w:id="23"/>
-      <w:r>
+      <w:bookmarkEnd w:id="24"/>
+    </w:p>
+    <w:p>
+      <w:pPr>
+        <w:pStyle w:val="Heading3"/>
+        <w:tabs>
+          <w:tab w:val="left" w:pos="3355"/>
+          <w:tab w:val="left" w:pos="4591"/>
+        </w:tabs>
+        <w:jc w:val="both"/>
         <w:rPr>
           <w:rFonts w:ascii="Times New Roman" w:hAnsi="Times New Roman" w:cs="Times New Roman"/>
           <w:color w:val="auto"/>
         </w:rPr>
-        <w:tab/>
-      </w:r>
+      </w:pPr>
+      <w:bookmarkStart w:id="25" w:name="_Toc213042726"/>
+      <w:r>
+        <w:rPr>
+          <w:rFonts w:ascii="Times New Roman" w:hAnsi="Times New Roman" w:cs="Times New Roman"/>
+          <w:noProof/>
+          <w:color w:val="auto"/>
+        </w:rPr>
+        <w:drawing>
+          <wp:inline distT="0" distB="0" distL="0" distR="0">
+            <wp:extent cx="5257800" cy="5770880"/>
+            <wp:effectExtent l="0" t="0" r="0" b="1270"/>
+            <wp:docPr id="9" name="Picture 9"/>
+            <wp:cNvGraphicFramePr>
+              <a:graphicFrameLocks xmlns:a="http://schemas.openxmlformats.org/drawingml/2006/main" noChangeAspect="1"/>
+            </wp:cNvGraphicFramePr>
+            <a:graphic xmlns:a="http://schemas.openxmlformats.org/drawingml/2006/main">
+              <a:graphicData uri="http://schemas.openxmlformats.org/drawingml/2006/picture">
+                <pic:pic xmlns:pic="http://schemas.openxmlformats.org/drawingml/2006/picture">
+                  <pic:nvPicPr>
+                    <pic:cNvPr id="9" name="Pritask(1).drawio.png"/>
+                    <pic:cNvPicPr/>
+                  </pic:nvPicPr>
+                  <pic:blipFill>
+                    <a:blip r:embed="rId14">
+                      <a:extLst>
+                        <a:ext uri="{28A0092B-C50C-407E-A947-70E740481C1C}">
+                          <a14:useLocalDpi xmlns:a14="http://schemas.microsoft.com/office/drawing/2010/main" val="0"/>
+                        </a:ext>
+                      </a:extLst>
+                    </a:blip>
+                    <a:stretch>
+                      <a:fillRect/>
+                    </a:stretch>
+                  </pic:blipFill>
+                  <pic:spPr>
+                    <a:xfrm>
+                      <a:off x="0" y="0"/>
+                      <a:ext cx="5257800" cy="5770880"/>
+                    </a:xfrm>
+                    <a:prstGeom prst="rect">
+                      <a:avLst/>
+                    </a:prstGeom>
+                  </pic:spPr>
+                </pic:pic>
+              </a:graphicData>
+            </a:graphic>
+          </wp:inline>
+        </w:drawing>
+      </w:r>
+      <w:bookmarkEnd w:id="25"/>
+    </w:p>
+    <w:p>
+      <w:r>
+        <w:rPr>
+          <w:noProof/>
+        </w:rPr>
+        <w:drawing>
+          <wp:inline distT="0" distB="0" distL="0" distR="0">
+            <wp:extent cx="5422006" cy="1828290"/>
+            <wp:effectExtent l="0" t="0" r="7620" b="635"/>
+            <wp:docPr id="13" name="Picture 13"/>
+            <wp:cNvGraphicFramePr>
+              <a:graphicFrameLocks xmlns:a="http://schemas.openxmlformats.org/drawingml/2006/main" noChangeAspect="1"/>
+            </wp:cNvGraphicFramePr>
+            <a:graphic xmlns:a="http://schemas.openxmlformats.org/drawingml/2006/main">
+              <a:graphicData uri="http://schemas.openxmlformats.org/drawingml/2006/picture">
+                <pic:pic xmlns:pic="http://schemas.openxmlformats.org/drawingml/2006/picture">
+                  <pic:nvPicPr>
+                    <pic:cNvPr id="13" name="Pritask(2).drawio.png"/>
+                    <pic:cNvPicPr/>
+                  </pic:nvPicPr>
+                  <pic:blipFill>
+                    <a:blip r:embed="rId15" cstate="print">
+                      <a:extLst>
+                        <a:ext uri="{28A0092B-C50C-407E-A947-70E740481C1C}">
+                          <a14:useLocalDpi xmlns:a14="http://schemas.microsoft.com/office/drawing/2010/main" val="0"/>
+                        </a:ext>
+                      </a:extLst>
+                    </a:blip>
+                    <a:stretch>
+                      <a:fillRect/>
+                    </a:stretch>
+                  </pic:blipFill>
+                  <pic:spPr>
+                    <a:xfrm>
+                      <a:off x="0" y="0"/>
+                      <a:ext cx="5430990" cy="1831319"/>
+                    </a:xfrm>
+                    <a:prstGeom prst="rect">
+                      <a:avLst/>
+                    </a:prstGeom>
+                  </pic:spPr>
+                </pic:pic>
+              </a:graphicData>
+            </a:graphic>
+          </wp:inline>
+        </w:drawing>
+      </w:r>
+    </w:p>
+    <w:p>
+      <w:pPr>
+        <w:pStyle w:val="Heading3"/>
+        <w:tabs>
+          <w:tab w:val="left" w:pos="3355"/>
+          <w:tab w:val="left" w:pos="4591"/>
+        </w:tabs>
+        <w:jc w:val="center"/>
+        <w:rPr>
+          <w:rFonts w:ascii="Times New Roman" w:hAnsi="Times New Roman" w:cs="Times New Roman"/>
+          <w:color w:val="auto"/>
+        </w:rPr>
+      </w:pPr>
+    </w:p>
+    <w:p>
+      <w:pPr>
+        <w:jc w:val="center"/>
+      </w:pPr>
+      <w:r>
+        <w:t>..</w:t>
+      </w:r>
+    </w:p>
+    <w:p>
+      <w:pPr>
+        <w:jc w:val="center"/>
+      </w:pPr>
     </w:p>
     <w:p>
       <w:pPr>
@@ -6629,21 +8071,79 @@
         </w:rPr>
         <w:t xml:space="preserve">  </w:t>
       </w:r>
-      <w:bookmarkStart w:id="24" w:name="_Toc212986190"/>
+      <w:bookmarkStart w:id="26" w:name="_Toc213042727"/>
       <w:r>
         <w:rPr>
           <w:rFonts w:ascii="Times New Roman" w:hAnsi="Times New Roman" w:cs="Times New Roman"/>
           <w:color w:val="auto"/>
         </w:rPr>
-        <w:t>3.3.3. Entity Relationship Diagram</w:t>
-      </w:r>
-      <w:bookmarkEnd w:id="24"/>
+        <w:t>3.3.3. Database</w:t>
+      </w:r>
       <w:r>
         <w:rPr>
           <w:rFonts w:ascii="Times New Roman" w:hAnsi="Times New Roman" w:cs="Times New Roman"/>
           <w:color w:val="auto"/>
         </w:rPr>
-        <w:tab/>
+        <w:t xml:space="preserve"> Diagram</w:t>
+      </w:r>
+      <w:bookmarkEnd w:id="26"/>
+    </w:p>
+    <w:p>
+      <w:pPr>
+        <w:jc w:val="center"/>
+      </w:pPr>
+      <w:r>
+        <w:rPr>
+          <w:noProof/>
+        </w:rPr>
+        <w:drawing>
+          <wp:inline distT="0" distB="0" distL="0" distR="0">
+            <wp:extent cx="5257800" cy="1787134"/>
+            <wp:effectExtent l="0" t="0" r="0" b="3810"/>
+            <wp:docPr id="12" name="Picture 12" descr="C:\Users\USER\AppData\Local\Packages\5319275A.WhatsAppDesktop_cv1g1gvanyjgm\TempState\610A059AF31F91F9BD718D61964F8F6D\WhatsApp Image 2025-11-02 at 20.18.57_90595d14.jpg"/>
+            <wp:cNvGraphicFramePr>
+              <a:graphicFrameLocks xmlns:a="http://schemas.openxmlformats.org/drawingml/2006/main" noChangeAspect="1"/>
+            </wp:cNvGraphicFramePr>
+            <a:graphic xmlns:a="http://schemas.openxmlformats.org/drawingml/2006/main">
+              <a:graphicData uri="http://schemas.openxmlformats.org/drawingml/2006/picture">
+                <pic:pic xmlns:pic="http://schemas.openxmlformats.org/drawingml/2006/picture">
+                  <pic:nvPicPr>
+                    <pic:cNvPr id="0" name="Picture 8" descr="C:\Users\USER\AppData\Local\Packages\5319275A.WhatsAppDesktop_cv1g1gvanyjgm\TempState\610A059AF31F91F9BD718D61964F8F6D\WhatsApp Image 2025-11-02 at 20.18.57_90595d14.jpg"/>
+                    <pic:cNvPicPr>
+                      <a:picLocks noChangeAspect="1" noChangeArrowheads="1"/>
+                    </pic:cNvPicPr>
+                  </pic:nvPicPr>
+                  <pic:blipFill>
+                    <a:blip r:embed="rId16">
+                      <a:extLst>
+                        <a:ext uri="{28A0092B-C50C-407E-A947-70E740481C1C}">
+                          <a14:useLocalDpi xmlns:a14="http://schemas.microsoft.com/office/drawing/2010/main" val="0"/>
+                        </a:ext>
+                      </a:extLst>
+                    </a:blip>
+                    <a:srcRect/>
+                    <a:stretch>
+                      <a:fillRect/>
+                    </a:stretch>
+                  </pic:blipFill>
+                  <pic:spPr bwMode="auto">
+                    <a:xfrm>
+                      <a:off x="0" y="0"/>
+                      <a:ext cx="5257800" cy="1787134"/>
+                    </a:xfrm>
+                    <a:prstGeom prst="rect">
+                      <a:avLst/>
+                    </a:prstGeom>
+                    <a:noFill/>
+                    <a:ln>
+                      <a:noFill/>
+                    </a:ln>
+                  </pic:spPr>
+                </pic:pic>
+              </a:graphicData>
+            </a:graphic>
+          </wp:inline>
+        </w:drawing>
       </w:r>
     </w:p>
     <w:p>
@@ -6665,7 +8165,7 @@
         </w:rPr>
         <w:t xml:space="preserve">  </w:t>
       </w:r>
-      <w:bookmarkStart w:id="25" w:name="_Toc212986191"/>
+      <w:bookmarkStart w:id="27" w:name="_Toc213042728"/>
       <w:r>
         <w:rPr>
           <w:rFonts w:ascii="Times New Roman" w:hAnsi="Times New Roman" w:cs="Times New Roman"/>
@@ -6673,7 +8173,7 @@
         </w:rPr>
         <w:t>3.3.4. UI Design</w:t>
       </w:r>
-      <w:bookmarkEnd w:id="25"/>
+      <w:bookmarkEnd w:id="27"/>
       <w:r>
         <w:rPr>
           <w:rFonts w:ascii="Times New Roman" w:hAnsi="Times New Roman" w:cs="Times New Roman"/>
@@ -6681,6 +8181,447 @@
         </w:rPr>
         <w:tab/>
       </w:r>
+    </w:p>
+    <w:p>
+      <w:pPr>
+        <w:jc w:val="center"/>
+      </w:pPr>
+      <w:r>
+        <w:rPr>
+          <w:noProof/>
+        </w:rPr>
+        <w:drawing>
+          <wp:inline distT="0" distB="0" distL="0" distR="0">
+            <wp:extent cx="5257800" cy="2197048"/>
+            <wp:effectExtent l="0" t="0" r="0" b="0"/>
+            <wp:docPr id="1" name="Picture 1" descr="C:\Users\USER\AppData\Local\Packages\5319275A.WhatsAppDesktop_cv1g1gvanyjgm\TempState\68CBEB19AED2460FDFE09EA08EBBEB80\WhatsApp Image 2025-11-02 at 18.43.25_126a53c9.jpg"/>
+            <wp:cNvGraphicFramePr>
+              <a:graphicFrameLocks xmlns:a="http://schemas.openxmlformats.org/drawingml/2006/main" noChangeAspect="1"/>
+            </wp:cNvGraphicFramePr>
+            <a:graphic xmlns:a="http://schemas.openxmlformats.org/drawingml/2006/main">
+              <a:graphicData uri="http://schemas.openxmlformats.org/drawingml/2006/picture">
+                <pic:pic xmlns:pic="http://schemas.openxmlformats.org/drawingml/2006/picture">
+                  <pic:nvPicPr>
+                    <pic:cNvPr id="0" name="Picture 1" descr="C:\Users\USER\AppData\Local\Packages\5319275A.WhatsAppDesktop_cv1g1gvanyjgm\TempState\68CBEB19AED2460FDFE09EA08EBBEB80\WhatsApp Image 2025-11-02 at 18.43.25_126a53c9.jpg"/>
+                    <pic:cNvPicPr>
+                      <a:picLocks noChangeAspect="1" noChangeArrowheads="1"/>
+                    </pic:cNvPicPr>
+                  </pic:nvPicPr>
+                  <pic:blipFill>
+                    <a:blip r:embed="rId17" cstate="print">
+                      <a:extLst>
+                        <a:ext uri="{28A0092B-C50C-407E-A947-70E740481C1C}">
+                          <a14:useLocalDpi xmlns:a14="http://schemas.microsoft.com/office/drawing/2010/main" val="0"/>
+                        </a:ext>
+                      </a:extLst>
+                    </a:blip>
+                    <a:srcRect/>
+                    <a:stretch>
+                      <a:fillRect/>
+                    </a:stretch>
+                  </pic:blipFill>
+                  <pic:spPr bwMode="auto">
+                    <a:xfrm>
+                      <a:off x="0" y="0"/>
+                      <a:ext cx="5257800" cy="2197048"/>
+                    </a:xfrm>
+                    <a:prstGeom prst="rect">
+                      <a:avLst/>
+                    </a:prstGeom>
+                    <a:noFill/>
+                    <a:ln>
+                      <a:noFill/>
+                    </a:ln>
+                  </pic:spPr>
+                </pic:pic>
+              </a:graphicData>
+            </a:graphic>
+          </wp:inline>
+        </w:drawing>
+      </w:r>
+    </w:p>
+    <w:p>
+      <w:pPr>
+        <w:jc w:val="center"/>
+      </w:pPr>
+    </w:p>
+    <w:p>
+      <w:pPr>
+        <w:jc w:val="center"/>
+      </w:pPr>
+      <w:r>
+        <w:rPr>
+          <w:noProof/>
+        </w:rPr>
+        <w:drawing>
+          <wp:inline distT="0" distB="0" distL="0" distR="0">
+            <wp:extent cx="5257800" cy="2204442"/>
+            <wp:effectExtent l="0" t="0" r="0" b="5715"/>
+            <wp:docPr id="3" name="Picture 3" descr="C:\Users\USER\AppData\Local\Packages\5319275A.WhatsAppDesktop_cv1g1gvanyjgm\TempState\05599A926AE705597CC6F35EE78FC47B\WhatsApp Image 2025-11-02 at 18.43.26_182c4c1e.jpg"/>
+            <wp:cNvGraphicFramePr>
+              <a:graphicFrameLocks xmlns:a="http://schemas.openxmlformats.org/drawingml/2006/main" noChangeAspect="1"/>
+            </wp:cNvGraphicFramePr>
+            <a:graphic xmlns:a="http://schemas.openxmlformats.org/drawingml/2006/main">
+              <a:graphicData uri="http://schemas.openxmlformats.org/drawingml/2006/picture">
+                <pic:pic xmlns:pic="http://schemas.openxmlformats.org/drawingml/2006/picture">
+                  <pic:nvPicPr>
+                    <pic:cNvPr id="0" name="Picture 2" descr="C:\Users\USER\AppData\Local\Packages\5319275A.WhatsAppDesktop_cv1g1gvanyjgm\TempState\05599A926AE705597CC6F35EE78FC47B\WhatsApp Image 2025-11-02 at 18.43.26_182c4c1e.jpg"/>
+                    <pic:cNvPicPr>
+                      <a:picLocks noChangeAspect="1" noChangeArrowheads="1"/>
+                    </pic:cNvPicPr>
+                  </pic:nvPicPr>
+                  <pic:blipFill>
+                    <a:blip r:embed="rId18" cstate="print">
+                      <a:extLst>
+                        <a:ext uri="{28A0092B-C50C-407E-A947-70E740481C1C}">
+                          <a14:useLocalDpi xmlns:a14="http://schemas.microsoft.com/office/drawing/2010/main" val="0"/>
+                        </a:ext>
+                      </a:extLst>
+                    </a:blip>
+                    <a:srcRect/>
+                    <a:stretch>
+                      <a:fillRect/>
+                    </a:stretch>
+                  </pic:blipFill>
+                  <pic:spPr bwMode="auto">
+                    <a:xfrm>
+                      <a:off x="0" y="0"/>
+                      <a:ext cx="5257800" cy="2204442"/>
+                    </a:xfrm>
+                    <a:prstGeom prst="rect">
+                      <a:avLst/>
+                    </a:prstGeom>
+                    <a:noFill/>
+                    <a:ln>
+                      <a:noFill/>
+                    </a:ln>
+                  </pic:spPr>
+                </pic:pic>
+              </a:graphicData>
+            </a:graphic>
+          </wp:inline>
+        </w:drawing>
+      </w:r>
+    </w:p>
+    <w:p>
+      <w:pPr>
+        <w:jc w:val="center"/>
+      </w:pPr>
+    </w:p>
+    <w:p>
+      <w:pPr>
+        <w:jc w:val="center"/>
+      </w:pPr>
+      <w:r>
+        <w:rPr>
+          <w:noProof/>
+        </w:rPr>
+        <w:drawing>
+          <wp:inline distT="0" distB="0" distL="0" distR="0">
+            <wp:extent cx="5257800" cy="2268248"/>
+            <wp:effectExtent l="0" t="0" r="0" b="0"/>
+            <wp:docPr id="4" name="Picture 4" descr="C:\Users\USER\AppData\Local\Packages\5319275A.WhatsAppDesktop_cv1g1gvanyjgm\TempState\7FBA8D73E529B1009026E69E3FA83CF4\WhatsApp Image 2025-11-02 at 18.43.26_b7b02c39.jpg"/>
+            <wp:cNvGraphicFramePr>
+              <a:graphicFrameLocks xmlns:a="http://schemas.openxmlformats.org/drawingml/2006/main" noChangeAspect="1"/>
+            </wp:cNvGraphicFramePr>
+            <a:graphic xmlns:a="http://schemas.openxmlformats.org/drawingml/2006/main">
+              <a:graphicData uri="http://schemas.openxmlformats.org/drawingml/2006/picture">
+                <pic:pic xmlns:pic="http://schemas.openxmlformats.org/drawingml/2006/picture">
+                  <pic:nvPicPr>
+                    <pic:cNvPr id="0" name="Picture 3" descr="C:\Users\USER\AppData\Local\Packages\5319275A.WhatsAppDesktop_cv1g1gvanyjgm\TempState\7FBA8D73E529B1009026E69E3FA83CF4\WhatsApp Image 2025-11-02 at 18.43.26_b7b02c39.jpg"/>
+                    <pic:cNvPicPr>
+                      <a:picLocks noChangeAspect="1" noChangeArrowheads="1"/>
+                    </pic:cNvPicPr>
+                  </pic:nvPicPr>
+                  <pic:blipFill>
+                    <a:blip r:embed="rId19" cstate="print">
+                      <a:extLst>
+                        <a:ext uri="{28A0092B-C50C-407E-A947-70E740481C1C}">
+                          <a14:useLocalDpi xmlns:a14="http://schemas.microsoft.com/office/drawing/2010/main" val="0"/>
+                        </a:ext>
+                      </a:extLst>
+                    </a:blip>
+                    <a:srcRect/>
+                    <a:stretch>
+                      <a:fillRect/>
+                    </a:stretch>
+                  </pic:blipFill>
+                  <pic:spPr bwMode="auto">
+                    <a:xfrm>
+                      <a:off x="0" y="0"/>
+                      <a:ext cx="5257800" cy="2268248"/>
+                    </a:xfrm>
+                    <a:prstGeom prst="rect">
+                      <a:avLst/>
+                    </a:prstGeom>
+                    <a:noFill/>
+                    <a:ln>
+                      <a:noFill/>
+                    </a:ln>
+                  </pic:spPr>
+                </pic:pic>
+              </a:graphicData>
+            </a:graphic>
+          </wp:inline>
+        </w:drawing>
+      </w:r>
+    </w:p>
+    <w:p>
+      <w:pPr>
+        <w:jc w:val="center"/>
+      </w:pPr>
+    </w:p>
+    <w:p>
+      <w:pPr>
+        <w:jc w:val="center"/>
+      </w:pPr>
+      <w:r>
+        <w:rPr>
+          <w:noProof/>
+        </w:rPr>
+        <w:drawing>
+          <wp:inline distT="0" distB="0" distL="0" distR="0">
+            <wp:extent cx="5257800" cy="2223337"/>
+            <wp:effectExtent l="0" t="0" r="0" b="5715"/>
+            <wp:docPr id="5" name="Picture 5" descr="C:\Users\USER\AppData\Local\Packages\5319275A.WhatsAppDesktop_cv1g1gvanyjgm\TempState\B6C3DE511AEED53ACE68B87E7B986B1F\WhatsApp Image 2025-11-02 at 18.43.27_41438ca6.jpg"/>
+            <wp:cNvGraphicFramePr>
+              <a:graphicFrameLocks xmlns:a="http://schemas.openxmlformats.org/drawingml/2006/main" noChangeAspect="1"/>
+            </wp:cNvGraphicFramePr>
+            <a:graphic xmlns:a="http://schemas.openxmlformats.org/drawingml/2006/main">
+              <a:graphicData uri="http://schemas.openxmlformats.org/drawingml/2006/picture">
+                <pic:pic xmlns:pic="http://schemas.openxmlformats.org/drawingml/2006/picture">
+                  <pic:nvPicPr>
+                    <pic:cNvPr id="0" name="Picture 4" descr="C:\Users\USER\AppData\Local\Packages\5319275A.WhatsAppDesktop_cv1g1gvanyjgm\TempState\B6C3DE511AEED53ACE68B87E7B986B1F\WhatsApp Image 2025-11-02 at 18.43.27_41438ca6.jpg"/>
+                    <pic:cNvPicPr>
+                      <a:picLocks noChangeAspect="1" noChangeArrowheads="1"/>
+                    </pic:cNvPicPr>
+                  </pic:nvPicPr>
+                  <pic:blipFill>
+                    <a:blip r:embed="rId20" cstate="print">
+                      <a:extLst>
+                        <a:ext uri="{28A0092B-C50C-407E-A947-70E740481C1C}">
+                          <a14:useLocalDpi xmlns:a14="http://schemas.microsoft.com/office/drawing/2010/main" val="0"/>
+                        </a:ext>
+                      </a:extLst>
+                    </a:blip>
+                    <a:srcRect/>
+                    <a:stretch>
+                      <a:fillRect/>
+                    </a:stretch>
+                  </pic:blipFill>
+                  <pic:spPr bwMode="auto">
+                    <a:xfrm>
+                      <a:off x="0" y="0"/>
+                      <a:ext cx="5257800" cy="2223337"/>
+                    </a:xfrm>
+                    <a:prstGeom prst="rect">
+                      <a:avLst/>
+                    </a:prstGeom>
+                    <a:noFill/>
+                    <a:ln>
+                      <a:noFill/>
+                    </a:ln>
+                  </pic:spPr>
+                </pic:pic>
+              </a:graphicData>
+            </a:graphic>
+          </wp:inline>
+        </w:drawing>
+      </w:r>
+    </w:p>
+    <w:p>
+      <w:pPr>
+        <w:jc w:val="center"/>
+      </w:pPr>
+    </w:p>
+    <w:p>
+      <w:pPr>
+        <w:jc w:val="center"/>
+      </w:pPr>
+      <w:r>
+        <w:rPr>
+          <w:noProof/>
+        </w:rPr>
+        <w:drawing>
+          <wp:inline distT="0" distB="0" distL="0" distR="0">
+            <wp:extent cx="5257800" cy="2230731"/>
+            <wp:effectExtent l="0" t="0" r="0" b="0"/>
+            <wp:docPr id="6" name="Picture 6" descr="C:\Users\USER\AppData\Local\Packages\5319275A.WhatsAppDesktop_cv1g1gvanyjgm\TempState\08459CA4E9D2068442C332D5E622650A\WhatsApp Image 2025-11-02 at 18.43.27_7874d514.jpg"/>
+            <wp:cNvGraphicFramePr>
+              <a:graphicFrameLocks xmlns:a="http://schemas.openxmlformats.org/drawingml/2006/main" noChangeAspect="1"/>
+            </wp:cNvGraphicFramePr>
+            <a:graphic xmlns:a="http://schemas.openxmlformats.org/drawingml/2006/main">
+              <a:graphicData uri="http://schemas.openxmlformats.org/drawingml/2006/picture">
+                <pic:pic xmlns:pic="http://schemas.openxmlformats.org/drawingml/2006/picture">
+                  <pic:nvPicPr>
+                    <pic:cNvPr id="0" name="Picture 5" descr="C:\Users\USER\AppData\Local\Packages\5319275A.WhatsAppDesktop_cv1g1gvanyjgm\TempState\08459CA4E9D2068442C332D5E622650A\WhatsApp Image 2025-11-02 at 18.43.27_7874d514.jpg"/>
+                    <pic:cNvPicPr>
+                      <a:picLocks noChangeAspect="1" noChangeArrowheads="1"/>
+                    </pic:cNvPicPr>
+                  </pic:nvPicPr>
+                  <pic:blipFill>
+                    <a:blip r:embed="rId21" cstate="print">
+                      <a:extLst>
+                        <a:ext uri="{28A0092B-C50C-407E-A947-70E740481C1C}">
+                          <a14:useLocalDpi xmlns:a14="http://schemas.microsoft.com/office/drawing/2010/main" val="0"/>
+                        </a:ext>
+                      </a:extLst>
+                    </a:blip>
+                    <a:srcRect/>
+                    <a:stretch>
+                      <a:fillRect/>
+                    </a:stretch>
+                  </pic:blipFill>
+                  <pic:spPr bwMode="auto">
+                    <a:xfrm>
+                      <a:off x="0" y="0"/>
+                      <a:ext cx="5257800" cy="2230731"/>
+                    </a:xfrm>
+                    <a:prstGeom prst="rect">
+                      <a:avLst/>
+                    </a:prstGeom>
+                    <a:noFill/>
+                    <a:ln>
+                      <a:noFill/>
+                    </a:ln>
+                  </pic:spPr>
+                </pic:pic>
+              </a:graphicData>
+            </a:graphic>
+          </wp:inline>
+        </w:drawing>
+      </w:r>
+    </w:p>
+    <w:p>
+      <w:pPr>
+        <w:jc w:val="center"/>
+      </w:pPr>
+    </w:p>
+    <w:p>
+      <w:pPr>
+        <w:jc w:val="center"/>
+      </w:pPr>
+      <w:r>
+        <w:rPr>
+          <w:noProof/>
+        </w:rPr>
+        <w:drawing>
+          <wp:inline distT="0" distB="0" distL="0" distR="0">
+            <wp:extent cx="5257800" cy="2204442"/>
+            <wp:effectExtent l="0" t="0" r="0" b="5715"/>
+            <wp:docPr id="7" name="Picture 7" descr="C:\Users\USER\AppData\Local\Packages\5319275A.WhatsAppDesktop_cv1g1gvanyjgm\TempState\2CCFF83E6D315762A7A5862246B9FD5A\WhatsApp Image 2025-11-02 at 18.43.28_b0f57e99.jpg"/>
+            <wp:cNvGraphicFramePr>
+              <a:graphicFrameLocks xmlns:a="http://schemas.openxmlformats.org/drawingml/2006/main" noChangeAspect="1"/>
+            </wp:cNvGraphicFramePr>
+            <a:graphic xmlns:a="http://schemas.openxmlformats.org/drawingml/2006/main">
+              <a:graphicData uri="http://schemas.openxmlformats.org/drawingml/2006/picture">
+                <pic:pic xmlns:pic="http://schemas.openxmlformats.org/drawingml/2006/picture">
+                  <pic:nvPicPr>
+                    <pic:cNvPr id="0" name="Picture 6" descr="C:\Users\USER\AppData\Local\Packages\5319275A.WhatsAppDesktop_cv1g1gvanyjgm\TempState\2CCFF83E6D315762A7A5862246B9FD5A\WhatsApp Image 2025-11-02 at 18.43.28_b0f57e99.jpg"/>
+                    <pic:cNvPicPr>
+                      <a:picLocks noChangeAspect="1" noChangeArrowheads="1"/>
+                    </pic:cNvPicPr>
+                  </pic:nvPicPr>
+                  <pic:blipFill>
+                    <a:blip r:embed="rId22" cstate="print">
+                      <a:extLst>
+                        <a:ext uri="{28A0092B-C50C-407E-A947-70E740481C1C}">
+                          <a14:useLocalDpi xmlns:a14="http://schemas.microsoft.com/office/drawing/2010/main" val="0"/>
+                        </a:ext>
+                      </a:extLst>
+                    </a:blip>
+                    <a:srcRect/>
+                    <a:stretch>
+                      <a:fillRect/>
+                    </a:stretch>
+                  </pic:blipFill>
+                  <pic:spPr bwMode="auto">
+                    <a:xfrm>
+                      <a:off x="0" y="0"/>
+                      <a:ext cx="5257800" cy="2204442"/>
+                    </a:xfrm>
+                    <a:prstGeom prst="rect">
+                      <a:avLst/>
+                    </a:prstGeom>
+                    <a:noFill/>
+                    <a:ln>
+                      <a:noFill/>
+                    </a:ln>
+                  </pic:spPr>
+                </pic:pic>
+              </a:graphicData>
+            </a:graphic>
+          </wp:inline>
+        </w:drawing>
+      </w:r>
+    </w:p>
+    <w:p>
+      <w:pPr>
+        <w:jc w:val="center"/>
+      </w:pPr>
+    </w:p>
+    <w:p>
+      <w:pPr>
+        <w:jc w:val="center"/>
+      </w:pPr>
+      <w:r>
+        <w:rPr>
+          <w:noProof/>
+        </w:rPr>
+        <w:drawing>
+          <wp:inline distT="0" distB="0" distL="0" distR="0">
+            <wp:extent cx="5257800" cy="2260854"/>
+            <wp:effectExtent l="0" t="0" r="0" b="6350"/>
+            <wp:docPr id="8" name="Picture 8" descr="C:\Users\USER\AppData\Local\Packages\5319275A.WhatsAppDesktop_cv1g1gvanyjgm\TempState\997D1A2B5FD043C81CB5EB151D1974B5\WhatsApp Image 2025-11-02 at 18.43.28_c1d68cbb.jpg"/>
+            <wp:cNvGraphicFramePr>
+              <a:graphicFrameLocks xmlns:a="http://schemas.openxmlformats.org/drawingml/2006/main" noChangeAspect="1"/>
+            </wp:cNvGraphicFramePr>
+            <a:graphic xmlns:a="http://schemas.openxmlformats.org/drawingml/2006/main">
+              <a:graphicData uri="http://schemas.openxmlformats.org/drawingml/2006/picture">
+                <pic:pic xmlns:pic="http://schemas.openxmlformats.org/drawingml/2006/picture">
+                  <pic:nvPicPr>
+                    <pic:cNvPr id="0" name="Picture 7" descr="C:\Users\USER\AppData\Local\Packages\5319275A.WhatsAppDesktop_cv1g1gvanyjgm\TempState\997D1A2B5FD043C81CB5EB151D1974B5\WhatsApp Image 2025-11-02 at 18.43.28_c1d68cbb.jpg"/>
+                    <pic:cNvPicPr>
+                      <a:picLocks noChangeAspect="1" noChangeArrowheads="1"/>
+                    </pic:cNvPicPr>
+                  </pic:nvPicPr>
+                  <pic:blipFill>
+                    <a:blip r:embed="rId23" cstate="print">
+                      <a:extLst>
+                        <a:ext uri="{28A0092B-C50C-407E-A947-70E740481C1C}">
+                          <a14:useLocalDpi xmlns:a14="http://schemas.microsoft.com/office/drawing/2010/main" val="0"/>
+                        </a:ext>
+                      </a:extLst>
+                    </a:blip>
+                    <a:srcRect/>
+                    <a:stretch>
+                      <a:fillRect/>
+                    </a:stretch>
+                  </pic:blipFill>
+                  <pic:spPr bwMode="auto">
+                    <a:xfrm>
+                      <a:off x="0" y="0"/>
+                      <a:ext cx="5257800" cy="2260854"/>
+                    </a:xfrm>
+                    <a:prstGeom prst="rect">
+                      <a:avLst/>
+                    </a:prstGeom>
+                    <a:noFill/>
+                    <a:ln>
+                      <a:noFill/>
+                    </a:ln>
+                  </pic:spPr>
+                </pic:pic>
+              </a:graphicData>
+            </a:graphic>
+          </wp:inline>
+        </w:drawing>
+      </w:r>
+    </w:p>
+    <w:p>
+      <w:pPr>
+        <w:jc w:val="center"/>
+      </w:pPr>
     </w:p>
     <w:p>
       <w:pPr>
@@ -6694,7 +8635,7 @@
           <w:szCs w:val="24"/>
         </w:rPr>
       </w:pPr>
-      <w:bookmarkStart w:id="26" w:name="_Toc212986192"/>
+      <w:bookmarkStart w:id="28" w:name="_Toc213042729"/>
       <w:r>
         <w:rPr>
           <w:rFonts w:ascii="Times New Roman" w:hAnsi="Times New Roman" w:cs="Times New Roman"/>
@@ -6716,7 +8657,7 @@
         <w:tab/>
         <w:t>Implementasi Program</w:t>
       </w:r>
-      <w:bookmarkEnd w:id="26"/>
+      <w:bookmarkEnd w:id="28"/>
     </w:p>
     <w:p>
       <w:pPr>
@@ -6737,7 +8678,7 @@
         </w:rPr>
         <w:t xml:space="preserve">  </w:t>
       </w:r>
-      <w:bookmarkStart w:id="27" w:name="_Toc212986193"/>
+      <w:bookmarkStart w:id="29" w:name="_Toc213042730"/>
       <w:r>
         <w:rPr>
           <w:rFonts w:ascii="Times New Roman" w:hAnsi="Times New Roman" w:cs="Times New Roman"/>
@@ -6745,7 +8686,7 @@
         </w:rPr>
         <w:t>3.4.1. Lingkungan Implementasi</w:t>
       </w:r>
-      <w:bookmarkEnd w:id="27"/>
+      <w:bookmarkEnd w:id="29"/>
     </w:p>
     <w:p>
       <w:pPr>
@@ -6976,7 +8917,7 @@
         </w:rPr>
         <w:t xml:space="preserve">  </w:t>
       </w:r>
-      <w:bookmarkStart w:id="28" w:name="_Toc212986194"/>
+      <w:bookmarkStart w:id="30" w:name="_Toc213042731"/>
       <w:r>
         <w:rPr>
           <w:rFonts w:ascii="Times New Roman" w:hAnsi="Times New Roman" w:cs="Times New Roman"/>
@@ -6984,7 +8925,7 @@
         </w:rPr>
         <w:t>3.4.2. Struktur Program</w:t>
       </w:r>
-      <w:bookmarkEnd w:id="28"/>
+      <w:bookmarkEnd w:id="30"/>
     </w:p>
     <w:p>
       <w:pPr>
@@ -7081,6 +9022,7 @@
           <w:sz w:val="24"/>
           <w:szCs w:val="24"/>
         </w:rPr>
+        <w:lastRenderedPageBreak/>
         <w:t xml:space="preserve">Berisi algoritma </w:t>
       </w:r>
       <w:r>
@@ -7217,10 +9159,9 @@
           <w:rFonts w:ascii="Times New Roman" w:hAnsi="Times New Roman" w:cs="Times New Roman"/>
           <w:color w:val="auto"/>
         </w:rPr>
-        <w:lastRenderedPageBreak/>
         <w:t xml:space="preserve">  </w:t>
       </w:r>
-      <w:bookmarkStart w:id="29" w:name="_Toc212986195"/>
+      <w:bookmarkStart w:id="31" w:name="_Toc213042732"/>
       <w:r>
         <w:rPr>
           <w:rFonts w:ascii="Times New Roman" w:hAnsi="Times New Roman" w:cs="Times New Roman"/>
@@ -7228,7 +9169,7 @@
         </w:rPr>
         <w:t>3.4.3. Implementasi Algoritma</w:t>
       </w:r>
-      <w:bookmarkEnd w:id="29"/>
+      <w:bookmarkEnd w:id="31"/>
       <w:r>
         <w:rPr>
           <w:rFonts w:ascii="Times New Roman" w:hAnsi="Times New Roman" w:cs="Times New Roman"/>
@@ -7270,12 +9211,261 @@
     </w:p>
     <w:p>
       <w:pPr>
-        <w:rPr>
-          <w:rFonts w:ascii="Times New Roman" w:hAnsi="Times New Roman" w:cs="Times New Roman"/>
-          <w:sz w:val="24"/>
-          <w:szCs w:val="24"/>
-        </w:rPr>
-      </w:pPr>
+        <w:jc w:val="center"/>
+        <w:rPr>
+          <w:rFonts w:ascii="Times New Roman" w:hAnsi="Times New Roman" w:cs="Times New Roman"/>
+          <w:sz w:val="24"/>
+          <w:szCs w:val="24"/>
+        </w:rPr>
+      </w:pPr>
+      <w:r>
+        <w:rPr>
+          <w:rFonts w:ascii="Times New Roman" w:hAnsi="Times New Roman" w:cs="Times New Roman"/>
+          <w:noProof/>
+          <w:sz w:val="24"/>
+          <w:szCs w:val="24"/>
+        </w:rPr>
+        <w:drawing>
+          <wp:inline distT="0" distB="0" distL="0" distR="0">
+            <wp:extent cx="4591050" cy="3784737"/>
+            <wp:effectExtent l="0" t="0" r="0" b="6350"/>
+            <wp:docPr id="11" name="Picture 11"/>
+            <wp:cNvGraphicFramePr>
+              <a:graphicFrameLocks xmlns:a="http://schemas.openxmlformats.org/drawingml/2006/main" noChangeAspect="1"/>
+            </wp:cNvGraphicFramePr>
+            <a:graphic xmlns:a="http://schemas.openxmlformats.org/drawingml/2006/main">
+              <a:graphicData uri="http://schemas.openxmlformats.org/drawingml/2006/picture">
+                <pic:pic xmlns:pic="http://schemas.openxmlformats.org/drawingml/2006/picture">
+                  <pic:nvPicPr>
+                    <pic:cNvPr id="11" name="Screenshot (2072).png"/>
+                    <pic:cNvPicPr/>
+                  </pic:nvPicPr>
+                  <pic:blipFill rotWithShape="1">
+                    <a:blip r:embed="rId24">
+                      <a:extLst>
+                        <a:ext uri="{28A0092B-C50C-407E-A947-70E740481C1C}">
+                          <a14:useLocalDpi xmlns:a14="http://schemas.microsoft.com/office/drawing/2010/main" val="0"/>
+                        </a:ext>
+                      </a:extLst>
+                    </a:blip>
+                    <a:srcRect l="25543" t="8702" r="23913" b="17186"/>
+                    <a:stretch/>
+                  </pic:blipFill>
+                  <pic:spPr bwMode="auto">
+                    <a:xfrm>
+                      <a:off x="0" y="0"/>
+                      <a:ext cx="4597017" cy="3789656"/>
+                    </a:xfrm>
+                    <a:prstGeom prst="rect">
+                      <a:avLst/>
+                    </a:prstGeom>
+                    <a:ln>
+                      <a:noFill/>
+                    </a:ln>
+                    <a:extLst>
+                      <a:ext uri="{53640926-AAD7-44D8-BBD7-CCE9431645EC}">
+                        <a14:shadowObscured xmlns:a14="http://schemas.microsoft.com/office/drawing/2010/main"/>
+                      </a:ext>
+                    </a:extLst>
+                  </pic:spPr>
+                </pic:pic>
+              </a:graphicData>
+            </a:graphic>
+          </wp:inline>
+        </w:drawing>
+      </w:r>
+    </w:p>
+    <w:p>
+      <w:pPr>
+        <w:spacing w:before="100" w:beforeAutospacing="1" w:after="100" w:afterAutospacing="1" w:line="240" w:lineRule="auto"/>
+        <w:ind w:firstLine="720"/>
+        <w:jc w:val="both"/>
+        <w:rPr>
+          <w:rFonts w:ascii="Times New Roman" w:eastAsia="Times New Roman" w:hAnsi="Times New Roman" w:cs="Times New Roman"/>
+          <w:sz w:val="24"/>
+          <w:szCs w:val="24"/>
+        </w:rPr>
+      </w:pPr>
+      <w:r>
+        <w:rPr>
+          <w:rFonts w:ascii="Times New Roman" w:eastAsia="Times New Roman" w:hAnsi="Times New Roman" w:cs="Times New Roman"/>
+          <w:bCs/>
+          <w:sz w:val="24"/>
+          <w:szCs w:val="24"/>
+        </w:rPr>
+        <w:t>Decision Tree</w:t>
+      </w:r>
+      <w:r>
+        <w:rPr>
+          <w:rFonts w:ascii="Times New Roman" w:eastAsia="Times New Roman" w:hAnsi="Times New Roman" w:cs="Times New Roman"/>
+          <w:sz w:val="24"/>
+          <w:szCs w:val="24"/>
+        </w:rPr>
+        <w:t xml:space="preserve"> adalah salah satu algoritma </w:t>
+      </w:r>
+      <w:r>
+        <w:rPr>
+          <w:rFonts w:ascii="Times New Roman" w:eastAsia="Times New Roman" w:hAnsi="Times New Roman" w:cs="Times New Roman"/>
+          <w:i/>
+          <w:iCs/>
+          <w:sz w:val="24"/>
+          <w:szCs w:val="24"/>
+        </w:rPr>
+        <w:t>machine learning</w:t>
+      </w:r>
+      <w:r>
+        <w:rPr>
+          <w:rFonts w:ascii="Times New Roman" w:eastAsia="Times New Roman" w:hAnsi="Times New Roman" w:cs="Times New Roman"/>
+          <w:sz w:val="24"/>
+          <w:szCs w:val="24"/>
+        </w:rPr>
+        <w:t xml:space="preserve"> yang digunakan untuk </w:t>
+      </w:r>
+      <w:r>
+        <w:rPr>
+          <w:rFonts w:ascii="Times New Roman" w:eastAsia="Times New Roman" w:hAnsi="Times New Roman" w:cs="Times New Roman"/>
+          <w:bCs/>
+          <w:sz w:val="24"/>
+          <w:szCs w:val="24"/>
+        </w:rPr>
+        <w:t>membuat keputusan berdasarkan data dan aturan tertentu</w:t>
+      </w:r>
+      <w:r>
+        <w:rPr>
+          <w:rFonts w:ascii="Times New Roman" w:eastAsia="Times New Roman" w:hAnsi="Times New Roman" w:cs="Times New Roman"/>
+          <w:sz w:val="24"/>
+          <w:szCs w:val="24"/>
+        </w:rPr>
+        <w:t xml:space="preserve">. </w:t>
+      </w:r>
+      <w:r>
+        <w:rPr>
+          <w:rFonts w:ascii="Times New Roman" w:eastAsia="Times New Roman" w:hAnsi="Times New Roman" w:cs="Times New Roman"/>
+          <w:sz w:val="24"/>
+          <w:szCs w:val="24"/>
+        </w:rPr>
+        <w:t xml:space="preserve">Algoritma ini bekerja seperti </w:t>
+      </w:r>
+      <w:r>
+        <w:rPr>
+          <w:rFonts w:ascii="Times New Roman" w:eastAsia="Times New Roman" w:hAnsi="Times New Roman" w:cs="Times New Roman"/>
+          <w:bCs/>
+          <w:sz w:val="24"/>
+          <w:szCs w:val="24"/>
+        </w:rPr>
+        <w:t>struktur pohon (tree)</w:t>
+      </w:r>
+      <w:r>
+        <w:rPr>
+          <w:rFonts w:ascii="Times New Roman" w:eastAsia="Times New Roman" w:hAnsi="Times New Roman" w:cs="Times New Roman"/>
+          <w:sz w:val="24"/>
+          <w:szCs w:val="24"/>
+        </w:rPr>
+        <w:t xml:space="preserve">, di mana setiap </w:t>
+      </w:r>
+      <w:r>
+        <w:rPr>
+          <w:rFonts w:ascii="Times New Roman" w:eastAsia="Times New Roman" w:hAnsi="Times New Roman" w:cs="Times New Roman"/>
+          <w:bCs/>
+          <w:sz w:val="24"/>
+          <w:szCs w:val="24"/>
+        </w:rPr>
+        <w:t>node</w:t>
+      </w:r>
+      <w:r>
+        <w:rPr>
+          <w:rFonts w:ascii="Times New Roman" w:eastAsia="Times New Roman" w:hAnsi="Times New Roman" w:cs="Times New Roman"/>
+          <w:sz w:val="24"/>
+          <w:szCs w:val="24"/>
+        </w:rPr>
+        <w:t xml:space="preserve"> mewakili </w:t>
+      </w:r>
+      <w:r>
+        <w:rPr>
+          <w:rFonts w:ascii="Times New Roman" w:eastAsia="Times New Roman" w:hAnsi="Times New Roman" w:cs="Times New Roman"/>
+          <w:i/>
+          <w:iCs/>
+          <w:sz w:val="24"/>
+          <w:szCs w:val="24"/>
+        </w:rPr>
+        <w:t>pertanyaan atau kondisi</w:t>
+      </w:r>
+      <w:r>
+        <w:rPr>
+          <w:rFonts w:ascii="Times New Roman" w:eastAsia="Times New Roman" w:hAnsi="Times New Roman" w:cs="Times New Roman"/>
+          <w:sz w:val="24"/>
+          <w:szCs w:val="24"/>
+        </w:rPr>
+        <w:t xml:space="preserve">, dan setiap </w:t>
+      </w:r>
+      <w:r>
+        <w:rPr>
+          <w:rFonts w:ascii="Times New Roman" w:eastAsia="Times New Roman" w:hAnsi="Times New Roman" w:cs="Times New Roman"/>
+          <w:bCs/>
+          <w:sz w:val="24"/>
+          <w:szCs w:val="24"/>
+        </w:rPr>
+        <w:t>cabang</w:t>
+      </w:r>
+      <w:r>
+        <w:rPr>
+          <w:rFonts w:ascii="Times New Roman" w:eastAsia="Times New Roman" w:hAnsi="Times New Roman" w:cs="Times New Roman"/>
+          <w:sz w:val="24"/>
+          <w:szCs w:val="24"/>
+        </w:rPr>
+        <w:t xml:space="preserve"> adalah </w:t>
+      </w:r>
+      <w:r>
+        <w:rPr>
+          <w:rFonts w:ascii="Times New Roman" w:eastAsia="Times New Roman" w:hAnsi="Times New Roman" w:cs="Times New Roman"/>
+          <w:i/>
+          <w:iCs/>
+          <w:sz w:val="24"/>
+          <w:szCs w:val="24"/>
+        </w:rPr>
+        <w:t>hasil keputusan</w:t>
+      </w:r>
+      <w:r>
+        <w:rPr>
+          <w:rFonts w:ascii="Times New Roman" w:eastAsia="Times New Roman" w:hAnsi="Times New Roman" w:cs="Times New Roman"/>
+          <w:sz w:val="24"/>
+          <w:szCs w:val="24"/>
+        </w:rPr>
+        <w:t xml:space="preserve"> berdasarkan kondisi tersebut.</w:t>
+      </w:r>
+      <w:r>
+        <w:rPr>
+          <w:rFonts w:ascii="Times New Roman" w:eastAsia="Times New Roman" w:hAnsi="Times New Roman" w:cs="Times New Roman"/>
+          <w:sz w:val="24"/>
+          <w:szCs w:val="24"/>
+        </w:rPr>
+        <w:t xml:space="preserve"> </w:t>
+      </w:r>
+      <w:r>
+        <w:rPr>
+          <w:rFonts w:ascii="Times New Roman" w:eastAsia="Times New Roman" w:hAnsi="Times New Roman" w:cs="Times New Roman"/>
+          <w:sz w:val="24"/>
+          <w:szCs w:val="24"/>
+        </w:rPr>
+        <w:t xml:space="preserve">Tujuan utama Decision Tree adalah </w:t>
+      </w:r>
+      <w:r>
+        <w:rPr>
+          <w:rFonts w:ascii="Times New Roman" w:eastAsia="Times New Roman" w:hAnsi="Times New Roman" w:cs="Times New Roman"/>
+          <w:bCs/>
+          <w:sz w:val="24"/>
+          <w:szCs w:val="24"/>
+        </w:rPr>
+        <w:t>mengklasifikasikan atau memprediksi nilai output (target)</w:t>
+      </w:r>
+      <w:r>
+        <w:rPr>
+          <w:rFonts w:ascii="Times New Roman" w:eastAsia="Times New Roman" w:hAnsi="Times New Roman" w:cs="Times New Roman"/>
+          <w:sz w:val="24"/>
+          <w:szCs w:val="24"/>
+        </w:rPr>
+        <w:t xml:space="preserve"> berdasarkan beberapa variabel input (fitur).</w:t>
+      </w:r>
     </w:p>
     <w:p/>
     <w:p>
@@ -7283,7 +9473,6 @@
         <w:pStyle w:val="NoSpacing"/>
       </w:pPr>
     </w:p>
-    <w:p/>
     <w:p>
       <w:pPr>
         <w:pStyle w:val="Heading3"/>
@@ -7297,86 +9486,10 @@
           <w:color w:val="auto"/>
         </w:rPr>
       </w:pPr>
-      <w:r>
-        <w:rPr>
-          <w:rFonts w:ascii="Times New Roman" w:hAnsi="Times New Roman" w:cs="Times New Roman"/>
-          <w:color w:val="auto"/>
-        </w:rPr>
-        <w:tab/>
-      </w:r>
-    </w:p>
-    <w:p>
-      <w:pPr>
-        <w:pStyle w:val="Heading3"/>
-        <w:tabs>
-          <w:tab w:val="left" w:pos="3355"/>
-          <w:tab w:val="left" w:pos="4591"/>
-        </w:tabs>
-        <w:jc w:val="both"/>
-        <w:rPr>
-          <w:rFonts w:ascii="Times New Roman" w:hAnsi="Times New Roman" w:cs="Times New Roman"/>
-          <w:color w:val="auto"/>
-        </w:rPr>
-      </w:pPr>
-    </w:p>
-    <w:p>
-      <w:pPr>
-        <w:rPr>
-          <w:rFonts w:ascii="Times New Roman" w:eastAsiaTheme="majorEastAsia" w:hAnsi="Times New Roman" w:cs="Times New Roman"/>
-          <w:sz w:val="24"/>
-          <w:szCs w:val="24"/>
-        </w:rPr>
-      </w:pPr>
-    </w:p>
-    <w:p>
-      <w:pPr>
-        <w:pStyle w:val="Heading3"/>
-        <w:tabs>
-          <w:tab w:val="left" w:pos="3355"/>
-        </w:tabs>
-        <w:jc w:val="both"/>
-        <w:rPr>
-          <w:rFonts w:ascii="Times New Roman" w:hAnsi="Times New Roman" w:cs="Times New Roman"/>
-          <w:color w:val="auto"/>
-        </w:rPr>
-      </w:pPr>
-      <w:r>
-        <w:rPr>
-          <w:rFonts w:ascii="Times New Roman" w:hAnsi="Times New Roman" w:cs="Times New Roman"/>
-          <w:color w:val="auto"/>
-        </w:rPr>
-        <w:tab/>
-      </w:r>
-    </w:p>
-    <w:p/>
-    <w:p>
-      <w:pPr>
-        <w:jc w:val="both"/>
-        <w:rPr>
-          <w:rFonts w:ascii="Times New Roman" w:hAnsi="Times New Roman" w:cs="Times New Roman"/>
-          <w:sz w:val="24"/>
-          <w:szCs w:val="24"/>
-        </w:rPr>
-      </w:pPr>
-    </w:p>
-    <w:p/>
+    </w:p>
     <w:p>
       <w:pPr>
         <w:spacing w:line="240" w:lineRule="auto"/>
-      </w:pPr>
-      <w:r>
-        <w:br w:type="page"/>
-      </w:r>
-    </w:p>
-    <w:p>
-      <w:pPr>
-        <w:pStyle w:val="Heading1"/>
-        <w:spacing w:line="240" w:lineRule="auto"/>
-        <w:rPr>
-          <w:rFonts w:ascii="Times New Roman" w:hAnsi="Times New Roman" w:cs="Times New Roman"/>
-          <w:b/>
-          <w:color w:val="auto"/>
-        </w:rPr>
         <w:sectPr>
           <w:pgSz w:w="12240" w:h="15840"/>
           <w:pgMar w:top="1699" w:right="1699" w:bottom="1699" w:left="2261" w:header="720" w:footer="720" w:gutter="0"/>
@@ -7396,7 +9509,7 @@
           <w:color w:val="auto"/>
         </w:rPr>
       </w:pPr>
-      <w:bookmarkStart w:id="30" w:name="_Toc212986196"/>
+      <w:bookmarkStart w:id="32" w:name="_Toc213042733"/>
       <w:r>
         <w:rPr>
           <w:rFonts w:ascii="Times New Roman" w:hAnsi="Times New Roman" w:cs="Times New Roman"/>
@@ -7406,7 +9519,7 @@
         <w:lastRenderedPageBreak/>
         <w:t>BAB IV</w:t>
       </w:r>
-      <w:bookmarkEnd w:id="30"/>
+      <w:bookmarkEnd w:id="32"/>
     </w:p>
     <w:p>
       <w:pPr>
@@ -7419,7 +9532,7 @@
           <w:color w:val="auto"/>
         </w:rPr>
       </w:pPr>
-      <w:bookmarkStart w:id="31" w:name="_Toc212986197"/>
+      <w:bookmarkStart w:id="33" w:name="_Toc213042734"/>
       <w:r>
         <w:rPr>
           <w:rFonts w:ascii="Times New Roman" w:hAnsi="Times New Roman" w:cs="Times New Roman"/>
@@ -7428,7 +9541,7 @@
         </w:rPr>
         <w:t>PENUTUP</w:t>
       </w:r>
-      <w:bookmarkEnd w:id="31"/>
+      <w:bookmarkEnd w:id="33"/>
     </w:p>
     <w:p>
       <w:pPr>
@@ -7442,7 +9555,7 @@
           <w:szCs w:val="24"/>
         </w:rPr>
       </w:pPr>
-      <w:bookmarkStart w:id="32" w:name="_Toc212986198"/>
+      <w:bookmarkStart w:id="34" w:name="_Toc213042735"/>
       <w:r>
         <w:rPr>
           <w:rFonts w:ascii="Times New Roman" w:hAnsi="Times New Roman" w:cs="Times New Roman"/>
@@ -7464,7 +9577,7 @@
         <w:tab/>
         <w:t>Kesimpulan</w:t>
       </w:r>
-      <w:bookmarkEnd w:id="32"/>
+      <w:bookmarkEnd w:id="34"/>
     </w:p>
     <w:p>
       <w:pPr>
@@ -7640,7 +9753,7 @@
           <w:color w:val="auto"/>
         </w:rPr>
       </w:pPr>
-      <w:bookmarkStart w:id="33" w:name="_Toc212986199"/>
+      <w:bookmarkStart w:id="35" w:name="_Toc213042736"/>
       <w:r>
         <w:rPr>
           <w:rFonts w:ascii="Times New Roman" w:hAnsi="Times New Roman" w:cs="Times New Roman"/>
@@ -7650,68 +9763,372 @@
         <w:lastRenderedPageBreak/>
         <w:t>DAFTAR PUSTAKA</w:t>
       </w:r>
-      <w:bookmarkEnd w:id="33"/>
+      <w:bookmarkEnd w:id="35"/>
     </w:p>
     <w:p>
       <w:pPr>
         <w:spacing w:line="240" w:lineRule="auto"/>
-      </w:pPr>
+        <w:rPr>
+          <w:rFonts w:ascii="Arial" w:hAnsi="Arial" w:cs="Arial"/>
+          <w:color w:val="222222"/>
+          <w:sz w:val="20"/>
+          <w:szCs w:val="20"/>
+          <w:shd w:val="clear" w:color="auto" w:fill="FFFFFF"/>
+        </w:rPr>
+      </w:pPr>
+      <w:r>
+        <w:rPr>
+          <w:rFonts w:ascii="Arial" w:hAnsi="Arial" w:cs="Arial"/>
+          <w:color w:val="222222"/>
+          <w:sz w:val="20"/>
+          <w:szCs w:val="20"/>
+          <w:shd w:val="clear" w:color="auto" w:fill="FFFFFF"/>
+        </w:rPr>
+        <w:t>Zhou, Z. H. (2021). </w:t>
+      </w:r>
+      <w:r>
+        <w:rPr>
+          <w:rFonts w:ascii="Arial" w:hAnsi="Arial" w:cs="Arial"/>
+          <w:i/>
+          <w:iCs/>
+          <w:color w:val="222222"/>
+          <w:sz w:val="20"/>
+          <w:szCs w:val="20"/>
+          <w:shd w:val="clear" w:color="auto" w:fill="FFFFFF"/>
+        </w:rPr>
+        <w:t>Machine learning</w:t>
+      </w:r>
+      <w:r>
+        <w:rPr>
+          <w:rFonts w:ascii="Arial" w:hAnsi="Arial" w:cs="Arial"/>
+          <w:color w:val="222222"/>
+          <w:sz w:val="20"/>
+          <w:szCs w:val="20"/>
+          <w:shd w:val="clear" w:color="auto" w:fill="FFFFFF"/>
+        </w:rPr>
+        <w:t>. Springer nature.</w:t>
+      </w:r>
     </w:p>
     <w:p>
       <w:pPr>
         <w:spacing w:line="240" w:lineRule="auto"/>
-      </w:pPr>
-      <w:r>
-        <w:br w:type="page"/>
-      </w:r>
-    </w:p>
-    <w:p>
-      <w:pPr>
-        <w:pStyle w:val="Heading1"/>
+        <w:rPr>
+          <w:rFonts w:ascii="Arial" w:hAnsi="Arial" w:cs="Arial"/>
+          <w:color w:val="222222"/>
+          <w:sz w:val="20"/>
+          <w:szCs w:val="20"/>
+          <w:shd w:val="clear" w:color="auto" w:fill="FFFFFF"/>
+        </w:rPr>
+      </w:pPr>
+      <w:r>
+        <w:rPr>
+          <w:rFonts w:ascii="Arial" w:hAnsi="Arial" w:cs="Arial"/>
+          <w:color w:val="222222"/>
+          <w:sz w:val="20"/>
+          <w:szCs w:val="20"/>
+          <w:shd w:val="clear" w:color="auto" w:fill="FFFFFF"/>
+        </w:rPr>
+        <w:t>Jordan, M. I., &amp; Mitchell, T. M. (2015). Machine learning: Trends, perspectives, and prospects. </w:t>
+      </w:r>
+      <w:r>
+        <w:rPr>
+          <w:rFonts w:ascii="Arial" w:hAnsi="Arial" w:cs="Arial"/>
+          <w:i/>
+          <w:iCs/>
+          <w:color w:val="222222"/>
+          <w:sz w:val="20"/>
+          <w:szCs w:val="20"/>
+          <w:shd w:val="clear" w:color="auto" w:fill="FFFFFF"/>
+        </w:rPr>
+        <w:t>Science</w:t>
+      </w:r>
+      <w:r>
+        <w:rPr>
+          <w:rFonts w:ascii="Arial" w:hAnsi="Arial" w:cs="Arial"/>
+          <w:color w:val="222222"/>
+          <w:sz w:val="20"/>
+          <w:szCs w:val="20"/>
+          <w:shd w:val="clear" w:color="auto" w:fill="FFFFFF"/>
+        </w:rPr>
+        <w:t>, </w:t>
+      </w:r>
+      <w:r>
+        <w:rPr>
+          <w:rFonts w:ascii="Arial" w:hAnsi="Arial" w:cs="Arial"/>
+          <w:i/>
+          <w:iCs/>
+          <w:color w:val="222222"/>
+          <w:sz w:val="20"/>
+          <w:szCs w:val="20"/>
+          <w:shd w:val="clear" w:color="auto" w:fill="FFFFFF"/>
+        </w:rPr>
+        <w:t>349</w:t>
+      </w:r>
+      <w:r>
+        <w:rPr>
+          <w:rFonts w:ascii="Arial" w:hAnsi="Arial" w:cs="Arial"/>
+          <w:color w:val="222222"/>
+          <w:sz w:val="20"/>
+          <w:szCs w:val="20"/>
+          <w:shd w:val="clear" w:color="auto" w:fill="FFFFFF"/>
+        </w:rPr>
+        <w:t>(6245), 255-260.</w:t>
+      </w:r>
+    </w:p>
+    <w:p>
+      <w:pPr>
         <w:spacing w:line="240" w:lineRule="auto"/>
-        <w:jc w:val="center"/>
-        <w:rPr>
-          <w:rFonts w:ascii="Times New Roman" w:hAnsi="Times New Roman" w:cs="Times New Roman"/>
-          <w:b/>
-          <w:color w:val="auto"/>
-        </w:rPr>
-      </w:pPr>
-      <w:bookmarkStart w:id="34" w:name="_Toc212986200"/>
-      <w:r>
-        <w:rPr>
-          <w:rFonts w:ascii="Times New Roman" w:hAnsi="Times New Roman" w:cs="Times New Roman"/>
-          <w:b/>
-          <w:color w:val="auto"/>
-        </w:rPr>
-        <w:lastRenderedPageBreak/>
-        <w:t>LAMPIRAN</w:t>
-      </w:r>
-      <w:bookmarkEnd w:id="34"/>
+        <w:rPr>
+          <w:rFonts w:ascii="Arial" w:hAnsi="Arial" w:cs="Arial"/>
+          <w:color w:val="222222"/>
+          <w:sz w:val="20"/>
+          <w:szCs w:val="20"/>
+          <w:shd w:val="clear" w:color="auto" w:fill="FFFFFF"/>
+        </w:rPr>
+      </w:pPr>
+      <w:r>
+        <w:rPr>
+          <w:rFonts w:ascii="Arial" w:hAnsi="Arial" w:cs="Arial"/>
+          <w:color w:val="222222"/>
+          <w:sz w:val="20"/>
+          <w:szCs w:val="20"/>
+          <w:shd w:val="clear" w:color="auto" w:fill="FFFFFF"/>
+        </w:rPr>
+        <w:t>El Naqa, I., &amp; Murphy, M. J. (2015). What is machine learning</w:t>
+      </w:r>
+      <w:proofErr w:type="gramStart"/>
+      <w:r>
+        <w:rPr>
+          <w:rFonts w:ascii="Arial" w:hAnsi="Arial" w:cs="Arial"/>
+          <w:color w:val="222222"/>
+          <w:sz w:val="20"/>
+          <w:szCs w:val="20"/>
+          <w:shd w:val="clear" w:color="auto" w:fill="FFFFFF"/>
+        </w:rPr>
+        <w:t>?.</w:t>
+      </w:r>
+      <w:proofErr w:type="gramEnd"/>
+      <w:r>
+        <w:rPr>
+          <w:rFonts w:ascii="Arial" w:hAnsi="Arial" w:cs="Arial"/>
+          <w:color w:val="222222"/>
+          <w:sz w:val="20"/>
+          <w:szCs w:val="20"/>
+          <w:shd w:val="clear" w:color="auto" w:fill="FFFFFF"/>
+        </w:rPr>
+        <w:t xml:space="preserve"> In </w:t>
+      </w:r>
+      <w:r>
+        <w:rPr>
+          <w:rFonts w:ascii="Arial" w:hAnsi="Arial" w:cs="Arial"/>
+          <w:i/>
+          <w:iCs/>
+          <w:color w:val="222222"/>
+          <w:sz w:val="20"/>
+          <w:szCs w:val="20"/>
+          <w:shd w:val="clear" w:color="auto" w:fill="FFFFFF"/>
+        </w:rPr>
+        <w:t>Machine learning in radiation oncology: theory and applications</w:t>
+      </w:r>
+      <w:r>
+        <w:rPr>
+          <w:rFonts w:ascii="Arial" w:hAnsi="Arial" w:cs="Arial"/>
+          <w:color w:val="222222"/>
+          <w:sz w:val="20"/>
+          <w:szCs w:val="20"/>
+          <w:shd w:val="clear" w:color="auto" w:fill="FFFFFF"/>
+        </w:rPr>
+        <w:t> (pp. 3-11). Cham: Springer International Publishing.</w:t>
+      </w:r>
     </w:p>
     <w:p>
       <w:pPr>
         <w:spacing w:line="240" w:lineRule="auto"/>
-      </w:pPr>
+        <w:rPr>
+          <w:rFonts w:ascii="Arial" w:hAnsi="Arial" w:cs="Arial"/>
+          <w:color w:val="222222"/>
+          <w:sz w:val="20"/>
+          <w:szCs w:val="20"/>
+          <w:shd w:val="clear" w:color="auto" w:fill="FFFFFF"/>
+        </w:rPr>
+      </w:pPr>
+      <w:r>
+        <w:rPr>
+          <w:rFonts w:ascii="Arial" w:hAnsi="Arial" w:cs="Arial"/>
+          <w:color w:val="222222"/>
+          <w:sz w:val="20"/>
+          <w:szCs w:val="20"/>
+          <w:shd w:val="clear" w:color="auto" w:fill="FFFFFF"/>
+        </w:rPr>
+        <w:t>Xu, M., Watanachaturaporn, P., Varshney, P. K., &amp; Arora, M. K. (2005). Decision tree regression for soft classification of remote sensing data. </w:t>
+      </w:r>
+      <w:r>
+        <w:rPr>
+          <w:rFonts w:ascii="Arial" w:hAnsi="Arial" w:cs="Arial"/>
+          <w:i/>
+          <w:iCs/>
+          <w:color w:val="222222"/>
+          <w:sz w:val="20"/>
+          <w:szCs w:val="20"/>
+          <w:shd w:val="clear" w:color="auto" w:fill="FFFFFF"/>
+        </w:rPr>
+        <w:t>Remote Sensing of Environment</w:t>
+      </w:r>
+      <w:r>
+        <w:rPr>
+          <w:rFonts w:ascii="Arial" w:hAnsi="Arial" w:cs="Arial"/>
+          <w:color w:val="222222"/>
+          <w:sz w:val="20"/>
+          <w:szCs w:val="20"/>
+          <w:shd w:val="clear" w:color="auto" w:fill="FFFFFF"/>
+        </w:rPr>
+        <w:t>, </w:t>
+      </w:r>
+      <w:r>
+        <w:rPr>
+          <w:rFonts w:ascii="Arial" w:hAnsi="Arial" w:cs="Arial"/>
+          <w:i/>
+          <w:iCs/>
+          <w:color w:val="222222"/>
+          <w:sz w:val="20"/>
+          <w:szCs w:val="20"/>
+          <w:shd w:val="clear" w:color="auto" w:fill="FFFFFF"/>
+        </w:rPr>
+        <w:t>97</w:t>
+      </w:r>
+      <w:r>
+        <w:rPr>
+          <w:rFonts w:ascii="Arial" w:hAnsi="Arial" w:cs="Arial"/>
+          <w:color w:val="222222"/>
+          <w:sz w:val="20"/>
+          <w:szCs w:val="20"/>
+          <w:shd w:val="clear" w:color="auto" w:fill="FFFFFF"/>
+        </w:rPr>
+        <w:t>(3), 322-336.</w:t>
+      </w:r>
     </w:p>
     <w:p>
       <w:pPr>
         <w:spacing w:line="240" w:lineRule="auto"/>
-      </w:pPr>
+        <w:rPr>
+          <w:rFonts w:ascii="Arial" w:hAnsi="Arial" w:cs="Arial"/>
+          <w:color w:val="222222"/>
+          <w:sz w:val="20"/>
+          <w:szCs w:val="20"/>
+          <w:shd w:val="clear" w:color="auto" w:fill="FFFFFF"/>
+        </w:rPr>
+      </w:pPr>
+      <w:r>
+        <w:rPr>
+          <w:rFonts w:ascii="Arial" w:hAnsi="Arial" w:cs="Arial"/>
+          <w:color w:val="222222"/>
+          <w:sz w:val="20"/>
+          <w:szCs w:val="20"/>
+          <w:shd w:val="clear" w:color="auto" w:fill="FFFFFF"/>
+        </w:rPr>
+        <w:t>Loh, W. Y. (2011). Classification and regression trees. </w:t>
+      </w:r>
+      <w:r>
+        <w:rPr>
+          <w:rFonts w:ascii="Arial" w:hAnsi="Arial" w:cs="Arial"/>
+          <w:i/>
+          <w:iCs/>
+          <w:color w:val="222222"/>
+          <w:sz w:val="20"/>
+          <w:szCs w:val="20"/>
+          <w:shd w:val="clear" w:color="auto" w:fill="FFFFFF"/>
+        </w:rPr>
+        <w:t>Wiley interdisciplinary reviews: data mining and knowledge discovery</w:t>
+      </w:r>
+      <w:r>
+        <w:rPr>
+          <w:rFonts w:ascii="Arial" w:hAnsi="Arial" w:cs="Arial"/>
+          <w:color w:val="222222"/>
+          <w:sz w:val="20"/>
+          <w:szCs w:val="20"/>
+          <w:shd w:val="clear" w:color="auto" w:fill="FFFFFF"/>
+        </w:rPr>
+        <w:t>, </w:t>
+      </w:r>
+      <w:r>
+        <w:rPr>
+          <w:rFonts w:ascii="Arial" w:hAnsi="Arial" w:cs="Arial"/>
+          <w:i/>
+          <w:iCs/>
+          <w:color w:val="222222"/>
+          <w:sz w:val="20"/>
+          <w:szCs w:val="20"/>
+          <w:shd w:val="clear" w:color="auto" w:fill="FFFFFF"/>
+        </w:rPr>
+        <w:t>1</w:t>
+      </w:r>
+      <w:r>
+        <w:rPr>
+          <w:rFonts w:ascii="Arial" w:hAnsi="Arial" w:cs="Arial"/>
+          <w:color w:val="222222"/>
+          <w:sz w:val="20"/>
+          <w:szCs w:val="20"/>
+          <w:shd w:val="clear" w:color="auto" w:fill="FFFFFF"/>
+        </w:rPr>
+        <w:t>(1), 14-23.</w:t>
+      </w:r>
     </w:p>
     <w:p>
       <w:pPr>
         <w:spacing w:line="240" w:lineRule="auto"/>
-      </w:pPr>
-      <w:bookmarkStart w:id="35" w:name="_GoBack"/>
-      <w:bookmarkEnd w:id="35"/>
+        <w:rPr>
+          <w:rFonts w:ascii="Arial" w:hAnsi="Arial" w:cs="Arial"/>
+          <w:color w:val="222222"/>
+          <w:sz w:val="20"/>
+          <w:szCs w:val="20"/>
+          <w:shd w:val="clear" w:color="auto" w:fill="FFFFFF"/>
+        </w:rPr>
+      </w:pPr>
+      <w:r>
+        <w:rPr>
+          <w:rFonts w:ascii="Arial" w:hAnsi="Arial" w:cs="Arial"/>
+          <w:color w:val="222222"/>
+          <w:sz w:val="20"/>
+          <w:szCs w:val="20"/>
+          <w:shd w:val="clear" w:color="auto" w:fill="FFFFFF"/>
+        </w:rPr>
+        <w:t>Jyothi, N. S., &amp; Parkavi, A. (2016, May). A study on task management system. In </w:t>
+      </w:r>
+      <w:r>
+        <w:rPr>
+          <w:rFonts w:ascii="Arial" w:hAnsi="Arial" w:cs="Arial"/>
+          <w:i/>
+          <w:iCs/>
+          <w:color w:val="222222"/>
+          <w:sz w:val="20"/>
+          <w:szCs w:val="20"/>
+          <w:shd w:val="clear" w:color="auto" w:fill="FFFFFF"/>
+        </w:rPr>
+        <w:t>2016 International Conference on Research Advances in Integrated Navigation Systems (RAINS)</w:t>
+      </w:r>
+      <w:r>
+        <w:rPr>
+          <w:rFonts w:ascii="Arial" w:hAnsi="Arial" w:cs="Arial"/>
+          <w:color w:val="222222"/>
+          <w:sz w:val="20"/>
+          <w:szCs w:val="20"/>
+          <w:shd w:val="clear" w:color="auto" w:fill="FFFFFF"/>
+        </w:rPr>
+        <w:t> (pp. 1-6). IEEE.</w:t>
+      </w:r>
+    </w:p>
+    <w:p>
+      <w:pPr>
+        <w:spacing w:line="240" w:lineRule="auto"/>
+      </w:pPr>
     </w:p>
     <w:sectPr>
-      <w:headerReference w:type="default" r:id="rId14"/>
-      <w:footerReference w:type="default" r:id="rId15"/>
-      <w:footerReference w:type="first" r:id="rId16"/>
+      <w:headerReference w:type="default" r:id="rId25"/>
+      <w:footerReference w:type="default" r:id="rId26"/>
+      <w:footerReference w:type="first" r:id="rId27"/>
       <w:pgSz w:w="12240" w:h="15840"/>
       <w:pgMar w:top="1699" w:right="1699" w:bottom="1699" w:left="2261" w:header="720" w:footer="720" w:gutter="0"/>
-      <w:pgNumType w:fmt="lowerRoman" w:start="4"/>
+      <w:pgNumType w:fmt="lowerRoman" w:start="5"/>
       <w:cols w:space="720"/>
       <w:titlePg/>
       <w:docGrid w:linePitch="360"/>
@@ -7840,7 +10257,7 @@
           <w:rPr>
             <w:noProof/>
           </w:rPr>
-          <w:t>8</w:t>
+          <w:t>12</w:t>
         </w:r>
         <w:r>
           <w:rPr>
@@ -7954,7 +10371,7 @@
           <w:rPr>
             <w:noProof/>
           </w:rPr>
-          <w:t>v</w:t>
+          <w:t>vi</w:t>
         </w:r>
         <w:r>
           <w:rPr>
@@ -8015,7 +10432,7 @@
           <w:rPr>
             <w:noProof/>
           </w:rPr>
-          <w:t>iv</w:t>
+          <w:t>v</w:t>
         </w:r>
         <w:r>
           <w:rPr>
@@ -8029,6 +10446,7 @@
   <w:p>
     <w:pPr>
       <w:pStyle w:val="Footer"/>
+      <w:jc w:val="right"/>
     </w:pPr>
   </w:p>
 </w:ftr>
@@ -10575,7 +12993,7 @@
   <w:style w:type="paragraph" w:default="1" w:styleId="Normal">
     <w:name w:val="Normal"/>
     <w:qFormat/>
-    <w:rsid w:val="00910BB7"/>
+    <w:rsid w:val="00936EC8"/>
   </w:style>
   <w:style w:type="paragraph" w:styleId="Heading1">
     <w:name w:val="heading 1"/>
@@ -10891,6 +13309,30 @@
       <w:ind w:left="440"/>
     </w:pPr>
   </w:style>
+  <w:style w:type="table" w:styleId="TableGrid">
+    <w:name w:val="Table Grid"/>
+    <w:basedOn w:val="TableNormal"/>
+    <w:uiPriority w:val="39"/>
+    <w:rsid w:val="00CA6FD9"/>
+    <w:pPr>
+      <w:spacing w:after="0" w:line="240" w:lineRule="auto"/>
+    </w:pPr>
+    <w:rPr>
+      <w:kern w:val="2"/>
+      <w:lang w:val="en-ID"/>
+      <w14:ligatures w14:val="standardContextual"/>
+    </w:rPr>
+    <w:tblPr>
+      <w:tblBorders>
+        <w:top w:val="single" w:sz="4" w:space="0" w:color="auto"/>
+        <w:left w:val="single" w:sz="4" w:space="0" w:color="auto"/>
+        <w:bottom w:val="single" w:sz="4" w:space="0" w:color="auto"/>
+        <w:right w:val="single" w:sz="4" w:space="0" w:color="auto"/>
+        <w:insideH w:val="single" w:sz="4" w:space="0" w:color="auto"/>
+        <w:insideV w:val="single" w:sz="4" w:space="0" w:color="auto"/>
+      </w:tblBorders>
+    </w:tblPr>
+  </w:style>
 </w:styles>
 </file>
 
@@ -11160,7 +13602,7 @@
 </file>
 
 <file path=customXml/itemProps1.xml><?xml version="1.0" encoding="utf-8"?>
-<ds:datastoreItem xmlns:ds="http://schemas.openxmlformats.org/officeDocument/2006/customXml" ds:itemID="{076E9FBB-6D31-4379-A0F7-A22B9AF0D87F}">
+<ds:datastoreItem xmlns:ds="http://schemas.openxmlformats.org/officeDocument/2006/customXml" ds:itemID="{D22E9A89-AD38-4723-A9EA-B5BD0E5CBB18}">
   <ds:schemaRefs>
     <ds:schemaRef ds:uri="http://schemas.openxmlformats.org/officeDocument/2006/bibliography"/>
   </ds:schemaRefs>

--- a/Projects/Project UAS/Proposal Project UAS.docx
+++ b/Projects/Project UAS/Proposal Project UAS.docx
@@ -29,8 +29,28 @@
           <w:sz w:val="32"/>
           <w:szCs w:val="32"/>
         </w:rPr>
-        <w:t xml:space="preserve"> PENGATURAN PRIORITISASI TUGAS AKADEMIK MAHASISWA BERBASIS MACHINE LEARNING</w:t>
-      </w:r>
+        <w:t xml:space="preserve"> PENGATURAN</w:t>
+      </w:r>
+      <w:r>
+        <w:rPr>
+          <w:rFonts w:ascii="Times New Roman" w:hAnsi="Times New Roman" w:cs="Times New Roman"/>
+          <w:b/>
+          <w:sz w:val="32"/>
+          <w:szCs w:val="32"/>
+        </w:rPr>
+        <w:t xml:space="preserve"> PRIORITISASI TUGAS </w:t>
+      </w:r>
+      <w:r>
+        <w:rPr>
+          <w:rFonts w:ascii="Times New Roman" w:hAnsi="Times New Roman" w:cs="Times New Roman"/>
+          <w:b/>
+          <w:sz w:val="32"/>
+          <w:szCs w:val="32"/>
+        </w:rPr>
+        <w:t>BERBASIS MACHINE LEARNING</w:t>
+      </w:r>
+      <w:bookmarkStart w:id="0" w:name="_GoBack"/>
+      <w:bookmarkEnd w:id="0"/>
     </w:p>
     <w:p>
       <w:pPr>
@@ -457,7 +477,7 @@
           <w:color w:val="auto"/>
         </w:rPr>
       </w:pPr>
-      <w:bookmarkStart w:id="0" w:name="_Toc213042702"/>
+      <w:bookmarkStart w:id="1" w:name="_Toc215407237"/>
       <w:r>
         <w:rPr>
           <w:rFonts w:ascii="Times New Roman" w:hAnsi="Times New Roman" w:cs="Times New Roman"/>
@@ -467,7 +487,7 @@
         <w:lastRenderedPageBreak/>
         <w:t>KATA PENGANTAR</w:t>
       </w:r>
-      <w:bookmarkEnd w:id="0"/>
+      <w:bookmarkEnd w:id="1"/>
     </w:p>
     <w:p>
       <w:pPr>
@@ -663,7 +683,7 @@
           <w:color w:val="auto"/>
         </w:rPr>
       </w:pPr>
-      <w:bookmarkStart w:id="1" w:name="_Toc213042703"/>
+      <w:bookmarkStart w:id="2" w:name="_Toc215407238"/>
       <w:r>
         <w:rPr>
           <w:rFonts w:ascii="Times New Roman" w:hAnsi="Times New Roman" w:cs="Times New Roman"/>
@@ -673,7 +693,7 @@
         <w:lastRenderedPageBreak/>
         <w:t>DAFTAR ISI</w:t>
       </w:r>
-      <w:bookmarkEnd w:id="1"/>
+      <w:bookmarkEnd w:id="2"/>
     </w:p>
     <w:sdt>
       <w:sdtPr>
@@ -697,15 +717,13 @@
         </w:rPr>
       </w:sdtEndPr>
       <w:sdtContent>
-        <w:bookmarkStart w:id="2" w:name="_GoBack" w:displacedByCustomXml="prev"/>
-        <w:bookmarkEnd w:id="2" w:displacedByCustomXml="prev"/>
         <w:p>
           <w:pPr>
             <w:pStyle w:val="TOCHeading"/>
             <w:spacing w:line="240" w:lineRule="auto"/>
             <w:rPr>
               <w:rFonts w:ascii="Times New Roman" w:hAnsi="Times New Roman" w:cs="Times New Roman"/>
-              <w:sz w:val="16"/>
+              <w:sz w:val="18"/>
               <w:szCs w:val="16"/>
             </w:rPr>
           </w:pPr>
@@ -714,16 +732,16 @@
           <w:pPr>
             <w:pStyle w:val="TOC1"/>
             <w:rPr>
-              <w:rFonts w:asciiTheme="minorHAnsi" w:eastAsiaTheme="minorEastAsia" w:hAnsiTheme="minorHAnsi" w:cstheme="minorBidi"/>
+              <w:rFonts w:eastAsiaTheme="minorEastAsia"/>
               <w:b w:val="0"/>
-              <w:sz w:val="16"/>
+              <w:sz w:val="18"/>
               <w:szCs w:val="16"/>
             </w:rPr>
           </w:pPr>
           <w:r>
             <w:rPr>
               <w:bCs/>
-              <w:sz w:val="16"/>
+              <w:sz w:val="18"/>
               <w:szCs w:val="16"/>
             </w:rPr>
             <w:fldChar w:fldCharType="begin"/>
@@ -731,7 +749,7 @@
           <w:r>
             <w:rPr>
               <w:bCs/>
-              <w:sz w:val="16"/>
+              <w:sz w:val="18"/>
               <w:szCs w:val="16"/>
             </w:rPr>
             <w:instrText xml:space="preserve"> TOC \o "1-3" \h \z \u </w:instrText>
@@ -739,16 +757,16 @@
           <w:r>
             <w:rPr>
               <w:bCs/>
-              <w:sz w:val="16"/>
+              <w:sz w:val="18"/>
               <w:szCs w:val="16"/>
             </w:rPr>
             <w:fldChar w:fldCharType="separate"/>
           </w:r>
-          <w:hyperlink w:anchor="_Toc213042702" w:history="1">
+          <w:hyperlink w:anchor="_Toc215407237" w:history="1">
             <w:r>
               <w:rPr>
                 <w:rStyle w:val="Hyperlink"/>
-                <w:sz w:val="16"/>
+                <w:sz w:val="18"/>
                 <w:szCs w:val="16"/>
               </w:rPr>
               <w:t>KATA PENGANTAR</w:t>
@@ -756,7 +774,7 @@
             <w:r>
               <w:rPr>
                 <w:webHidden/>
-                <w:sz w:val="16"/>
+                <w:sz w:val="18"/>
                 <w:szCs w:val="16"/>
               </w:rPr>
               <w:tab/>
@@ -764,7 +782,7 @@
             <w:r>
               <w:rPr>
                 <w:webHidden/>
-                <w:sz w:val="16"/>
+                <w:sz w:val="18"/>
                 <w:szCs w:val="16"/>
               </w:rPr>
               <w:fldChar w:fldCharType="begin"/>
@@ -772,22 +790,22 @@
             <w:r>
               <w:rPr>
                 <w:webHidden/>
-                <w:sz w:val="16"/>
-                <w:szCs w:val="16"/>
-              </w:rPr>
-              <w:instrText xml:space="preserve"> PAGEREF _Toc213042702 \h </w:instrText>
-            </w:r>
-            <w:r>
-              <w:rPr>
-                <w:webHidden/>
-                <w:sz w:val="16"/>
-                <w:szCs w:val="16"/>
-              </w:rPr>
-            </w:r>
-            <w:r>
-              <w:rPr>
-                <w:webHidden/>
-                <w:sz w:val="16"/>
+                <w:sz w:val="18"/>
+                <w:szCs w:val="16"/>
+              </w:rPr>
+              <w:instrText xml:space="preserve"> PAGEREF _Toc215407237 \h </w:instrText>
+            </w:r>
+            <w:r>
+              <w:rPr>
+                <w:webHidden/>
+                <w:sz w:val="18"/>
+                <w:szCs w:val="16"/>
+              </w:rPr>
+            </w:r>
+            <w:r>
+              <w:rPr>
+                <w:webHidden/>
+                <w:sz w:val="18"/>
                 <w:szCs w:val="16"/>
               </w:rPr>
               <w:fldChar w:fldCharType="separate"/>
@@ -795,7 +813,7 @@
             <w:r>
               <w:rPr>
                 <w:webHidden/>
-                <w:sz w:val="16"/>
+                <w:sz w:val="18"/>
                 <w:szCs w:val="16"/>
               </w:rPr>
               <w:t>i</w:t>
@@ -803,7 +821,7 @@
             <w:r>
               <w:rPr>
                 <w:webHidden/>
-                <w:sz w:val="16"/>
+                <w:sz w:val="18"/>
                 <w:szCs w:val="16"/>
               </w:rPr>
               <w:fldChar w:fldCharType="end"/>
@@ -814,17 +832,17 @@
           <w:pPr>
             <w:pStyle w:val="TOC1"/>
             <w:rPr>
-              <w:rFonts w:asciiTheme="minorHAnsi" w:eastAsiaTheme="minorEastAsia" w:hAnsiTheme="minorHAnsi" w:cstheme="minorBidi"/>
+              <w:rFonts w:eastAsiaTheme="minorEastAsia"/>
               <w:b w:val="0"/>
-              <w:sz w:val="16"/>
+              <w:sz w:val="18"/>
               <w:szCs w:val="16"/>
             </w:rPr>
           </w:pPr>
-          <w:hyperlink w:anchor="_Toc213042703" w:history="1">
+          <w:hyperlink w:anchor="_Toc215407238" w:history="1">
             <w:r>
               <w:rPr>
                 <w:rStyle w:val="Hyperlink"/>
-                <w:sz w:val="16"/>
+                <w:sz w:val="18"/>
                 <w:szCs w:val="16"/>
               </w:rPr>
               <w:t>DAFTAR ISI</w:t>
@@ -832,7 +850,7 @@
             <w:r>
               <w:rPr>
                 <w:webHidden/>
-                <w:sz w:val="16"/>
+                <w:sz w:val="18"/>
                 <w:szCs w:val="16"/>
               </w:rPr>
               <w:tab/>
@@ -840,7 +858,7 @@
             <w:r>
               <w:rPr>
                 <w:webHidden/>
-                <w:sz w:val="16"/>
+                <w:sz w:val="18"/>
                 <w:szCs w:val="16"/>
               </w:rPr>
               <w:fldChar w:fldCharType="begin"/>
@@ -848,22 +866,22 @@
             <w:r>
               <w:rPr>
                 <w:webHidden/>
-                <w:sz w:val="16"/>
-                <w:szCs w:val="16"/>
-              </w:rPr>
-              <w:instrText xml:space="preserve"> PAGEREF _Toc213042703 \h </w:instrText>
-            </w:r>
-            <w:r>
-              <w:rPr>
-                <w:webHidden/>
-                <w:sz w:val="16"/>
-                <w:szCs w:val="16"/>
-              </w:rPr>
-            </w:r>
-            <w:r>
-              <w:rPr>
-                <w:webHidden/>
-                <w:sz w:val="16"/>
+                <w:sz w:val="18"/>
+                <w:szCs w:val="16"/>
+              </w:rPr>
+              <w:instrText xml:space="preserve"> PAGEREF _Toc215407238 \h </w:instrText>
+            </w:r>
+            <w:r>
+              <w:rPr>
+                <w:webHidden/>
+                <w:sz w:val="18"/>
+                <w:szCs w:val="16"/>
+              </w:rPr>
+            </w:r>
+            <w:r>
+              <w:rPr>
+                <w:webHidden/>
+                <w:sz w:val="18"/>
                 <w:szCs w:val="16"/>
               </w:rPr>
               <w:fldChar w:fldCharType="separate"/>
@@ -871,7 +889,7 @@
             <w:r>
               <w:rPr>
                 <w:webHidden/>
-                <w:sz w:val="16"/>
+                <w:sz w:val="18"/>
                 <w:szCs w:val="16"/>
               </w:rPr>
               <w:t>ii</w:t>
@@ -879,7 +897,7 @@
             <w:r>
               <w:rPr>
                 <w:webHidden/>
-                <w:sz w:val="16"/>
+                <w:sz w:val="18"/>
                 <w:szCs w:val="16"/>
               </w:rPr>
               <w:fldChar w:fldCharType="end"/>
@@ -890,17 +908,17 @@
           <w:pPr>
             <w:pStyle w:val="TOC1"/>
             <w:rPr>
-              <w:rFonts w:asciiTheme="minorHAnsi" w:eastAsiaTheme="minorEastAsia" w:hAnsiTheme="minorHAnsi" w:cstheme="minorBidi"/>
+              <w:rFonts w:eastAsiaTheme="minorEastAsia"/>
               <w:b w:val="0"/>
-              <w:sz w:val="16"/>
+              <w:sz w:val="18"/>
               <w:szCs w:val="16"/>
             </w:rPr>
           </w:pPr>
-          <w:hyperlink w:anchor="_Toc213042704" w:history="1">
+          <w:hyperlink w:anchor="_Toc215407239" w:history="1">
             <w:r>
               <w:rPr>
                 <w:rStyle w:val="Hyperlink"/>
-                <w:sz w:val="16"/>
+                <w:sz w:val="18"/>
                 <w:szCs w:val="16"/>
               </w:rPr>
               <w:t>DAFTAR SIMBOL</w:t>
@@ -908,7 +926,7 @@
             <w:r>
               <w:rPr>
                 <w:webHidden/>
-                <w:sz w:val="16"/>
+                <w:sz w:val="18"/>
                 <w:szCs w:val="16"/>
               </w:rPr>
               <w:tab/>
@@ -916,7 +934,7 @@
             <w:r>
               <w:rPr>
                 <w:webHidden/>
-                <w:sz w:val="16"/>
+                <w:sz w:val="18"/>
                 <w:szCs w:val="16"/>
               </w:rPr>
               <w:fldChar w:fldCharType="begin"/>
@@ -924,22 +942,22 @@
             <w:r>
               <w:rPr>
                 <w:webHidden/>
-                <w:sz w:val="16"/>
-                <w:szCs w:val="16"/>
-              </w:rPr>
-              <w:instrText xml:space="preserve"> PAGEREF _Toc213042704 \h </w:instrText>
-            </w:r>
-            <w:r>
-              <w:rPr>
-                <w:webHidden/>
-                <w:sz w:val="16"/>
-                <w:szCs w:val="16"/>
-              </w:rPr>
-            </w:r>
-            <w:r>
-              <w:rPr>
-                <w:webHidden/>
-                <w:sz w:val="16"/>
+                <w:sz w:val="18"/>
+                <w:szCs w:val="16"/>
+              </w:rPr>
+              <w:instrText xml:space="preserve"> PAGEREF _Toc215407239 \h </w:instrText>
+            </w:r>
+            <w:r>
+              <w:rPr>
+                <w:webHidden/>
+                <w:sz w:val="18"/>
+                <w:szCs w:val="16"/>
+              </w:rPr>
+            </w:r>
+            <w:r>
+              <w:rPr>
+                <w:webHidden/>
+                <w:sz w:val="18"/>
                 <w:szCs w:val="16"/>
               </w:rPr>
               <w:fldChar w:fldCharType="separate"/>
@@ -947,15 +965,15 @@
             <w:r>
               <w:rPr>
                 <w:webHidden/>
-                <w:sz w:val="16"/>
-                <w:szCs w:val="16"/>
-              </w:rPr>
-              <w:t>iii</w:t>
-            </w:r>
-            <w:r>
-              <w:rPr>
-                <w:webHidden/>
-                <w:sz w:val="16"/>
+                <w:sz w:val="18"/>
+                <w:szCs w:val="16"/>
+              </w:rPr>
+              <w:t>iv</w:t>
+            </w:r>
+            <w:r>
+              <w:rPr>
+                <w:webHidden/>
+                <w:sz w:val="18"/>
                 <w:szCs w:val="16"/>
               </w:rPr>
               <w:fldChar w:fldCharType="end"/>
@@ -966,17 +984,17 @@
           <w:pPr>
             <w:pStyle w:val="TOC1"/>
             <w:rPr>
-              <w:rFonts w:asciiTheme="minorHAnsi" w:eastAsiaTheme="minorEastAsia" w:hAnsiTheme="minorHAnsi" w:cstheme="minorBidi"/>
+              <w:rFonts w:eastAsiaTheme="minorEastAsia"/>
               <w:b w:val="0"/>
-              <w:sz w:val="16"/>
+              <w:sz w:val="18"/>
               <w:szCs w:val="16"/>
             </w:rPr>
           </w:pPr>
-          <w:hyperlink w:anchor="_Toc213042705" w:history="1">
+          <w:hyperlink w:anchor="_Toc215407240" w:history="1">
             <w:r>
               <w:rPr>
                 <w:rStyle w:val="Hyperlink"/>
-                <w:sz w:val="16"/>
+                <w:sz w:val="18"/>
                 <w:szCs w:val="16"/>
               </w:rPr>
               <w:t>BAB I</w:t>
@@ -984,7 +1002,7 @@
             <w:r>
               <w:rPr>
                 <w:webHidden/>
-                <w:sz w:val="16"/>
+                <w:sz w:val="18"/>
                 <w:szCs w:val="16"/>
               </w:rPr>
               <w:tab/>
@@ -992,7 +1010,7 @@
             <w:r>
               <w:rPr>
                 <w:webHidden/>
-                <w:sz w:val="16"/>
+                <w:sz w:val="18"/>
                 <w:szCs w:val="16"/>
               </w:rPr>
               <w:fldChar w:fldCharType="begin"/>
@@ -1000,22 +1018,22 @@
             <w:r>
               <w:rPr>
                 <w:webHidden/>
-                <w:sz w:val="16"/>
-                <w:szCs w:val="16"/>
-              </w:rPr>
-              <w:instrText xml:space="preserve"> PAGEREF _Toc213042705 \h </w:instrText>
-            </w:r>
-            <w:r>
-              <w:rPr>
-                <w:webHidden/>
-                <w:sz w:val="16"/>
-                <w:szCs w:val="16"/>
-              </w:rPr>
-            </w:r>
-            <w:r>
-              <w:rPr>
-                <w:webHidden/>
-                <w:sz w:val="16"/>
+                <w:sz w:val="18"/>
+                <w:szCs w:val="16"/>
+              </w:rPr>
+              <w:instrText xml:space="preserve"> PAGEREF _Toc215407240 \h </w:instrText>
+            </w:r>
+            <w:r>
+              <w:rPr>
+                <w:webHidden/>
+                <w:sz w:val="18"/>
+                <w:szCs w:val="16"/>
+              </w:rPr>
+            </w:r>
+            <w:r>
+              <w:rPr>
+                <w:webHidden/>
+                <w:sz w:val="18"/>
                 <w:szCs w:val="16"/>
               </w:rPr>
               <w:fldChar w:fldCharType="separate"/>
@@ -1023,7 +1041,7 @@
             <w:r>
               <w:rPr>
                 <w:webHidden/>
-                <w:sz w:val="16"/>
+                <w:sz w:val="18"/>
                 <w:szCs w:val="16"/>
               </w:rPr>
               <w:t>1</w:t>
@@ -1031,7 +1049,7 @@
             <w:r>
               <w:rPr>
                 <w:webHidden/>
-                <w:sz w:val="16"/>
+                <w:sz w:val="18"/>
                 <w:szCs w:val="16"/>
               </w:rPr>
               <w:fldChar w:fldCharType="end"/>
@@ -1042,17 +1060,17 @@
           <w:pPr>
             <w:pStyle w:val="TOC1"/>
             <w:rPr>
-              <w:rFonts w:asciiTheme="minorHAnsi" w:eastAsiaTheme="minorEastAsia" w:hAnsiTheme="minorHAnsi" w:cstheme="minorBidi"/>
+              <w:rFonts w:eastAsiaTheme="minorEastAsia"/>
               <w:b w:val="0"/>
-              <w:sz w:val="16"/>
+              <w:sz w:val="18"/>
               <w:szCs w:val="16"/>
             </w:rPr>
           </w:pPr>
-          <w:hyperlink w:anchor="_Toc213042706" w:history="1">
+          <w:hyperlink w:anchor="_Toc215407241" w:history="1">
             <w:r>
               <w:rPr>
                 <w:rStyle w:val="Hyperlink"/>
-                <w:sz w:val="16"/>
+                <w:sz w:val="18"/>
                 <w:szCs w:val="16"/>
               </w:rPr>
               <w:t>PENDAHULUAN</w:t>
@@ -1060,7 +1078,7 @@
             <w:r>
               <w:rPr>
                 <w:webHidden/>
-                <w:sz w:val="16"/>
+                <w:sz w:val="18"/>
                 <w:szCs w:val="16"/>
               </w:rPr>
               <w:tab/>
@@ -1068,7 +1086,7 @@
             <w:r>
               <w:rPr>
                 <w:webHidden/>
-                <w:sz w:val="16"/>
+                <w:sz w:val="18"/>
                 <w:szCs w:val="16"/>
               </w:rPr>
               <w:fldChar w:fldCharType="begin"/>
@@ -1076,22 +1094,22 @@
             <w:r>
               <w:rPr>
                 <w:webHidden/>
-                <w:sz w:val="16"/>
-                <w:szCs w:val="16"/>
-              </w:rPr>
-              <w:instrText xml:space="preserve"> PAGEREF _Toc213042706 \h </w:instrText>
-            </w:r>
-            <w:r>
-              <w:rPr>
-                <w:webHidden/>
-                <w:sz w:val="16"/>
-                <w:szCs w:val="16"/>
-              </w:rPr>
-            </w:r>
-            <w:r>
-              <w:rPr>
-                <w:webHidden/>
-                <w:sz w:val="16"/>
+                <w:sz w:val="18"/>
+                <w:szCs w:val="16"/>
+              </w:rPr>
+              <w:instrText xml:space="preserve"> PAGEREF _Toc215407241 \h </w:instrText>
+            </w:r>
+            <w:r>
+              <w:rPr>
+                <w:webHidden/>
+                <w:sz w:val="18"/>
+                <w:szCs w:val="16"/>
+              </w:rPr>
+            </w:r>
+            <w:r>
+              <w:rPr>
+                <w:webHidden/>
+                <w:sz w:val="18"/>
                 <w:szCs w:val="16"/>
               </w:rPr>
               <w:fldChar w:fldCharType="separate"/>
@@ -1099,7 +1117,7 @@
             <w:r>
               <w:rPr>
                 <w:webHidden/>
-                <w:sz w:val="16"/>
+                <w:sz w:val="18"/>
                 <w:szCs w:val="16"/>
               </w:rPr>
               <w:t>1</w:t>
@@ -1107,7 +1125,7 @@
             <w:r>
               <w:rPr>
                 <w:webHidden/>
-                <w:sz w:val="16"/>
+                <w:sz w:val="18"/>
                 <w:szCs w:val="16"/>
               </w:rPr>
               <w:fldChar w:fldCharType="end"/>
@@ -1122,29 +1140,29 @@
               <w:tab w:val="right" w:leader="dot" w:pos="8270"/>
             </w:tabs>
             <w:rPr>
-              <w:rFonts w:eastAsiaTheme="minorEastAsia"/>
+              <w:rFonts w:ascii="Times New Roman" w:eastAsiaTheme="minorEastAsia" w:hAnsi="Times New Roman" w:cs="Times New Roman"/>
               <w:noProof/>
-              <w:sz w:val="16"/>
+              <w:sz w:val="18"/>
               <w:szCs w:val="16"/>
             </w:rPr>
           </w:pPr>
-          <w:hyperlink w:anchor="_Toc213042707" w:history="1">
+          <w:hyperlink w:anchor="_Toc215407242" w:history="1">
             <w:r>
               <w:rPr>
                 <w:rStyle w:val="Hyperlink"/>
                 <w:rFonts w:ascii="Times New Roman" w:hAnsi="Times New Roman" w:cs="Times New Roman"/>
                 <w:b/>
                 <w:noProof/>
-                <w:sz w:val="16"/>
+                <w:sz w:val="18"/>
                 <w:szCs w:val="16"/>
               </w:rPr>
               <w:t>1.1.</w:t>
             </w:r>
             <w:r>
               <w:rPr>
-                <w:rFonts w:eastAsiaTheme="minorEastAsia"/>
-                <w:noProof/>
-                <w:sz w:val="16"/>
+                <w:rFonts w:ascii="Times New Roman" w:eastAsiaTheme="minorEastAsia" w:hAnsi="Times New Roman" w:cs="Times New Roman"/>
+                <w:noProof/>
+                <w:sz w:val="18"/>
                 <w:szCs w:val="16"/>
               </w:rPr>
               <w:tab/>
@@ -1155,69 +1173,76 @@
                 <w:rFonts w:ascii="Times New Roman" w:hAnsi="Times New Roman" w:cs="Times New Roman"/>
                 <w:b/>
                 <w:noProof/>
-                <w:sz w:val="16"/>
+                <w:sz w:val="18"/>
                 <w:szCs w:val="16"/>
               </w:rPr>
               <w:t>Latar Belakang</w:t>
             </w:r>
             <w:r>
               <w:rPr>
-                <w:noProof/>
-                <w:webHidden/>
-                <w:sz w:val="16"/>
+                <w:rFonts w:ascii="Times New Roman" w:hAnsi="Times New Roman" w:cs="Times New Roman"/>
+                <w:noProof/>
+                <w:webHidden/>
+                <w:sz w:val="18"/>
                 <w:szCs w:val="16"/>
               </w:rPr>
               <w:tab/>
             </w:r>
             <w:r>
               <w:rPr>
-                <w:noProof/>
-                <w:webHidden/>
-                <w:sz w:val="16"/>
+                <w:rFonts w:ascii="Times New Roman" w:hAnsi="Times New Roman" w:cs="Times New Roman"/>
+                <w:noProof/>
+                <w:webHidden/>
+                <w:sz w:val="18"/>
                 <w:szCs w:val="16"/>
               </w:rPr>
               <w:fldChar w:fldCharType="begin"/>
             </w:r>
             <w:r>
               <w:rPr>
-                <w:noProof/>
-                <w:webHidden/>
-                <w:sz w:val="16"/>
-                <w:szCs w:val="16"/>
-              </w:rPr>
-              <w:instrText xml:space="preserve"> PAGEREF _Toc213042707 \h </w:instrText>
-            </w:r>
-            <w:r>
-              <w:rPr>
-                <w:noProof/>
-                <w:webHidden/>
-                <w:sz w:val="16"/>
-                <w:szCs w:val="16"/>
-              </w:rPr>
-            </w:r>
-            <w:r>
-              <w:rPr>
-                <w:noProof/>
-                <w:webHidden/>
-                <w:sz w:val="16"/>
+                <w:rFonts w:ascii="Times New Roman" w:hAnsi="Times New Roman" w:cs="Times New Roman"/>
+                <w:noProof/>
+                <w:webHidden/>
+                <w:sz w:val="18"/>
+                <w:szCs w:val="16"/>
+              </w:rPr>
+              <w:instrText xml:space="preserve"> PAGEREF _Toc215407242 \h </w:instrText>
+            </w:r>
+            <w:r>
+              <w:rPr>
+                <w:rFonts w:ascii="Times New Roman" w:hAnsi="Times New Roman" w:cs="Times New Roman"/>
+                <w:noProof/>
+                <w:webHidden/>
+                <w:sz w:val="18"/>
+                <w:szCs w:val="16"/>
+              </w:rPr>
+            </w:r>
+            <w:r>
+              <w:rPr>
+                <w:rFonts w:ascii="Times New Roman" w:hAnsi="Times New Roman" w:cs="Times New Roman"/>
+                <w:noProof/>
+                <w:webHidden/>
+                <w:sz w:val="18"/>
                 <w:szCs w:val="16"/>
               </w:rPr>
               <w:fldChar w:fldCharType="separate"/>
             </w:r>
             <w:r>
               <w:rPr>
-                <w:noProof/>
-                <w:webHidden/>
-                <w:sz w:val="16"/>
+                <w:rFonts w:ascii="Times New Roman" w:hAnsi="Times New Roman" w:cs="Times New Roman"/>
+                <w:noProof/>
+                <w:webHidden/>
+                <w:sz w:val="18"/>
                 <w:szCs w:val="16"/>
               </w:rPr>
               <w:t>1</w:t>
             </w:r>
             <w:r>
               <w:rPr>
-                <w:noProof/>
-                <w:webHidden/>
-                <w:sz w:val="16"/>
+                <w:rFonts w:ascii="Times New Roman" w:hAnsi="Times New Roman" w:cs="Times New Roman"/>
+                <w:noProof/>
+                <w:webHidden/>
+                <w:sz w:val="18"/>
                 <w:szCs w:val="16"/>
               </w:rPr>
               <w:fldChar w:fldCharType="end"/>
@@ -1232,29 +1257,29 @@
               <w:tab w:val="right" w:leader="dot" w:pos="8270"/>
             </w:tabs>
             <w:rPr>
-              <w:rFonts w:eastAsiaTheme="minorEastAsia"/>
+              <w:rFonts w:ascii="Times New Roman" w:eastAsiaTheme="minorEastAsia" w:hAnsi="Times New Roman" w:cs="Times New Roman"/>
               <w:noProof/>
-              <w:sz w:val="16"/>
+              <w:sz w:val="18"/>
               <w:szCs w:val="16"/>
             </w:rPr>
           </w:pPr>
-          <w:hyperlink w:anchor="_Toc213042708" w:history="1">
+          <w:hyperlink w:anchor="_Toc215407243" w:history="1">
             <w:r>
               <w:rPr>
                 <w:rStyle w:val="Hyperlink"/>
                 <w:rFonts w:ascii="Times New Roman" w:hAnsi="Times New Roman" w:cs="Times New Roman"/>
                 <w:b/>
                 <w:noProof/>
-                <w:sz w:val="16"/>
+                <w:sz w:val="18"/>
                 <w:szCs w:val="16"/>
               </w:rPr>
               <w:t>1.2.</w:t>
             </w:r>
             <w:r>
               <w:rPr>
-                <w:rFonts w:eastAsiaTheme="minorEastAsia"/>
-                <w:noProof/>
-                <w:sz w:val="16"/>
+                <w:rFonts w:ascii="Times New Roman" w:eastAsiaTheme="minorEastAsia" w:hAnsi="Times New Roman" w:cs="Times New Roman"/>
+                <w:noProof/>
+                <w:sz w:val="18"/>
                 <w:szCs w:val="16"/>
               </w:rPr>
               <w:tab/>
@@ -1265,69 +1290,76 @@
                 <w:rFonts w:ascii="Times New Roman" w:hAnsi="Times New Roman" w:cs="Times New Roman"/>
                 <w:b/>
                 <w:noProof/>
-                <w:sz w:val="16"/>
+                <w:sz w:val="18"/>
                 <w:szCs w:val="16"/>
               </w:rPr>
               <w:t>Rumusan Masalah</w:t>
             </w:r>
             <w:r>
               <w:rPr>
-                <w:noProof/>
-                <w:webHidden/>
-                <w:sz w:val="16"/>
+                <w:rFonts w:ascii="Times New Roman" w:hAnsi="Times New Roman" w:cs="Times New Roman"/>
+                <w:noProof/>
+                <w:webHidden/>
+                <w:sz w:val="18"/>
                 <w:szCs w:val="16"/>
               </w:rPr>
               <w:tab/>
             </w:r>
             <w:r>
               <w:rPr>
-                <w:noProof/>
-                <w:webHidden/>
-                <w:sz w:val="16"/>
+                <w:rFonts w:ascii="Times New Roman" w:hAnsi="Times New Roman" w:cs="Times New Roman"/>
+                <w:noProof/>
+                <w:webHidden/>
+                <w:sz w:val="18"/>
                 <w:szCs w:val="16"/>
               </w:rPr>
               <w:fldChar w:fldCharType="begin"/>
             </w:r>
             <w:r>
               <w:rPr>
-                <w:noProof/>
-                <w:webHidden/>
-                <w:sz w:val="16"/>
-                <w:szCs w:val="16"/>
-              </w:rPr>
-              <w:instrText xml:space="preserve"> PAGEREF _Toc213042708 \h </w:instrText>
-            </w:r>
-            <w:r>
-              <w:rPr>
-                <w:noProof/>
-                <w:webHidden/>
-                <w:sz w:val="16"/>
-                <w:szCs w:val="16"/>
-              </w:rPr>
-            </w:r>
-            <w:r>
-              <w:rPr>
-                <w:noProof/>
-                <w:webHidden/>
-                <w:sz w:val="16"/>
+                <w:rFonts w:ascii="Times New Roman" w:hAnsi="Times New Roman" w:cs="Times New Roman"/>
+                <w:noProof/>
+                <w:webHidden/>
+                <w:sz w:val="18"/>
+                <w:szCs w:val="16"/>
+              </w:rPr>
+              <w:instrText xml:space="preserve"> PAGEREF _Toc215407243 \h </w:instrText>
+            </w:r>
+            <w:r>
+              <w:rPr>
+                <w:rFonts w:ascii="Times New Roman" w:hAnsi="Times New Roman" w:cs="Times New Roman"/>
+                <w:noProof/>
+                <w:webHidden/>
+                <w:sz w:val="18"/>
+                <w:szCs w:val="16"/>
+              </w:rPr>
+            </w:r>
+            <w:r>
+              <w:rPr>
+                <w:rFonts w:ascii="Times New Roman" w:hAnsi="Times New Roman" w:cs="Times New Roman"/>
+                <w:noProof/>
+                <w:webHidden/>
+                <w:sz w:val="18"/>
                 <w:szCs w:val="16"/>
               </w:rPr>
               <w:fldChar w:fldCharType="separate"/>
             </w:r>
             <w:r>
               <w:rPr>
-                <w:noProof/>
-                <w:webHidden/>
-                <w:sz w:val="16"/>
+                <w:rFonts w:ascii="Times New Roman" w:hAnsi="Times New Roman" w:cs="Times New Roman"/>
+                <w:noProof/>
+                <w:webHidden/>
+                <w:sz w:val="18"/>
                 <w:szCs w:val="16"/>
               </w:rPr>
               <w:t>1</w:t>
             </w:r>
             <w:r>
               <w:rPr>
-                <w:noProof/>
-                <w:webHidden/>
-                <w:sz w:val="16"/>
+                <w:rFonts w:ascii="Times New Roman" w:hAnsi="Times New Roman" w:cs="Times New Roman"/>
+                <w:noProof/>
+                <w:webHidden/>
+                <w:sz w:val="18"/>
                 <w:szCs w:val="16"/>
               </w:rPr>
               <w:fldChar w:fldCharType="end"/>
@@ -1342,29 +1374,29 @@
               <w:tab w:val="right" w:leader="dot" w:pos="8270"/>
             </w:tabs>
             <w:rPr>
-              <w:rFonts w:eastAsiaTheme="minorEastAsia"/>
+              <w:rFonts w:ascii="Times New Roman" w:eastAsiaTheme="minorEastAsia" w:hAnsi="Times New Roman" w:cs="Times New Roman"/>
               <w:noProof/>
-              <w:sz w:val="16"/>
+              <w:sz w:val="18"/>
               <w:szCs w:val="16"/>
             </w:rPr>
           </w:pPr>
-          <w:hyperlink w:anchor="_Toc213042709" w:history="1">
+          <w:hyperlink w:anchor="_Toc215407244" w:history="1">
             <w:r>
               <w:rPr>
                 <w:rStyle w:val="Hyperlink"/>
                 <w:rFonts w:ascii="Times New Roman" w:hAnsi="Times New Roman" w:cs="Times New Roman"/>
                 <w:b/>
                 <w:noProof/>
-                <w:sz w:val="16"/>
+                <w:sz w:val="18"/>
                 <w:szCs w:val="16"/>
               </w:rPr>
               <w:t>1.3.</w:t>
             </w:r>
             <w:r>
               <w:rPr>
-                <w:rFonts w:eastAsiaTheme="minorEastAsia"/>
-                <w:noProof/>
-                <w:sz w:val="16"/>
+                <w:rFonts w:ascii="Times New Roman" w:eastAsiaTheme="minorEastAsia" w:hAnsi="Times New Roman" w:cs="Times New Roman"/>
+                <w:noProof/>
+                <w:sz w:val="18"/>
                 <w:szCs w:val="16"/>
               </w:rPr>
               <w:tab/>
@@ -1375,69 +1407,76 @@
                 <w:rFonts w:ascii="Times New Roman" w:hAnsi="Times New Roman" w:cs="Times New Roman"/>
                 <w:b/>
                 <w:noProof/>
-                <w:sz w:val="16"/>
+                <w:sz w:val="18"/>
                 <w:szCs w:val="16"/>
               </w:rPr>
               <w:t>Manfaat dan tujuan</w:t>
             </w:r>
             <w:r>
               <w:rPr>
-                <w:noProof/>
-                <w:webHidden/>
-                <w:sz w:val="16"/>
+                <w:rFonts w:ascii="Times New Roman" w:hAnsi="Times New Roman" w:cs="Times New Roman"/>
+                <w:noProof/>
+                <w:webHidden/>
+                <w:sz w:val="18"/>
                 <w:szCs w:val="16"/>
               </w:rPr>
               <w:tab/>
             </w:r>
             <w:r>
               <w:rPr>
-                <w:noProof/>
-                <w:webHidden/>
-                <w:sz w:val="16"/>
+                <w:rFonts w:ascii="Times New Roman" w:hAnsi="Times New Roman" w:cs="Times New Roman"/>
+                <w:noProof/>
+                <w:webHidden/>
+                <w:sz w:val="18"/>
                 <w:szCs w:val="16"/>
               </w:rPr>
               <w:fldChar w:fldCharType="begin"/>
             </w:r>
             <w:r>
               <w:rPr>
-                <w:noProof/>
-                <w:webHidden/>
-                <w:sz w:val="16"/>
-                <w:szCs w:val="16"/>
-              </w:rPr>
-              <w:instrText xml:space="preserve"> PAGEREF _Toc213042709 \h </w:instrText>
-            </w:r>
-            <w:r>
-              <w:rPr>
-                <w:noProof/>
-                <w:webHidden/>
-                <w:sz w:val="16"/>
-                <w:szCs w:val="16"/>
-              </w:rPr>
-            </w:r>
-            <w:r>
-              <w:rPr>
-                <w:noProof/>
-                <w:webHidden/>
-                <w:sz w:val="16"/>
+                <w:rFonts w:ascii="Times New Roman" w:hAnsi="Times New Roman" w:cs="Times New Roman"/>
+                <w:noProof/>
+                <w:webHidden/>
+                <w:sz w:val="18"/>
+                <w:szCs w:val="16"/>
+              </w:rPr>
+              <w:instrText xml:space="preserve"> PAGEREF _Toc215407244 \h </w:instrText>
+            </w:r>
+            <w:r>
+              <w:rPr>
+                <w:rFonts w:ascii="Times New Roman" w:hAnsi="Times New Roman" w:cs="Times New Roman"/>
+                <w:noProof/>
+                <w:webHidden/>
+                <w:sz w:val="18"/>
+                <w:szCs w:val="16"/>
+              </w:rPr>
+            </w:r>
+            <w:r>
+              <w:rPr>
+                <w:rFonts w:ascii="Times New Roman" w:hAnsi="Times New Roman" w:cs="Times New Roman"/>
+                <w:noProof/>
+                <w:webHidden/>
+                <w:sz w:val="18"/>
                 <w:szCs w:val="16"/>
               </w:rPr>
               <w:fldChar w:fldCharType="separate"/>
             </w:r>
             <w:r>
               <w:rPr>
-                <w:noProof/>
-                <w:webHidden/>
-                <w:sz w:val="16"/>
+                <w:rFonts w:ascii="Times New Roman" w:hAnsi="Times New Roman" w:cs="Times New Roman"/>
+                <w:noProof/>
+                <w:webHidden/>
+                <w:sz w:val="18"/>
                 <w:szCs w:val="16"/>
               </w:rPr>
               <w:t>1</w:t>
             </w:r>
             <w:r>
               <w:rPr>
-                <w:noProof/>
-                <w:webHidden/>
-                <w:sz w:val="16"/>
+                <w:rFonts w:ascii="Times New Roman" w:hAnsi="Times New Roman" w:cs="Times New Roman"/>
+                <w:noProof/>
+                <w:webHidden/>
+                <w:sz w:val="18"/>
                 <w:szCs w:val="16"/>
               </w:rPr>
               <w:fldChar w:fldCharType="end"/>
@@ -1452,28 +1491,28 @@
               <w:tab w:val="right" w:leader="dot" w:pos="8270"/>
             </w:tabs>
             <w:rPr>
-              <w:rFonts w:eastAsiaTheme="minorEastAsia"/>
+              <w:rFonts w:ascii="Times New Roman" w:eastAsiaTheme="minorEastAsia" w:hAnsi="Times New Roman" w:cs="Times New Roman"/>
               <w:noProof/>
-              <w:sz w:val="16"/>
+              <w:sz w:val="18"/>
               <w:szCs w:val="16"/>
             </w:rPr>
           </w:pPr>
-          <w:hyperlink w:anchor="_Toc213042710" w:history="1">
+          <w:hyperlink w:anchor="_Toc215407245" w:history="1">
             <w:r>
               <w:rPr>
                 <w:rStyle w:val="Hyperlink"/>
                 <w:rFonts w:ascii="Times New Roman" w:hAnsi="Times New Roman" w:cs="Times New Roman"/>
                 <w:noProof/>
-                <w:sz w:val="16"/>
+                <w:sz w:val="18"/>
                 <w:szCs w:val="16"/>
               </w:rPr>
               <w:t>1.3.1.</w:t>
             </w:r>
             <w:r>
               <w:rPr>
-                <w:rFonts w:eastAsiaTheme="minorEastAsia"/>
-                <w:noProof/>
-                <w:sz w:val="16"/>
+                <w:rFonts w:ascii="Times New Roman" w:eastAsiaTheme="minorEastAsia" w:hAnsi="Times New Roman" w:cs="Times New Roman"/>
+                <w:noProof/>
+                <w:sz w:val="18"/>
                 <w:szCs w:val="16"/>
               </w:rPr>
               <w:tab/>
@@ -1483,69 +1522,76 @@
                 <w:rStyle w:val="Hyperlink"/>
                 <w:rFonts w:ascii="Times New Roman" w:hAnsi="Times New Roman" w:cs="Times New Roman"/>
                 <w:noProof/>
-                <w:sz w:val="16"/>
+                <w:sz w:val="18"/>
                 <w:szCs w:val="16"/>
               </w:rPr>
               <w:t>Manfaat</w:t>
             </w:r>
             <w:r>
               <w:rPr>
-                <w:noProof/>
-                <w:webHidden/>
-                <w:sz w:val="16"/>
+                <w:rFonts w:ascii="Times New Roman" w:hAnsi="Times New Roman" w:cs="Times New Roman"/>
+                <w:noProof/>
+                <w:webHidden/>
+                <w:sz w:val="18"/>
                 <w:szCs w:val="16"/>
               </w:rPr>
               <w:tab/>
             </w:r>
             <w:r>
               <w:rPr>
-                <w:noProof/>
-                <w:webHidden/>
-                <w:sz w:val="16"/>
+                <w:rFonts w:ascii="Times New Roman" w:hAnsi="Times New Roman" w:cs="Times New Roman"/>
+                <w:noProof/>
+                <w:webHidden/>
+                <w:sz w:val="18"/>
                 <w:szCs w:val="16"/>
               </w:rPr>
               <w:fldChar w:fldCharType="begin"/>
             </w:r>
             <w:r>
               <w:rPr>
-                <w:noProof/>
-                <w:webHidden/>
-                <w:sz w:val="16"/>
-                <w:szCs w:val="16"/>
-              </w:rPr>
-              <w:instrText xml:space="preserve"> PAGEREF _Toc213042710 \h </w:instrText>
-            </w:r>
-            <w:r>
-              <w:rPr>
-                <w:noProof/>
-                <w:webHidden/>
-                <w:sz w:val="16"/>
-                <w:szCs w:val="16"/>
-              </w:rPr>
-            </w:r>
-            <w:r>
-              <w:rPr>
-                <w:noProof/>
-                <w:webHidden/>
-                <w:sz w:val="16"/>
+                <w:rFonts w:ascii="Times New Roman" w:hAnsi="Times New Roman" w:cs="Times New Roman"/>
+                <w:noProof/>
+                <w:webHidden/>
+                <w:sz w:val="18"/>
+                <w:szCs w:val="16"/>
+              </w:rPr>
+              <w:instrText xml:space="preserve"> PAGEREF _Toc215407245 \h </w:instrText>
+            </w:r>
+            <w:r>
+              <w:rPr>
+                <w:rFonts w:ascii="Times New Roman" w:hAnsi="Times New Roman" w:cs="Times New Roman"/>
+                <w:noProof/>
+                <w:webHidden/>
+                <w:sz w:val="18"/>
+                <w:szCs w:val="16"/>
+              </w:rPr>
+            </w:r>
+            <w:r>
+              <w:rPr>
+                <w:rFonts w:ascii="Times New Roman" w:hAnsi="Times New Roman" w:cs="Times New Roman"/>
+                <w:noProof/>
+                <w:webHidden/>
+                <w:sz w:val="18"/>
                 <w:szCs w:val="16"/>
               </w:rPr>
               <w:fldChar w:fldCharType="separate"/>
             </w:r>
             <w:r>
               <w:rPr>
-                <w:noProof/>
-                <w:webHidden/>
-                <w:sz w:val="16"/>
+                <w:rFonts w:ascii="Times New Roman" w:hAnsi="Times New Roman" w:cs="Times New Roman"/>
+                <w:noProof/>
+                <w:webHidden/>
+                <w:sz w:val="18"/>
                 <w:szCs w:val="16"/>
               </w:rPr>
               <w:t>1</w:t>
             </w:r>
             <w:r>
               <w:rPr>
-                <w:noProof/>
-                <w:webHidden/>
-                <w:sz w:val="16"/>
+                <w:rFonts w:ascii="Times New Roman" w:hAnsi="Times New Roman" w:cs="Times New Roman"/>
+                <w:noProof/>
+                <w:webHidden/>
+                <w:sz w:val="18"/>
                 <w:szCs w:val="16"/>
               </w:rPr>
               <w:fldChar w:fldCharType="end"/>
@@ -1560,28 +1606,28 @@
               <w:tab w:val="right" w:leader="dot" w:pos="8270"/>
             </w:tabs>
             <w:rPr>
-              <w:rFonts w:eastAsiaTheme="minorEastAsia"/>
+              <w:rFonts w:ascii="Times New Roman" w:eastAsiaTheme="minorEastAsia" w:hAnsi="Times New Roman" w:cs="Times New Roman"/>
               <w:noProof/>
-              <w:sz w:val="16"/>
+              <w:sz w:val="18"/>
               <w:szCs w:val="16"/>
             </w:rPr>
           </w:pPr>
-          <w:hyperlink w:anchor="_Toc213042711" w:history="1">
+          <w:hyperlink w:anchor="_Toc215407246" w:history="1">
             <w:r>
               <w:rPr>
                 <w:rStyle w:val="Hyperlink"/>
                 <w:rFonts w:ascii="Times New Roman" w:hAnsi="Times New Roman" w:cs="Times New Roman"/>
                 <w:noProof/>
-                <w:sz w:val="16"/>
+                <w:sz w:val="18"/>
                 <w:szCs w:val="16"/>
               </w:rPr>
               <w:t>1.3.2.</w:t>
             </w:r>
             <w:r>
               <w:rPr>
-                <w:rFonts w:eastAsiaTheme="minorEastAsia"/>
-                <w:noProof/>
-                <w:sz w:val="16"/>
+                <w:rFonts w:ascii="Times New Roman" w:eastAsiaTheme="minorEastAsia" w:hAnsi="Times New Roman" w:cs="Times New Roman"/>
+                <w:noProof/>
+                <w:sz w:val="18"/>
                 <w:szCs w:val="16"/>
               </w:rPr>
               <w:tab/>
@@ -1591,69 +1637,76 @@
                 <w:rStyle w:val="Hyperlink"/>
                 <w:rFonts w:ascii="Times New Roman" w:hAnsi="Times New Roman" w:cs="Times New Roman"/>
                 <w:noProof/>
-                <w:sz w:val="16"/>
+                <w:sz w:val="18"/>
                 <w:szCs w:val="16"/>
               </w:rPr>
               <w:t>Tujuan</w:t>
             </w:r>
             <w:r>
               <w:rPr>
-                <w:noProof/>
-                <w:webHidden/>
-                <w:sz w:val="16"/>
+                <w:rFonts w:ascii="Times New Roman" w:hAnsi="Times New Roman" w:cs="Times New Roman"/>
+                <w:noProof/>
+                <w:webHidden/>
+                <w:sz w:val="18"/>
                 <w:szCs w:val="16"/>
               </w:rPr>
               <w:tab/>
             </w:r>
             <w:r>
               <w:rPr>
-                <w:noProof/>
-                <w:webHidden/>
-                <w:sz w:val="16"/>
+                <w:rFonts w:ascii="Times New Roman" w:hAnsi="Times New Roman" w:cs="Times New Roman"/>
+                <w:noProof/>
+                <w:webHidden/>
+                <w:sz w:val="18"/>
                 <w:szCs w:val="16"/>
               </w:rPr>
               <w:fldChar w:fldCharType="begin"/>
             </w:r>
             <w:r>
               <w:rPr>
-                <w:noProof/>
-                <w:webHidden/>
-                <w:sz w:val="16"/>
-                <w:szCs w:val="16"/>
-              </w:rPr>
-              <w:instrText xml:space="preserve"> PAGEREF _Toc213042711 \h </w:instrText>
-            </w:r>
-            <w:r>
-              <w:rPr>
-                <w:noProof/>
-                <w:webHidden/>
-                <w:sz w:val="16"/>
-                <w:szCs w:val="16"/>
-              </w:rPr>
-            </w:r>
-            <w:r>
-              <w:rPr>
-                <w:noProof/>
-                <w:webHidden/>
-                <w:sz w:val="16"/>
+                <w:rFonts w:ascii="Times New Roman" w:hAnsi="Times New Roman" w:cs="Times New Roman"/>
+                <w:noProof/>
+                <w:webHidden/>
+                <w:sz w:val="18"/>
+                <w:szCs w:val="16"/>
+              </w:rPr>
+              <w:instrText xml:space="preserve"> PAGEREF _Toc215407246 \h </w:instrText>
+            </w:r>
+            <w:r>
+              <w:rPr>
+                <w:rFonts w:ascii="Times New Roman" w:hAnsi="Times New Roman" w:cs="Times New Roman"/>
+                <w:noProof/>
+                <w:webHidden/>
+                <w:sz w:val="18"/>
+                <w:szCs w:val="16"/>
+              </w:rPr>
+            </w:r>
+            <w:r>
+              <w:rPr>
+                <w:rFonts w:ascii="Times New Roman" w:hAnsi="Times New Roman" w:cs="Times New Roman"/>
+                <w:noProof/>
+                <w:webHidden/>
+                <w:sz w:val="18"/>
                 <w:szCs w:val="16"/>
               </w:rPr>
               <w:fldChar w:fldCharType="separate"/>
             </w:r>
             <w:r>
               <w:rPr>
-                <w:noProof/>
-                <w:webHidden/>
-                <w:sz w:val="16"/>
+                <w:rFonts w:ascii="Times New Roman" w:hAnsi="Times New Roman" w:cs="Times New Roman"/>
+                <w:noProof/>
+                <w:webHidden/>
+                <w:sz w:val="18"/>
                 <w:szCs w:val="16"/>
               </w:rPr>
               <w:t>2</w:t>
             </w:r>
             <w:r>
               <w:rPr>
-                <w:noProof/>
-                <w:webHidden/>
-                <w:sz w:val="16"/>
+                <w:rFonts w:ascii="Times New Roman" w:hAnsi="Times New Roman" w:cs="Times New Roman"/>
+                <w:noProof/>
+                <w:webHidden/>
+                <w:sz w:val="18"/>
                 <w:szCs w:val="16"/>
               </w:rPr>
               <w:fldChar w:fldCharType="end"/>
@@ -1664,17 +1717,17 @@
           <w:pPr>
             <w:pStyle w:val="TOC1"/>
             <w:rPr>
-              <w:rFonts w:asciiTheme="minorHAnsi" w:eastAsiaTheme="minorEastAsia" w:hAnsiTheme="minorHAnsi" w:cstheme="minorBidi"/>
+              <w:rFonts w:eastAsiaTheme="minorEastAsia"/>
               <w:b w:val="0"/>
-              <w:sz w:val="16"/>
+              <w:sz w:val="18"/>
               <w:szCs w:val="16"/>
             </w:rPr>
           </w:pPr>
-          <w:hyperlink w:anchor="_Toc213042712" w:history="1">
+          <w:hyperlink w:anchor="_Toc215407247" w:history="1">
             <w:r>
               <w:rPr>
                 <w:rStyle w:val="Hyperlink"/>
-                <w:sz w:val="16"/>
+                <w:sz w:val="18"/>
                 <w:szCs w:val="16"/>
               </w:rPr>
               <w:t>BAB II</w:t>
@@ -1682,7 +1735,7 @@
             <w:r>
               <w:rPr>
                 <w:webHidden/>
-                <w:sz w:val="16"/>
+                <w:sz w:val="18"/>
                 <w:szCs w:val="16"/>
               </w:rPr>
               <w:tab/>
@@ -1690,7 +1743,7 @@
             <w:r>
               <w:rPr>
                 <w:webHidden/>
-                <w:sz w:val="16"/>
+                <w:sz w:val="18"/>
                 <w:szCs w:val="16"/>
               </w:rPr>
               <w:fldChar w:fldCharType="begin"/>
@@ -1698,22 +1751,22 @@
             <w:r>
               <w:rPr>
                 <w:webHidden/>
-                <w:sz w:val="16"/>
-                <w:szCs w:val="16"/>
-              </w:rPr>
-              <w:instrText xml:space="preserve"> PAGEREF _Toc213042712 \h </w:instrText>
-            </w:r>
-            <w:r>
-              <w:rPr>
-                <w:webHidden/>
-                <w:sz w:val="16"/>
-                <w:szCs w:val="16"/>
-              </w:rPr>
-            </w:r>
-            <w:r>
-              <w:rPr>
-                <w:webHidden/>
-                <w:sz w:val="16"/>
+                <w:sz w:val="18"/>
+                <w:szCs w:val="16"/>
+              </w:rPr>
+              <w:instrText xml:space="preserve"> PAGEREF _Toc215407247 \h </w:instrText>
+            </w:r>
+            <w:r>
+              <w:rPr>
+                <w:webHidden/>
+                <w:sz w:val="18"/>
+                <w:szCs w:val="16"/>
+              </w:rPr>
+            </w:r>
+            <w:r>
+              <w:rPr>
+                <w:webHidden/>
+                <w:sz w:val="18"/>
                 <w:szCs w:val="16"/>
               </w:rPr>
               <w:fldChar w:fldCharType="separate"/>
@@ -1721,7 +1774,7 @@
             <w:r>
               <w:rPr>
                 <w:webHidden/>
-                <w:sz w:val="16"/>
+                <w:sz w:val="18"/>
                 <w:szCs w:val="16"/>
               </w:rPr>
               <w:t>3</w:t>
@@ -1729,7 +1782,7 @@
             <w:r>
               <w:rPr>
                 <w:webHidden/>
-                <w:sz w:val="16"/>
+                <w:sz w:val="18"/>
                 <w:szCs w:val="16"/>
               </w:rPr>
               <w:fldChar w:fldCharType="end"/>
@@ -1740,17 +1793,17 @@
           <w:pPr>
             <w:pStyle w:val="TOC1"/>
             <w:rPr>
-              <w:rFonts w:asciiTheme="minorHAnsi" w:eastAsiaTheme="minorEastAsia" w:hAnsiTheme="minorHAnsi" w:cstheme="minorBidi"/>
+              <w:rFonts w:eastAsiaTheme="minorEastAsia"/>
               <w:b w:val="0"/>
-              <w:sz w:val="16"/>
+              <w:sz w:val="18"/>
               <w:szCs w:val="16"/>
             </w:rPr>
           </w:pPr>
-          <w:hyperlink w:anchor="_Toc213042713" w:history="1">
+          <w:hyperlink w:anchor="_Toc215407248" w:history="1">
             <w:r>
               <w:rPr>
                 <w:rStyle w:val="Hyperlink"/>
-                <w:sz w:val="16"/>
+                <w:sz w:val="18"/>
                 <w:szCs w:val="16"/>
               </w:rPr>
               <w:t>LANDASAN TEORI</w:t>
@@ -1758,7 +1811,7 @@
             <w:r>
               <w:rPr>
                 <w:webHidden/>
-                <w:sz w:val="16"/>
+                <w:sz w:val="18"/>
                 <w:szCs w:val="16"/>
               </w:rPr>
               <w:tab/>
@@ -1766,7 +1819,7 @@
             <w:r>
               <w:rPr>
                 <w:webHidden/>
-                <w:sz w:val="16"/>
+                <w:sz w:val="18"/>
                 <w:szCs w:val="16"/>
               </w:rPr>
               <w:fldChar w:fldCharType="begin"/>
@@ -1774,22 +1827,22 @@
             <w:r>
               <w:rPr>
                 <w:webHidden/>
-                <w:sz w:val="16"/>
-                <w:szCs w:val="16"/>
-              </w:rPr>
-              <w:instrText xml:space="preserve"> PAGEREF _Toc213042713 \h </w:instrText>
-            </w:r>
-            <w:r>
-              <w:rPr>
-                <w:webHidden/>
-                <w:sz w:val="16"/>
-                <w:szCs w:val="16"/>
-              </w:rPr>
-            </w:r>
-            <w:r>
-              <w:rPr>
-                <w:webHidden/>
-                <w:sz w:val="16"/>
+                <w:sz w:val="18"/>
+                <w:szCs w:val="16"/>
+              </w:rPr>
+              <w:instrText xml:space="preserve"> PAGEREF _Toc215407248 \h </w:instrText>
+            </w:r>
+            <w:r>
+              <w:rPr>
+                <w:webHidden/>
+                <w:sz w:val="18"/>
+                <w:szCs w:val="16"/>
+              </w:rPr>
+            </w:r>
+            <w:r>
+              <w:rPr>
+                <w:webHidden/>
+                <w:sz w:val="18"/>
                 <w:szCs w:val="16"/>
               </w:rPr>
               <w:fldChar w:fldCharType="separate"/>
@@ -1797,7 +1850,7 @@
             <w:r>
               <w:rPr>
                 <w:webHidden/>
-                <w:sz w:val="16"/>
+                <w:sz w:val="18"/>
                 <w:szCs w:val="16"/>
               </w:rPr>
               <w:t>3</w:t>
@@ -1805,7 +1858,7 @@
             <w:r>
               <w:rPr>
                 <w:webHidden/>
-                <w:sz w:val="16"/>
+                <w:sz w:val="18"/>
                 <w:szCs w:val="16"/>
               </w:rPr>
               <w:fldChar w:fldCharType="end"/>
@@ -1820,29 +1873,29 @@
               <w:tab w:val="right" w:leader="dot" w:pos="8270"/>
             </w:tabs>
             <w:rPr>
-              <w:rFonts w:eastAsiaTheme="minorEastAsia"/>
+              <w:rFonts w:ascii="Times New Roman" w:eastAsiaTheme="minorEastAsia" w:hAnsi="Times New Roman" w:cs="Times New Roman"/>
               <w:noProof/>
-              <w:sz w:val="16"/>
+              <w:sz w:val="18"/>
               <w:szCs w:val="16"/>
             </w:rPr>
           </w:pPr>
-          <w:hyperlink w:anchor="_Toc213042714" w:history="1">
+          <w:hyperlink w:anchor="_Toc215407249" w:history="1">
             <w:r>
               <w:rPr>
                 <w:rStyle w:val="Hyperlink"/>
                 <w:rFonts w:ascii="Times New Roman" w:hAnsi="Times New Roman" w:cs="Times New Roman"/>
                 <w:b/>
                 <w:noProof/>
-                <w:sz w:val="16"/>
+                <w:sz w:val="18"/>
                 <w:szCs w:val="16"/>
               </w:rPr>
               <w:t>2.1.</w:t>
             </w:r>
             <w:r>
               <w:rPr>
-                <w:rFonts w:eastAsiaTheme="minorEastAsia"/>
-                <w:noProof/>
-                <w:sz w:val="16"/>
+                <w:rFonts w:ascii="Times New Roman" w:eastAsiaTheme="minorEastAsia" w:hAnsi="Times New Roman" w:cs="Times New Roman"/>
+                <w:noProof/>
+                <w:sz w:val="18"/>
                 <w:szCs w:val="16"/>
               </w:rPr>
               <w:tab/>
@@ -1853,69 +1906,76 @@
                 <w:rFonts w:ascii="Times New Roman" w:hAnsi="Times New Roman" w:cs="Times New Roman"/>
                 <w:b/>
                 <w:noProof/>
-                <w:sz w:val="16"/>
+                <w:sz w:val="18"/>
                 <w:szCs w:val="16"/>
               </w:rPr>
               <w:t>Teknologi Informasi dalam Akademik</w:t>
             </w:r>
             <w:r>
               <w:rPr>
-                <w:noProof/>
-                <w:webHidden/>
-                <w:sz w:val="16"/>
+                <w:rFonts w:ascii="Times New Roman" w:hAnsi="Times New Roman" w:cs="Times New Roman"/>
+                <w:noProof/>
+                <w:webHidden/>
+                <w:sz w:val="18"/>
                 <w:szCs w:val="16"/>
               </w:rPr>
               <w:tab/>
             </w:r>
             <w:r>
               <w:rPr>
-                <w:noProof/>
-                <w:webHidden/>
-                <w:sz w:val="16"/>
+                <w:rFonts w:ascii="Times New Roman" w:hAnsi="Times New Roman" w:cs="Times New Roman"/>
+                <w:noProof/>
+                <w:webHidden/>
+                <w:sz w:val="18"/>
                 <w:szCs w:val="16"/>
               </w:rPr>
               <w:fldChar w:fldCharType="begin"/>
             </w:r>
             <w:r>
               <w:rPr>
-                <w:noProof/>
-                <w:webHidden/>
-                <w:sz w:val="16"/>
-                <w:szCs w:val="16"/>
-              </w:rPr>
-              <w:instrText xml:space="preserve"> PAGEREF _Toc213042714 \h </w:instrText>
-            </w:r>
-            <w:r>
-              <w:rPr>
-                <w:noProof/>
-                <w:webHidden/>
-                <w:sz w:val="16"/>
-                <w:szCs w:val="16"/>
-              </w:rPr>
-            </w:r>
-            <w:r>
-              <w:rPr>
-                <w:noProof/>
-                <w:webHidden/>
-                <w:sz w:val="16"/>
+                <w:rFonts w:ascii="Times New Roman" w:hAnsi="Times New Roman" w:cs="Times New Roman"/>
+                <w:noProof/>
+                <w:webHidden/>
+                <w:sz w:val="18"/>
+                <w:szCs w:val="16"/>
+              </w:rPr>
+              <w:instrText xml:space="preserve"> PAGEREF _Toc215407249 \h </w:instrText>
+            </w:r>
+            <w:r>
+              <w:rPr>
+                <w:rFonts w:ascii="Times New Roman" w:hAnsi="Times New Roman" w:cs="Times New Roman"/>
+                <w:noProof/>
+                <w:webHidden/>
+                <w:sz w:val="18"/>
+                <w:szCs w:val="16"/>
+              </w:rPr>
+            </w:r>
+            <w:r>
+              <w:rPr>
+                <w:rFonts w:ascii="Times New Roman" w:hAnsi="Times New Roman" w:cs="Times New Roman"/>
+                <w:noProof/>
+                <w:webHidden/>
+                <w:sz w:val="18"/>
                 <w:szCs w:val="16"/>
               </w:rPr>
               <w:fldChar w:fldCharType="separate"/>
             </w:r>
             <w:r>
               <w:rPr>
-                <w:noProof/>
-                <w:webHidden/>
-                <w:sz w:val="16"/>
+                <w:rFonts w:ascii="Times New Roman" w:hAnsi="Times New Roman" w:cs="Times New Roman"/>
+                <w:noProof/>
+                <w:webHidden/>
+                <w:sz w:val="18"/>
                 <w:szCs w:val="16"/>
               </w:rPr>
               <w:t>3</w:t>
             </w:r>
             <w:r>
               <w:rPr>
-                <w:noProof/>
-                <w:webHidden/>
-                <w:sz w:val="16"/>
+                <w:rFonts w:ascii="Times New Roman" w:hAnsi="Times New Roman" w:cs="Times New Roman"/>
+                <w:noProof/>
+                <w:webHidden/>
+                <w:sz w:val="18"/>
                 <w:szCs w:val="16"/>
               </w:rPr>
               <w:fldChar w:fldCharType="end"/>
@@ -1930,29 +1990,29 @@
               <w:tab w:val="right" w:leader="dot" w:pos="8270"/>
             </w:tabs>
             <w:rPr>
-              <w:rFonts w:eastAsiaTheme="minorEastAsia"/>
+              <w:rFonts w:ascii="Times New Roman" w:eastAsiaTheme="minorEastAsia" w:hAnsi="Times New Roman" w:cs="Times New Roman"/>
               <w:noProof/>
-              <w:sz w:val="16"/>
+              <w:sz w:val="18"/>
               <w:szCs w:val="16"/>
             </w:rPr>
           </w:pPr>
-          <w:hyperlink w:anchor="_Toc213042715" w:history="1">
+          <w:hyperlink w:anchor="_Toc215407250" w:history="1">
             <w:r>
               <w:rPr>
                 <w:rStyle w:val="Hyperlink"/>
                 <w:rFonts w:ascii="Times New Roman" w:hAnsi="Times New Roman" w:cs="Times New Roman"/>
                 <w:b/>
                 <w:noProof/>
-                <w:sz w:val="16"/>
+                <w:sz w:val="18"/>
                 <w:szCs w:val="16"/>
               </w:rPr>
               <w:t>2.2.</w:t>
             </w:r>
             <w:r>
               <w:rPr>
-                <w:rFonts w:eastAsiaTheme="minorEastAsia"/>
-                <w:noProof/>
-                <w:sz w:val="16"/>
+                <w:rFonts w:ascii="Times New Roman" w:eastAsiaTheme="minorEastAsia" w:hAnsi="Times New Roman" w:cs="Times New Roman"/>
+                <w:noProof/>
+                <w:sz w:val="18"/>
                 <w:szCs w:val="16"/>
               </w:rPr>
               <w:tab/>
@@ -1963,69 +2023,76 @@
                 <w:rFonts w:ascii="Times New Roman" w:hAnsi="Times New Roman" w:cs="Times New Roman"/>
                 <w:b/>
                 <w:noProof/>
-                <w:sz w:val="16"/>
+                <w:sz w:val="18"/>
                 <w:szCs w:val="16"/>
               </w:rPr>
               <w:t>Konsep Dasar Machine Learning</w:t>
             </w:r>
             <w:r>
               <w:rPr>
-                <w:noProof/>
-                <w:webHidden/>
-                <w:sz w:val="16"/>
+                <w:rFonts w:ascii="Times New Roman" w:hAnsi="Times New Roman" w:cs="Times New Roman"/>
+                <w:noProof/>
+                <w:webHidden/>
+                <w:sz w:val="18"/>
                 <w:szCs w:val="16"/>
               </w:rPr>
               <w:tab/>
             </w:r>
             <w:r>
               <w:rPr>
-                <w:noProof/>
-                <w:webHidden/>
-                <w:sz w:val="16"/>
+                <w:rFonts w:ascii="Times New Roman" w:hAnsi="Times New Roman" w:cs="Times New Roman"/>
+                <w:noProof/>
+                <w:webHidden/>
+                <w:sz w:val="18"/>
                 <w:szCs w:val="16"/>
               </w:rPr>
               <w:fldChar w:fldCharType="begin"/>
             </w:r>
             <w:r>
               <w:rPr>
-                <w:noProof/>
-                <w:webHidden/>
-                <w:sz w:val="16"/>
-                <w:szCs w:val="16"/>
-              </w:rPr>
-              <w:instrText xml:space="preserve"> PAGEREF _Toc213042715 \h </w:instrText>
-            </w:r>
-            <w:r>
-              <w:rPr>
-                <w:noProof/>
-                <w:webHidden/>
-                <w:sz w:val="16"/>
-                <w:szCs w:val="16"/>
-              </w:rPr>
-            </w:r>
-            <w:r>
-              <w:rPr>
-                <w:noProof/>
-                <w:webHidden/>
-                <w:sz w:val="16"/>
+                <w:rFonts w:ascii="Times New Roman" w:hAnsi="Times New Roman" w:cs="Times New Roman"/>
+                <w:noProof/>
+                <w:webHidden/>
+                <w:sz w:val="18"/>
+                <w:szCs w:val="16"/>
+              </w:rPr>
+              <w:instrText xml:space="preserve"> PAGEREF _Toc215407250 \h </w:instrText>
+            </w:r>
+            <w:r>
+              <w:rPr>
+                <w:rFonts w:ascii="Times New Roman" w:hAnsi="Times New Roman" w:cs="Times New Roman"/>
+                <w:noProof/>
+                <w:webHidden/>
+                <w:sz w:val="18"/>
+                <w:szCs w:val="16"/>
+              </w:rPr>
+            </w:r>
+            <w:r>
+              <w:rPr>
+                <w:rFonts w:ascii="Times New Roman" w:hAnsi="Times New Roman" w:cs="Times New Roman"/>
+                <w:noProof/>
+                <w:webHidden/>
+                <w:sz w:val="18"/>
                 <w:szCs w:val="16"/>
               </w:rPr>
               <w:fldChar w:fldCharType="separate"/>
             </w:r>
             <w:r>
               <w:rPr>
-                <w:noProof/>
-                <w:webHidden/>
-                <w:sz w:val="16"/>
+                <w:rFonts w:ascii="Times New Roman" w:hAnsi="Times New Roman" w:cs="Times New Roman"/>
+                <w:noProof/>
+                <w:webHidden/>
+                <w:sz w:val="18"/>
                 <w:szCs w:val="16"/>
               </w:rPr>
               <w:t>3</w:t>
             </w:r>
             <w:r>
               <w:rPr>
-                <w:noProof/>
-                <w:webHidden/>
-                <w:sz w:val="16"/>
+                <w:rFonts w:ascii="Times New Roman" w:hAnsi="Times New Roman" w:cs="Times New Roman"/>
+                <w:noProof/>
+                <w:webHidden/>
+                <w:sz w:val="18"/>
                 <w:szCs w:val="16"/>
               </w:rPr>
               <w:fldChar w:fldCharType="end"/>
@@ -2040,29 +2107,29 @@
               <w:tab w:val="right" w:leader="dot" w:pos="8270"/>
             </w:tabs>
             <w:rPr>
-              <w:rFonts w:eastAsiaTheme="minorEastAsia"/>
+              <w:rFonts w:ascii="Times New Roman" w:eastAsiaTheme="minorEastAsia" w:hAnsi="Times New Roman" w:cs="Times New Roman"/>
               <w:noProof/>
-              <w:sz w:val="16"/>
+              <w:sz w:val="18"/>
               <w:szCs w:val="16"/>
             </w:rPr>
           </w:pPr>
-          <w:hyperlink w:anchor="_Toc213042716" w:history="1">
+          <w:hyperlink w:anchor="_Toc215407251" w:history="1">
             <w:r>
               <w:rPr>
                 <w:rStyle w:val="Hyperlink"/>
                 <w:rFonts w:ascii="Times New Roman" w:hAnsi="Times New Roman" w:cs="Times New Roman"/>
                 <w:b/>
                 <w:noProof/>
-                <w:sz w:val="16"/>
+                <w:sz w:val="18"/>
                 <w:szCs w:val="16"/>
               </w:rPr>
               <w:t>2.3.</w:t>
             </w:r>
             <w:r>
               <w:rPr>
-                <w:rFonts w:eastAsiaTheme="minorEastAsia"/>
-                <w:noProof/>
-                <w:sz w:val="16"/>
+                <w:rFonts w:ascii="Times New Roman" w:eastAsiaTheme="minorEastAsia" w:hAnsi="Times New Roman" w:cs="Times New Roman"/>
+                <w:noProof/>
+                <w:sz w:val="18"/>
                 <w:szCs w:val="16"/>
               </w:rPr>
               <w:tab/>
@@ -2073,69 +2140,76 @@
                 <w:rFonts w:ascii="Times New Roman" w:hAnsi="Times New Roman" w:cs="Times New Roman"/>
                 <w:b/>
                 <w:noProof/>
-                <w:sz w:val="16"/>
+                <w:sz w:val="18"/>
                 <w:szCs w:val="16"/>
               </w:rPr>
               <w:t>Prioritisasi Tugas dan Manajemen Waktu Mahasiswa</w:t>
             </w:r>
             <w:r>
               <w:rPr>
-                <w:noProof/>
-                <w:webHidden/>
-                <w:sz w:val="16"/>
+                <w:rFonts w:ascii="Times New Roman" w:hAnsi="Times New Roman" w:cs="Times New Roman"/>
+                <w:noProof/>
+                <w:webHidden/>
+                <w:sz w:val="18"/>
                 <w:szCs w:val="16"/>
               </w:rPr>
               <w:tab/>
             </w:r>
             <w:r>
               <w:rPr>
-                <w:noProof/>
-                <w:webHidden/>
-                <w:sz w:val="16"/>
+                <w:rFonts w:ascii="Times New Roman" w:hAnsi="Times New Roman" w:cs="Times New Roman"/>
+                <w:noProof/>
+                <w:webHidden/>
+                <w:sz w:val="18"/>
                 <w:szCs w:val="16"/>
               </w:rPr>
               <w:fldChar w:fldCharType="begin"/>
             </w:r>
             <w:r>
               <w:rPr>
-                <w:noProof/>
-                <w:webHidden/>
-                <w:sz w:val="16"/>
-                <w:szCs w:val="16"/>
-              </w:rPr>
-              <w:instrText xml:space="preserve"> PAGEREF _Toc213042716 \h </w:instrText>
-            </w:r>
-            <w:r>
-              <w:rPr>
-                <w:noProof/>
-                <w:webHidden/>
-                <w:sz w:val="16"/>
-                <w:szCs w:val="16"/>
-              </w:rPr>
-            </w:r>
-            <w:r>
-              <w:rPr>
-                <w:noProof/>
-                <w:webHidden/>
-                <w:sz w:val="16"/>
+                <w:rFonts w:ascii="Times New Roman" w:hAnsi="Times New Roman" w:cs="Times New Roman"/>
+                <w:noProof/>
+                <w:webHidden/>
+                <w:sz w:val="18"/>
+                <w:szCs w:val="16"/>
+              </w:rPr>
+              <w:instrText xml:space="preserve"> PAGEREF _Toc215407251 \h </w:instrText>
+            </w:r>
+            <w:r>
+              <w:rPr>
+                <w:rFonts w:ascii="Times New Roman" w:hAnsi="Times New Roman" w:cs="Times New Roman"/>
+                <w:noProof/>
+                <w:webHidden/>
+                <w:sz w:val="18"/>
+                <w:szCs w:val="16"/>
+              </w:rPr>
+            </w:r>
+            <w:r>
+              <w:rPr>
+                <w:rFonts w:ascii="Times New Roman" w:hAnsi="Times New Roman" w:cs="Times New Roman"/>
+                <w:noProof/>
+                <w:webHidden/>
+                <w:sz w:val="18"/>
                 <w:szCs w:val="16"/>
               </w:rPr>
               <w:fldChar w:fldCharType="separate"/>
             </w:r>
             <w:r>
               <w:rPr>
-                <w:noProof/>
-                <w:webHidden/>
-                <w:sz w:val="16"/>
+                <w:rFonts w:ascii="Times New Roman" w:hAnsi="Times New Roman" w:cs="Times New Roman"/>
+                <w:noProof/>
+                <w:webHidden/>
+                <w:sz w:val="18"/>
                 <w:szCs w:val="16"/>
               </w:rPr>
               <w:t>4</w:t>
             </w:r>
             <w:r>
               <w:rPr>
-                <w:noProof/>
-                <w:webHidden/>
-                <w:sz w:val="16"/>
+                <w:rFonts w:ascii="Times New Roman" w:hAnsi="Times New Roman" w:cs="Times New Roman"/>
+                <w:noProof/>
+                <w:webHidden/>
+                <w:sz w:val="18"/>
                 <w:szCs w:val="16"/>
               </w:rPr>
               <w:fldChar w:fldCharType="end"/>
@@ -2146,17 +2220,17 @@
           <w:pPr>
             <w:pStyle w:val="TOC1"/>
             <w:rPr>
-              <w:rFonts w:asciiTheme="minorHAnsi" w:eastAsiaTheme="minorEastAsia" w:hAnsiTheme="minorHAnsi" w:cstheme="minorBidi"/>
+              <w:rFonts w:eastAsiaTheme="minorEastAsia"/>
               <w:b w:val="0"/>
-              <w:sz w:val="16"/>
+              <w:sz w:val="18"/>
               <w:szCs w:val="16"/>
             </w:rPr>
           </w:pPr>
-          <w:hyperlink w:anchor="_Toc213042717" w:history="1">
+          <w:hyperlink w:anchor="_Toc215407252" w:history="1">
             <w:r>
               <w:rPr>
                 <w:rStyle w:val="Hyperlink"/>
-                <w:sz w:val="16"/>
+                <w:sz w:val="18"/>
                 <w:szCs w:val="16"/>
               </w:rPr>
               <w:t>BAB III</w:t>
@@ -2164,7 +2238,7 @@
             <w:r>
               <w:rPr>
                 <w:webHidden/>
-                <w:sz w:val="16"/>
+                <w:sz w:val="18"/>
                 <w:szCs w:val="16"/>
               </w:rPr>
               <w:tab/>
@@ -2172,7 +2246,7 @@
             <w:r>
               <w:rPr>
                 <w:webHidden/>
-                <w:sz w:val="16"/>
+                <w:sz w:val="18"/>
                 <w:szCs w:val="16"/>
               </w:rPr>
               <w:fldChar w:fldCharType="begin"/>
@@ -2180,22 +2254,22 @@
             <w:r>
               <w:rPr>
                 <w:webHidden/>
-                <w:sz w:val="16"/>
-                <w:szCs w:val="16"/>
-              </w:rPr>
-              <w:instrText xml:space="preserve"> PAGEREF _Toc213042717 \h </w:instrText>
-            </w:r>
-            <w:r>
-              <w:rPr>
-                <w:webHidden/>
-                <w:sz w:val="16"/>
-                <w:szCs w:val="16"/>
-              </w:rPr>
-            </w:r>
-            <w:r>
-              <w:rPr>
-                <w:webHidden/>
-                <w:sz w:val="16"/>
+                <w:sz w:val="18"/>
+                <w:szCs w:val="16"/>
+              </w:rPr>
+              <w:instrText xml:space="preserve"> PAGEREF _Toc215407252 \h </w:instrText>
+            </w:r>
+            <w:r>
+              <w:rPr>
+                <w:webHidden/>
+                <w:sz w:val="18"/>
+                <w:szCs w:val="16"/>
+              </w:rPr>
+            </w:r>
+            <w:r>
+              <w:rPr>
+                <w:webHidden/>
+                <w:sz w:val="18"/>
                 <w:szCs w:val="16"/>
               </w:rPr>
               <w:fldChar w:fldCharType="separate"/>
@@ -2203,7 +2277,7 @@
             <w:r>
               <w:rPr>
                 <w:webHidden/>
-                <w:sz w:val="16"/>
+                <w:sz w:val="18"/>
                 <w:szCs w:val="16"/>
               </w:rPr>
               <w:t>5</w:t>
@@ -2211,7 +2285,7 @@
             <w:r>
               <w:rPr>
                 <w:webHidden/>
-                <w:sz w:val="16"/>
+                <w:sz w:val="18"/>
                 <w:szCs w:val="16"/>
               </w:rPr>
               <w:fldChar w:fldCharType="end"/>
@@ -2222,17 +2296,17 @@
           <w:pPr>
             <w:pStyle w:val="TOC1"/>
             <w:rPr>
-              <w:rFonts w:asciiTheme="minorHAnsi" w:eastAsiaTheme="minorEastAsia" w:hAnsiTheme="minorHAnsi" w:cstheme="minorBidi"/>
+              <w:rFonts w:eastAsiaTheme="minorEastAsia"/>
               <w:b w:val="0"/>
-              <w:sz w:val="16"/>
+              <w:sz w:val="18"/>
               <w:szCs w:val="16"/>
             </w:rPr>
           </w:pPr>
-          <w:hyperlink w:anchor="_Toc213042718" w:history="1">
+          <w:hyperlink w:anchor="_Toc215407253" w:history="1">
             <w:r>
               <w:rPr>
                 <w:rStyle w:val="Hyperlink"/>
-                <w:sz w:val="16"/>
+                <w:sz w:val="18"/>
                 <w:szCs w:val="16"/>
               </w:rPr>
               <w:t>PERANCANGAN DAN IMPLEMENTASI</w:t>
@@ -2240,7 +2314,7 @@
             <w:r>
               <w:rPr>
                 <w:webHidden/>
-                <w:sz w:val="16"/>
+                <w:sz w:val="18"/>
                 <w:szCs w:val="16"/>
               </w:rPr>
               <w:tab/>
@@ -2248,7 +2322,7 @@
             <w:r>
               <w:rPr>
                 <w:webHidden/>
-                <w:sz w:val="16"/>
+                <w:sz w:val="18"/>
                 <w:szCs w:val="16"/>
               </w:rPr>
               <w:fldChar w:fldCharType="begin"/>
@@ -2256,22 +2330,22 @@
             <w:r>
               <w:rPr>
                 <w:webHidden/>
-                <w:sz w:val="16"/>
-                <w:szCs w:val="16"/>
-              </w:rPr>
-              <w:instrText xml:space="preserve"> PAGEREF _Toc213042718 \h </w:instrText>
-            </w:r>
-            <w:r>
-              <w:rPr>
-                <w:webHidden/>
-                <w:sz w:val="16"/>
-                <w:szCs w:val="16"/>
-              </w:rPr>
-            </w:r>
-            <w:r>
-              <w:rPr>
-                <w:webHidden/>
-                <w:sz w:val="16"/>
+                <w:sz w:val="18"/>
+                <w:szCs w:val="16"/>
+              </w:rPr>
+              <w:instrText xml:space="preserve"> PAGEREF _Toc215407253 \h </w:instrText>
+            </w:r>
+            <w:r>
+              <w:rPr>
+                <w:webHidden/>
+                <w:sz w:val="18"/>
+                <w:szCs w:val="16"/>
+              </w:rPr>
+            </w:r>
+            <w:r>
+              <w:rPr>
+                <w:webHidden/>
+                <w:sz w:val="18"/>
                 <w:szCs w:val="16"/>
               </w:rPr>
               <w:fldChar w:fldCharType="separate"/>
@@ -2279,7 +2353,7 @@
             <w:r>
               <w:rPr>
                 <w:webHidden/>
-                <w:sz w:val="16"/>
+                <w:sz w:val="18"/>
                 <w:szCs w:val="16"/>
               </w:rPr>
               <w:t>5</w:t>
@@ -2287,7 +2361,7 @@
             <w:r>
               <w:rPr>
                 <w:webHidden/>
-                <w:sz w:val="16"/>
+                <w:sz w:val="18"/>
                 <w:szCs w:val="16"/>
               </w:rPr>
               <w:fldChar w:fldCharType="end"/>
@@ -2302,29 +2376,29 @@
               <w:tab w:val="right" w:leader="dot" w:pos="8270"/>
             </w:tabs>
             <w:rPr>
-              <w:rFonts w:eastAsiaTheme="minorEastAsia"/>
+              <w:rFonts w:ascii="Times New Roman" w:eastAsiaTheme="minorEastAsia" w:hAnsi="Times New Roman" w:cs="Times New Roman"/>
               <w:noProof/>
-              <w:sz w:val="16"/>
+              <w:sz w:val="18"/>
               <w:szCs w:val="16"/>
             </w:rPr>
           </w:pPr>
-          <w:hyperlink w:anchor="_Toc213042719" w:history="1">
+          <w:hyperlink w:anchor="_Toc215407254" w:history="1">
             <w:r>
               <w:rPr>
                 <w:rStyle w:val="Hyperlink"/>
                 <w:rFonts w:ascii="Times New Roman" w:hAnsi="Times New Roman" w:cs="Times New Roman"/>
                 <w:b/>
                 <w:noProof/>
-                <w:sz w:val="16"/>
+                <w:sz w:val="18"/>
                 <w:szCs w:val="16"/>
               </w:rPr>
               <w:t xml:space="preserve">3.1. </w:t>
             </w:r>
             <w:r>
               <w:rPr>
-                <w:rFonts w:eastAsiaTheme="minorEastAsia"/>
-                <w:noProof/>
-                <w:sz w:val="16"/>
+                <w:rFonts w:ascii="Times New Roman" w:eastAsiaTheme="minorEastAsia" w:hAnsi="Times New Roman" w:cs="Times New Roman"/>
+                <w:noProof/>
+                <w:sz w:val="18"/>
                 <w:szCs w:val="16"/>
               </w:rPr>
               <w:tab/>
@@ -2335,69 +2409,76 @@
                 <w:rFonts w:ascii="Times New Roman" w:hAnsi="Times New Roman" w:cs="Times New Roman"/>
                 <w:b/>
                 <w:noProof/>
-                <w:sz w:val="16"/>
+                <w:sz w:val="18"/>
                 <w:szCs w:val="16"/>
               </w:rPr>
               <w:t>Deskripsi Umum</w:t>
             </w:r>
             <w:r>
               <w:rPr>
-                <w:noProof/>
-                <w:webHidden/>
-                <w:sz w:val="16"/>
+                <w:rFonts w:ascii="Times New Roman" w:hAnsi="Times New Roman" w:cs="Times New Roman"/>
+                <w:noProof/>
+                <w:webHidden/>
+                <w:sz w:val="18"/>
                 <w:szCs w:val="16"/>
               </w:rPr>
               <w:tab/>
             </w:r>
             <w:r>
               <w:rPr>
-                <w:noProof/>
-                <w:webHidden/>
-                <w:sz w:val="16"/>
+                <w:rFonts w:ascii="Times New Roman" w:hAnsi="Times New Roman" w:cs="Times New Roman"/>
+                <w:noProof/>
+                <w:webHidden/>
+                <w:sz w:val="18"/>
                 <w:szCs w:val="16"/>
               </w:rPr>
               <w:fldChar w:fldCharType="begin"/>
             </w:r>
             <w:r>
               <w:rPr>
-                <w:noProof/>
-                <w:webHidden/>
-                <w:sz w:val="16"/>
-                <w:szCs w:val="16"/>
-              </w:rPr>
-              <w:instrText xml:space="preserve"> PAGEREF _Toc213042719 \h </w:instrText>
-            </w:r>
-            <w:r>
-              <w:rPr>
-                <w:noProof/>
-                <w:webHidden/>
-                <w:sz w:val="16"/>
-                <w:szCs w:val="16"/>
-              </w:rPr>
-            </w:r>
-            <w:r>
-              <w:rPr>
-                <w:noProof/>
-                <w:webHidden/>
-                <w:sz w:val="16"/>
+                <w:rFonts w:ascii="Times New Roman" w:hAnsi="Times New Roman" w:cs="Times New Roman"/>
+                <w:noProof/>
+                <w:webHidden/>
+                <w:sz w:val="18"/>
+                <w:szCs w:val="16"/>
+              </w:rPr>
+              <w:instrText xml:space="preserve"> PAGEREF _Toc215407254 \h </w:instrText>
+            </w:r>
+            <w:r>
+              <w:rPr>
+                <w:rFonts w:ascii="Times New Roman" w:hAnsi="Times New Roman" w:cs="Times New Roman"/>
+                <w:noProof/>
+                <w:webHidden/>
+                <w:sz w:val="18"/>
+                <w:szCs w:val="16"/>
+              </w:rPr>
+            </w:r>
+            <w:r>
+              <w:rPr>
+                <w:rFonts w:ascii="Times New Roman" w:hAnsi="Times New Roman" w:cs="Times New Roman"/>
+                <w:noProof/>
+                <w:webHidden/>
+                <w:sz w:val="18"/>
                 <w:szCs w:val="16"/>
               </w:rPr>
               <w:fldChar w:fldCharType="separate"/>
             </w:r>
             <w:r>
               <w:rPr>
-                <w:noProof/>
-                <w:webHidden/>
-                <w:sz w:val="16"/>
+                <w:rFonts w:ascii="Times New Roman" w:hAnsi="Times New Roman" w:cs="Times New Roman"/>
+                <w:noProof/>
+                <w:webHidden/>
+                <w:sz w:val="18"/>
                 <w:szCs w:val="16"/>
               </w:rPr>
               <w:t>5</w:t>
             </w:r>
             <w:r>
               <w:rPr>
-                <w:noProof/>
-                <w:webHidden/>
-                <w:sz w:val="16"/>
+                <w:rFonts w:ascii="Times New Roman" w:hAnsi="Times New Roman" w:cs="Times New Roman"/>
+                <w:noProof/>
+                <w:webHidden/>
+                <w:sz w:val="18"/>
                 <w:szCs w:val="16"/>
               </w:rPr>
               <w:fldChar w:fldCharType="end"/>
@@ -2412,29 +2493,29 @@
               <w:tab w:val="right" w:leader="dot" w:pos="8270"/>
             </w:tabs>
             <w:rPr>
-              <w:rFonts w:eastAsiaTheme="minorEastAsia"/>
+              <w:rFonts w:ascii="Times New Roman" w:eastAsiaTheme="minorEastAsia" w:hAnsi="Times New Roman" w:cs="Times New Roman"/>
               <w:noProof/>
-              <w:sz w:val="16"/>
+              <w:sz w:val="18"/>
               <w:szCs w:val="16"/>
             </w:rPr>
           </w:pPr>
-          <w:hyperlink w:anchor="_Toc213042720" w:history="1">
+          <w:hyperlink w:anchor="_Toc215407255" w:history="1">
             <w:r>
               <w:rPr>
                 <w:rStyle w:val="Hyperlink"/>
                 <w:rFonts w:ascii="Times New Roman" w:hAnsi="Times New Roman" w:cs="Times New Roman"/>
                 <w:b/>
                 <w:noProof/>
-                <w:sz w:val="16"/>
+                <w:sz w:val="18"/>
                 <w:szCs w:val="16"/>
               </w:rPr>
               <w:t xml:space="preserve">3.2. </w:t>
             </w:r>
             <w:r>
               <w:rPr>
-                <w:rFonts w:eastAsiaTheme="minorEastAsia"/>
-                <w:noProof/>
-                <w:sz w:val="16"/>
+                <w:rFonts w:ascii="Times New Roman" w:eastAsiaTheme="minorEastAsia" w:hAnsi="Times New Roman" w:cs="Times New Roman"/>
+                <w:noProof/>
+                <w:sz w:val="18"/>
                 <w:szCs w:val="16"/>
               </w:rPr>
               <w:tab/>
@@ -2445,69 +2526,76 @@
                 <w:rFonts w:ascii="Times New Roman" w:hAnsi="Times New Roman" w:cs="Times New Roman"/>
                 <w:b/>
                 <w:noProof/>
-                <w:sz w:val="16"/>
+                <w:sz w:val="18"/>
                 <w:szCs w:val="16"/>
               </w:rPr>
               <w:t>Analisis Kebutuhan Sistem</w:t>
             </w:r>
             <w:r>
               <w:rPr>
-                <w:noProof/>
-                <w:webHidden/>
-                <w:sz w:val="16"/>
+                <w:rFonts w:ascii="Times New Roman" w:hAnsi="Times New Roman" w:cs="Times New Roman"/>
+                <w:noProof/>
+                <w:webHidden/>
+                <w:sz w:val="18"/>
                 <w:szCs w:val="16"/>
               </w:rPr>
               <w:tab/>
             </w:r>
             <w:r>
               <w:rPr>
-                <w:noProof/>
-                <w:webHidden/>
-                <w:sz w:val="16"/>
+                <w:rFonts w:ascii="Times New Roman" w:hAnsi="Times New Roman" w:cs="Times New Roman"/>
+                <w:noProof/>
+                <w:webHidden/>
+                <w:sz w:val="18"/>
                 <w:szCs w:val="16"/>
               </w:rPr>
               <w:fldChar w:fldCharType="begin"/>
             </w:r>
             <w:r>
               <w:rPr>
-                <w:noProof/>
-                <w:webHidden/>
-                <w:sz w:val="16"/>
-                <w:szCs w:val="16"/>
-              </w:rPr>
-              <w:instrText xml:space="preserve"> PAGEREF _Toc213042720 \h </w:instrText>
-            </w:r>
-            <w:r>
-              <w:rPr>
-                <w:noProof/>
-                <w:webHidden/>
-                <w:sz w:val="16"/>
-                <w:szCs w:val="16"/>
-              </w:rPr>
-            </w:r>
-            <w:r>
-              <w:rPr>
-                <w:noProof/>
-                <w:webHidden/>
-                <w:sz w:val="16"/>
+                <w:rFonts w:ascii="Times New Roman" w:hAnsi="Times New Roman" w:cs="Times New Roman"/>
+                <w:noProof/>
+                <w:webHidden/>
+                <w:sz w:val="18"/>
+                <w:szCs w:val="16"/>
+              </w:rPr>
+              <w:instrText xml:space="preserve"> PAGEREF _Toc215407255 \h </w:instrText>
+            </w:r>
+            <w:r>
+              <w:rPr>
+                <w:rFonts w:ascii="Times New Roman" w:hAnsi="Times New Roman" w:cs="Times New Roman"/>
+                <w:noProof/>
+                <w:webHidden/>
+                <w:sz w:val="18"/>
+                <w:szCs w:val="16"/>
+              </w:rPr>
+            </w:r>
+            <w:r>
+              <w:rPr>
+                <w:rFonts w:ascii="Times New Roman" w:hAnsi="Times New Roman" w:cs="Times New Roman"/>
+                <w:noProof/>
+                <w:webHidden/>
+                <w:sz w:val="18"/>
                 <w:szCs w:val="16"/>
               </w:rPr>
               <w:fldChar w:fldCharType="separate"/>
             </w:r>
             <w:r>
               <w:rPr>
-                <w:noProof/>
-                <w:webHidden/>
-                <w:sz w:val="16"/>
+                <w:rFonts w:ascii="Times New Roman" w:hAnsi="Times New Roman" w:cs="Times New Roman"/>
+                <w:noProof/>
+                <w:webHidden/>
+                <w:sz w:val="18"/>
                 <w:szCs w:val="16"/>
               </w:rPr>
               <w:t>5</w:t>
             </w:r>
             <w:r>
               <w:rPr>
-                <w:noProof/>
-                <w:webHidden/>
-                <w:sz w:val="16"/>
+                <w:rFonts w:ascii="Times New Roman" w:hAnsi="Times New Roman" w:cs="Times New Roman"/>
+                <w:noProof/>
+                <w:webHidden/>
+                <w:sz w:val="18"/>
                 <w:szCs w:val="16"/>
               </w:rPr>
               <w:fldChar w:fldCharType="end"/>
@@ -2521,81 +2609,88 @@
               <w:tab w:val="right" w:leader="dot" w:pos="8270"/>
             </w:tabs>
             <w:rPr>
-              <w:rFonts w:eastAsiaTheme="minorEastAsia"/>
+              <w:rFonts w:ascii="Times New Roman" w:eastAsiaTheme="minorEastAsia" w:hAnsi="Times New Roman" w:cs="Times New Roman"/>
               <w:noProof/>
-              <w:sz w:val="16"/>
+              <w:sz w:val="18"/>
               <w:szCs w:val="16"/>
             </w:rPr>
           </w:pPr>
-          <w:hyperlink w:anchor="_Toc213042721" w:history="1">
+          <w:hyperlink w:anchor="_Toc215407256" w:history="1">
             <w:r>
               <w:rPr>
                 <w:rStyle w:val="Hyperlink"/>
                 <w:rFonts w:ascii="Times New Roman" w:hAnsi="Times New Roman" w:cs="Times New Roman"/>
                 <w:noProof/>
-                <w:sz w:val="16"/>
+                <w:sz w:val="18"/>
                 <w:szCs w:val="16"/>
               </w:rPr>
               <w:t>3.2.1. Kebutuhan Fungsional</w:t>
             </w:r>
             <w:r>
               <w:rPr>
-                <w:noProof/>
-                <w:webHidden/>
-                <w:sz w:val="16"/>
+                <w:rFonts w:ascii="Times New Roman" w:hAnsi="Times New Roman" w:cs="Times New Roman"/>
+                <w:noProof/>
+                <w:webHidden/>
+                <w:sz w:val="18"/>
                 <w:szCs w:val="16"/>
               </w:rPr>
               <w:tab/>
             </w:r>
             <w:r>
               <w:rPr>
-                <w:noProof/>
-                <w:webHidden/>
-                <w:sz w:val="16"/>
+                <w:rFonts w:ascii="Times New Roman" w:hAnsi="Times New Roman" w:cs="Times New Roman"/>
+                <w:noProof/>
+                <w:webHidden/>
+                <w:sz w:val="18"/>
                 <w:szCs w:val="16"/>
               </w:rPr>
               <w:fldChar w:fldCharType="begin"/>
             </w:r>
             <w:r>
               <w:rPr>
-                <w:noProof/>
-                <w:webHidden/>
-                <w:sz w:val="16"/>
-                <w:szCs w:val="16"/>
-              </w:rPr>
-              <w:instrText xml:space="preserve"> PAGEREF _Toc213042721 \h </w:instrText>
-            </w:r>
-            <w:r>
-              <w:rPr>
-                <w:noProof/>
-                <w:webHidden/>
-                <w:sz w:val="16"/>
-                <w:szCs w:val="16"/>
-              </w:rPr>
-            </w:r>
-            <w:r>
-              <w:rPr>
-                <w:noProof/>
-                <w:webHidden/>
-                <w:sz w:val="16"/>
+                <w:rFonts w:ascii="Times New Roman" w:hAnsi="Times New Roman" w:cs="Times New Roman"/>
+                <w:noProof/>
+                <w:webHidden/>
+                <w:sz w:val="18"/>
+                <w:szCs w:val="16"/>
+              </w:rPr>
+              <w:instrText xml:space="preserve"> PAGEREF _Toc215407256 \h </w:instrText>
+            </w:r>
+            <w:r>
+              <w:rPr>
+                <w:rFonts w:ascii="Times New Roman" w:hAnsi="Times New Roman" w:cs="Times New Roman"/>
+                <w:noProof/>
+                <w:webHidden/>
+                <w:sz w:val="18"/>
+                <w:szCs w:val="16"/>
+              </w:rPr>
+            </w:r>
+            <w:r>
+              <w:rPr>
+                <w:rFonts w:ascii="Times New Roman" w:hAnsi="Times New Roman" w:cs="Times New Roman"/>
+                <w:noProof/>
+                <w:webHidden/>
+                <w:sz w:val="18"/>
                 <w:szCs w:val="16"/>
               </w:rPr>
               <w:fldChar w:fldCharType="separate"/>
             </w:r>
             <w:r>
               <w:rPr>
-                <w:noProof/>
-                <w:webHidden/>
-                <w:sz w:val="16"/>
+                <w:rFonts w:ascii="Times New Roman" w:hAnsi="Times New Roman" w:cs="Times New Roman"/>
+                <w:noProof/>
+                <w:webHidden/>
+                <w:sz w:val="18"/>
                 <w:szCs w:val="16"/>
               </w:rPr>
               <w:t>5</w:t>
             </w:r>
             <w:r>
               <w:rPr>
-                <w:noProof/>
-                <w:webHidden/>
-                <w:sz w:val="16"/>
+                <w:rFonts w:ascii="Times New Roman" w:hAnsi="Times New Roman" w:cs="Times New Roman"/>
+                <w:noProof/>
+                <w:webHidden/>
+                <w:sz w:val="18"/>
                 <w:szCs w:val="16"/>
               </w:rPr>
               <w:fldChar w:fldCharType="end"/>
@@ -2609,81 +2704,88 @@
               <w:tab w:val="right" w:leader="dot" w:pos="8270"/>
             </w:tabs>
             <w:rPr>
-              <w:rFonts w:eastAsiaTheme="minorEastAsia"/>
+              <w:rFonts w:ascii="Times New Roman" w:eastAsiaTheme="minorEastAsia" w:hAnsi="Times New Roman" w:cs="Times New Roman"/>
               <w:noProof/>
-              <w:sz w:val="16"/>
+              <w:sz w:val="18"/>
               <w:szCs w:val="16"/>
             </w:rPr>
           </w:pPr>
-          <w:hyperlink w:anchor="_Toc213042722" w:history="1">
+          <w:hyperlink w:anchor="_Toc215407257" w:history="1">
             <w:r>
               <w:rPr>
                 <w:rStyle w:val="Hyperlink"/>
                 <w:rFonts w:ascii="Times New Roman" w:hAnsi="Times New Roman" w:cs="Times New Roman"/>
                 <w:noProof/>
-                <w:sz w:val="16"/>
+                <w:sz w:val="18"/>
                 <w:szCs w:val="16"/>
               </w:rPr>
               <w:t>3.2.2. Kebutuhan Non-Fungsional</w:t>
             </w:r>
             <w:r>
               <w:rPr>
-                <w:noProof/>
-                <w:webHidden/>
-                <w:sz w:val="16"/>
+                <w:rFonts w:ascii="Times New Roman" w:hAnsi="Times New Roman" w:cs="Times New Roman"/>
+                <w:noProof/>
+                <w:webHidden/>
+                <w:sz w:val="18"/>
                 <w:szCs w:val="16"/>
               </w:rPr>
               <w:tab/>
             </w:r>
             <w:r>
               <w:rPr>
-                <w:noProof/>
-                <w:webHidden/>
-                <w:sz w:val="16"/>
+                <w:rFonts w:ascii="Times New Roman" w:hAnsi="Times New Roman" w:cs="Times New Roman"/>
+                <w:noProof/>
+                <w:webHidden/>
+                <w:sz w:val="18"/>
                 <w:szCs w:val="16"/>
               </w:rPr>
               <w:fldChar w:fldCharType="begin"/>
             </w:r>
             <w:r>
               <w:rPr>
-                <w:noProof/>
-                <w:webHidden/>
-                <w:sz w:val="16"/>
-                <w:szCs w:val="16"/>
-              </w:rPr>
-              <w:instrText xml:space="preserve"> PAGEREF _Toc213042722 \h </w:instrText>
-            </w:r>
-            <w:r>
-              <w:rPr>
-                <w:noProof/>
-                <w:webHidden/>
-                <w:sz w:val="16"/>
-                <w:szCs w:val="16"/>
-              </w:rPr>
-            </w:r>
-            <w:r>
-              <w:rPr>
-                <w:noProof/>
-                <w:webHidden/>
-                <w:sz w:val="16"/>
+                <w:rFonts w:ascii="Times New Roman" w:hAnsi="Times New Roman" w:cs="Times New Roman"/>
+                <w:noProof/>
+                <w:webHidden/>
+                <w:sz w:val="18"/>
+                <w:szCs w:val="16"/>
+              </w:rPr>
+              <w:instrText xml:space="preserve"> PAGEREF _Toc215407257 \h </w:instrText>
+            </w:r>
+            <w:r>
+              <w:rPr>
+                <w:rFonts w:ascii="Times New Roman" w:hAnsi="Times New Roman" w:cs="Times New Roman"/>
+                <w:noProof/>
+                <w:webHidden/>
+                <w:sz w:val="18"/>
+                <w:szCs w:val="16"/>
+              </w:rPr>
+            </w:r>
+            <w:r>
+              <w:rPr>
+                <w:rFonts w:ascii="Times New Roman" w:hAnsi="Times New Roman" w:cs="Times New Roman"/>
+                <w:noProof/>
+                <w:webHidden/>
+                <w:sz w:val="18"/>
                 <w:szCs w:val="16"/>
               </w:rPr>
               <w:fldChar w:fldCharType="separate"/>
             </w:r>
             <w:r>
               <w:rPr>
-                <w:noProof/>
-                <w:webHidden/>
-                <w:sz w:val="16"/>
+                <w:rFonts w:ascii="Times New Roman" w:hAnsi="Times New Roman" w:cs="Times New Roman"/>
+                <w:noProof/>
+                <w:webHidden/>
+                <w:sz w:val="18"/>
                 <w:szCs w:val="16"/>
               </w:rPr>
               <w:t>5</w:t>
             </w:r>
             <w:r>
               <w:rPr>
-                <w:noProof/>
-                <w:webHidden/>
-                <w:sz w:val="16"/>
+                <w:rFonts w:ascii="Times New Roman" w:hAnsi="Times New Roman" w:cs="Times New Roman"/>
+                <w:noProof/>
+                <w:webHidden/>
+                <w:sz w:val="18"/>
                 <w:szCs w:val="16"/>
               </w:rPr>
               <w:fldChar w:fldCharType="end"/>
@@ -2698,29 +2800,29 @@
               <w:tab w:val="right" w:leader="dot" w:pos="8270"/>
             </w:tabs>
             <w:rPr>
-              <w:rFonts w:eastAsiaTheme="minorEastAsia"/>
+              <w:rFonts w:ascii="Times New Roman" w:eastAsiaTheme="minorEastAsia" w:hAnsi="Times New Roman" w:cs="Times New Roman"/>
               <w:noProof/>
-              <w:sz w:val="16"/>
+              <w:sz w:val="18"/>
               <w:szCs w:val="16"/>
             </w:rPr>
           </w:pPr>
-          <w:hyperlink w:anchor="_Toc213042723" w:history="1">
+          <w:hyperlink w:anchor="_Toc215407258" w:history="1">
             <w:r>
               <w:rPr>
                 <w:rStyle w:val="Hyperlink"/>
                 <w:rFonts w:ascii="Times New Roman" w:hAnsi="Times New Roman" w:cs="Times New Roman"/>
                 <w:b/>
                 <w:noProof/>
-                <w:sz w:val="16"/>
+                <w:sz w:val="18"/>
                 <w:szCs w:val="16"/>
               </w:rPr>
               <w:t xml:space="preserve">3.3. </w:t>
             </w:r>
             <w:r>
               <w:rPr>
-                <w:rFonts w:eastAsiaTheme="minorEastAsia"/>
-                <w:noProof/>
-                <w:sz w:val="16"/>
+                <w:rFonts w:ascii="Times New Roman" w:eastAsiaTheme="minorEastAsia" w:hAnsi="Times New Roman" w:cs="Times New Roman"/>
+                <w:noProof/>
+                <w:sz w:val="18"/>
                 <w:szCs w:val="16"/>
               </w:rPr>
               <w:tab/>
@@ -2731,69 +2833,76 @@
                 <w:rFonts w:ascii="Times New Roman" w:hAnsi="Times New Roman" w:cs="Times New Roman"/>
                 <w:b/>
                 <w:noProof/>
-                <w:sz w:val="16"/>
+                <w:sz w:val="18"/>
                 <w:szCs w:val="16"/>
               </w:rPr>
               <w:t>Perancangan Sistem</w:t>
             </w:r>
             <w:r>
               <w:rPr>
-                <w:noProof/>
-                <w:webHidden/>
-                <w:sz w:val="16"/>
+                <w:rFonts w:ascii="Times New Roman" w:hAnsi="Times New Roman" w:cs="Times New Roman"/>
+                <w:noProof/>
+                <w:webHidden/>
+                <w:sz w:val="18"/>
                 <w:szCs w:val="16"/>
               </w:rPr>
               <w:tab/>
             </w:r>
             <w:r>
               <w:rPr>
-                <w:noProof/>
-                <w:webHidden/>
-                <w:sz w:val="16"/>
+                <w:rFonts w:ascii="Times New Roman" w:hAnsi="Times New Roman" w:cs="Times New Roman"/>
+                <w:noProof/>
+                <w:webHidden/>
+                <w:sz w:val="18"/>
                 <w:szCs w:val="16"/>
               </w:rPr>
               <w:fldChar w:fldCharType="begin"/>
             </w:r>
             <w:r>
               <w:rPr>
-                <w:noProof/>
-                <w:webHidden/>
-                <w:sz w:val="16"/>
-                <w:szCs w:val="16"/>
-              </w:rPr>
-              <w:instrText xml:space="preserve"> PAGEREF _Toc213042723 \h </w:instrText>
-            </w:r>
-            <w:r>
-              <w:rPr>
-                <w:noProof/>
-                <w:webHidden/>
-                <w:sz w:val="16"/>
-                <w:szCs w:val="16"/>
-              </w:rPr>
-            </w:r>
-            <w:r>
-              <w:rPr>
-                <w:noProof/>
-                <w:webHidden/>
-                <w:sz w:val="16"/>
+                <w:rFonts w:ascii="Times New Roman" w:hAnsi="Times New Roman" w:cs="Times New Roman"/>
+                <w:noProof/>
+                <w:webHidden/>
+                <w:sz w:val="18"/>
+                <w:szCs w:val="16"/>
+              </w:rPr>
+              <w:instrText xml:space="preserve"> PAGEREF _Toc215407258 \h </w:instrText>
+            </w:r>
+            <w:r>
+              <w:rPr>
+                <w:rFonts w:ascii="Times New Roman" w:hAnsi="Times New Roman" w:cs="Times New Roman"/>
+                <w:noProof/>
+                <w:webHidden/>
+                <w:sz w:val="18"/>
+                <w:szCs w:val="16"/>
+              </w:rPr>
+            </w:r>
+            <w:r>
+              <w:rPr>
+                <w:rFonts w:ascii="Times New Roman" w:hAnsi="Times New Roman" w:cs="Times New Roman"/>
+                <w:noProof/>
+                <w:webHidden/>
+                <w:sz w:val="18"/>
                 <w:szCs w:val="16"/>
               </w:rPr>
               <w:fldChar w:fldCharType="separate"/>
             </w:r>
             <w:r>
               <w:rPr>
-                <w:noProof/>
-                <w:webHidden/>
-                <w:sz w:val="16"/>
+                <w:rFonts w:ascii="Times New Roman" w:hAnsi="Times New Roman" w:cs="Times New Roman"/>
+                <w:noProof/>
+                <w:webHidden/>
+                <w:sz w:val="18"/>
                 <w:szCs w:val="16"/>
               </w:rPr>
               <w:t>6</w:t>
             </w:r>
             <w:r>
               <w:rPr>
-                <w:noProof/>
-                <w:webHidden/>
-                <w:sz w:val="16"/>
+                <w:rFonts w:ascii="Times New Roman" w:hAnsi="Times New Roman" w:cs="Times New Roman"/>
+                <w:noProof/>
+                <w:webHidden/>
+                <w:sz w:val="18"/>
                 <w:szCs w:val="16"/>
               </w:rPr>
               <w:fldChar w:fldCharType="end"/>
@@ -2807,81 +2916,88 @@
               <w:tab w:val="right" w:leader="dot" w:pos="8270"/>
             </w:tabs>
             <w:rPr>
-              <w:rFonts w:eastAsiaTheme="minorEastAsia"/>
+              <w:rFonts w:ascii="Times New Roman" w:eastAsiaTheme="minorEastAsia" w:hAnsi="Times New Roman" w:cs="Times New Roman"/>
               <w:noProof/>
-              <w:sz w:val="16"/>
+              <w:sz w:val="18"/>
               <w:szCs w:val="16"/>
             </w:rPr>
           </w:pPr>
-          <w:hyperlink w:anchor="_Toc213042724" w:history="1">
+          <w:hyperlink w:anchor="_Toc215407259" w:history="1">
             <w:r>
               <w:rPr>
                 <w:rStyle w:val="Hyperlink"/>
                 <w:rFonts w:ascii="Times New Roman" w:hAnsi="Times New Roman" w:cs="Times New Roman"/>
                 <w:noProof/>
-                <w:sz w:val="16"/>
+                <w:sz w:val="18"/>
                 <w:szCs w:val="16"/>
               </w:rPr>
               <w:t>3.3.1. Arsitektur Sistem</w:t>
             </w:r>
             <w:r>
               <w:rPr>
-                <w:noProof/>
-                <w:webHidden/>
-                <w:sz w:val="16"/>
+                <w:rFonts w:ascii="Times New Roman" w:hAnsi="Times New Roman" w:cs="Times New Roman"/>
+                <w:noProof/>
+                <w:webHidden/>
+                <w:sz w:val="18"/>
                 <w:szCs w:val="16"/>
               </w:rPr>
               <w:tab/>
             </w:r>
             <w:r>
               <w:rPr>
-                <w:noProof/>
-                <w:webHidden/>
-                <w:sz w:val="16"/>
+                <w:rFonts w:ascii="Times New Roman" w:hAnsi="Times New Roman" w:cs="Times New Roman"/>
+                <w:noProof/>
+                <w:webHidden/>
+                <w:sz w:val="18"/>
                 <w:szCs w:val="16"/>
               </w:rPr>
               <w:fldChar w:fldCharType="begin"/>
             </w:r>
             <w:r>
               <w:rPr>
-                <w:noProof/>
-                <w:webHidden/>
-                <w:sz w:val="16"/>
-                <w:szCs w:val="16"/>
-              </w:rPr>
-              <w:instrText xml:space="preserve"> PAGEREF _Toc213042724 \h </w:instrText>
-            </w:r>
-            <w:r>
-              <w:rPr>
-                <w:noProof/>
-                <w:webHidden/>
-                <w:sz w:val="16"/>
-                <w:szCs w:val="16"/>
-              </w:rPr>
-            </w:r>
-            <w:r>
-              <w:rPr>
-                <w:noProof/>
-                <w:webHidden/>
-                <w:sz w:val="16"/>
+                <w:rFonts w:ascii="Times New Roman" w:hAnsi="Times New Roman" w:cs="Times New Roman"/>
+                <w:noProof/>
+                <w:webHidden/>
+                <w:sz w:val="18"/>
+                <w:szCs w:val="16"/>
+              </w:rPr>
+              <w:instrText xml:space="preserve"> PAGEREF _Toc215407259 \h </w:instrText>
+            </w:r>
+            <w:r>
+              <w:rPr>
+                <w:rFonts w:ascii="Times New Roman" w:hAnsi="Times New Roman" w:cs="Times New Roman"/>
+                <w:noProof/>
+                <w:webHidden/>
+                <w:sz w:val="18"/>
+                <w:szCs w:val="16"/>
+              </w:rPr>
+            </w:r>
+            <w:r>
+              <w:rPr>
+                <w:rFonts w:ascii="Times New Roman" w:hAnsi="Times New Roman" w:cs="Times New Roman"/>
+                <w:noProof/>
+                <w:webHidden/>
+                <w:sz w:val="18"/>
                 <w:szCs w:val="16"/>
               </w:rPr>
               <w:fldChar w:fldCharType="separate"/>
             </w:r>
             <w:r>
               <w:rPr>
-                <w:noProof/>
-                <w:webHidden/>
-                <w:sz w:val="16"/>
+                <w:rFonts w:ascii="Times New Roman" w:hAnsi="Times New Roman" w:cs="Times New Roman"/>
+                <w:noProof/>
+                <w:webHidden/>
+                <w:sz w:val="18"/>
                 <w:szCs w:val="16"/>
               </w:rPr>
               <w:t>6</w:t>
             </w:r>
             <w:r>
               <w:rPr>
-                <w:noProof/>
-                <w:webHidden/>
-                <w:sz w:val="16"/>
+                <w:rFonts w:ascii="Times New Roman" w:hAnsi="Times New Roman" w:cs="Times New Roman"/>
+                <w:noProof/>
+                <w:webHidden/>
+                <w:sz w:val="18"/>
                 <w:szCs w:val="16"/>
               </w:rPr>
               <w:fldChar w:fldCharType="end"/>
@@ -2895,81 +3011,88 @@
               <w:tab w:val="right" w:leader="dot" w:pos="8270"/>
             </w:tabs>
             <w:rPr>
-              <w:rFonts w:eastAsiaTheme="minorEastAsia"/>
+              <w:rFonts w:ascii="Times New Roman" w:eastAsiaTheme="minorEastAsia" w:hAnsi="Times New Roman" w:cs="Times New Roman"/>
               <w:noProof/>
-              <w:sz w:val="16"/>
+              <w:sz w:val="18"/>
               <w:szCs w:val="16"/>
             </w:rPr>
           </w:pPr>
-          <w:hyperlink w:anchor="_Toc213042725" w:history="1">
+          <w:hyperlink w:anchor="_Toc215407260" w:history="1">
             <w:r>
               <w:rPr>
                 <w:rStyle w:val="Hyperlink"/>
                 <w:rFonts w:ascii="Times New Roman" w:hAnsi="Times New Roman" w:cs="Times New Roman"/>
                 <w:noProof/>
-                <w:sz w:val="16"/>
+                <w:sz w:val="18"/>
                 <w:szCs w:val="16"/>
               </w:rPr>
               <w:t>3.3.2. Flowchart</w:t>
             </w:r>
             <w:r>
               <w:rPr>
-                <w:noProof/>
-                <w:webHidden/>
-                <w:sz w:val="16"/>
+                <w:rFonts w:ascii="Times New Roman" w:hAnsi="Times New Roman" w:cs="Times New Roman"/>
+                <w:noProof/>
+                <w:webHidden/>
+                <w:sz w:val="18"/>
                 <w:szCs w:val="16"/>
               </w:rPr>
               <w:tab/>
             </w:r>
             <w:r>
               <w:rPr>
-                <w:noProof/>
-                <w:webHidden/>
-                <w:sz w:val="16"/>
+                <w:rFonts w:ascii="Times New Roman" w:hAnsi="Times New Roman" w:cs="Times New Roman"/>
+                <w:noProof/>
+                <w:webHidden/>
+                <w:sz w:val="18"/>
                 <w:szCs w:val="16"/>
               </w:rPr>
               <w:fldChar w:fldCharType="begin"/>
             </w:r>
             <w:r>
               <w:rPr>
-                <w:noProof/>
-                <w:webHidden/>
-                <w:sz w:val="16"/>
-                <w:szCs w:val="16"/>
-              </w:rPr>
-              <w:instrText xml:space="preserve"> PAGEREF _Toc213042725 \h </w:instrText>
-            </w:r>
-            <w:r>
-              <w:rPr>
-                <w:noProof/>
-                <w:webHidden/>
-                <w:sz w:val="16"/>
-                <w:szCs w:val="16"/>
-              </w:rPr>
-            </w:r>
-            <w:r>
-              <w:rPr>
-                <w:noProof/>
-                <w:webHidden/>
-                <w:sz w:val="16"/>
+                <w:rFonts w:ascii="Times New Roman" w:hAnsi="Times New Roman" w:cs="Times New Roman"/>
+                <w:noProof/>
+                <w:webHidden/>
+                <w:sz w:val="18"/>
+                <w:szCs w:val="16"/>
+              </w:rPr>
+              <w:instrText xml:space="preserve"> PAGEREF _Toc215407260 \h </w:instrText>
+            </w:r>
+            <w:r>
+              <w:rPr>
+                <w:rFonts w:ascii="Times New Roman" w:hAnsi="Times New Roman" w:cs="Times New Roman"/>
+                <w:noProof/>
+                <w:webHidden/>
+                <w:sz w:val="18"/>
+                <w:szCs w:val="16"/>
+              </w:rPr>
+            </w:r>
+            <w:r>
+              <w:rPr>
+                <w:rFonts w:ascii="Times New Roman" w:hAnsi="Times New Roman" w:cs="Times New Roman"/>
+                <w:noProof/>
+                <w:webHidden/>
+                <w:sz w:val="18"/>
                 <w:szCs w:val="16"/>
               </w:rPr>
               <w:fldChar w:fldCharType="separate"/>
             </w:r>
             <w:r>
               <w:rPr>
-                <w:noProof/>
-                <w:webHidden/>
-                <w:sz w:val="16"/>
+                <w:rFonts w:ascii="Times New Roman" w:hAnsi="Times New Roman" w:cs="Times New Roman"/>
+                <w:noProof/>
+                <w:webHidden/>
+                <w:sz w:val="18"/>
                 <w:szCs w:val="16"/>
               </w:rPr>
               <w:t>7</w:t>
             </w:r>
             <w:r>
               <w:rPr>
-                <w:noProof/>
-                <w:webHidden/>
-                <w:sz w:val="16"/>
+                <w:rFonts w:ascii="Times New Roman" w:hAnsi="Times New Roman" w:cs="Times New Roman"/>
+                <w:noProof/>
+                <w:webHidden/>
+                <w:sz w:val="18"/>
                 <w:szCs w:val="16"/>
               </w:rPr>
               <w:fldChar w:fldCharType="end"/>
@@ -2983,71 +3106,88 @@
               <w:tab w:val="right" w:leader="dot" w:pos="8270"/>
             </w:tabs>
             <w:rPr>
-              <w:rFonts w:eastAsiaTheme="minorEastAsia"/>
+              <w:rFonts w:ascii="Times New Roman" w:eastAsiaTheme="minorEastAsia" w:hAnsi="Times New Roman" w:cs="Times New Roman"/>
               <w:noProof/>
-              <w:sz w:val="16"/>
+              <w:sz w:val="18"/>
               <w:szCs w:val="16"/>
             </w:rPr>
           </w:pPr>
-          <w:hyperlink w:anchor="_Toc213042726" w:history="1">
-            <w:r>
-              <w:rPr>
-                <w:noProof/>
-                <w:webHidden/>
-                <w:sz w:val="16"/>
+          <w:hyperlink w:anchor="_Toc215407262" w:history="1">
+            <w:r>
+              <w:rPr>
+                <w:rStyle w:val="Hyperlink"/>
+                <w:rFonts w:ascii="Times New Roman" w:hAnsi="Times New Roman" w:cs="Times New Roman"/>
+                <w:noProof/>
+                <w:sz w:val="18"/>
+                <w:szCs w:val="16"/>
+              </w:rPr>
+              <w:t>3.3.3. Database Diagram</w:t>
+            </w:r>
+            <w:r>
+              <w:rPr>
+                <w:rFonts w:ascii="Times New Roman" w:hAnsi="Times New Roman" w:cs="Times New Roman"/>
+                <w:noProof/>
+                <w:webHidden/>
+                <w:sz w:val="18"/>
                 <w:szCs w:val="16"/>
               </w:rPr>
               <w:tab/>
             </w:r>
             <w:r>
               <w:rPr>
-                <w:noProof/>
-                <w:webHidden/>
-                <w:sz w:val="16"/>
+                <w:rFonts w:ascii="Times New Roman" w:hAnsi="Times New Roman" w:cs="Times New Roman"/>
+                <w:noProof/>
+                <w:webHidden/>
+                <w:sz w:val="18"/>
                 <w:szCs w:val="16"/>
               </w:rPr>
               <w:fldChar w:fldCharType="begin"/>
             </w:r>
             <w:r>
               <w:rPr>
-                <w:noProof/>
-                <w:webHidden/>
-                <w:sz w:val="16"/>
-                <w:szCs w:val="16"/>
-              </w:rPr>
-              <w:instrText xml:space="preserve"> PAGEREF _Toc213042726 \h </w:instrText>
-            </w:r>
-            <w:r>
-              <w:rPr>
-                <w:noProof/>
-                <w:webHidden/>
-                <w:sz w:val="16"/>
-                <w:szCs w:val="16"/>
-              </w:rPr>
-            </w:r>
-            <w:r>
-              <w:rPr>
-                <w:noProof/>
-                <w:webHidden/>
-                <w:sz w:val="16"/>
+                <w:rFonts w:ascii="Times New Roman" w:hAnsi="Times New Roman" w:cs="Times New Roman"/>
+                <w:noProof/>
+                <w:webHidden/>
+                <w:sz w:val="18"/>
+                <w:szCs w:val="16"/>
+              </w:rPr>
+              <w:instrText xml:space="preserve"> PAGEREF _Toc215407262 \h </w:instrText>
+            </w:r>
+            <w:r>
+              <w:rPr>
+                <w:rFonts w:ascii="Times New Roman" w:hAnsi="Times New Roman" w:cs="Times New Roman"/>
+                <w:noProof/>
+                <w:webHidden/>
+                <w:sz w:val="18"/>
+                <w:szCs w:val="16"/>
+              </w:rPr>
+            </w:r>
+            <w:r>
+              <w:rPr>
+                <w:rFonts w:ascii="Times New Roman" w:hAnsi="Times New Roman" w:cs="Times New Roman"/>
+                <w:noProof/>
+                <w:webHidden/>
+                <w:sz w:val="18"/>
                 <w:szCs w:val="16"/>
               </w:rPr>
               <w:fldChar w:fldCharType="separate"/>
             </w:r>
             <w:r>
               <w:rPr>
-                <w:noProof/>
-                <w:webHidden/>
-                <w:sz w:val="16"/>
-                <w:szCs w:val="16"/>
-              </w:rPr>
-              <w:t>7</w:t>
-            </w:r>
-            <w:r>
-              <w:rPr>
-                <w:noProof/>
-                <w:webHidden/>
-                <w:sz w:val="16"/>
+                <w:rFonts w:ascii="Times New Roman" w:hAnsi="Times New Roman" w:cs="Times New Roman"/>
+                <w:noProof/>
+                <w:webHidden/>
+                <w:sz w:val="18"/>
+                <w:szCs w:val="16"/>
+              </w:rPr>
+              <w:t>9</w:t>
+            </w:r>
+            <w:r>
+              <w:rPr>
+                <w:rFonts w:ascii="Times New Roman" w:hAnsi="Times New Roman" w:cs="Times New Roman"/>
+                <w:noProof/>
+                <w:webHidden/>
+                <w:sz w:val="18"/>
                 <w:szCs w:val="16"/>
               </w:rPr>
               <w:fldChar w:fldCharType="end"/>
@@ -3061,169 +3201,88 @@
               <w:tab w:val="right" w:leader="dot" w:pos="8270"/>
             </w:tabs>
             <w:rPr>
-              <w:rFonts w:eastAsiaTheme="minorEastAsia"/>
+              <w:rFonts w:ascii="Times New Roman" w:eastAsiaTheme="minorEastAsia" w:hAnsi="Times New Roman" w:cs="Times New Roman"/>
               <w:noProof/>
-              <w:sz w:val="16"/>
+              <w:sz w:val="18"/>
               <w:szCs w:val="16"/>
             </w:rPr>
           </w:pPr>
-          <w:hyperlink w:anchor="_Toc213042727" w:history="1">
+          <w:hyperlink w:anchor="_Toc215407263" w:history="1">
             <w:r>
               <w:rPr>
                 <w:rStyle w:val="Hyperlink"/>
                 <w:rFonts w:ascii="Times New Roman" w:hAnsi="Times New Roman" w:cs="Times New Roman"/>
                 <w:noProof/>
-                <w:sz w:val="16"/>
-                <w:szCs w:val="16"/>
-              </w:rPr>
-              <w:t>3.3.3. Database Diagram</w:t>
-            </w:r>
-            <w:r>
-              <w:rPr>
-                <w:noProof/>
-                <w:webHidden/>
-                <w:sz w:val="16"/>
+                <w:sz w:val="18"/>
+                <w:szCs w:val="16"/>
+              </w:rPr>
+              <w:t>3.3.4. UI Design</w:t>
+            </w:r>
+            <w:r>
+              <w:rPr>
+                <w:rFonts w:ascii="Times New Roman" w:hAnsi="Times New Roman" w:cs="Times New Roman"/>
+                <w:noProof/>
+                <w:webHidden/>
+                <w:sz w:val="18"/>
                 <w:szCs w:val="16"/>
               </w:rPr>
               <w:tab/>
             </w:r>
             <w:r>
               <w:rPr>
-                <w:noProof/>
-                <w:webHidden/>
-                <w:sz w:val="16"/>
+                <w:rFonts w:ascii="Times New Roman" w:hAnsi="Times New Roman" w:cs="Times New Roman"/>
+                <w:noProof/>
+                <w:webHidden/>
+                <w:sz w:val="18"/>
                 <w:szCs w:val="16"/>
               </w:rPr>
               <w:fldChar w:fldCharType="begin"/>
             </w:r>
             <w:r>
               <w:rPr>
-                <w:noProof/>
-                <w:webHidden/>
-                <w:sz w:val="16"/>
-                <w:szCs w:val="16"/>
-              </w:rPr>
-              <w:instrText xml:space="preserve"> PAGEREF _Toc213042727 \h </w:instrText>
-            </w:r>
-            <w:r>
-              <w:rPr>
-                <w:noProof/>
-                <w:webHidden/>
-                <w:sz w:val="16"/>
-                <w:szCs w:val="16"/>
-              </w:rPr>
-            </w:r>
-            <w:r>
-              <w:rPr>
-                <w:noProof/>
-                <w:webHidden/>
-                <w:sz w:val="16"/>
+                <w:rFonts w:ascii="Times New Roman" w:hAnsi="Times New Roman" w:cs="Times New Roman"/>
+                <w:noProof/>
+                <w:webHidden/>
+                <w:sz w:val="18"/>
+                <w:szCs w:val="16"/>
+              </w:rPr>
+              <w:instrText xml:space="preserve"> PAGEREF _Toc215407263 \h </w:instrText>
+            </w:r>
+            <w:r>
+              <w:rPr>
+                <w:rFonts w:ascii="Times New Roman" w:hAnsi="Times New Roman" w:cs="Times New Roman"/>
+                <w:noProof/>
+                <w:webHidden/>
+                <w:sz w:val="18"/>
+                <w:szCs w:val="16"/>
+              </w:rPr>
+            </w:r>
+            <w:r>
+              <w:rPr>
+                <w:rFonts w:ascii="Times New Roman" w:hAnsi="Times New Roman" w:cs="Times New Roman"/>
+                <w:noProof/>
+                <w:webHidden/>
+                <w:sz w:val="18"/>
                 <w:szCs w:val="16"/>
               </w:rPr>
               <w:fldChar w:fldCharType="separate"/>
             </w:r>
             <w:r>
               <w:rPr>
-                <w:noProof/>
-                <w:webHidden/>
-                <w:sz w:val="16"/>
-                <w:szCs w:val="16"/>
-              </w:rPr>
-              <w:t>8</w:t>
-            </w:r>
-            <w:r>
-              <w:rPr>
-                <w:noProof/>
-                <w:webHidden/>
-                <w:sz w:val="16"/>
-                <w:szCs w:val="16"/>
-              </w:rPr>
-              <w:fldChar w:fldCharType="end"/>
-            </w:r>
-          </w:hyperlink>
-        </w:p>
-        <w:p>
-          <w:pPr>
-            <w:pStyle w:val="TOC3"/>
-            <w:tabs>
-              <w:tab w:val="right" w:leader="dot" w:pos="8270"/>
-            </w:tabs>
-            <w:rPr>
-              <w:rFonts w:eastAsiaTheme="minorEastAsia"/>
-              <w:noProof/>
-              <w:sz w:val="16"/>
-              <w:szCs w:val="16"/>
-            </w:rPr>
-          </w:pPr>
-          <w:hyperlink w:anchor="_Toc213042728" w:history="1">
-            <w:r>
-              <w:rPr>
-                <w:rStyle w:val="Hyperlink"/>
-                <w:rFonts w:ascii="Times New Roman" w:hAnsi="Times New Roman" w:cs="Times New Roman"/>
-                <w:noProof/>
-                <w:sz w:val="16"/>
-                <w:szCs w:val="16"/>
-              </w:rPr>
-              <w:t>3.3.4. UI Design</w:t>
-            </w:r>
-            <w:r>
-              <w:rPr>
-                <w:noProof/>
-                <w:webHidden/>
-                <w:sz w:val="16"/>
-                <w:szCs w:val="16"/>
-              </w:rPr>
-              <w:tab/>
-            </w:r>
-            <w:r>
-              <w:rPr>
-                <w:noProof/>
-                <w:webHidden/>
-                <w:sz w:val="16"/>
-                <w:szCs w:val="16"/>
-              </w:rPr>
-              <w:fldChar w:fldCharType="begin"/>
-            </w:r>
-            <w:r>
-              <w:rPr>
-                <w:noProof/>
-                <w:webHidden/>
-                <w:sz w:val="16"/>
-                <w:szCs w:val="16"/>
-              </w:rPr>
-              <w:instrText xml:space="preserve"> PAGEREF _Toc213042728 \h </w:instrText>
-            </w:r>
-            <w:r>
-              <w:rPr>
-                <w:noProof/>
-                <w:webHidden/>
-                <w:sz w:val="16"/>
-                <w:szCs w:val="16"/>
-              </w:rPr>
-            </w:r>
-            <w:r>
-              <w:rPr>
-                <w:noProof/>
-                <w:webHidden/>
-                <w:sz w:val="16"/>
-                <w:szCs w:val="16"/>
-              </w:rPr>
-              <w:fldChar w:fldCharType="separate"/>
-            </w:r>
-            <w:r>
-              <w:rPr>
-                <w:noProof/>
-                <w:webHidden/>
-                <w:sz w:val="16"/>
-                <w:szCs w:val="16"/>
-              </w:rPr>
-              <w:t>8</w:t>
-            </w:r>
-            <w:r>
-              <w:rPr>
-                <w:noProof/>
-                <w:webHidden/>
-                <w:sz w:val="16"/>
+                <w:rFonts w:ascii="Times New Roman" w:hAnsi="Times New Roman" w:cs="Times New Roman"/>
+                <w:noProof/>
+                <w:webHidden/>
+                <w:sz w:val="18"/>
+                <w:szCs w:val="16"/>
+              </w:rPr>
+              <w:t>9</w:t>
+            </w:r>
+            <w:r>
+              <w:rPr>
+                <w:rFonts w:ascii="Times New Roman" w:hAnsi="Times New Roman" w:cs="Times New Roman"/>
+                <w:noProof/>
+                <w:webHidden/>
+                <w:sz w:val="18"/>
                 <w:szCs w:val="16"/>
               </w:rPr>
               <w:fldChar w:fldCharType="end"/>
@@ -3238,29 +3297,29 @@
               <w:tab w:val="right" w:leader="dot" w:pos="8270"/>
             </w:tabs>
             <w:rPr>
-              <w:rFonts w:eastAsiaTheme="minorEastAsia"/>
+              <w:rFonts w:ascii="Times New Roman" w:eastAsiaTheme="minorEastAsia" w:hAnsi="Times New Roman" w:cs="Times New Roman"/>
               <w:noProof/>
-              <w:sz w:val="16"/>
+              <w:sz w:val="18"/>
               <w:szCs w:val="16"/>
             </w:rPr>
           </w:pPr>
-          <w:hyperlink w:anchor="_Toc213042729" w:history="1">
+          <w:hyperlink w:anchor="_Toc215407264" w:history="1">
             <w:r>
               <w:rPr>
                 <w:rStyle w:val="Hyperlink"/>
                 <w:rFonts w:ascii="Times New Roman" w:hAnsi="Times New Roman" w:cs="Times New Roman"/>
                 <w:b/>
                 <w:noProof/>
-                <w:sz w:val="16"/>
+                <w:sz w:val="18"/>
                 <w:szCs w:val="16"/>
               </w:rPr>
               <w:t xml:space="preserve">3.4. </w:t>
             </w:r>
             <w:r>
               <w:rPr>
-                <w:rFonts w:eastAsiaTheme="minorEastAsia"/>
-                <w:noProof/>
-                <w:sz w:val="16"/>
+                <w:rFonts w:ascii="Times New Roman" w:eastAsiaTheme="minorEastAsia" w:hAnsi="Times New Roman" w:cs="Times New Roman"/>
+                <w:noProof/>
+                <w:sz w:val="18"/>
                 <w:szCs w:val="16"/>
               </w:rPr>
               <w:tab/>
@@ -3271,69 +3330,76 @@
                 <w:rFonts w:ascii="Times New Roman" w:hAnsi="Times New Roman" w:cs="Times New Roman"/>
                 <w:b/>
                 <w:noProof/>
-                <w:sz w:val="16"/>
+                <w:sz w:val="18"/>
                 <w:szCs w:val="16"/>
               </w:rPr>
               <w:t>Implementasi Program</w:t>
             </w:r>
             <w:r>
               <w:rPr>
-                <w:noProof/>
-                <w:webHidden/>
-                <w:sz w:val="16"/>
+                <w:rFonts w:ascii="Times New Roman" w:hAnsi="Times New Roman" w:cs="Times New Roman"/>
+                <w:noProof/>
+                <w:webHidden/>
+                <w:sz w:val="18"/>
                 <w:szCs w:val="16"/>
               </w:rPr>
               <w:tab/>
             </w:r>
             <w:r>
               <w:rPr>
-                <w:noProof/>
-                <w:webHidden/>
-                <w:sz w:val="16"/>
+                <w:rFonts w:ascii="Times New Roman" w:hAnsi="Times New Roman" w:cs="Times New Roman"/>
+                <w:noProof/>
+                <w:webHidden/>
+                <w:sz w:val="18"/>
                 <w:szCs w:val="16"/>
               </w:rPr>
               <w:fldChar w:fldCharType="begin"/>
             </w:r>
             <w:r>
               <w:rPr>
-                <w:noProof/>
-                <w:webHidden/>
-                <w:sz w:val="16"/>
-                <w:szCs w:val="16"/>
-              </w:rPr>
-              <w:instrText xml:space="preserve"> PAGEREF _Toc213042729 \h </w:instrText>
-            </w:r>
-            <w:r>
-              <w:rPr>
-                <w:noProof/>
-                <w:webHidden/>
-                <w:sz w:val="16"/>
-                <w:szCs w:val="16"/>
-              </w:rPr>
-            </w:r>
-            <w:r>
-              <w:rPr>
-                <w:noProof/>
-                <w:webHidden/>
-                <w:sz w:val="16"/>
+                <w:rFonts w:ascii="Times New Roman" w:hAnsi="Times New Roman" w:cs="Times New Roman"/>
+                <w:noProof/>
+                <w:webHidden/>
+                <w:sz w:val="18"/>
+                <w:szCs w:val="16"/>
+              </w:rPr>
+              <w:instrText xml:space="preserve"> PAGEREF _Toc215407264 \h </w:instrText>
+            </w:r>
+            <w:r>
+              <w:rPr>
+                <w:rFonts w:ascii="Times New Roman" w:hAnsi="Times New Roman" w:cs="Times New Roman"/>
+                <w:noProof/>
+                <w:webHidden/>
+                <w:sz w:val="18"/>
+                <w:szCs w:val="16"/>
+              </w:rPr>
+            </w:r>
+            <w:r>
+              <w:rPr>
+                <w:rFonts w:ascii="Times New Roman" w:hAnsi="Times New Roman" w:cs="Times New Roman"/>
+                <w:noProof/>
+                <w:webHidden/>
+                <w:sz w:val="18"/>
                 <w:szCs w:val="16"/>
               </w:rPr>
               <w:fldChar w:fldCharType="separate"/>
             </w:r>
             <w:r>
               <w:rPr>
-                <w:noProof/>
-                <w:webHidden/>
-                <w:sz w:val="16"/>
-                <w:szCs w:val="16"/>
-              </w:rPr>
-              <w:t>10</w:t>
-            </w:r>
-            <w:r>
-              <w:rPr>
-                <w:noProof/>
-                <w:webHidden/>
-                <w:sz w:val="16"/>
+                <w:rFonts w:ascii="Times New Roman" w:hAnsi="Times New Roman" w:cs="Times New Roman"/>
+                <w:noProof/>
+                <w:webHidden/>
+                <w:sz w:val="18"/>
+                <w:szCs w:val="16"/>
+              </w:rPr>
+              <w:t>13</w:t>
+            </w:r>
+            <w:r>
+              <w:rPr>
+                <w:rFonts w:ascii="Times New Roman" w:hAnsi="Times New Roman" w:cs="Times New Roman"/>
+                <w:noProof/>
+                <w:webHidden/>
+                <w:sz w:val="18"/>
                 <w:szCs w:val="16"/>
               </w:rPr>
               <w:fldChar w:fldCharType="end"/>
@@ -3347,81 +3413,88 @@
               <w:tab w:val="right" w:leader="dot" w:pos="8270"/>
             </w:tabs>
             <w:rPr>
-              <w:rFonts w:eastAsiaTheme="minorEastAsia"/>
+              <w:rFonts w:ascii="Times New Roman" w:eastAsiaTheme="minorEastAsia" w:hAnsi="Times New Roman" w:cs="Times New Roman"/>
               <w:noProof/>
-              <w:sz w:val="16"/>
+              <w:sz w:val="18"/>
               <w:szCs w:val="16"/>
             </w:rPr>
           </w:pPr>
-          <w:hyperlink w:anchor="_Toc213042730" w:history="1">
+          <w:hyperlink w:anchor="_Toc215407265" w:history="1">
             <w:r>
               <w:rPr>
                 <w:rStyle w:val="Hyperlink"/>
                 <w:rFonts w:ascii="Times New Roman" w:hAnsi="Times New Roman" w:cs="Times New Roman"/>
                 <w:noProof/>
-                <w:sz w:val="16"/>
-                <w:szCs w:val="16"/>
-              </w:rPr>
-              <w:t>3.4.1. Lingkungan Implementasi</w:t>
-            </w:r>
-            <w:r>
-              <w:rPr>
-                <w:noProof/>
-                <w:webHidden/>
-                <w:sz w:val="16"/>
+                <w:sz w:val="18"/>
+                <w:szCs w:val="16"/>
+              </w:rPr>
+              <w:t>3.4.1. Fitur yang diberikan</w:t>
+            </w:r>
+            <w:r>
+              <w:rPr>
+                <w:rFonts w:ascii="Times New Roman" w:hAnsi="Times New Roman" w:cs="Times New Roman"/>
+                <w:noProof/>
+                <w:webHidden/>
+                <w:sz w:val="18"/>
                 <w:szCs w:val="16"/>
               </w:rPr>
               <w:tab/>
             </w:r>
             <w:r>
               <w:rPr>
-                <w:noProof/>
-                <w:webHidden/>
-                <w:sz w:val="16"/>
+                <w:rFonts w:ascii="Times New Roman" w:hAnsi="Times New Roman" w:cs="Times New Roman"/>
+                <w:noProof/>
+                <w:webHidden/>
+                <w:sz w:val="18"/>
                 <w:szCs w:val="16"/>
               </w:rPr>
               <w:fldChar w:fldCharType="begin"/>
             </w:r>
             <w:r>
               <w:rPr>
-                <w:noProof/>
-                <w:webHidden/>
-                <w:sz w:val="16"/>
-                <w:szCs w:val="16"/>
-              </w:rPr>
-              <w:instrText xml:space="preserve"> PAGEREF _Toc213042730 \h </w:instrText>
-            </w:r>
-            <w:r>
-              <w:rPr>
-                <w:noProof/>
-                <w:webHidden/>
-                <w:sz w:val="16"/>
-                <w:szCs w:val="16"/>
-              </w:rPr>
-            </w:r>
-            <w:r>
-              <w:rPr>
-                <w:noProof/>
-                <w:webHidden/>
-                <w:sz w:val="16"/>
+                <w:rFonts w:ascii="Times New Roman" w:hAnsi="Times New Roman" w:cs="Times New Roman"/>
+                <w:noProof/>
+                <w:webHidden/>
+                <w:sz w:val="18"/>
+                <w:szCs w:val="16"/>
+              </w:rPr>
+              <w:instrText xml:space="preserve"> PAGEREF _Toc215407265 \h </w:instrText>
+            </w:r>
+            <w:r>
+              <w:rPr>
+                <w:rFonts w:ascii="Times New Roman" w:hAnsi="Times New Roman" w:cs="Times New Roman"/>
+                <w:noProof/>
+                <w:webHidden/>
+                <w:sz w:val="18"/>
+                <w:szCs w:val="16"/>
+              </w:rPr>
+            </w:r>
+            <w:r>
+              <w:rPr>
+                <w:rFonts w:ascii="Times New Roman" w:hAnsi="Times New Roman" w:cs="Times New Roman"/>
+                <w:noProof/>
+                <w:webHidden/>
+                <w:sz w:val="18"/>
                 <w:szCs w:val="16"/>
               </w:rPr>
               <w:fldChar w:fldCharType="separate"/>
             </w:r>
             <w:r>
               <w:rPr>
-                <w:noProof/>
-                <w:webHidden/>
-                <w:sz w:val="16"/>
-                <w:szCs w:val="16"/>
-              </w:rPr>
-              <w:t>10</w:t>
-            </w:r>
-            <w:r>
-              <w:rPr>
-                <w:noProof/>
-                <w:webHidden/>
-                <w:sz w:val="16"/>
+                <w:rFonts w:ascii="Times New Roman" w:hAnsi="Times New Roman" w:cs="Times New Roman"/>
+                <w:noProof/>
+                <w:webHidden/>
+                <w:sz w:val="18"/>
+                <w:szCs w:val="16"/>
+              </w:rPr>
+              <w:t>13</w:t>
+            </w:r>
+            <w:r>
+              <w:rPr>
+                <w:rFonts w:ascii="Times New Roman" w:hAnsi="Times New Roman" w:cs="Times New Roman"/>
+                <w:noProof/>
+                <w:webHidden/>
+                <w:sz w:val="18"/>
                 <w:szCs w:val="16"/>
               </w:rPr>
               <w:fldChar w:fldCharType="end"/>
@@ -3435,81 +3508,88 @@
               <w:tab w:val="right" w:leader="dot" w:pos="8270"/>
             </w:tabs>
             <w:rPr>
-              <w:rFonts w:eastAsiaTheme="minorEastAsia"/>
+              <w:rFonts w:ascii="Times New Roman" w:eastAsiaTheme="minorEastAsia" w:hAnsi="Times New Roman" w:cs="Times New Roman"/>
               <w:noProof/>
-              <w:sz w:val="16"/>
+              <w:sz w:val="18"/>
               <w:szCs w:val="16"/>
             </w:rPr>
           </w:pPr>
-          <w:hyperlink w:anchor="_Toc213042731" w:history="1">
+          <w:hyperlink w:anchor="_Toc215407266" w:history="1">
             <w:r>
               <w:rPr>
                 <w:rStyle w:val="Hyperlink"/>
                 <w:rFonts w:ascii="Times New Roman" w:hAnsi="Times New Roman" w:cs="Times New Roman"/>
                 <w:noProof/>
-                <w:sz w:val="16"/>
+                <w:sz w:val="18"/>
                 <w:szCs w:val="16"/>
               </w:rPr>
               <w:t>3.4.2. Struktur Program</w:t>
             </w:r>
             <w:r>
               <w:rPr>
-                <w:noProof/>
-                <w:webHidden/>
-                <w:sz w:val="16"/>
+                <w:rFonts w:ascii="Times New Roman" w:hAnsi="Times New Roman" w:cs="Times New Roman"/>
+                <w:noProof/>
+                <w:webHidden/>
+                <w:sz w:val="18"/>
                 <w:szCs w:val="16"/>
               </w:rPr>
               <w:tab/>
             </w:r>
             <w:r>
               <w:rPr>
-                <w:noProof/>
-                <w:webHidden/>
-                <w:sz w:val="16"/>
+                <w:rFonts w:ascii="Times New Roman" w:hAnsi="Times New Roman" w:cs="Times New Roman"/>
+                <w:noProof/>
+                <w:webHidden/>
+                <w:sz w:val="18"/>
                 <w:szCs w:val="16"/>
               </w:rPr>
               <w:fldChar w:fldCharType="begin"/>
             </w:r>
             <w:r>
               <w:rPr>
-                <w:noProof/>
-                <w:webHidden/>
-                <w:sz w:val="16"/>
-                <w:szCs w:val="16"/>
-              </w:rPr>
-              <w:instrText xml:space="preserve"> PAGEREF _Toc213042731 \h </w:instrText>
-            </w:r>
-            <w:r>
-              <w:rPr>
-                <w:noProof/>
-                <w:webHidden/>
-                <w:sz w:val="16"/>
-                <w:szCs w:val="16"/>
-              </w:rPr>
-            </w:r>
-            <w:r>
-              <w:rPr>
-                <w:noProof/>
-                <w:webHidden/>
-                <w:sz w:val="16"/>
+                <w:rFonts w:ascii="Times New Roman" w:hAnsi="Times New Roman" w:cs="Times New Roman"/>
+                <w:noProof/>
+                <w:webHidden/>
+                <w:sz w:val="18"/>
+                <w:szCs w:val="16"/>
+              </w:rPr>
+              <w:instrText xml:space="preserve"> PAGEREF _Toc215407266 \h </w:instrText>
+            </w:r>
+            <w:r>
+              <w:rPr>
+                <w:rFonts w:ascii="Times New Roman" w:hAnsi="Times New Roman" w:cs="Times New Roman"/>
+                <w:noProof/>
+                <w:webHidden/>
+                <w:sz w:val="18"/>
+                <w:szCs w:val="16"/>
+              </w:rPr>
+            </w:r>
+            <w:r>
+              <w:rPr>
+                <w:rFonts w:ascii="Times New Roman" w:hAnsi="Times New Roman" w:cs="Times New Roman"/>
+                <w:noProof/>
+                <w:webHidden/>
+                <w:sz w:val="18"/>
                 <w:szCs w:val="16"/>
               </w:rPr>
               <w:fldChar w:fldCharType="separate"/>
             </w:r>
             <w:r>
               <w:rPr>
-                <w:noProof/>
-                <w:webHidden/>
-                <w:sz w:val="16"/>
-                <w:szCs w:val="16"/>
-              </w:rPr>
-              <w:t>10</w:t>
-            </w:r>
-            <w:r>
-              <w:rPr>
-                <w:noProof/>
-                <w:webHidden/>
-                <w:sz w:val="16"/>
+                <w:rFonts w:ascii="Times New Roman" w:hAnsi="Times New Roman" w:cs="Times New Roman"/>
+                <w:noProof/>
+                <w:webHidden/>
+                <w:sz w:val="18"/>
+                <w:szCs w:val="16"/>
+              </w:rPr>
+              <w:t>13</w:t>
+            </w:r>
+            <w:r>
+              <w:rPr>
+                <w:rFonts w:ascii="Times New Roman" w:hAnsi="Times New Roman" w:cs="Times New Roman"/>
+                <w:noProof/>
+                <w:webHidden/>
+                <w:sz w:val="18"/>
                 <w:szCs w:val="16"/>
               </w:rPr>
               <w:fldChar w:fldCharType="end"/>
@@ -3523,81 +3603,88 @@
               <w:tab w:val="right" w:leader="dot" w:pos="8270"/>
             </w:tabs>
             <w:rPr>
-              <w:rFonts w:eastAsiaTheme="minorEastAsia"/>
+              <w:rFonts w:ascii="Times New Roman" w:eastAsiaTheme="minorEastAsia" w:hAnsi="Times New Roman" w:cs="Times New Roman"/>
               <w:noProof/>
-              <w:sz w:val="16"/>
+              <w:sz w:val="18"/>
               <w:szCs w:val="16"/>
             </w:rPr>
           </w:pPr>
-          <w:hyperlink w:anchor="_Toc213042732" w:history="1">
+          <w:hyperlink w:anchor="_Toc215407282" w:history="1">
             <w:r>
               <w:rPr>
                 <w:rStyle w:val="Hyperlink"/>
                 <w:rFonts w:ascii="Times New Roman" w:hAnsi="Times New Roman" w:cs="Times New Roman"/>
                 <w:noProof/>
-                <w:sz w:val="16"/>
+                <w:sz w:val="18"/>
                 <w:szCs w:val="16"/>
               </w:rPr>
               <w:t>3.4.3. Implementasi Algoritma</w:t>
             </w:r>
             <w:r>
               <w:rPr>
-                <w:noProof/>
-                <w:webHidden/>
-                <w:sz w:val="16"/>
+                <w:rFonts w:ascii="Times New Roman" w:hAnsi="Times New Roman" w:cs="Times New Roman"/>
+                <w:noProof/>
+                <w:webHidden/>
+                <w:sz w:val="18"/>
                 <w:szCs w:val="16"/>
               </w:rPr>
               <w:tab/>
             </w:r>
             <w:r>
               <w:rPr>
-                <w:noProof/>
-                <w:webHidden/>
-                <w:sz w:val="16"/>
+                <w:rFonts w:ascii="Times New Roman" w:hAnsi="Times New Roman" w:cs="Times New Roman"/>
+                <w:noProof/>
+                <w:webHidden/>
+                <w:sz w:val="18"/>
                 <w:szCs w:val="16"/>
               </w:rPr>
               <w:fldChar w:fldCharType="begin"/>
             </w:r>
             <w:r>
               <w:rPr>
-                <w:noProof/>
-                <w:webHidden/>
-                <w:sz w:val="16"/>
-                <w:szCs w:val="16"/>
-              </w:rPr>
-              <w:instrText xml:space="preserve"> PAGEREF _Toc213042732 \h </w:instrText>
-            </w:r>
-            <w:r>
-              <w:rPr>
-                <w:noProof/>
-                <w:webHidden/>
-                <w:sz w:val="16"/>
-                <w:szCs w:val="16"/>
-              </w:rPr>
-            </w:r>
-            <w:r>
-              <w:rPr>
-                <w:noProof/>
-                <w:webHidden/>
-                <w:sz w:val="16"/>
+                <w:rFonts w:ascii="Times New Roman" w:hAnsi="Times New Roman" w:cs="Times New Roman"/>
+                <w:noProof/>
+                <w:webHidden/>
+                <w:sz w:val="18"/>
+                <w:szCs w:val="16"/>
+              </w:rPr>
+              <w:instrText xml:space="preserve"> PAGEREF _Toc215407282 \h </w:instrText>
+            </w:r>
+            <w:r>
+              <w:rPr>
+                <w:rFonts w:ascii="Times New Roman" w:hAnsi="Times New Roman" w:cs="Times New Roman"/>
+                <w:noProof/>
+                <w:webHidden/>
+                <w:sz w:val="18"/>
+                <w:szCs w:val="16"/>
+              </w:rPr>
+            </w:r>
+            <w:r>
+              <w:rPr>
+                <w:rFonts w:ascii="Times New Roman" w:hAnsi="Times New Roman" w:cs="Times New Roman"/>
+                <w:noProof/>
+                <w:webHidden/>
+                <w:sz w:val="18"/>
                 <w:szCs w:val="16"/>
               </w:rPr>
               <w:fldChar w:fldCharType="separate"/>
             </w:r>
             <w:r>
               <w:rPr>
-                <w:noProof/>
-                <w:webHidden/>
-                <w:sz w:val="16"/>
-                <w:szCs w:val="16"/>
-              </w:rPr>
-              <w:t>11</w:t>
-            </w:r>
-            <w:r>
-              <w:rPr>
-                <w:noProof/>
-                <w:webHidden/>
-                <w:sz w:val="16"/>
+                <w:rFonts w:ascii="Times New Roman" w:hAnsi="Times New Roman" w:cs="Times New Roman"/>
+                <w:noProof/>
+                <w:webHidden/>
+                <w:sz w:val="18"/>
+                <w:szCs w:val="16"/>
+              </w:rPr>
+              <w:t>13</w:t>
+            </w:r>
+            <w:r>
+              <w:rPr>
+                <w:rFonts w:ascii="Times New Roman" w:hAnsi="Times New Roman" w:cs="Times New Roman"/>
+                <w:noProof/>
+                <w:webHidden/>
+                <w:sz w:val="18"/>
                 <w:szCs w:val="16"/>
               </w:rPr>
               <w:fldChar w:fldCharType="end"/>
@@ -3608,17 +3695,17 @@
           <w:pPr>
             <w:pStyle w:val="TOC1"/>
             <w:rPr>
-              <w:rFonts w:asciiTheme="minorHAnsi" w:eastAsiaTheme="minorEastAsia" w:hAnsiTheme="minorHAnsi" w:cstheme="minorBidi"/>
+              <w:rFonts w:eastAsiaTheme="minorEastAsia"/>
               <w:b w:val="0"/>
-              <w:sz w:val="16"/>
+              <w:sz w:val="18"/>
               <w:szCs w:val="16"/>
             </w:rPr>
           </w:pPr>
-          <w:hyperlink w:anchor="_Toc213042733" w:history="1">
+          <w:hyperlink w:anchor="_Toc215407283" w:history="1">
             <w:r>
               <w:rPr>
                 <w:rStyle w:val="Hyperlink"/>
-                <w:sz w:val="16"/>
+                <w:sz w:val="18"/>
                 <w:szCs w:val="16"/>
               </w:rPr>
               <w:t>BAB IV</w:t>
@@ -3626,7 +3713,7 @@
             <w:r>
               <w:rPr>
                 <w:webHidden/>
-                <w:sz w:val="16"/>
+                <w:sz w:val="18"/>
                 <w:szCs w:val="16"/>
               </w:rPr>
               <w:tab/>
@@ -3634,7 +3721,7 @@
             <w:r>
               <w:rPr>
                 <w:webHidden/>
-                <w:sz w:val="16"/>
+                <w:sz w:val="18"/>
                 <w:szCs w:val="16"/>
               </w:rPr>
               <w:fldChar w:fldCharType="begin"/>
@@ -3642,22 +3729,22 @@
             <w:r>
               <w:rPr>
                 <w:webHidden/>
-                <w:sz w:val="16"/>
-                <w:szCs w:val="16"/>
-              </w:rPr>
-              <w:instrText xml:space="preserve"> PAGEREF _Toc213042733 \h </w:instrText>
-            </w:r>
-            <w:r>
-              <w:rPr>
-                <w:webHidden/>
-                <w:sz w:val="16"/>
-                <w:szCs w:val="16"/>
-              </w:rPr>
-            </w:r>
-            <w:r>
-              <w:rPr>
-                <w:webHidden/>
-                <w:sz w:val="16"/>
+                <w:sz w:val="18"/>
+                <w:szCs w:val="16"/>
+              </w:rPr>
+              <w:instrText xml:space="preserve"> PAGEREF _Toc215407283 \h </w:instrText>
+            </w:r>
+            <w:r>
+              <w:rPr>
+                <w:webHidden/>
+                <w:sz w:val="18"/>
+                <w:szCs w:val="16"/>
+              </w:rPr>
+            </w:r>
+            <w:r>
+              <w:rPr>
+                <w:webHidden/>
+                <w:sz w:val="18"/>
                 <w:szCs w:val="16"/>
               </w:rPr>
               <w:fldChar w:fldCharType="separate"/>
@@ -3665,15 +3752,15 @@
             <w:r>
               <w:rPr>
                 <w:webHidden/>
-                <w:sz w:val="16"/>
-                <w:szCs w:val="16"/>
-              </w:rPr>
-              <w:t>12</w:t>
-            </w:r>
-            <w:r>
-              <w:rPr>
-                <w:webHidden/>
-                <w:sz w:val="16"/>
+                <w:sz w:val="18"/>
+                <w:szCs w:val="16"/>
+              </w:rPr>
+              <w:t>15</w:t>
+            </w:r>
+            <w:r>
+              <w:rPr>
+                <w:webHidden/>
+                <w:sz w:val="18"/>
                 <w:szCs w:val="16"/>
               </w:rPr>
               <w:fldChar w:fldCharType="end"/>
@@ -3684,17 +3771,17 @@
           <w:pPr>
             <w:pStyle w:val="TOC1"/>
             <w:rPr>
-              <w:rFonts w:asciiTheme="minorHAnsi" w:eastAsiaTheme="minorEastAsia" w:hAnsiTheme="minorHAnsi" w:cstheme="minorBidi"/>
+              <w:rFonts w:eastAsiaTheme="minorEastAsia"/>
               <w:b w:val="0"/>
-              <w:sz w:val="16"/>
+              <w:sz w:val="18"/>
               <w:szCs w:val="16"/>
             </w:rPr>
           </w:pPr>
-          <w:hyperlink w:anchor="_Toc213042734" w:history="1">
+          <w:hyperlink w:anchor="_Toc215407284" w:history="1">
             <w:r>
               <w:rPr>
                 <w:rStyle w:val="Hyperlink"/>
-                <w:sz w:val="16"/>
+                <w:sz w:val="18"/>
                 <w:szCs w:val="16"/>
               </w:rPr>
               <w:t>PENUTUP</w:t>
@@ -3702,7 +3789,7 @@
             <w:r>
               <w:rPr>
                 <w:webHidden/>
-                <w:sz w:val="16"/>
+                <w:sz w:val="18"/>
                 <w:szCs w:val="16"/>
               </w:rPr>
               <w:tab/>
@@ -3710,7 +3797,7 @@
             <w:r>
               <w:rPr>
                 <w:webHidden/>
-                <w:sz w:val="16"/>
+                <w:sz w:val="18"/>
                 <w:szCs w:val="16"/>
               </w:rPr>
               <w:fldChar w:fldCharType="begin"/>
@@ -3718,22 +3805,22 @@
             <w:r>
               <w:rPr>
                 <w:webHidden/>
-                <w:sz w:val="16"/>
-                <w:szCs w:val="16"/>
-              </w:rPr>
-              <w:instrText xml:space="preserve"> PAGEREF _Toc213042734 \h </w:instrText>
-            </w:r>
-            <w:r>
-              <w:rPr>
-                <w:webHidden/>
-                <w:sz w:val="16"/>
-                <w:szCs w:val="16"/>
-              </w:rPr>
-            </w:r>
-            <w:r>
-              <w:rPr>
-                <w:webHidden/>
-                <w:sz w:val="16"/>
+                <w:sz w:val="18"/>
+                <w:szCs w:val="16"/>
+              </w:rPr>
+              <w:instrText xml:space="preserve"> PAGEREF _Toc215407284 \h </w:instrText>
+            </w:r>
+            <w:r>
+              <w:rPr>
+                <w:webHidden/>
+                <w:sz w:val="18"/>
+                <w:szCs w:val="16"/>
+              </w:rPr>
+            </w:r>
+            <w:r>
+              <w:rPr>
+                <w:webHidden/>
+                <w:sz w:val="18"/>
                 <w:szCs w:val="16"/>
               </w:rPr>
               <w:fldChar w:fldCharType="separate"/>
@@ -3741,15 +3828,15 @@
             <w:r>
               <w:rPr>
                 <w:webHidden/>
-                <w:sz w:val="16"/>
-                <w:szCs w:val="16"/>
-              </w:rPr>
-              <w:t>12</w:t>
-            </w:r>
-            <w:r>
-              <w:rPr>
-                <w:webHidden/>
-                <w:sz w:val="16"/>
+                <w:sz w:val="18"/>
+                <w:szCs w:val="16"/>
+              </w:rPr>
+              <w:t>15</w:t>
+            </w:r>
+            <w:r>
+              <w:rPr>
+                <w:webHidden/>
+                <w:sz w:val="18"/>
                 <w:szCs w:val="16"/>
               </w:rPr>
               <w:fldChar w:fldCharType="end"/>
@@ -3764,29 +3851,29 @@
               <w:tab w:val="right" w:leader="dot" w:pos="8270"/>
             </w:tabs>
             <w:rPr>
-              <w:rFonts w:eastAsiaTheme="minorEastAsia"/>
+              <w:rFonts w:ascii="Times New Roman" w:eastAsiaTheme="minorEastAsia" w:hAnsi="Times New Roman" w:cs="Times New Roman"/>
               <w:noProof/>
-              <w:sz w:val="16"/>
+              <w:sz w:val="18"/>
               <w:szCs w:val="16"/>
             </w:rPr>
           </w:pPr>
-          <w:hyperlink w:anchor="_Toc213042735" w:history="1">
+          <w:hyperlink w:anchor="_Toc215407285" w:history="1">
             <w:r>
               <w:rPr>
                 <w:rStyle w:val="Hyperlink"/>
                 <w:rFonts w:ascii="Times New Roman" w:hAnsi="Times New Roman" w:cs="Times New Roman"/>
                 <w:b/>
                 <w:noProof/>
-                <w:sz w:val="16"/>
+                <w:sz w:val="18"/>
                 <w:szCs w:val="16"/>
               </w:rPr>
               <w:t xml:space="preserve">4.1. </w:t>
             </w:r>
             <w:r>
               <w:rPr>
-                <w:rFonts w:eastAsiaTheme="minorEastAsia"/>
-                <w:noProof/>
-                <w:sz w:val="16"/>
+                <w:rFonts w:ascii="Times New Roman" w:eastAsiaTheme="minorEastAsia" w:hAnsi="Times New Roman" w:cs="Times New Roman"/>
+                <w:noProof/>
+                <w:sz w:val="18"/>
                 <w:szCs w:val="16"/>
               </w:rPr>
               <w:tab/>
@@ -3797,69 +3884,76 @@
                 <w:rFonts w:ascii="Times New Roman" w:hAnsi="Times New Roman" w:cs="Times New Roman"/>
                 <w:b/>
                 <w:noProof/>
-                <w:sz w:val="16"/>
+                <w:sz w:val="18"/>
                 <w:szCs w:val="16"/>
               </w:rPr>
               <w:t>Kesimpulan</w:t>
             </w:r>
             <w:r>
               <w:rPr>
-                <w:noProof/>
-                <w:webHidden/>
-                <w:sz w:val="16"/>
+                <w:rFonts w:ascii="Times New Roman" w:hAnsi="Times New Roman" w:cs="Times New Roman"/>
+                <w:noProof/>
+                <w:webHidden/>
+                <w:sz w:val="18"/>
                 <w:szCs w:val="16"/>
               </w:rPr>
               <w:tab/>
             </w:r>
             <w:r>
               <w:rPr>
-                <w:noProof/>
-                <w:webHidden/>
-                <w:sz w:val="16"/>
+                <w:rFonts w:ascii="Times New Roman" w:hAnsi="Times New Roman" w:cs="Times New Roman"/>
+                <w:noProof/>
+                <w:webHidden/>
+                <w:sz w:val="18"/>
                 <w:szCs w:val="16"/>
               </w:rPr>
               <w:fldChar w:fldCharType="begin"/>
             </w:r>
             <w:r>
               <w:rPr>
-                <w:noProof/>
-                <w:webHidden/>
-                <w:sz w:val="16"/>
-                <w:szCs w:val="16"/>
-              </w:rPr>
-              <w:instrText xml:space="preserve"> PAGEREF _Toc213042735 \h </w:instrText>
-            </w:r>
-            <w:r>
-              <w:rPr>
-                <w:noProof/>
-                <w:webHidden/>
-                <w:sz w:val="16"/>
-                <w:szCs w:val="16"/>
-              </w:rPr>
-            </w:r>
-            <w:r>
-              <w:rPr>
-                <w:noProof/>
-                <w:webHidden/>
-                <w:sz w:val="16"/>
+                <w:rFonts w:ascii="Times New Roman" w:hAnsi="Times New Roman" w:cs="Times New Roman"/>
+                <w:noProof/>
+                <w:webHidden/>
+                <w:sz w:val="18"/>
+                <w:szCs w:val="16"/>
+              </w:rPr>
+              <w:instrText xml:space="preserve"> PAGEREF _Toc215407285 \h </w:instrText>
+            </w:r>
+            <w:r>
+              <w:rPr>
+                <w:rFonts w:ascii="Times New Roman" w:hAnsi="Times New Roman" w:cs="Times New Roman"/>
+                <w:noProof/>
+                <w:webHidden/>
+                <w:sz w:val="18"/>
+                <w:szCs w:val="16"/>
+              </w:rPr>
+            </w:r>
+            <w:r>
+              <w:rPr>
+                <w:rFonts w:ascii="Times New Roman" w:hAnsi="Times New Roman" w:cs="Times New Roman"/>
+                <w:noProof/>
+                <w:webHidden/>
+                <w:sz w:val="18"/>
                 <w:szCs w:val="16"/>
               </w:rPr>
               <w:fldChar w:fldCharType="separate"/>
             </w:r>
             <w:r>
               <w:rPr>
-                <w:noProof/>
-                <w:webHidden/>
-                <w:sz w:val="16"/>
-                <w:szCs w:val="16"/>
-              </w:rPr>
-              <w:t>12</w:t>
-            </w:r>
-            <w:r>
-              <w:rPr>
-                <w:noProof/>
-                <w:webHidden/>
-                <w:sz w:val="16"/>
+                <w:rFonts w:ascii="Times New Roman" w:hAnsi="Times New Roman" w:cs="Times New Roman"/>
+                <w:noProof/>
+                <w:webHidden/>
+                <w:sz w:val="18"/>
+                <w:szCs w:val="16"/>
+              </w:rPr>
+              <w:t>15</w:t>
+            </w:r>
+            <w:r>
+              <w:rPr>
+                <w:rFonts w:ascii="Times New Roman" w:hAnsi="Times New Roman" w:cs="Times New Roman"/>
+                <w:noProof/>
+                <w:webHidden/>
+                <w:sz w:val="18"/>
                 <w:szCs w:val="16"/>
               </w:rPr>
               <w:fldChar w:fldCharType="end"/>
@@ -3870,17 +3964,17 @@
           <w:pPr>
             <w:pStyle w:val="TOC1"/>
             <w:rPr>
-              <w:rFonts w:asciiTheme="minorHAnsi" w:eastAsiaTheme="minorEastAsia" w:hAnsiTheme="minorHAnsi" w:cstheme="minorBidi"/>
+              <w:rFonts w:eastAsiaTheme="minorEastAsia"/>
               <w:b w:val="0"/>
-              <w:sz w:val="16"/>
+              <w:sz w:val="18"/>
               <w:szCs w:val="16"/>
             </w:rPr>
           </w:pPr>
-          <w:hyperlink w:anchor="_Toc213042736" w:history="1">
+          <w:hyperlink w:anchor="_Toc215407286" w:history="1">
             <w:r>
               <w:rPr>
                 <w:rStyle w:val="Hyperlink"/>
-                <w:sz w:val="16"/>
+                <w:sz w:val="18"/>
                 <w:szCs w:val="16"/>
               </w:rPr>
               <w:t>DAFTAR PUSTAKA</w:t>
@@ -3888,7 +3982,7 @@
             <w:r>
               <w:rPr>
                 <w:webHidden/>
-                <w:sz w:val="16"/>
+                <w:sz w:val="18"/>
                 <w:szCs w:val="16"/>
               </w:rPr>
               <w:tab/>
@@ -3896,7 +3990,7 @@
             <w:r>
               <w:rPr>
                 <w:webHidden/>
-                <w:sz w:val="16"/>
+                <w:sz w:val="18"/>
                 <w:szCs w:val="16"/>
               </w:rPr>
               <w:fldChar w:fldCharType="begin"/>
@@ -3904,22 +3998,22 @@
             <w:r>
               <w:rPr>
                 <w:webHidden/>
-                <w:sz w:val="16"/>
-                <w:szCs w:val="16"/>
-              </w:rPr>
-              <w:instrText xml:space="preserve"> PAGEREF _Toc213042736 \h </w:instrText>
-            </w:r>
-            <w:r>
-              <w:rPr>
-                <w:webHidden/>
-                <w:sz w:val="16"/>
-                <w:szCs w:val="16"/>
-              </w:rPr>
-            </w:r>
-            <w:r>
-              <w:rPr>
-                <w:webHidden/>
-                <w:sz w:val="16"/>
+                <w:sz w:val="18"/>
+                <w:szCs w:val="16"/>
+              </w:rPr>
+              <w:instrText xml:space="preserve"> PAGEREF _Toc215407286 \h </w:instrText>
+            </w:r>
+            <w:r>
+              <w:rPr>
+                <w:webHidden/>
+                <w:sz w:val="18"/>
+                <w:szCs w:val="16"/>
+              </w:rPr>
+            </w:r>
+            <w:r>
+              <w:rPr>
+                <w:webHidden/>
+                <w:sz w:val="18"/>
                 <w:szCs w:val="16"/>
               </w:rPr>
               <w:fldChar w:fldCharType="separate"/>
@@ -3927,7 +4021,7 @@
             <w:r>
               <w:rPr>
                 <w:webHidden/>
-                <w:sz w:val="16"/>
+                <w:sz w:val="18"/>
                 <w:szCs w:val="16"/>
               </w:rPr>
               <w:t>v</w:t>
@@ -3935,7 +4029,7 @@
             <w:r>
               <w:rPr>
                 <w:webHidden/>
-                <w:sz w:val="16"/>
+                <w:sz w:val="18"/>
                 <w:szCs w:val="16"/>
               </w:rPr>
               <w:fldChar w:fldCharType="end"/>
@@ -3952,7 +4046,7 @@
               <w:b/>
               <w:bCs/>
               <w:noProof/>
-              <w:sz w:val="16"/>
+              <w:sz w:val="18"/>
               <w:szCs w:val="16"/>
             </w:rPr>
             <w:fldChar w:fldCharType="end"/>
@@ -3976,14 +4070,13 @@
           <w:color w:val="auto"/>
         </w:rPr>
       </w:pPr>
-      <w:bookmarkStart w:id="3" w:name="_Toc213042704"/>
+      <w:bookmarkStart w:id="3" w:name="_Toc215407239"/>
       <w:r>
         <w:rPr>
           <w:rFonts w:ascii="Times New Roman" w:hAnsi="Times New Roman" w:cs="Times New Roman"/>
           <w:b/>
           <w:color w:val="auto"/>
         </w:rPr>
-        <w:lastRenderedPageBreak/>
         <w:t>DAFTAR SIMBOL</w:t>
       </w:r>
       <w:bookmarkEnd w:id="3"/>
@@ -5290,7 +5383,7 @@
           <w:color w:val="auto"/>
         </w:rPr>
       </w:pPr>
-      <w:bookmarkStart w:id="4" w:name="_Toc213042705"/>
+      <w:bookmarkStart w:id="4" w:name="_Toc215407240"/>
       <w:r>
         <w:rPr>
           <w:rFonts w:ascii="Times New Roman" w:hAnsi="Times New Roman" w:cs="Times New Roman"/>
@@ -5321,7 +5414,7 @@
           <w:color w:val="auto"/>
         </w:rPr>
       </w:pPr>
-      <w:bookmarkStart w:id="5" w:name="_Toc213042706"/>
+      <w:bookmarkStart w:id="5" w:name="_Toc215407241"/>
       <w:r>
         <w:rPr>
           <w:rFonts w:ascii="Times New Roman" w:hAnsi="Times New Roman" w:cs="Times New Roman"/>
@@ -5348,7 +5441,7 @@
           <w:szCs w:val="24"/>
         </w:rPr>
       </w:pPr>
-      <w:bookmarkStart w:id="6" w:name="_Toc213042707"/>
+      <w:bookmarkStart w:id="6" w:name="_Toc215407242"/>
       <w:r>
         <w:rPr>
           <w:rFonts w:ascii="Times New Roman" w:hAnsi="Times New Roman" w:cs="Times New Roman"/>
@@ -5464,7 +5557,13 @@
         <w:t>Program Pengaturan Prioritisasi Tugas Akademik Mahasiswa Berbasis Machine Learning</w:t>
       </w:r>
       <w:r>
-        <w:t xml:space="preserve"> sebagai inovasi yang bertujuan membantu mahasiswa dalam mengelola waktu serta meningkatkan efektiv</w:t>
+        <w:t xml:space="preserve"> </w:t>
+      </w:r>
+      <w:r>
+        <w:t xml:space="preserve">bernama Task Ranker </w:t>
+      </w:r>
+      <w:r>
+        <w:t>sebagai inovasi yang bertujuan membantu mahasiswa dalam mengelola waktu serta meningkatkan efektiv</w:t>
       </w:r>
       <w:r>
         <w:t>itas pembelajaran mahasiswa</w:t>
@@ -5489,7 +5588,7 @@
           <w:szCs w:val="24"/>
         </w:rPr>
       </w:pPr>
-      <w:bookmarkStart w:id="7" w:name="_Toc213042708"/>
+      <w:bookmarkStart w:id="7" w:name="_Toc215407243"/>
       <w:r>
         <w:rPr>
           <w:rFonts w:ascii="Times New Roman" w:hAnsi="Times New Roman" w:cs="Times New Roman"/>
@@ -5718,7 +5817,7 @@
           <w:szCs w:val="24"/>
         </w:rPr>
       </w:pPr>
-      <w:bookmarkStart w:id="8" w:name="_Toc213042709"/>
+      <w:bookmarkStart w:id="8" w:name="_Toc215407244"/>
       <w:r>
         <w:rPr>
           <w:rFonts w:ascii="Times New Roman" w:hAnsi="Times New Roman" w:cs="Times New Roman"/>
@@ -5743,7 +5842,7 @@
           <w:color w:val="auto"/>
         </w:rPr>
       </w:pPr>
-      <w:bookmarkStart w:id="9" w:name="_Toc213042710"/>
+      <w:bookmarkStart w:id="9" w:name="_Toc215407245"/>
       <w:r>
         <w:rPr>
           <w:rFonts w:ascii="Times New Roman" w:hAnsi="Times New Roman" w:cs="Times New Roman"/>
@@ -5867,7 +5966,7 @@
           <w:color w:val="auto"/>
         </w:rPr>
       </w:pPr>
-      <w:bookmarkStart w:id="10" w:name="_Toc213042711"/>
+      <w:bookmarkStart w:id="10" w:name="_Toc215407246"/>
       <w:r>
         <w:rPr>
           <w:rFonts w:ascii="Times New Roman" w:hAnsi="Times New Roman" w:cs="Times New Roman"/>
@@ -6086,7 +6185,7 @@
           <w:color w:val="auto"/>
         </w:rPr>
       </w:pPr>
-      <w:bookmarkStart w:id="11" w:name="_Toc213042712"/>
+      <w:bookmarkStart w:id="11" w:name="_Toc215407247"/>
       <w:r>
         <w:rPr>
           <w:rFonts w:ascii="Times New Roman" w:hAnsi="Times New Roman" w:cs="Times New Roman"/>
@@ -6109,7 +6208,7 @@
           <w:color w:val="auto"/>
         </w:rPr>
       </w:pPr>
-      <w:bookmarkStart w:id="12" w:name="_Toc213042713"/>
+      <w:bookmarkStart w:id="12" w:name="_Toc215407248"/>
       <w:r>
         <w:rPr>
           <w:rFonts w:ascii="Times New Roman" w:hAnsi="Times New Roman" w:cs="Times New Roman"/>
@@ -6156,7 +6255,7 @@
         </w:rPr>
         <w:tab/>
       </w:r>
-      <w:bookmarkStart w:id="13" w:name="_Toc213042714"/>
+      <w:bookmarkStart w:id="13" w:name="_Toc215407249"/>
       <w:r>
         <w:rPr>
           <w:rFonts w:ascii="Times New Roman" w:hAnsi="Times New Roman" w:cs="Times New Roman"/>
@@ -6267,7 +6366,7 @@
         </w:rPr>
         <w:tab/>
       </w:r>
-      <w:bookmarkStart w:id="14" w:name="_Toc213042715"/>
+      <w:bookmarkStart w:id="14" w:name="_Toc215407250"/>
       <w:r>
         <w:rPr>
           <w:rFonts w:ascii="Times New Roman" w:hAnsi="Times New Roman" w:cs="Times New Roman"/>
@@ -6577,7 +6676,7 @@
         <w:lastRenderedPageBreak/>
         <w:tab/>
       </w:r>
-      <w:bookmarkStart w:id="15" w:name="_Toc213042716"/>
+      <w:bookmarkStart w:id="15" w:name="_Toc215407251"/>
       <w:r>
         <w:rPr>
           <w:rFonts w:ascii="Times New Roman" w:hAnsi="Times New Roman" w:cs="Times New Roman"/>
@@ -6727,7 +6826,7 @@
           <w:color w:val="auto"/>
         </w:rPr>
       </w:pPr>
-      <w:bookmarkStart w:id="16" w:name="_Toc213042717"/>
+      <w:bookmarkStart w:id="16" w:name="_Toc215407252"/>
       <w:r>
         <w:rPr>
           <w:rFonts w:ascii="Times New Roman" w:hAnsi="Times New Roman" w:cs="Times New Roman"/>
@@ -6758,7 +6857,7 @@
           <w:color w:val="auto"/>
         </w:rPr>
       </w:pPr>
-      <w:bookmarkStart w:id="17" w:name="_Toc213042718"/>
+      <w:bookmarkStart w:id="17" w:name="_Toc215407253"/>
       <w:r>
         <w:rPr>
           <w:rFonts w:ascii="Times New Roman" w:hAnsi="Times New Roman" w:cs="Times New Roman"/>
@@ -6786,7 +6885,7 @@
           <w:szCs w:val="24"/>
         </w:rPr>
       </w:pPr>
-      <w:bookmarkStart w:id="18" w:name="_Toc213042719"/>
+      <w:bookmarkStart w:id="18" w:name="_Toc215407254"/>
       <w:r>
         <w:rPr>
           <w:rFonts w:ascii="Times New Roman" w:hAnsi="Times New Roman" w:cs="Times New Roman"/>
@@ -7077,7 +7176,7 @@
           <w:szCs w:val="24"/>
         </w:rPr>
       </w:pPr>
-      <w:bookmarkStart w:id="19" w:name="_Toc213042720"/>
+      <w:bookmarkStart w:id="19" w:name="_Toc215407255"/>
       <w:r>
         <w:rPr>
           <w:rFonts w:ascii="Times New Roman" w:hAnsi="Times New Roman" w:cs="Times New Roman"/>
@@ -7120,7 +7219,7 @@
         </w:rPr>
         <w:t xml:space="preserve">  </w:t>
       </w:r>
-      <w:bookmarkStart w:id="20" w:name="_Toc213042721"/>
+      <w:bookmarkStart w:id="20" w:name="_Toc215407256"/>
       <w:r>
         <w:rPr>
           <w:rFonts w:ascii="Times New Roman" w:hAnsi="Times New Roman" w:cs="Times New Roman"/>
@@ -7307,7 +7406,7 @@
         </w:rPr>
         <w:t xml:space="preserve">  </w:t>
       </w:r>
-      <w:bookmarkStart w:id="21" w:name="_Toc213042722"/>
+      <w:bookmarkStart w:id="21" w:name="_Toc215407257"/>
       <w:r>
         <w:rPr>
           <w:rFonts w:ascii="Times New Roman" w:hAnsi="Times New Roman" w:cs="Times New Roman"/>
@@ -7616,7 +7715,7 @@
           <w:szCs w:val="24"/>
         </w:rPr>
       </w:pPr>
-      <w:bookmarkStart w:id="22" w:name="_Toc213042723"/>
+      <w:bookmarkStart w:id="22" w:name="_Toc215407258"/>
       <w:r>
         <w:rPr>
           <w:rFonts w:ascii="Times New Roman" w:hAnsi="Times New Roman" w:cs="Times New Roman"/>
@@ -7678,7 +7777,7 @@
         </w:rPr>
         <w:t xml:space="preserve">  </w:t>
       </w:r>
-      <w:bookmarkStart w:id="23" w:name="_Toc213042724"/>
+      <w:bookmarkStart w:id="23" w:name="_Toc215407259"/>
       <w:r>
         <w:rPr>
           <w:rFonts w:ascii="Times New Roman" w:hAnsi="Times New Roman" w:cs="Times New Roman"/>
@@ -7744,17 +7843,15 @@
           <w:sz w:val="24"/>
           <w:szCs w:val="24"/>
         </w:rPr>
-        <w:t xml:space="preserve">Tampilan antarmuka berbasis </w:t>
+        <w:t>T</w:t>
       </w:r>
       <w:r>
         <w:rPr>
           <w:rFonts w:ascii="Times New Roman" w:eastAsia="Times New Roman" w:hAnsi="Times New Roman" w:cs="Times New Roman"/>
-          <w:i/>
-          <w:iCs/>
-          <w:sz w:val="24"/>
-          <w:szCs w:val="24"/>
-        </w:rPr>
-        <w:t>GUI Python</w:t>
+          <w:sz w:val="24"/>
+          <w:szCs w:val="24"/>
+        </w:rPr>
+        <w:t>empat mahasiswa menginput data tugas</w:t>
       </w:r>
       <w:r>
         <w:rPr>
@@ -7762,7 +7859,15 @@
           <w:sz w:val="24"/>
           <w:szCs w:val="24"/>
         </w:rPr>
-        <w:t xml:space="preserve"> tempat mahasiswa menginput data tugas.</w:t>
+        <w:t xml:space="preserve"> di website dengan menggunakan React</w:t>
+      </w:r>
+      <w:r>
+        <w:rPr>
+          <w:rFonts w:ascii="Times New Roman" w:eastAsia="Times New Roman" w:hAnsi="Times New Roman" w:cs="Times New Roman"/>
+          <w:sz w:val="24"/>
+          <w:szCs w:val="24"/>
+        </w:rPr>
+        <w:t>.</w:t>
       </w:r>
     </w:p>
     <w:p>
@@ -7821,7 +7926,31 @@
           <w:sz w:val="24"/>
           <w:szCs w:val="24"/>
         </w:rPr>
-        <w:t xml:space="preserve"> untuk menghitung skor prioritas berdasarkan dataset dan parameter.</w:t>
+        <w:t xml:space="preserve"> untuk menghitung </w:t>
+      </w:r>
+      <w:r>
+        <w:rPr>
+          <w:rFonts w:ascii="Times New Roman" w:eastAsia="Times New Roman" w:hAnsi="Times New Roman" w:cs="Times New Roman"/>
+          <w:sz w:val="24"/>
+          <w:szCs w:val="24"/>
+        </w:rPr>
+        <w:t>prioritas b</w:t>
+      </w:r>
+      <w:r>
+        <w:rPr>
+          <w:rFonts w:ascii="Times New Roman" w:eastAsia="Times New Roman" w:hAnsi="Times New Roman" w:cs="Times New Roman"/>
+          <w:sz w:val="24"/>
+          <w:szCs w:val="24"/>
+        </w:rPr>
+        <w:t>erdasarkan deadline, tingkat kesulitan, dan bobot penilaian</w:t>
+      </w:r>
+      <w:r>
+        <w:rPr>
+          <w:rFonts w:ascii="Times New Roman" w:eastAsia="Times New Roman" w:hAnsi="Times New Roman" w:cs="Times New Roman"/>
+          <w:sz w:val="24"/>
+          <w:szCs w:val="24"/>
+        </w:rPr>
+        <w:t>.</w:t>
       </w:r>
     </w:p>
     <w:p>
@@ -7902,7 +8031,7 @@
         <w:lastRenderedPageBreak/>
         <w:t xml:space="preserve">  </w:t>
       </w:r>
-      <w:bookmarkStart w:id="24" w:name="_Toc213042725"/>
+      <w:bookmarkStart w:id="24" w:name="_Toc215407260"/>
       <w:r>
         <w:rPr>
           <w:rFonts w:ascii="Times New Roman" w:hAnsi="Times New Roman" w:cs="Times New Roman"/>
@@ -7919,24 +8048,22 @@
           <w:tab w:val="left" w:pos="3355"/>
           <w:tab w:val="left" w:pos="4591"/>
         </w:tabs>
-        <w:jc w:val="both"/>
+        <w:jc w:val="center"/>
         <w:rPr>
           <w:rFonts w:ascii="Times New Roman" w:hAnsi="Times New Roman" w:cs="Times New Roman"/>
           <w:color w:val="auto"/>
         </w:rPr>
       </w:pPr>
-      <w:bookmarkStart w:id="25" w:name="_Toc213042726"/>
-      <w:r>
-        <w:rPr>
-          <w:rFonts w:ascii="Times New Roman" w:hAnsi="Times New Roman" w:cs="Times New Roman"/>
+      <w:bookmarkStart w:id="25" w:name="_Toc215407261"/>
+      <w:r>
+        <w:rPr>
           <w:noProof/>
-          <w:color w:val="auto"/>
         </w:rPr>
         <w:drawing>
-          <wp:inline distT="0" distB="0" distL="0" distR="0">
-            <wp:extent cx="5257800" cy="5770880"/>
-            <wp:effectExtent l="0" t="0" r="0" b="1270"/>
-            <wp:docPr id="9" name="Picture 9"/>
+          <wp:inline distT="0" distB="0" distL="0" distR="0" wp14:anchorId="37B228FB" wp14:editId="48DAED7D">
+            <wp:extent cx="3637527" cy="4151086"/>
+            <wp:effectExtent l="0" t="0" r="1270" b="1905"/>
+            <wp:docPr id="26" name="Picture 26"/>
             <wp:cNvGraphicFramePr>
               <a:graphicFrameLocks xmlns:a="http://schemas.openxmlformats.org/drawingml/2006/main" noChangeAspect="1"/>
             </wp:cNvGraphicFramePr>
@@ -7944,7 +8071,7 @@
               <a:graphicData uri="http://schemas.openxmlformats.org/drawingml/2006/picture">
                 <pic:pic xmlns:pic="http://schemas.openxmlformats.org/drawingml/2006/picture">
                   <pic:nvPicPr>
-                    <pic:cNvPr id="9" name="Pritask(1).drawio.png"/>
+                    <pic:cNvPr id="26" name="TaskRanker1.drawio.png"/>
                     <pic:cNvPicPr/>
                   </pic:nvPicPr>
                   <pic:blipFill>
@@ -7962,7 +8089,7 @@
                   <pic:spPr>
                     <a:xfrm>
                       <a:off x="0" y="0"/>
-                      <a:ext cx="5257800" cy="5770880"/>
+                      <a:ext cx="3651498" cy="4167029"/>
                     </a:xfrm>
                     <a:prstGeom prst="rect">
                       <a:avLst/>
@@ -7977,15 +8104,18 @@
       <w:bookmarkEnd w:id="25"/>
     </w:p>
     <w:p>
+      <w:pPr>
+        <w:jc w:val="center"/>
+      </w:pPr>
       <w:r>
         <w:rPr>
           <w:noProof/>
         </w:rPr>
         <w:drawing>
           <wp:inline distT="0" distB="0" distL="0" distR="0">
-            <wp:extent cx="5422006" cy="1828290"/>
-            <wp:effectExtent l="0" t="0" r="7620" b="635"/>
-            <wp:docPr id="13" name="Picture 13"/>
+            <wp:extent cx="3796740" cy="3497943"/>
+            <wp:effectExtent l="0" t="0" r="0" b="7620"/>
+            <wp:docPr id="25" name="Picture 25"/>
             <wp:cNvGraphicFramePr>
               <a:graphicFrameLocks xmlns:a="http://schemas.openxmlformats.org/drawingml/2006/main" noChangeAspect="1"/>
             </wp:cNvGraphicFramePr>
@@ -7993,1268 +8123,24 @@
               <a:graphicData uri="http://schemas.openxmlformats.org/drawingml/2006/picture">
                 <pic:pic xmlns:pic="http://schemas.openxmlformats.org/drawingml/2006/picture">
                   <pic:nvPicPr>
-                    <pic:cNvPr id="13" name="Pritask(2).drawio.png"/>
+                    <pic:cNvPr id="25" name="TaskRanker2.drawio.png"/>
                     <pic:cNvPicPr/>
                   </pic:nvPicPr>
-                  <pic:blipFill>
-                    <a:blip r:embed="rId15" cstate="print">
+                  <pic:blipFill rotWithShape="1">
+                    <a:blip r:embed="rId15">
                       <a:extLst>
                         <a:ext uri="{28A0092B-C50C-407E-A947-70E740481C1C}">
                           <a14:useLocalDpi xmlns:a14="http://schemas.microsoft.com/office/drawing/2010/main" val="0"/>
                         </a:ext>
                       </a:extLst>
                     </a:blip>
-                    <a:stretch>
-                      <a:fillRect/>
-                    </a:stretch>
-                  </pic:blipFill>
-                  <pic:spPr>
-                    <a:xfrm>
-                      <a:off x="0" y="0"/>
-                      <a:ext cx="5430990" cy="1831319"/>
-                    </a:xfrm>
-                    <a:prstGeom prst="rect">
-                      <a:avLst/>
-                    </a:prstGeom>
-                  </pic:spPr>
-                </pic:pic>
-              </a:graphicData>
-            </a:graphic>
-          </wp:inline>
-        </w:drawing>
-      </w:r>
-    </w:p>
-    <w:p>
-      <w:pPr>
-        <w:pStyle w:val="Heading3"/>
-        <w:tabs>
-          <w:tab w:val="left" w:pos="3355"/>
-          <w:tab w:val="left" w:pos="4591"/>
-        </w:tabs>
-        <w:jc w:val="center"/>
-        <w:rPr>
-          <w:rFonts w:ascii="Times New Roman" w:hAnsi="Times New Roman" w:cs="Times New Roman"/>
-          <w:color w:val="auto"/>
-        </w:rPr>
-      </w:pPr>
-    </w:p>
-    <w:p>
-      <w:pPr>
-        <w:jc w:val="center"/>
-      </w:pPr>
-      <w:r>
-        <w:t>..</w:t>
-      </w:r>
-    </w:p>
-    <w:p>
-      <w:pPr>
-        <w:jc w:val="center"/>
-      </w:pPr>
-    </w:p>
-    <w:p>
-      <w:pPr>
-        <w:pStyle w:val="Heading3"/>
-        <w:tabs>
-          <w:tab w:val="left" w:pos="3355"/>
-          <w:tab w:val="center" w:pos="4140"/>
-        </w:tabs>
-        <w:jc w:val="both"/>
-        <w:rPr>
-          <w:rFonts w:ascii="Times New Roman" w:hAnsi="Times New Roman" w:cs="Times New Roman"/>
-          <w:color w:val="auto"/>
-        </w:rPr>
-      </w:pPr>
-      <w:r>
-        <w:rPr>
-          <w:rFonts w:ascii="Times New Roman" w:hAnsi="Times New Roman" w:cs="Times New Roman"/>
-          <w:color w:val="auto"/>
-        </w:rPr>
-        <w:t xml:space="preserve">  </w:t>
-      </w:r>
-      <w:bookmarkStart w:id="26" w:name="_Toc213042727"/>
-      <w:r>
-        <w:rPr>
-          <w:rFonts w:ascii="Times New Roman" w:hAnsi="Times New Roman" w:cs="Times New Roman"/>
-          <w:color w:val="auto"/>
-        </w:rPr>
-        <w:t>3.3.3. Database</w:t>
-      </w:r>
-      <w:r>
-        <w:rPr>
-          <w:rFonts w:ascii="Times New Roman" w:hAnsi="Times New Roman" w:cs="Times New Roman"/>
-          <w:color w:val="auto"/>
-        </w:rPr>
-        <w:t xml:space="preserve"> Diagram</w:t>
-      </w:r>
-      <w:bookmarkEnd w:id="26"/>
-    </w:p>
-    <w:p>
-      <w:pPr>
-        <w:jc w:val="center"/>
-      </w:pPr>
-      <w:r>
-        <w:rPr>
-          <w:noProof/>
-        </w:rPr>
-        <w:drawing>
-          <wp:inline distT="0" distB="0" distL="0" distR="0">
-            <wp:extent cx="5257800" cy="1787134"/>
-            <wp:effectExtent l="0" t="0" r="0" b="3810"/>
-            <wp:docPr id="12" name="Picture 12" descr="C:\Users\USER\AppData\Local\Packages\5319275A.WhatsAppDesktop_cv1g1gvanyjgm\TempState\610A059AF31F91F9BD718D61964F8F6D\WhatsApp Image 2025-11-02 at 20.18.57_90595d14.jpg"/>
-            <wp:cNvGraphicFramePr>
-              <a:graphicFrameLocks xmlns:a="http://schemas.openxmlformats.org/drawingml/2006/main" noChangeAspect="1"/>
-            </wp:cNvGraphicFramePr>
-            <a:graphic xmlns:a="http://schemas.openxmlformats.org/drawingml/2006/main">
-              <a:graphicData uri="http://schemas.openxmlformats.org/drawingml/2006/picture">
-                <pic:pic xmlns:pic="http://schemas.openxmlformats.org/drawingml/2006/picture">
-                  <pic:nvPicPr>
-                    <pic:cNvPr id="0" name="Picture 8" descr="C:\Users\USER\AppData\Local\Packages\5319275A.WhatsAppDesktop_cv1g1gvanyjgm\TempState\610A059AF31F91F9BD718D61964F8F6D\WhatsApp Image 2025-11-02 at 20.18.57_90595d14.jpg"/>
-                    <pic:cNvPicPr>
-                      <a:picLocks noChangeAspect="1" noChangeArrowheads="1"/>
-                    </pic:cNvPicPr>
-                  </pic:nvPicPr>
-                  <pic:blipFill>
-                    <a:blip r:embed="rId16">
-                      <a:extLst>
-                        <a:ext uri="{28A0092B-C50C-407E-A947-70E740481C1C}">
-                          <a14:useLocalDpi xmlns:a14="http://schemas.microsoft.com/office/drawing/2010/main" val="0"/>
-                        </a:ext>
-                      </a:extLst>
-                    </a:blip>
-                    <a:srcRect/>
-                    <a:stretch>
-                      <a:fillRect/>
-                    </a:stretch>
-                  </pic:blipFill>
-                  <pic:spPr bwMode="auto">
-                    <a:xfrm>
-                      <a:off x="0" y="0"/>
-                      <a:ext cx="5257800" cy="1787134"/>
-                    </a:xfrm>
-                    <a:prstGeom prst="rect">
-                      <a:avLst/>
-                    </a:prstGeom>
-                    <a:noFill/>
-                    <a:ln>
-                      <a:noFill/>
-                    </a:ln>
-                  </pic:spPr>
-                </pic:pic>
-              </a:graphicData>
-            </a:graphic>
-          </wp:inline>
-        </w:drawing>
-      </w:r>
-    </w:p>
-    <w:p>
-      <w:pPr>
-        <w:pStyle w:val="Heading3"/>
-        <w:tabs>
-          <w:tab w:val="left" w:pos="2167"/>
-        </w:tabs>
-        <w:jc w:val="both"/>
-        <w:rPr>
-          <w:rFonts w:ascii="Times New Roman" w:hAnsi="Times New Roman" w:cs="Times New Roman"/>
-          <w:color w:val="auto"/>
-        </w:rPr>
-      </w:pPr>
-      <w:r>
-        <w:rPr>
-          <w:rFonts w:ascii="Times New Roman" w:hAnsi="Times New Roman" w:cs="Times New Roman"/>
-          <w:color w:val="auto"/>
-        </w:rPr>
-        <w:t xml:space="preserve">  </w:t>
-      </w:r>
-      <w:bookmarkStart w:id="27" w:name="_Toc213042728"/>
-      <w:r>
-        <w:rPr>
-          <w:rFonts w:ascii="Times New Roman" w:hAnsi="Times New Roman" w:cs="Times New Roman"/>
-          <w:color w:val="auto"/>
-        </w:rPr>
-        <w:t>3.3.4. UI Design</w:t>
-      </w:r>
-      <w:bookmarkEnd w:id="27"/>
-      <w:r>
-        <w:rPr>
-          <w:rFonts w:ascii="Times New Roman" w:hAnsi="Times New Roman" w:cs="Times New Roman"/>
-          <w:color w:val="auto"/>
-        </w:rPr>
-        <w:tab/>
-      </w:r>
-    </w:p>
-    <w:p>
-      <w:pPr>
-        <w:jc w:val="center"/>
-      </w:pPr>
-      <w:r>
-        <w:rPr>
-          <w:noProof/>
-        </w:rPr>
-        <w:drawing>
-          <wp:inline distT="0" distB="0" distL="0" distR="0">
-            <wp:extent cx="5257800" cy="2197048"/>
-            <wp:effectExtent l="0" t="0" r="0" b="0"/>
-            <wp:docPr id="1" name="Picture 1" descr="C:\Users\USER\AppData\Local\Packages\5319275A.WhatsAppDesktop_cv1g1gvanyjgm\TempState\68CBEB19AED2460FDFE09EA08EBBEB80\WhatsApp Image 2025-11-02 at 18.43.25_126a53c9.jpg"/>
-            <wp:cNvGraphicFramePr>
-              <a:graphicFrameLocks xmlns:a="http://schemas.openxmlformats.org/drawingml/2006/main" noChangeAspect="1"/>
-            </wp:cNvGraphicFramePr>
-            <a:graphic xmlns:a="http://schemas.openxmlformats.org/drawingml/2006/main">
-              <a:graphicData uri="http://schemas.openxmlformats.org/drawingml/2006/picture">
-                <pic:pic xmlns:pic="http://schemas.openxmlformats.org/drawingml/2006/picture">
-                  <pic:nvPicPr>
-                    <pic:cNvPr id="0" name="Picture 1" descr="C:\Users\USER\AppData\Local\Packages\5319275A.WhatsAppDesktop_cv1g1gvanyjgm\TempState\68CBEB19AED2460FDFE09EA08EBBEB80\WhatsApp Image 2025-11-02 at 18.43.25_126a53c9.jpg"/>
-                    <pic:cNvPicPr>
-                      <a:picLocks noChangeAspect="1" noChangeArrowheads="1"/>
-                    </pic:cNvPicPr>
-                  </pic:nvPicPr>
-                  <pic:blipFill>
-                    <a:blip r:embed="rId17" cstate="print">
-                      <a:extLst>
-                        <a:ext uri="{28A0092B-C50C-407E-A947-70E740481C1C}">
-                          <a14:useLocalDpi xmlns:a14="http://schemas.microsoft.com/office/drawing/2010/main" val="0"/>
-                        </a:ext>
-                      </a:extLst>
-                    </a:blip>
-                    <a:srcRect/>
-                    <a:stretch>
-                      <a:fillRect/>
-                    </a:stretch>
-                  </pic:blipFill>
-                  <pic:spPr bwMode="auto">
-                    <a:xfrm>
-                      <a:off x="0" y="0"/>
-                      <a:ext cx="5257800" cy="2197048"/>
-                    </a:xfrm>
-                    <a:prstGeom prst="rect">
-                      <a:avLst/>
-                    </a:prstGeom>
-                    <a:noFill/>
-                    <a:ln>
-                      <a:noFill/>
-                    </a:ln>
-                  </pic:spPr>
-                </pic:pic>
-              </a:graphicData>
-            </a:graphic>
-          </wp:inline>
-        </w:drawing>
-      </w:r>
-    </w:p>
-    <w:p>
-      <w:pPr>
-        <w:jc w:val="center"/>
-      </w:pPr>
-    </w:p>
-    <w:p>
-      <w:pPr>
-        <w:jc w:val="center"/>
-      </w:pPr>
-      <w:r>
-        <w:rPr>
-          <w:noProof/>
-        </w:rPr>
-        <w:drawing>
-          <wp:inline distT="0" distB="0" distL="0" distR="0">
-            <wp:extent cx="5257800" cy="2204442"/>
-            <wp:effectExtent l="0" t="0" r="0" b="5715"/>
-            <wp:docPr id="3" name="Picture 3" descr="C:\Users\USER\AppData\Local\Packages\5319275A.WhatsAppDesktop_cv1g1gvanyjgm\TempState\05599A926AE705597CC6F35EE78FC47B\WhatsApp Image 2025-11-02 at 18.43.26_182c4c1e.jpg"/>
-            <wp:cNvGraphicFramePr>
-              <a:graphicFrameLocks xmlns:a="http://schemas.openxmlformats.org/drawingml/2006/main" noChangeAspect="1"/>
-            </wp:cNvGraphicFramePr>
-            <a:graphic xmlns:a="http://schemas.openxmlformats.org/drawingml/2006/main">
-              <a:graphicData uri="http://schemas.openxmlformats.org/drawingml/2006/picture">
-                <pic:pic xmlns:pic="http://schemas.openxmlformats.org/drawingml/2006/picture">
-                  <pic:nvPicPr>
-                    <pic:cNvPr id="0" name="Picture 2" descr="C:\Users\USER\AppData\Local\Packages\5319275A.WhatsAppDesktop_cv1g1gvanyjgm\TempState\05599A926AE705597CC6F35EE78FC47B\WhatsApp Image 2025-11-02 at 18.43.26_182c4c1e.jpg"/>
-                    <pic:cNvPicPr>
-                      <a:picLocks noChangeAspect="1" noChangeArrowheads="1"/>
-                    </pic:cNvPicPr>
-                  </pic:nvPicPr>
-                  <pic:blipFill>
-                    <a:blip r:embed="rId18" cstate="print">
-                      <a:extLst>
-                        <a:ext uri="{28A0092B-C50C-407E-A947-70E740481C1C}">
-                          <a14:useLocalDpi xmlns:a14="http://schemas.microsoft.com/office/drawing/2010/main" val="0"/>
-                        </a:ext>
-                      </a:extLst>
-                    </a:blip>
-                    <a:srcRect/>
-                    <a:stretch>
-                      <a:fillRect/>
-                    </a:stretch>
-                  </pic:blipFill>
-                  <pic:spPr bwMode="auto">
-                    <a:xfrm>
-                      <a:off x="0" y="0"/>
-                      <a:ext cx="5257800" cy="2204442"/>
-                    </a:xfrm>
-                    <a:prstGeom prst="rect">
-                      <a:avLst/>
-                    </a:prstGeom>
-                    <a:noFill/>
-                    <a:ln>
-                      <a:noFill/>
-                    </a:ln>
-                  </pic:spPr>
-                </pic:pic>
-              </a:graphicData>
-            </a:graphic>
-          </wp:inline>
-        </w:drawing>
-      </w:r>
-    </w:p>
-    <w:p>
-      <w:pPr>
-        <w:jc w:val="center"/>
-      </w:pPr>
-    </w:p>
-    <w:p>
-      <w:pPr>
-        <w:jc w:val="center"/>
-      </w:pPr>
-      <w:r>
-        <w:rPr>
-          <w:noProof/>
-        </w:rPr>
-        <w:drawing>
-          <wp:inline distT="0" distB="0" distL="0" distR="0">
-            <wp:extent cx="5257800" cy="2268248"/>
-            <wp:effectExtent l="0" t="0" r="0" b="0"/>
-            <wp:docPr id="4" name="Picture 4" descr="C:\Users\USER\AppData\Local\Packages\5319275A.WhatsAppDesktop_cv1g1gvanyjgm\TempState\7FBA8D73E529B1009026E69E3FA83CF4\WhatsApp Image 2025-11-02 at 18.43.26_b7b02c39.jpg"/>
-            <wp:cNvGraphicFramePr>
-              <a:graphicFrameLocks xmlns:a="http://schemas.openxmlformats.org/drawingml/2006/main" noChangeAspect="1"/>
-            </wp:cNvGraphicFramePr>
-            <a:graphic xmlns:a="http://schemas.openxmlformats.org/drawingml/2006/main">
-              <a:graphicData uri="http://schemas.openxmlformats.org/drawingml/2006/picture">
-                <pic:pic xmlns:pic="http://schemas.openxmlformats.org/drawingml/2006/picture">
-                  <pic:nvPicPr>
-                    <pic:cNvPr id="0" name="Picture 3" descr="C:\Users\USER\AppData\Local\Packages\5319275A.WhatsAppDesktop_cv1g1gvanyjgm\TempState\7FBA8D73E529B1009026E69E3FA83CF4\WhatsApp Image 2025-11-02 at 18.43.26_b7b02c39.jpg"/>
-                    <pic:cNvPicPr>
-                      <a:picLocks noChangeAspect="1" noChangeArrowheads="1"/>
-                    </pic:cNvPicPr>
-                  </pic:nvPicPr>
-                  <pic:blipFill>
-                    <a:blip r:embed="rId19" cstate="print">
-                      <a:extLst>
-                        <a:ext uri="{28A0092B-C50C-407E-A947-70E740481C1C}">
-                          <a14:useLocalDpi xmlns:a14="http://schemas.microsoft.com/office/drawing/2010/main" val="0"/>
-                        </a:ext>
-                      </a:extLst>
-                    </a:blip>
-                    <a:srcRect/>
-                    <a:stretch>
-                      <a:fillRect/>
-                    </a:stretch>
-                  </pic:blipFill>
-                  <pic:spPr bwMode="auto">
-                    <a:xfrm>
-                      <a:off x="0" y="0"/>
-                      <a:ext cx="5257800" cy="2268248"/>
-                    </a:xfrm>
-                    <a:prstGeom prst="rect">
-                      <a:avLst/>
-                    </a:prstGeom>
-                    <a:noFill/>
-                    <a:ln>
-                      <a:noFill/>
-                    </a:ln>
-                  </pic:spPr>
-                </pic:pic>
-              </a:graphicData>
-            </a:graphic>
-          </wp:inline>
-        </w:drawing>
-      </w:r>
-    </w:p>
-    <w:p>
-      <w:pPr>
-        <w:jc w:val="center"/>
-      </w:pPr>
-    </w:p>
-    <w:p>
-      <w:pPr>
-        <w:jc w:val="center"/>
-      </w:pPr>
-      <w:r>
-        <w:rPr>
-          <w:noProof/>
-        </w:rPr>
-        <w:drawing>
-          <wp:inline distT="0" distB="0" distL="0" distR="0">
-            <wp:extent cx="5257800" cy="2223337"/>
-            <wp:effectExtent l="0" t="0" r="0" b="5715"/>
-            <wp:docPr id="5" name="Picture 5" descr="C:\Users\USER\AppData\Local\Packages\5319275A.WhatsAppDesktop_cv1g1gvanyjgm\TempState\B6C3DE511AEED53ACE68B87E7B986B1F\WhatsApp Image 2025-11-02 at 18.43.27_41438ca6.jpg"/>
-            <wp:cNvGraphicFramePr>
-              <a:graphicFrameLocks xmlns:a="http://schemas.openxmlformats.org/drawingml/2006/main" noChangeAspect="1"/>
-            </wp:cNvGraphicFramePr>
-            <a:graphic xmlns:a="http://schemas.openxmlformats.org/drawingml/2006/main">
-              <a:graphicData uri="http://schemas.openxmlformats.org/drawingml/2006/picture">
-                <pic:pic xmlns:pic="http://schemas.openxmlformats.org/drawingml/2006/picture">
-                  <pic:nvPicPr>
-                    <pic:cNvPr id="0" name="Picture 4" descr="C:\Users\USER\AppData\Local\Packages\5319275A.WhatsAppDesktop_cv1g1gvanyjgm\TempState\B6C3DE511AEED53ACE68B87E7B986B1F\WhatsApp Image 2025-11-02 at 18.43.27_41438ca6.jpg"/>
-                    <pic:cNvPicPr>
-                      <a:picLocks noChangeAspect="1" noChangeArrowheads="1"/>
-                    </pic:cNvPicPr>
-                  </pic:nvPicPr>
-                  <pic:blipFill>
-                    <a:blip r:embed="rId20" cstate="print">
-                      <a:extLst>
-                        <a:ext uri="{28A0092B-C50C-407E-A947-70E740481C1C}">
-                          <a14:useLocalDpi xmlns:a14="http://schemas.microsoft.com/office/drawing/2010/main" val="0"/>
-                        </a:ext>
-                      </a:extLst>
-                    </a:blip>
-                    <a:srcRect/>
-                    <a:stretch>
-                      <a:fillRect/>
-                    </a:stretch>
-                  </pic:blipFill>
-                  <pic:spPr bwMode="auto">
-                    <a:xfrm>
-                      <a:off x="0" y="0"/>
-                      <a:ext cx="5257800" cy="2223337"/>
-                    </a:xfrm>
-                    <a:prstGeom prst="rect">
-                      <a:avLst/>
-                    </a:prstGeom>
-                    <a:noFill/>
-                    <a:ln>
-                      <a:noFill/>
-                    </a:ln>
-                  </pic:spPr>
-                </pic:pic>
-              </a:graphicData>
-            </a:graphic>
-          </wp:inline>
-        </w:drawing>
-      </w:r>
-    </w:p>
-    <w:p>
-      <w:pPr>
-        <w:jc w:val="center"/>
-      </w:pPr>
-    </w:p>
-    <w:p>
-      <w:pPr>
-        <w:jc w:val="center"/>
-      </w:pPr>
-      <w:r>
-        <w:rPr>
-          <w:noProof/>
-        </w:rPr>
-        <w:drawing>
-          <wp:inline distT="0" distB="0" distL="0" distR="0">
-            <wp:extent cx="5257800" cy="2230731"/>
-            <wp:effectExtent l="0" t="0" r="0" b="0"/>
-            <wp:docPr id="6" name="Picture 6" descr="C:\Users\USER\AppData\Local\Packages\5319275A.WhatsAppDesktop_cv1g1gvanyjgm\TempState\08459CA4E9D2068442C332D5E622650A\WhatsApp Image 2025-11-02 at 18.43.27_7874d514.jpg"/>
-            <wp:cNvGraphicFramePr>
-              <a:graphicFrameLocks xmlns:a="http://schemas.openxmlformats.org/drawingml/2006/main" noChangeAspect="1"/>
-            </wp:cNvGraphicFramePr>
-            <a:graphic xmlns:a="http://schemas.openxmlformats.org/drawingml/2006/main">
-              <a:graphicData uri="http://schemas.openxmlformats.org/drawingml/2006/picture">
-                <pic:pic xmlns:pic="http://schemas.openxmlformats.org/drawingml/2006/picture">
-                  <pic:nvPicPr>
-                    <pic:cNvPr id="0" name="Picture 5" descr="C:\Users\USER\AppData\Local\Packages\5319275A.WhatsAppDesktop_cv1g1gvanyjgm\TempState\08459CA4E9D2068442C332D5E622650A\WhatsApp Image 2025-11-02 at 18.43.27_7874d514.jpg"/>
-                    <pic:cNvPicPr>
-                      <a:picLocks noChangeAspect="1" noChangeArrowheads="1"/>
-                    </pic:cNvPicPr>
-                  </pic:nvPicPr>
-                  <pic:blipFill>
-                    <a:blip r:embed="rId21" cstate="print">
-                      <a:extLst>
-                        <a:ext uri="{28A0092B-C50C-407E-A947-70E740481C1C}">
-                          <a14:useLocalDpi xmlns:a14="http://schemas.microsoft.com/office/drawing/2010/main" val="0"/>
-                        </a:ext>
-                      </a:extLst>
-                    </a:blip>
-                    <a:srcRect/>
-                    <a:stretch>
-                      <a:fillRect/>
-                    </a:stretch>
-                  </pic:blipFill>
-                  <pic:spPr bwMode="auto">
-                    <a:xfrm>
-                      <a:off x="0" y="0"/>
-                      <a:ext cx="5257800" cy="2230731"/>
-                    </a:xfrm>
-                    <a:prstGeom prst="rect">
-                      <a:avLst/>
-                    </a:prstGeom>
-                    <a:noFill/>
-                    <a:ln>
-                      <a:noFill/>
-                    </a:ln>
-                  </pic:spPr>
-                </pic:pic>
-              </a:graphicData>
-            </a:graphic>
-          </wp:inline>
-        </w:drawing>
-      </w:r>
-    </w:p>
-    <w:p>
-      <w:pPr>
-        <w:jc w:val="center"/>
-      </w:pPr>
-    </w:p>
-    <w:p>
-      <w:pPr>
-        <w:jc w:val="center"/>
-      </w:pPr>
-      <w:r>
-        <w:rPr>
-          <w:noProof/>
-        </w:rPr>
-        <w:drawing>
-          <wp:inline distT="0" distB="0" distL="0" distR="0">
-            <wp:extent cx="5257800" cy="2204442"/>
-            <wp:effectExtent l="0" t="0" r="0" b="5715"/>
-            <wp:docPr id="7" name="Picture 7" descr="C:\Users\USER\AppData\Local\Packages\5319275A.WhatsAppDesktop_cv1g1gvanyjgm\TempState\2CCFF83E6D315762A7A5862246B9FD5A\WhatsApp Image 2025-11-02 at 18.43.28_b0f57e99.jpg"/>
-            <wp:cNvGraphicFramePr>
-              <a:graphicFrameLocks xmlns:a="http://schemas.openxmlformats.org/drawingml/2006/main" noChangeAspect="1"/>
-            </wp:cNvGraphicFramePr>
-            <a:graphic xmlns:a="http://schemas.openxmlformats.org/drawingml/2006/main">
-              <a:graphicData uri="http://schemas.openxmlformats.org/drawingml/2006/picture">
-                <pic:pic xmlns:pic="http://schemas.openxmlformats.org/drawingml/2006/picture">
-                  <pic:nvPicPr>
-                    <pic:cNvPr id="0" name="Picture 6" descr="C:\Users\USER\AppData\Local\Packages\5319275A.WhatsAppDesktop_cv1g1gvanyjgm\TempState\2CCFF83E6D315762A7A5862246B9FD5A\WhatsApp Image 2025-11-02 at 18.43.28_b0f57e99.jpg"/>
-                    <pic:cNvPicPr>
-                      <a:picLocks noChangeAspect="1" noChangeArrowheads="1"/>
-                    </pic:cNvPicPr>
-                  </pic:nvPicPr>
-                  <pic:blipFill>
-                    <a:blip r:embed="rId22" cstate="print">
-                      <a:extLst>
-                        <a:ext uri="{28A0092B-C50C-407E-A947-70E740481C1C}">
-                          <a14:useLocalDpi xmlns:a14="http://schemas.microsoft.com/office/drawing/2010/main" val="0"/>
-                        </a:ext>
-                      </a:extLst>
-                    </a:blip>
-                    <a:srcRect/>
-                    <a:stretch>
-                      <a:fillRect/>
-                    </a:stretch>
-                  </pic:blipFill>
-                  <pic:spPr bwMode="auto">
-                    <a:xfrm>
-                      <a:off x="0" y="0"/>
-                      <a:ext cx="5257800" cy="2204442"/>
-                    </a:xfrm>
-                    <a:prstGeom prst="rect">
-                      <a:avLst/>
-                    </a:prstGeom>
-                    <a:noFill/>
-                    <a:ln>
-                      <a:noFill/>
-                    </a:ln>
-                  </pic:spPr>
-                </pic:pic>
-              </a:graphicData>
-            </a:graphic>
-          </wp:inline>
-        </w:drawing>
-      </w:r>
-    </w:p>
-    <w:p>
-      <w:pPr>
-        <w:jc w:val="center"/>
-      </w:pPr>
-    </w:p>
-    <w:p>
-      <w:pPr>
-        <w:jc w:val="center"/>
-      </w:pPr>
-      <w:r>
-        <w:rPr>
-          <w:noProof/>
-        </w:rPr>
-        <w:drawing>
-          <wp:inline distT="0" distB="0" distL="0" distR="0">
-            <wp:extent cx="5257800" cy="2260854"/>
-            <wp:effectExtent l="0" t="0" r="0" b="6350"/>
-            <wp:docPr id="8" name="Picture 8" descr="C:\Users\USER\AppData\Local\Packages\5319275A.WhatsAppDesktop_cv1g1gvanyjgm\TempState\997D1A2B5FD043C81CB5EB151D1974B5\WhatsApp Image 2025-11-02 at 18.43.28_c1d68cbb.jpg"/>
-            <wp:cNvGraphicFramePr>
-              <a:graphicFrameLocks xmlns:a="http://schemas.openxmlformats.org/drawingml/2006/main" noChangeAspect="1"/>
-            </wp:cNvGraphicFramePr>
-            <a:graphic xmlns:a="http://schemas.openxmlformats.org/drawingml/2006/main">
-              <a:graphicData uri="http://schemas.openxmlformats.org/drawingml/2006/picture">
-                <pic:pic xmlns:pic="http://schemas.openxmlformats.org/drawingml/2006/picture">
-                  <pic:nvPicPr>
-                    <pic:cNvPr id="0" name="Picture 7" descr="C:\Users\USER\AppData\Local\Packages\5319275A.WhatsAppDesktop_cv1g1gvanyjgm\TempState\997D1A2B5FD043C81CB5EB151D1974B5\WhatsApp Image 2025-11-02 at 18.43.28_c1d68cbb.jpg"/>
-                    <pic:cNvPicPr>
-                      <a:picLocks noChangeAspect="1" noChangeArrowheads="1"/>
-                    </pic:cNvPicPr>
-                  </pic:nvPicPr>
-                  <pic:blipFill>
-                    <a:blip r:embed="rId23" cstate="print">
-                      <a:extLst>
-                        <a:ext uri="{28A0092B-C50C-407E-A947-70E740481C1C}">
-                          <a14:useLocalDpi xmlns:a14="http://schemas.microsoft.com/office/drawing/2010/main" val="0"/>
-                        </a:ext>
-                      </a:extLst>
-                    </a:blip>
-                    <a:srcRect/>
-                    <a:stretch>
-                      <a:fillRect/>
-                    </a:stretch>
-                  </pic:blipFill>
-                  <pic:spPr bwMode="auto">
-                    <a:xfrm>
-                      <a:off x="0" y="0"/>
-                      <a:ext cx="5257800" cy="2260854"/>
-                    </a:xfrm>
-                    <a:prstGeom prst="rect">
-                      <a:avLst/>
-                    </a:prstGeom>
-                    <a:noFill/>
-                    <a:ln>
-                      <a:noFill/>
-                    </a:ln>
-                  </pic:spPr>
-                </pic:pic>
-              </a:graphicData>
-            </a:graphic>
-          </wp:inline>
-        </w:drawing>
-      </w:r>
-    </w:p>
-    <w:p>
-      <w:pPr>
-        <w:jc w:val="center"/>
-      </w:pPr>
-    </w:p>
-    <w:p>
-      <w:pPr>
-        <w:pStyle w:val="Heading2"/>
-        <w:spacing w:line="240" w:lineRule="auto"/>
-        <w:rPr>
-          <w:rFonts w:ascii="Times New Roman" w:hAnsi="Times New Roman" w:cs="Times New Roman"/>
-          <w:b/>
-          <w:color w:val="000000" w:themeColor="text1"/>
-          <w:sz w:val="24"/>
-          <w:szCs w:val="24"/>
-        </w:rPr>
-      </w:pPr>
-      <w:bookmarkStart w:id="28" w:name="_Toc213042729"/>
-      <w:r>
-        <w:rPr>
-          <w:rFonts w:ascii="Times New Roman" w:hAnsi="Times New Roman" w:cs="Times New Roman"/>
-          <w:b/>
-          <w:color w:val="000000" w:themeColor="text1"/>
-          <w:sz w:val="24"/>
-          <w:szCs w:val="24"/>
-        </w:rPr>
-        <w:t xml:space="preserve">3.4. </w:t>
-      </w:r>
-      <w:r>
-        <w:rPr>
-          <w:rFonts w:ascii="Times New Roman" w:hAnsi="Times New Roman" w:cs="Times New Roman"/>
-          <w:b/>
-          <w:color w:val="000000" w:themeColor="text1"/>
-          <w:sz w:val="24"/>
-          <w:szCs w:val="24"/>
-        </w:rPr>
-        <w:tab/>
-        <w:t>Implementasi Program</w:t>
-      </w:r>
-      <w:bookmarkEnd w:id="28"/>
-    </w:p>
-    <w:p>
-      <w:pPr>
-        <w:pStyle w:val="Heading3"/>
-        <w:tabs>
-          <w:tab w:val="left" w:pos="2167"/>
-        </w:tabs>
-        <w:jc w:val="both"/>
-        <w:rPr>
-          <w:rFonts w:ascii="Times New Roman" w:hAnsi="Times New Roman" w:cs="Times New Roman"/>
-          <w:color w:val="auto"/>
-        </w:rPr>
-      </w:pPr>
-      <w:r>
-        <w:rPr>
-          <w:rFonts w:ascii="Times New Roman" w:hAnsi="Times New Roman" w:cs="Times New Roman"/>
-          <w:color w:val="auto"/>
-        </w:rPr>
-        <w:t xml:space="preserve">  </w:t>
-      </w:r>
-      <w:bookmarkStart w:id="29" w:name="_Toc213042730"/>
-      <w:r>
-        <w:rPr>
-          <w:rFonts w:ascii="Times New Roman" w:hAnsi="Times New Roman" w:cs="Times New Roman"/>
-          <w:color w:val="auto"/>
-        </w:rPr>
-        <w:t>3.4.1. Lingkungan Implementasi</w:t>
-      </w:r>
-      <w:bookmarkEnd w:id="29"/>
-    </w:p>
-    <w:p>
-      <w:pPr>
-        <w:pStyle w:val="ListParagraph"/>
-        <w:numPr>
-          <w:ilvl w:val="0"/>
-          <w:numId w:val="17"/>
-        </w:numPr>
-        <w:jc w:val="both"/>
-        <w:rPr>
-          <w:rFonts w:ascii="Times New Roman" w:hAnsi="Times New Roman" w:cs="Times New Roman"/>
-          <w:sz w:val="24"/>
-          <w:szCs w:val="24"/>
-        </w:rPr>
-      </w:pPr>
-      <w:r>
-        <w:rPr>
-          <w:rStyle w:val="Strong"/>
-          <w:rFonts w:ascii="Times New Roman" w:hAnsi="Times New Roman" w:cs="Times New Roman"/>
-          <w:b w:val="0"/>
-          <w:sz w:val="24"/>
-          <w:szCs w:val="24"/>
-        </w:rPr>
-        <w:t>Bahasa Pemrograman:</w:t>
-      </w:r>
-      <w:r>
-        <w:rPr>
-          <w:rFonts w:ascii="Times New Roman" w:hAnsi="Times New Roman" w:cs="Times New Roman"/>
-          <w:sz w:val="24"/>
-          <w:szCs w:val="24"/>
-        </w:rPr>
-        <w:t xml:space="preserve"> Python 3.x</w:t>
-      </w:r>
-    </w:p>
-    <w:p>
-      <w:pPr>
-        <w:pStyle w:val="ListParagraph"/>
-        <w:numPr>
-          <w:ilvl w:val="0"/>
-          <w:numId w:val="17"/>
-        </w:numPr>
-        <w:jc w:val="both"/>
-        <w:rPr>
-          <w:rStyle w:val="HTMLCode"/>
-          <w:rFonts w:ascii="Times New Roman" w:eastAsiaTheme="minorHAnsi" w:hAnsi="Times New Roman" w:cs="Times New Roman"/>
-          <w:sz w:val="24"/>
-          <w:szCs w:val="24"/>
-        </w:rPr>
-      </w:pPr>
-      <w:r>
-        <w:rPr>
-          <w:rStyle w:val="Strong"/>
-          <w:rFonts w:ascii="Times New Roman" w:hAnsi="Times New Roman" w:cs="Times New Roman"/>
-          <w:b w:val="0"/>
-          <w:sz w:val="24"/>
-          <w:szCs w:val="24"/>
-        </w:rPr>
-        <w:t>Library Utama:</w:t>
-      </w:r>
-      <w:r>
-        <w:rPr>
-          <w:rFonts w:ascii="Times New Roman" w:hAnsi="Times New Roman" w:cs="Times New Roman"/>
-          <w:sz w:val="24"/>
-          <w:szCs w:val="24"/>
-        </w:rPr>
-        <w:t xml:space="preserve"> </w:t>
-      </w:r>
-      <w:r>
-        <w:rPr>
-          <w:rStyle w:val="HTMLCode"/>
-          <w:rFonts w:ascii="Times New Roman" w:eastAsiaTheme="minorHAnsi" w:hAnsi="Times New Roman" w:cs="Times New Roman"/>
-          <w:sz w:val="24"/>
-          <w:szCs w:val="24"/>
-        </w:rPr>
-        <w:t>pandas</w:t>
-      </w:r>
-      <w:r>
-        <w:rPr>
-          <w:rFonts w:ascii="Times New Roman" w:hAnsi="Times New Roman" w:cs="Times New Roman"/>
-          <w:sz w:val="24"/>
-          <w:szCs w:val="24"/>
-        </w:rPr>
-        <w:t xml:space="preserve">, </w:t>
-      </w:r>
-      <w:r>
-        <w:rPr>
-          <w:rStyle w:val="HTMLCode"/>
-          <w:rFonts w:ascii="Times New Roman" w:eastAsiaTheme="minorHAnsi" w:hAnsi="Times New Roman" w:cs="Times New Roman"/>
-          <w:sz w:val="24"/>
-          <w:szCs w:val="24"/>
-        </w:rPr>
-        <w:t>numpy</w:t>
-      </w:r>
-      <w:r>
-        <w:rPr>
-          <w:rFonts w:ascii="Times New Roman" w:hAnsi="Times New Roman" w:cs="Times New Roman"/>
-          <w:sz w:val="24"/>
-          <w:szCs w:val="24"/>
-        </w:rPr>
-        <w:t xml:space="preserve">, </w:t>
-      </w:r>
-      <w:r>
-        <w:rPr>
-          <w:rStyle w:val="HTMLCode"/>
-          <w:rFonts w:ascii="Times New Roman" w:eastAsiaTheme="minorHAnsi" w:hAnsi="Times New Roman" w:cs="Times New Roman"/>
-          <w:sz w:val="24"/>
-          <w:szCs w:val="24"/>
-        </w:rPr>
-        <w:t>scikit-learn</w:t>
-      </w:r>
-      <w:r>
-        <w:rPr>
-          <w:rFonts w:ascii="Times New Roman" w:hAnsi="Times New Roman" w:cs="Times New Roman"/>
-          <w:sz w:val="24"/>
-          <w:szCs w:val="24"/>
-        </w:rPr>
-        <w:t xml:space="preserve">, </w:t>
-      </w:r>
-      <w:r>
-        <w:rPr>
-          <w:rStyle w:val="HTMLCode"/>
-          <w:rFonts w:ascii="Times New Roman" w:eastAsiaTheme="minorHAnsi" w:hAnsi="Times New Roman" w:cs="Times New Roman"/>
-          <w:sz w:val="24"/>
-          <w:szCs w:val="24"/>
-        </w:rPr>
-        <w:t>matplotlib</w:t>
-      </w:r>
-      <w:r>
-        <w:rPr>
-          <w:rFonts w:ascii="Times New Roman" w:hAnsi="Times New Roman" w:cs="Times New Roman"/>
-          <w:sz w:val="24"/>
-          <w:szCs w:val="24"/>
-        </w:rPr>
-        <w:t xml:space="preserve">, </w:t>
-      </w:r>
-      <w:r>
-        <w:rPr>
-          <w:rStyle w:val="HTMLCode"/>
-          <w:rFonts w:ascii="Times New Roman" w:eastAsiaTheme="minorHAnsi" w:hAnsi="Times New Roman" w:cs="Times New Roman"/>
-          <w:sz w:val="24"/>
-          <w:szCs w:val="24"/>
-        </w:rPr>
-        <w:t>tkinter</w:t>
-      </w:r>
-    </w:p>
-    <w:p>
-      <w:pPr>
-        <w:pStyle w:val="ListParagraph"/>
-        <w:numPr>
-          <w:ilvl w:val="0"/>
-          <w:numId w:val="17"/>
-        </w:numPr>
-        <w:jc w:val="both"/>
-        <w:rPr>
-          <w:rFonts w:ascii="Times New Roman" w:hAnsi="Times New Roman" w:cs="Times New Roman"/>
-          <w:sz w:val="24"/>
-          <w:szCs w:val="24"/>
-        </w:rPr>
-      </w:pPr>
-      <w:r>
-        <w:rPr>
-          <w:rStyle w:val="Strong"/>
-          <w:rFonts w:ascii="Times New Roman" w:hAnsi="Times New Roman" w:cs="Times New Roman"/>
-          <w:b w:val="0"/>
-          <w:sz w:val="24"/>
-          <w:szCs w:val="24"/>
-        </w:rPr>
-        <w:t>Database:</w:t>
-      </w:r>
-      <w:r>
-        <w:rPr>
-          <w:rFonts w:ascii="Times New Roman" w:hAnsi="Times New Roman" w:cs="Times New Roman"/>
-          <w:sz w:val="24"/>
-          <w:szCs w:val="24"/>
-        </w:rPr>
-        <w:t xml:space="preserve"> SQLite </w:t>
-      </w:r>
-    </w:p>
-    <w:p>
-      <w:pPr>
-        <w:pStyle w:val="ListParagraph"/>
-        <w:numPr>
-          <w:ilvl w:val="0"/>
-          <w:numId w:val="17"/>
-        </w:numPr>
-        <w:jc w:val="both"/>
-        <w:rPr>
-          <w:rFonts w:ascii="Times New Roman" w:hAnsi="Times New Roman" w:cs="Times New Roman"/>
-          <w:sz w:val="24"/>
-          <w:szCs w:val="24"/>
-        </w:rPr>
-      </w:pPr>
-      <w:r>
-        <w:rPr>
-          <w:rStyle w:val="Strong"/>
-          <w:rFonts w:ascii="Times New Roman" w:hAnsi="Times New Roman" w:cs="Times New Roman"/>
-          <w:b w:val="0"/>
-          <w:sz w:val="24"/>
-          <w:szCs w:val="24"/>
-        </w:rPr>
-        <w:t>Editor:</w:t>
-      </w:r>
-      <w:r>
-        <w:rPr>
-          <w:rFonts w:ascii="Times New Roman" w:hAnsi="Times New Roman" w:cs="Times New Roman"/>
-          <w:sz w:val="24"/>
-          <w:szCs w:val="24"/>
-        </w:rPr>
-        <w:t xml:space="preserve"> Visual Studio Code / Jupyter Notebook</w:t>
-      </w:r>
-    </w:p>
-    <w:p>
-      <w:pPr>
-        <w:pStyle w:val="Heading3"/>
-        <w:tabs>
-          <w:tab w:val="left" w:pos="2167"/>
-        </w:tabs>
-        <w:jc w:val="both"/>
-        <w:rPr>
-          <w:rFonts w:ascii="Times New Roman" w:hAnsi="Times New Roman" w:cs="Times New Roman"/>
-          <w:color w:val="auto"/>
-        </w:rPr>
-      </w:pPr>
-      <w:r>
-        <w:rPr>
-          <w:rFonts w:ascii="Times New Roman" w:hAnsi="Times New Roman" w:cs="Times New Roman"/>
-          <w:color w:val="auto"/>
-        </w:rPr>
-        <w:t xml:space="preserve">  </w:t>
-      </w:r>
-      <w:bookmarkStart w:id="30" w:name="_Toc213042731"/>
-      <w:r>
-        <w:rPr>
-          <w:rFonts w:ascii="Times New Roman" w:hAnsi="Times New Roman" w:cs="Times New Roman"/>
-          <w:color w:val="auto"/>
-        </w:rPr>
-        <w:t>3.4.2. Struktur Program</w:t>
-      </w:r>
-      <w:bookmarkEnd w:id="30"/>
-    </w:p>
-    <w:p>
-      <w:pPr>
-        <w:ind w:firstLine="720"/>
-        <w:rPr>
-          <w:rFonts w:ascii="Times New Roman" w:hAnsi="Times New Roman" w:cs="Times New Roman"/>
-          <w:sz w:val="24"/>
-          <w:szCs w:val="24"/>
-        </w:rPr>
-      </w:pPr>
-      <w:r>
-        <w:rPr>
-          <w:rFonts w:ascii="Times New Roman" w:hAnsi="Times New Roman" w:cs="Times New Roman"/>
-          <w:sz w:val="24"/>
-          <w:szCs w:val="24"/>
-        </w:rPr>
-        <w:t>Program dibagi menjadi beberapa modul utama:</w:t>
-      </w:r>
-    </w:p>
-    <w:p>
-      <w:pPr>
-        <w:pStyle w:val="ListParagraph"/>
-        <w:numPr>
-          <w:ilvl w:val="0"/>
-          <w:numId w:val="18"/>
-        </w:numPr>
-        <w:rPr>
-          <w:rFonts w:ascii="Times New Roman" w:eastAsia="Times New Roman" w:hAnsi="Times New Roman" w:cs="Times New Roman"/>
-          <w:sz w:val="24"/>
-          <w:szCs w:val="24"/>
-        </w:rPr>
-      </w:pPr>
-      <w:r>
-        <w:rPr>
-          <w:rFonts w:ascii="Times New Roman" w:eastAsia="Times New Roman" w:hAnsi="Times New Roman" w:cs="Times New Roman"/>
-          <w:sz w:val="24"/>
-          <w:szCs w:val="24"/>
-        </w:rPr>
-        <w:t xml:space="preserve">data_input.py </w:t>
-      </w:r>
-    </w:p>
-    <w:p>
-      <w:pPr>
-        <w:pStyle w:val="ListParagraph"/>
-        <w:rPr>
-          <w:rFonts w:ascii="Times New Roman" w:eastAsia="Times New Roman" w:hAnsi="Times New Roman" w:cs="Times New Roman"/>
-          <w:sz w:val="24"/>
-          <w:szCs w:val="24"/>
-        </w:rPr>
-      </w:pPr>
-      <w:r>
-        <w:rPr>
-          <w:rFonts w:ascii="Times New Roman" w:eastAsia="Times New Roman" w:hAnsi="Times New Roman" w:cs="Times New Roman"/>
-          <w:sz w:val="24"/>
-          <w:szCs w:val="24"/>
-        </w:rPr>
-        <w:t>Menangani input data tugas dari pengguna.</w:t>
-      </w:r>
-    </w:p>
-    <w:p>
-      <w:pPr>
-        <w:pStyle w:val="ListParagraph"/>
-        <w:numPr>
-          <w:ilvl w:val="0"/>
-          <w:numId w:val="18"/>
-        </w:numPr>
-        <w:rPr>
-          <w:rFonts w:ascii="Times New Roman" w:hAnsi="Times New Roman" w:cs="Times New Roman"/>
-          <w:sz w:val="24"/>
-          <w:szCs w:val="24"/>
-        </w:rPr>
-      </w:pPr>
-      <w:r>
-        <w:rPr>
-          <w:rFonts w:ascii="Times New Roman" w:eastAsia="Times New Roman" w:hAnsi="Times New Roman" w:cs="Times New Roman"/>
-          <w:sz w:val="24"/>
-          <w:szCs w:val="24"/>
-        </w:rPr>
-        <w:t xml:space="preserve">model_ml.py </w:t>
-      </w:r>
-    </w:p>
-    <w:p>
-      <w:pPr>
-        <w:pStyle w:val="ListParagraph"/>
-        <w:rPr>
-          <w:rFonts w:ascii="Times New Roman" w:eastAsia="Times New Roman" w:hAnsi="Times New Roman" w:cs="Times New Roman"/>
-          <w:sz w:val="24"/>
-          <w:szCs w:val="24"/>
-        </w:rPr>
-      </w:pPr>
-      <w:r>
-        <w:rPr>
-          <w:rFonts w:ascii="Times New Roman" w:eastAsia="Times New Roman" w:hAnsi="Times New Roman" w:cs="Times New Roman"/>
-          <w:sz w:val="24"/>
-          <w:szCs w:val="24"/>
-        </w:rPr>
-        <w:lastRenderedPageBreak/>
-        <w:t xml:space="preserve">Berisi algoritma </w:t>
-      </w:r>
-      <w:r>
-        <w:rPr>
-          <w:rFonts w:ascii="Times New Roman" w:eastAsia="Times New Roman" w:hAnsi="Times New Roman" w:cs="Times New Roman"/>
-          <w:i/>
-          <w:iCs/>
-          <w:sz w:val="24"/>
-          <w:szCs w:val="24"/>
-        </w:rPr>
-        <w:t>machine learning</w:t>
-      </w:r>
-      <w:r>
-        <w:rPr>
-          <w:rFonts w:ascii="Times New Roman" w:eastAsia="Times New Roman" w:hAnsi="Times New Roman" w:cs="Times New Roman"/>
-          <w:sz w:val="24"/>
-          <w:szCs w:val="24"/>
-        </w:rPr>
-        <w:t xml:space="preserve"> (misalnya </w:t>
-      </w:r>
-      <w:r>
-        <w:rPr>
-          <w:rFonts w:ascii="Times New Roman" w:eastAsia="Times New Roman" w:hAnsi="Times New Roman" w:cs="Times New Roman"/>
-          <w:i/>
-          <w:iCs/>
-          <w:sz w:val="24"/>
-          <w:szCs w:val="24"/>
-        </w:rPr>
-        <w:t>Decision Tree Regressor</w:t>
-      </w:r>
-      <w:r>
-        <w:rPr>
-          <w:rFonts w:ascii="Times New Roman" w:eastAsia="Times New Roman" w:hAnsi="Times New Roman" w:cs="Times New Roman"/>
-          <w:sz w:val="24"/>
-          <w:szCs w:val="24"/>
-        </w:rPr>
-        <w:t>).</w:t>
-      </w:r>
-    </w:p>
-    <w:p>
-      <w:pPr>
-        <w:pStyle w:val="ListParagraph"/>
-        <w:numPr>
-          <w:ilvl w:val="0"/>
-          <w:numId w:val="18"/>
-        </w:numPr>
-        <w:rPr>
-          <w:rFonts w:ascii="Times New Roman" w:hAnsi="Times New Roman" w:cs="Times New Roman"/>
-          <w:sz w:val="24"/>
-          <w:szCs w:val="24"/>
-        </w:rPr>
-      </w:pPr>
-      <w:r>
-        <w:rPr>
-          <w:rFonts w:ascii="Times New Roman" w:eastAsia="Times New Roman" w:hAnsi="Times New Roman" w:cs="Times New Roman"/>
-          <w:sz w:val="24"/>
-          <w:szCs w:val="24"/>
-        </w:rPr>
-        <w:t xml:space="preserve">interface.py </w:t>
-      </w:r>
-    </w:p>
-    <w:p>
-      <w:pPr>
-        <w:pStyle w:val="ListParagraph"/>
-        <w:rPr>
-          <w:rFonts w:ascii="Times New Roman" w:eastAsia="Times New Roman" w:hAnsi="Times New Roman" w:cs="Times New Roman"/>
-          <w:sz w:val="24"/>
-          <w:szCs w:val="24"/>
-        </w:rPr>
-      </w:pPr>
-      <w:r>
-        <w:rPr>
-          <w:rFonts w:ascii="Times New Roman" w:eastAsia="Times New Roman" w:hAnsi="Times New Roman" w:cs="Times New Roman"/>
-          <w:sz w:val="24"/>
-          <w:szCs w:val="24"/>
-        </w:rPr>
-        <w:t>Berisi antarmuka GUI.</w:t>
-      </w:r>
-    </w:p>
-    <w:p>
-      <w:pPr>
-        <w:pStyle w:val="ListParagraph"/>
-        <w:numPr>
-          <w:ilvl w:val="0"/>
-          <w:numId w:val="18"/>
-        </w:numPr>
-        <w:rPr>
-          <w:rFonts w:ascii="Times New Roman" w:hAnsi="Times New Roman" w:cs="Times New Roman"/>
-          <w:sz w:val="24"/>
-          <w:szCs w:val="24"/>
-        </w:rPr>
-      </w:pPr>
-      <w:r>
-        <w:rPr>
-          <w:rFonts w:ascii="Times New Roman" w:eastAsia="Times New Roman" w:hAnsi="Times New Roman" w:cs="Times New Roman"/>
-          <w:sz w:val="24"/>
-          <w:szCs w:val="24"/>
-        </w:rPr>
-        <w:t xml:space="preserve">main.py </w:t>
-      </w:r>
-    </w:p>
-    <w:p>
-      <w:pPr>
-        <w:pStyle w:val="ListParagraph"/>
-        <w:rPr>
-          <w:rFonts w:ascii="Times New Roman" w:eastAsia="Times New Roman" w:hAnsi="Times New Roman" w:cs="Times New Roman"/>
-          <w:sz w:val="24"/>
-          <w:szCs w:val="24"/>
-        </w:rPr>
-      </w:pPr>
-      <w:r>
-        <w:rPr>
-          <w:rFonts w:ascii="Times New Roman" w:eastAsia="Times New Roman" w:hAnsi="Times New Roman" w:cs="Times New Roman"/>
-          <w:sz w:val="24"/>
-          <w:szCs w:val="24"/>
-        </w:rPr>
-        <w:t>Menghubungkan semua modul dan menjalankan program utama.</w:t>
-      </w:r>
-    </w:p>
-    <w:p>
-      <w:pPr>
-        <w:pStyle w:val="Heading3"/>
-        <w:tabs>
-          <w:tab w:val="left" w:pos="2167"/>
-        </w:tabs>
-        <w:jc w:val="both"/>
-        <w:rPr>
-          <w:rFonts w:ascii="Times New Roman" w:hAnsi="Times New Roman" w:cs="Times New Roman"/>
-          <w:color w:val="auto"/>
-        </w:rPr>
-      </w:pPr>
-      <w:r>
-        <w:rPr>
-          <w:rFonts w:ascii="Times New Roman" w:hAnsi="Times New Roman" w:cs="Times New Roman"/>
-          <w:color w:val="auto"/>
-        </w:rPr>
-        <w:t xml:space="preserve">  </w:t>
-      </w:r>
-      <w:bookmarkStart w:id="31" w:name="_Toc213042732"/>
-      <w:r>
-        <w:rPr>
-          <w:rFonts w:ascii="Times New Roman" w:hAnsi="Times New Roman" w:cs="Times New Roman"/>
-          <w:color w:val="auto"/>
-        </w:rPr>
-        <w:t>3.4.3. Implementasi Algoritma</w:t>
-      </w:r>
-      <w:bookmarkEnd w:id="31"/>
-      <w:r>
-        <w:rPr>
-          <w:rFonts w:ascii="Times New Roman" w:hAnsi="Times New Roman" w:cs="Times New Roman"/>
-          <w:color w:val="auto"/>
-        </w:rPr>
-        <w:t xml:space="preserve"> </w:t>
-      </w:r>
-    </w:p>
-    <w:p>
-      <w:pPr>
-        <w:ind w:firstLine="720"/>
-        <w:rPr>
-          <w:rFonts w:ascii="Times New Roman" w:hAnsi="Times New Roman" w:cs="Times New Roman"/>
-          <w:sz w:val="24"/>
-        </w:rPr>
-      </w:pPr>
-      <w:r>
-        <w:rPr>
-          <w:rFonts w:ascii="Times New Roman" w:hAnsi="Times New Roman" w:cs="Times New Roman"/>
-          <w:sz w:val="24"/>
-        </w:rPr>
-        <w:t xml:space="preserve">Algoritma </w:t>
-      </w:r>
-      <w:r>
-        <w:rPr>
-          <w:rStyle w:val="Emphasis"/>
-          <w:rFonts w:ascii="Times New Roman" w:hAnsi="Times New Roman" w:cs="Times New Roman"/>
-          <w:sz w:val="24"/>
-        </w:rPr>
-        <w:t>Decision Tree</w:t>
-      </w:r>
-      <w:r>
-        <w:rPr>
-          <w:rFonts w:ascii="Times New Roman" w:hAnsi="Times New Roman" w:cs="Times New Roman"/>
-          <w:sz w:val="24"/>
-        </w:rPr>
-        <w:t xml:space="preserve"> digunakan untuk menghitung skor prioritas berdasarkan parameter bobot, tenggat, dan kesulitan. Contoh perhitungan sederhana:</w:t>
-      </w:r>
-    </w:p>
-    <w:p>
-      <w:pPr>
-        <w:jc w:val="center"/>
-        <w:rPr>
-          <w:rFonts w:ascii="Times New Roman" w:hAnsi="Times New Roman" w:cs="Times New Roman"/>
-          <w:sz w:val="24"/>
-          <w:szCs w:val="24"/>
-        </w:rPr>
-      </w:pPr>
-      <w:r>
-        <w:rPr>
-          <w:rFonts w:ascii="Times New Roman" w:hAnsi="Times New Roman" w:cs="Times New Roman"/>
-          <w:noProof/>
-          <w:sz w:val="24"/>
-          <w:szCs w:val="24"/>
-        </w:rPr>
-        <w:drawing>
-          <wp:inline distT="0" distB="0" distL="0" distR="0">
-            <wp:extent cx="4591050" cy="3784737"/>
-            <wp:effectExtent l="0" t="0" r="0" b="6350"/>
-            <wp:docPr id="11" name="Picture 11"/>
-            <wp:cNvGraphicFramePr>
-              <a:graphicFrameLocks xmlns:a="http://schemas.openxmlformats.org/drawingml/2006/main" noChangeAspect="1"/>
-            </wp:cNvGraphicFramePr>
-            <a:graphic xmlns:a="http://schemas.openxmlformats.org/drawingml/2006/main">
-              <a:graphicData uri="http://schemas.openxmlformats.org/drawingml/2006/picture">
-                <pic:pic xmlns:pic="http://schemas.openxmlformats.org/drawingml/2006/picture">
-                  <pic:nvPicPr>
-                    <pic:cNvPr id="11" name="Screenshot (2072).png"/>
-                    <pic:cNvPicPr/>
-                  </pic:nvPicPr>
-                  <pic:blipFill rotWithShape="1">
-                    <a:blip r:embed="rId24">
-                      <a:extLst>
-                        <a:ext uri="{28A0092B-C50C-407E-A947-70E740481C1C}">
-                          <a14:useLocalDpi xmlns:a14="http://schemas.microsoft.com/office/drawing/2010/main" val="0"/>
-                        </a:ext>
-                      </a:extLst>
-                    </a:blip>
-                    <a:srcRect l="25543" t="8702" r="23913" b="17186"/>
+                    <a:srcRect r="66874"/>
                     <a:stretch/>
                   </pic:blipFill>
                   <pic:spPr bwMode="auto">
                     <a:xfrm>
                       <a:off x="0" y="0"/>
-                      <a:ext cx="4597017" cy="3789656"/>
+                      <a:ext cx="3804844" cy="3505409"/>
                     </a:xfrm>
                     <a:prstGeom prst="rect">
                       <a:avLst/>
@@ -9277,6 +8163,1510 @@
     </w:p>
     <w:p>
       <w:pPr>
+        <w:jc w:val="center"/>
+      </w:pPr>
+      <w:r>
+        <w:rPr>
+          <w:noProof/>
+        </w:rPr>
+        <w:lastRenderedPageBreak/>
+        <w:drawing>
+          <wp:inline distT="0" distB="0" distL="0" distR="0">
+            <wp:extent cx="3946542" cy="3860800"/>
+            <wp:effectExtent l="0" t="0" r="0" b="6350"/>
+            <wp:docPr id="27" name="Picture 27"/>
+            <wp:cNvGraphicFramePr>
+              <a:graphicFrameLocks xmlns:a="http://schemas.openxmlformats.org/drawingml/2006/main" noChangeAspect="1"/>
+            </wp:cNvGraphicFramePr>
+            <a:graphic xmlns:a="http://schemas.openxmlformats.org/drawingml/2006/main">
+              <a:graphicData uri="http://schemas.openxmlformats.org/drawingml/2006/picture">
+                <pic:pic xmlns:pic="http://schemas.openxmlformats.org/drawingml/2006/picture">
+                  <pic:nvPicPr>
+                    <pic:cNvPr id="27" name="TaskRanker2.drawio.png"/>
+                    <pic:cNvPicPr/>
+                  </pic:nvPicPr>
+                  <pic:blipFill rotWithShape="1">
+                    <a:blip r:embed="rId15">
+                      <a:extLst>
+                        <a:ext uri="{28A0092B-C50C-407E-A947-70E740481C1C}">
+                          <a14:useLocalDpi xmlns:a14="http://schemas.microsoft.com/office/drawing/2010/main" val="0"/>
+                        </a:ext>
+                      </a:extLst>
+                    </a:blip>
+                    <a:srcRect l="32022" r="36781"/>
+                    <a:stretch/>
+                  </pic:blipFill>
+                  <pic:spPr bwMode="auto">
+                    <a:xfrm>
+                      <a:off x="0" y="0"/>
+                      <a:ext cx="3963433" cy="3877324"/>
+                    </a:xfrm>
+                    <a:prstGeom prst="rect">
+                      <a:avLst/>
+                    </a:prstGeom>
+                    <a:ln>
+                      <a:noFill/>
+                    </a:ln>
+                    <a:extLst>
+                      <a:ext uri="{53640926-AAD7-44D8-BBD7-CCE9431645EC}">
+                        <a14:shadowObscured xmlns:a14="http://schemas.microsoft.com/office/drawing/2010/main"/>
+                      </a:ext>
+                    </a:extLst>
+                  </pic:spPr>
+                </pic:pic>
+              </a:graphicData>
+            </a:graphic>
+          </wp:inline>
+        </w:drawing>
+      </w:r>
+    </w:p>
+    <w:p>
+      <w:pPr>
+        <w:jc w:val="center"/>
+      </w:pPr>
+      <w:r>
+        <w:rPr>
+          <w:noProof/>
+        </w:rPr>
+        <w:drawing>
+          <wp:inline distT="0" distB="0" distL="0" distR="0">
+            <wp:extent cx="4359454" cy="3672114"/>
+            <wp:effectExtent l="0" t="0" r="3175" b="5080"/>
+            <wp:docPr id="29" name="Picture 29"/>
+            <wp:cNvGraphicFramePr>
+              <a:graphicFrameLocks xmlns:a="http://schemas.openxmlformats.org/drawingml/2006/main" noChangeAspect="1"/>
+            </wp:cNvGraphicFramePr>
+            <a:graphic xmlns:a="http://schemas.openxmlformats.org/drawingml/2006/main">
+              <a:graphicData uri="http://schemas.openxmlformats.org/drawingml/2006/picture">
+                <pic:pic xmlns:pic="http://schemas.openxmlformats.org/drawingml/2006/picture">
+                  <pic:nvPicPr>
+                    <pic:cNvPr id="29" name="TaskRanker2.drawio.png"/>
+                    <pic:cNvPicPr/>
+                  </pic:nvPicPr>
+                  <pic:blipFill rotWithShape="1">
+                    <a:blip r:embed="rId15">
+                      <a:extLst>
+                        <a:ext uri="{28A0092B-C50C-407E-A947-70E740481C1C}">
+                          <a14:useLocalDpi xmlns:a14="http://schemas.microsoft.com/office/drawing/2010/main" val="0"/>
+                        </a:ext>
+                      </a:extLst>
+                    </a:blip>
+                    <a:srcRect l="63768"/>
+                    <a:stretch/>
+                  </pic:blipFill>
+                  <pic:spPr bwMode="auto">
+                    <a:xfrm>
+                      <a:off x="0" y="0"/>
+                      <a:ext cx="4371913" cy="3682609"/>
+                    </a:xfrm>
+                    <a:prstGeom prst="rect">
+                      <a:avLst/>
+                    </a:prstGeom>
+                    <a:ln>
+                      <a:noFill/>
+                    </a:ln>
+                    <a:extLst>
+                      <a:ext uri="{53640926-AAD7-44D8-BBD7-CCE9431645EC}">
+                        <a14:shadowObscured xmlns:a14="http://schemas.microsoft.com/office/drawing/2010/main"/>
+                      </a:ext>
+                    </a:extLst>
+                  </pic:spPr>
+                </pic:pic>
+              </a:graphicData>
+            </a:graphic>
+          </wp:inline>
+        </w:drawing>
+      </w:r>
+    </w:p>
+    <w:p>
+      <w:pPr>
+        <w:pStyle w:val="Heading3"/>
+        <w:tabs>
+          <w:tab w:val="left" w:pos="3355"/>
+          <w:tab w:val="left" w:pos="4591"/>
+        </w:tabs>
+        <w:jc w:val="center"/>
+        <w:rPr>
+          <w:rFonts w:ascii="Times New Roman" w:hAnsi="Times New Roman" w:cs="Times New Roman"/>
+          <w:color w:val="auto"/>
+        </w:rPr>
+      </w:pPr>
+    </w:p>
+    <w:p>
+      <w:pPr>
+        <w:jc w:val="center"/>
+      </w:pPr>
+    </w:p>
+    <w:p>
+      <w:pPr>
+        <w:jc w:val="center"/>
+      </w:pPr>
+    </w:p>
+    <w:p>
+      <w:pPr>
+        <w:pStyle w:val="Heading3"/>
+        <w:tabs>
+          <w:tab w:val="left" w:pos="3355"/>
+          <w:tab w:val="center" w:pos="4140"/>
+        </w:tabs>
+        <w:jc w:val="both"/>
+        <w:rPr>
+          <w:rFonts w:ascii="Times New Roman" w:hAnsi="Times New Roman" w:cs="Times New Roman"/>
+          <w:color w:val="auto"/>
+        </w:rPr>
+      </w:pPr>
+      <w:r>
+        <w:rPr>
+          <w:rFonts w:ascii="Times New Roman" w:hAnsi="Times New Roman" w:cs="Times New Roman"/>
+          <w:color w:val="auto"/>
+        </w:rPr>
+        <w:t xml:space="preserve">  </w:t>
+      </w:r>
+      <w:bookmarkStart w:id="26" w:name="_Toc215407262"/>
+      <w:r>
+        <w:rPr>
+          <w:rFonts w:ascii="Times New Roman" w:hAnsi="Times New Roman" w:cs="Times New Roman"/>
+          <w:color w:val="auto"/>
+        </w:rPr>
+        <w:t>3.3.3. Database</w:t>
+      </w:r>
+      <w:r>
+        <w:rPr>
+          <w:rFonts w:ascii="Times New Roman" w:hAnsi="Times New Roman" w:cs="Times New Roman"/>
+          <w:color w:val="auto"/>
+        </w:rPr>
+        <w:t xml:space="preserve"> Diagram</w:t>
+      </w:r>
+      <w:bookmarkEnd w:id="26"/>
+    </w:p>
+    <w:p>
+      <w:pPr>
+        <w:jc w:val="center"/>
+      </w:pPr>
+      <w:r>
+        <w:rPr>
+          <w:noProof/>
+        </w:rPr>
+        <w:drawing>
+          <wp:inline distT="0" distB="0" distL="0" distR="0" wp14:anchorId="0FFCD5B9" wp14:editId="38402837">
+            <wp:extent cx="5257800" cy="2955925"/>
+            <wp:effectExtent l="0" t="0" r="0" b="0"/>
+            <wp:docPr id="14" name="Picture 14"/>
+            <wp:cNvGraphicFramePr>
+              <a:graphicFrameLocks xmlns:a="http://schemas.openxmlformats.org/drawingml/2006/main" noChangeAspect="1"/>
+            </wp:cNvGraphicFramePr>
+            <a:graphic xmlns:a="http://schemas.openxmlformats.org/drawingml/2006/main">
+              <a:graphicData uri="http://schemas.openxmlformats.org/drawingml/2006/picture">
+                <pic:pic xmlns:pic="http://schemas.openxmlformats.org/drawingml/2006/picture">
+                  <pic:nvPicPr>
+                    <pic:cNvPr id="1" name=""/>
+                    <pic:cNvPicPr/>
+                  </pic:nvPicPr>
+                  <pic:blipFill>
+                    <a:blip r:embed="rId16"/>
+                    <a:stretch>
+                      <a:fillRect/>
+                    </a:stretch>
+                  </pic:blipFill>
+                  <pic:spPr>
+                    <a:xfrm>
+                      <a:off x="0" y="0"/>
+                      <a:ext cx="5257800" cy="2955925"/>
+                    </a:xfrm>
+                    <a:prstGeom prst="rect">
+                      <a:avLst/>
+                    </a:prstGeom>
+                  </pic:spPr>
+                </pic:pic>
+              </a:graphicData>
+            </a:graphic>
+          </wp:inline>
+        </w:drawing>
+      </w:r>
+    </w:p>
+    <w:p>
+      <w:pPr>
+        <w:pStyle w:val="Heading3"/>
+        <w:tabs>
+          <w:tab w:val="left" w:pos="2167"/>
+        </w:tabs>
+        <w:jc w:val="both"/>
+        <w:rPr>
+          <w:rFonts w:ascii="Times New Roman" w:hAnsi="Times New Roman" w:cs="Times New Roman"/>
+          <w:color w:val="auto"/>
+        </w:rPr>
+      </w:pPr>
+      <w:r>
+        <w:rPr>
+          <w:rFonts w:ascii="Times New Roman" w:hAnsi="Times New Roman" w:cs="Times New Roman"/>
+          <w:color w:val="auto"/>
+        </w:rPr>
+        <w:t xml:space="preserve">  </w:t>
+      </w:r>
+      <w:bookmarkStart w:id="27" w:name="_Toc215407263"/>
+      <w:r>
+        <w:rPr>
+          <w:rFonts w:ascii="Times New Roman" w:hAnsi="Times New Roman" w:cs="Times New Roman"/>
+          <w:color w:val="auto"/>
+        </w:rPr>
+        <w:t>3.3.4. UI Design</w:t>
+      </w:r>
+      <w:bookmarkEnd w:id="27"/>
+      <w:r>
+        <w:rPr>
+          <w:rFonts w:ascii="Times New Roman" w:hAnsi="Times New Roman" w:cs="Times New Roman"/>
+          <w:color w:val="auto"/>
+        </w:rPr>
+        <w:tab/>
+      </w:r>
+    </w:p>
+    <w:p>
+      <w:pPr>
+        <w:jc w:val="center"/>
+      </w:pPr>
+      <w:r>
+        <w:rPr>
+          <w:noProof/>
+        </w:rPr>
+        <w:drawing>
+          <wp:inline distT="0" distB="0" distL="0" distR="0" wp14:anchorId="01F76D44" wp14:editId="38189E58">
+            <wp:extent cx="5257800" cy="2955925"/>
+            <wp:effectExtent l="0" t="0" r="0" b="0"/>
+            <wp:docPr id="16" name="Picture 16"/>
+            <wp:cNvGraphicFramePr>
+              <a:graphicFrameLocks xmlns:a="http://schemas.openxmlformats.org/drawingml/2006/main" noChangeAspect="1"/>
+            </wp:cNvGraphicFramePr>
+            <a:graphic xmlns:a="http://schemas.openxmlformats.org/drawingml/2006/main">
+              <a:graphicData uri="http://schemas.openxmlformats.org/drawingml/2006/picture">
+                <pic:pic xmlns:pic="http://schemas.openxmlformats.org/drawingml/2006/picture">
+                  <pic:nvPicPr>
+                    <pic:cNvPr id="1" name=""/>
+                    <pic:cNvPicPr/>
+                  </pic:nvPicPr>
+                  <pic:blipFill>
+                    <a:blip r:embed="rId17"/>
+                    <a:stretch>
+                      <a:fillRect/>
+                    </a:stretch>
+                  </pic:blipFill>
+                  <pic:spPr>
+                    <a:xfrm>
+                      <a:off x="0" y="0"/>
+                      <a:ext cx="5257800" cy="2955925"/>
+                    </a:xfrm>
+                    <a:prstGeom prst="rect">
+                      <a:avLst/>
+                    </a:prstGeom>
+                  </pic:spPr>
+                </pic:pic>
+              </a:graphicData>
+            </a:graphic>
+          </wp:inline>
+        </w:drawing>
+      </w:r>
+    </w:p>
+    <w:p>
+      <w:pPr>
+        <w:jc w:val="center"/>
+      </w:pPr>
+    </w:p>
+    <w:p>
+      <w:pPr>
+        <w:jc w:val="center"/>
+        <w:rPr>
+          <w:noProof/>
+        </w:rPr>
+      </w:pPr>
+      <w:r>
+        <w:rPr>
+          <w:noProof/>
+        </w:rPr>
+        <w:lastRenderedPageBreak/>
+        <w:drawing>
+          <wp:inline distT="0" distB="0" distL="0" distR="0" wp14:anchorId="34226774" wp14:editId="528C29BB">
+            <wp:extent cx="5257800" cy="2955925"/>
+            <wp:effectExtent l="0" t="0" r="0" b="0"/>
+            <wp:docPr id="17" name="Picture 17"/>
+            <wp:cNvGraphicFramePr>
+              <a:graphicFrameLocks xmlns:a="http://schemas.openxmlformats.org/drawingml/2006/main" noChangeAspect="1"/>
+            </wp:cNvGraphicFramePr>
+            <a:graphic xmlns:a="http://schemas.openxmlformats.org/drawingml/2006/main">
+              <a:graphicData uri="http://schemas.openxmlformats.org/drawingml/2006/picture">
+                <pic:pic xmlns:pic="http://schemas.openxmlformats.org/drawingml/2006/picture">
+                  <pic:nvPicPr>
+                    <pic:cNvPr id="1" name=""/>
+                    <pic:cNvPicPr/>
+                  </pic:nvPicPr>
+                  <pic:blipFill>
+                    <a:blip r:embed="rId18"/>
+                    <a:stretch>
+                      <a:fillRect/>
+                    </a:stretch>
+                  </pic:blipFill>
+                  <pic:spPr>
+                    <a:xfrm>
+                      <a:off x="0" y="0"/>
+                      <a:ext cx="5257800" cy="2955925"/>
+                    </a:xfrm>
+                    <a:prstGeom prst="rect">
+                      <a:avLst/>
+                    </a:prstGeom>
+                  </pic:spPr>
+                </pic:pic>
+              </a:graphicData>
+            </a:graphic>
+          </wp:inline>
+        </w:drawing>
+      </w:r>
+      <w:r>
+        <w:rPr>
+          <w:noProof/>
+        </w:rPr>
+        <w:t xml:space="preserve"> </w:t>
+      </w:r>
+      <w:r>
+        <w:rPr>
+          <w:noProof/>
+        </w:rPr>
+        <w:drawing>
+          <wp:inline distT="0" distB="0" distL="0" distR="0" wp14:anchorId="6DEAC38A" wp14:editId="1BF26FC9">
+            <wp:extent cx="5257800" cy="2955925"/>
+            <wp:effectExtent l="0" t="0" r="0" b="0"/>
+            <wp:docPr id="18" name="Picture 18"/>
+            <wp:cNvGraphicFramePr>
+              <a:graphicFrameLocks xmlns:a="http://schemas.openxmlformats.org/drawingml/2006/main" noChangeAspect="1"/>
+            </wp:cNvGraphicFramePr>
+            <a:graphic xmlns:a="http://schemas.openxmlformats.org/drawingml/2006/main">
+              <a:graphicData uri="http://schemas.openxmlformats.org/drawingml/2006/picture">
+                <pic:pic xmlns:pic="http://schemas.openxmlformats.org/drawingml/2006/picture">
+                  <pic:nvPicPr>
+                    <pic:cNvPr id="1" name=""/>
+                    <pic:cNvPicPr/>
+                  </pic:nvPicPr>
+                  <pic:blipFill>
+                    <a:blip r:embed="rId19"/>
+                    <a:stretch>
+                      <a:fillRect/>
+                    </a:stretch>
+                  </pic:blipFill>
+                  <pic:spPr>
+                    <a:xfrm>
+                      <a:off x="0" y="0"/>
+                      <a:ext cx="5257800" cy="2955925"/>
+                    </a:xfrm>
+                    <a:prstGeom prst="rect">
+                      <a:avLst/>
+                    </a:prstGeom>
+                  </pic:spPr>
+                </pic:pic>
+              </a:graphicData>
+            </a:graphic>
+          </wp:inline>
+        </w:drawing>
+      </w:r>
+    </w:p>
+    <w:p>
+      <w:pPr>
+        <w:jc w:val="center"/>
+      </w:pPr>
+      <w:r>
+        <w:rPr>
+          <w:noProof/>
+        </w:rPr>
+        <w:lastRenderedPageBreak/>
+        <w:drawing>
+          <wp:inline distT="0" distB="0" distL="0" distR="0" wp14:anchorId="142C9EF9" wp14:editId="13A4724A">
+            <wp:extent cx="5257800" cy="2955925"/>
+            <wp:effectExtent l="0" t="0" r="0" b="0"/>
+            <wp:docPr id="19" name="Picture 19"/>
+            <wp:cNvGraphicFramePr>
+              <a:graphicFrameLocks xmlns:a="http://schemas.openxmlformats.org/drawingml/2006/main" noChangeAspect="1"/>
+            </wp:cNvGraphicFramePr>
+            <a:graphic xmlns:a="http://schemas.openxmlformats.org/drawingml/2006/main">
+              <a:graphicData uri="http://schemas.openxmlformats.org/drawingml/2006/picture">
+                <pic:pic xmlns:pic="http://schemas.openxmlformats.org/drawingml/2006/picture">
+                  <pic:nvPicPr>
+                    <pic:cNvPr id="1" name=""/>
+                    <pic:cNvPicPr/>
+                  </pic:nvPicPr>
+                  <pic:blipFill>
+                    <a:blip r:embed="rId20"/>
+                    <a:stretch>
+                      <a:fillRect/>
+                    </a:stretch>
+                  </pic:blipFill>
+                  <pic:spPr>
+                    <a:xfrm>
+                      <a:off x="0" y="0"/>
+                      <a:ext cx="5257800" cy="2955925"/>
+                    </a:xfrm>
+                    <a:prstGeom prst="rect">
+                      <a:avLst/>
+                    </a:prstGeom>
+                  </pic:spPr>
+                </pic:pic>
+              </a:graphicData>
+            </a:graphic>
+          </wp:inline>
+        </w:drawing>
+      </w:r>
+      <w:r>
+        <w:rPr>
+          <w:noProof/>
+        </w:rPr>
+        <w:t xml:space="preserve"> </w:t>
+      </w:r>
+      <w:r>
+        <w:rPr>
+          <w:noProof/>
+        </w:rPr>
+        <w:drawing>
+          <wp:inline distT="0" distB="0" distL="0" distR="0" wp14:anchorId="45F1B5A8" wp14:editId="0BBBA87A">
+            <wp:extent cx="5257800" cy="2955925"/>
+            <wp:effectExtent l="0" t="0" r="0" b="0"/>
+            <wp:docPr id="1" name="Picture 1"/>
+            <wp:cNvGraphicFramePr>
+              <a:graphicFrameLocks xmlns:a="http://schemas.openxmlformats.org/drawingml/2006/main" noChangeAspect="1"/>
+            </wp:cNvGraphicFramePr>
+            <a:graphic xmlns:a="http://schemas.openxmlformats.org/drawingml/2006/main">
+              <a:graphicData uri="http://schemas.openxmlformats.org/drawingml/2006/picture">
+                <pic:pic xmlns:pic="http://schemas.openxmlformats.org/drawingml/2006/picture">
+                  <pic:nvPicPr>
+                    <pic:cNvPr id="1" name=""/>
+                    <pic:cNvPicPr/>
+                  </pic:nvPicPr>
+                  <pic:blipFill>
+                    <a:blip r:embed="rId21"/>
+                    <a:stretch>
+                      <a:fillRect/>
+                    </a:stretch>
+                  </pic:blipFill>
+                  <pic:spPr>
+                    <a:xfrm>
+                      <a:off x="0" y="0"/>
+                      <a:ext cx="5257800" cy="2955925"/>
+                    </a:xfrm>
+                    <a:prstGeom prst="rect">
+                      <a:avLst/>
+                    </a:prstGeom>
+                  </pic:spPr>
+                </pic:pic>
+              </a:graphicData>
+            </a:graphic>
+          </wp:inline>
+        </w:drawing>
+      </w:r>
+    </w:p>
+    <w:p>
+      <w:pPr>
+        <w:jc w:val="center"/>
+      </w:pPr>
+    </w:p>
+    <w:p>
+      <w:pPr>
+        <w:jc w:val="center"/>
+      </w:pPr>
+      <w:r>
+        <w:rPr>
+          <w:noProof/>
+        </w:rPr>
+        <w:lastRenderedPageBreak/>
+        <w:drawing>
+          <wp:inline distT="0" distB="0" distL="0" distR="0" wp14:anchorId="386B65B3" wp14:editId="0DE5B8C7">
+            <wp:extent cx="5257800" cy="2955925"/>
+            <wp:effectExtent l="0" t="0" r="0" b="0"/>
+            <wp:docPr id="20" name="Picture 20"/>
+            <wp:cNvGraphicFramePr>
+              <a:graphicFrameLocks xmlns:a="http://schemas.openxmlformats.org/drawingml/2006/main" noChangeAspect="1"/>
+            </wp:cNvGraphicFramePr>
+            <a:graphic xmlns:a="http://schemas.openxmlformats.org/drawingml/2006/main">
+              <a:graphicData uri="http://schemas.openxmlformats.org/drawingml/2006/picture">
+                <pic:pic xmlns:pic="http://schemas.openxmlformats.org/drawingml/2006/picture">
+                  <pic:nvPicPr>
+                    <pic:cNvPr id="1" name=""/>
+                    <pic:cNvPicPr/>
+                  </pic:nvPicPr>
+                  <pic:blipFill>
+                    <a:blip r:embed="rId22"/>
+                    <a:stretch>
+                      <a:fillRect/>
+                    </a:stretch>
+                  </pic:blipFill>
+                  <pic:spPr>
+                    <a:xfrm>
+                      <a:off x="0" y="0"/>
+                      <a:ext cx="5257800" cy="2955925"/>
+                    </a:xfrm>
+                    <a:prstGeom prst="rect">
+                      <a:avLst/>
+                    </a:prstGeom>
+                  </pic:spPr>
+                </pic:pic>
+              </a:graphicData>
+            </a:graphic>
+          </wp:inline>
+        </w:drawing>
+      </w:r>
+    </w:p>
+    <w:p>
+      <w:pPr>
+        <w:jc w:val="center"/>
+      </w:pPr>
+      <w:r>
+        <w:rPr>
+          <w:noProof/>
+        </w:rPr>
+        <w:drawing>
+          <wp:inline distT="0" distB="0" distL="0" distR="0" wp14:anchorId="64702035" wp14:editId="19EDAAF6">
+            <wp:extent cx="5257800" cy="2955925"/>
+            <wp:effectExtent l="0" t="0" r="0" b="0"/>
+            <wp:docPr id="21" name="Picture 21"/>
+            <wp:cNvGraphicFramePr>
+              <a:graphicFrameLocks xmlns:a="http://schemas.openxmlformats.org/drawingml/2006/main" noChangeAspect="1"/>
+            </wp:cNvGraphicFramePr>
+            <a:graphic xmlns:a="http://schemas.openxmlformats.org/drawingml/2006/main">
+              <a:graphicData uri="http://schemas.openxmlformats.org/drawingml/2006/picture">
+                <pic:pic xmlns:pic="http://schemas.openxmlformats.org/drawingml/2006/picture">
+                  <pic:nvPicPr>
+                    <pic:cNvPr id="1" name=""/>
+                    <pic:cNvPicPr/>
+                  </pic:nvPicPr>
+                  <pic:blipFill>
+                    <a:blip r:embed="rId23"/>
+                    <a:stretch>
+                      <a:fillRect/>
+                    </a:stretch>
+                  </pic:blipFill>
+                  <pic:spPr>
+                    <a:xfrm>
+                      <a:off x="0" y="0"/>
+                      <a:ext cx="5257800" cy="2955925"/>
+                    </a:xfrm>
+                    <a:prstGeom prst="rect">
+                      <a:avLst/>
+                    </a:prstGeom>
+                  </pic:spPr>
+                </pic:pic>
+              </a:graphicData>
+            </a:graphic>
+          </wp:inline>
+        </w:drawing>
+      </w:r>
+    </w:p>
+    <w:p>
+      <w:pPr>
+        <w:jc w:val="center"/>
+      </w:pPr>
+    </w:p>
+    <w:p>
+      <w:pPr>
+        <w:jc w:val="center"/>
+      </w:pPr>
+    </w:p>
+    <w:p/>
+    <w:p/>
+    <w:p>
+      <w:pPr>
+        <w:jc w:val="center"/>
+      </w:pPr>
+    </w:p>
+    <w:p>
+      <w:pPr>
+        <w:pStyle w:val="Heading2"/>
+        <w:spacing w:line="240" w:lineRule="auto"/>
+        <w:rPr>
+          <w:rFonts w:ascii="Times New Roman" w:hAnsi="Times New Roman" w:cs="Times New Roman"/>
+          <w:b/>
+          <w:color w:val="000000" w:themeColor="text1"/>
+          <w:sz w:val="24"/>
+          <w:szCs w:val="24"/>
+        </w:rPr>
+      </w:pPr>
+      <w:bookmarkStart w:id="28" w:name="_Toc215407264"/>
+      <w:r>
+        <w:rPr>
+          <w:rFonts w:ascii="Times New Roman" w:hAnsi="Times New Roman" w:cs="Times New Roman"/>
+          <w:b/>
+          <w:color w:val="000000" w:themeColor="text1"/>
+          <w:sz w:val="24"/>
+          <w:szCs w:val="24"/>
+        </w:rPr>
+        <w:lastRenderedPageBreak/>
+        <w:t xml:space="preserve">3.4. </w:t>
+      </w:r>
+      <w:r>
+        <w:rPr>
+          <w:rFonts w:ascii="Times New Roman" w:hAnsi="Times New Roman" w:cs="Times New Roman"/>
+          <w:b/>
+          <w:color w:val="000000" w:themeColor="text1"/>
+          <w:sz w:val="24"/>
+          <w:szCs w:val="24"/>
+        </w:rPr>
+        <w:tab/>
+        <w:t>Implementasi Program</w:t>
+      </w:r>
+      <w:bookmarkEnd w:id="28"/>
+    </w:p>
+    <w:p>
+      <w:pPr>
+        <w:pStyle w:val="Heading3"/>
+        <w:tabs>
+          <w:tab w:val="left" w:pos="2167"/>
+        </w:tabs>
+        <w:jc w:val="both"/>
+        <w:rPr>
+          <w:rFonts w:ascii="Times New Roman" w:hAnsi="Times New Roman" w:cs="Times New Roman"/>
+          <w:color w:val="auto"/>
+        </w:rPr>
+      </w:pPr>
+      <w:r>
+        <w:rPr>
+          <w:rFonts w:ascii="Times New Roman" w:hAnsi="Times New Roman" w:cs="Times New Roman"/>
+          <w:color w:val="auto"/>
+        </w:rPr>
+        <w:t xml:space="preserve">  </w:t>
+      </w:r>
+      <w:bookmarkStart w:id="29" w:name="_Toc215407265"/>
+      <w:r>
+        <w:rPr>
+          <w:rFonts w:ascii="Times New Roman" w:hAnsi="Times New Roman" w:cs="Times New Roman"/>
+          <w:color w:val="auto"/>
+        </w:rPr>
+        <w:t xml:space="preserve">3.4.1. </w:t>
+      </w:r>
+      <w:r>
+        <w:rPr>
+          <w:rFonts w:ascii="Times New Roman" w:hAnsi="Times New Roman" w:cs="Times New Roman"/>
+          <w:color w:val="auto"/>
+        </w:rPr>
+        <w:t>Fitur yang diberikan</w:t>
+      </w:r>
+      <w:bookmarkEnd w:id="29"/>
+    </w:p>
+    <w:p>
+      <w:pPr>
+        <w:pStyle w:val="ListParagraph"/>
+        <w:numPr>
+          <w:ilvl w:val="0"/>
+          <w:numId w:val="17"/>
+        </w:numPr>
+        <w:jc w:val="both"/>
+        <w:rPr>
+          <w:rFonts w:ascii="Times New Roman" w:hAnsi="Times New Roman" w:cs="Times New Roman"/>
+          <w:sz w:val="24"/>
+          <w:szCs w:val="24"/>
+        </w:rPr>
+      </w:pPr>
+      <w:r>
+        <w:rPr>
+          <w:rStyle w:val="Strong"/>
+          <w:rFonts w:ascii="Times New Roman" w:hAnsi="Times New Roman" w:cs="Times New Roman"/>
+          <w:b w:val="0"/>
+          <w:sz w:val="24"/>
+          <w:szCs w:val="24"/>
+        </w:rPr>
+        <w:t>Bahasa Pemrograman:</w:t>
+      </w:r>
+      <w:r>
+        <w:rPr>
+          <w:rFonts w:ascii="Times New Roman" w:hAnsi="Times New Roman" w:cs="Times New Roman"/>
+          <w:sz w:val="24"/>
+          <w:szCs w:val="24"/>
+        </w:rPr>
+        <w:t xml:space="preserve"> Python 3.x</w:t>
+      </w:r>
+      <w:r>
+        <w:rPr>
+          <w:rFonts w:ascii="Times New Roman" w:hAnsi="Times New Roman" w:cs="Times New Roman"/>
+          <w:sz w:val="24"/>
+          <w:szCs w:val="24"/>
+        </w:rPr>
+        <w:t xml:space="preserve"> dan React  </w:t>
+      </w:r>
+    </w:p>
+    <w:p>
+      <w:pPr>
+        <w:pStyle w:val="ListParagraph"/>
+        <w:numPr>
+          <w:ilvl w:val="0"/>
+          <w:numId w:val="17"/>
+        </w:numPr>
+        <w:jc w:val="both"/>
+        <w:rPr>
+          <w:rStyle w:val="HTMLCode"/>
+          <w:rFonts w:ascii="Times New Roman" w:eastAsiaTheme="minorHAnsi" w:hAnsi="Times New Roman" w:cs="Times New Roman"/>
+          <w:sz w:val="24"/>
+          <w:szCs w:val="24"/>
+        </w:rPr>
+      </w:pPr>
+      <w:r>
+        <w:rPr>
+          <w:rStyle w:val="Strong"/>
+          <w:rFonts w:ascii="Times New Roman" w:hAnsi="Times New Roman" w:cs="Times New Roman"/>
+          <w:b w:val="0"/>
+          <w:sz w:val="24"/>
+          <w:szCs w:val="24"/>
+        </w:rPr>
+        <w:t>Library Utama:</w:t>
+      </w:r>
+      <w:r>
+        <w:rPr>
+          <w:rFonts w:ascii="Times New Roman" w:hAnsi="Times New Roman" w:cs="Times New Roman"/>
+          <w:sz w:val="24"/>
+          <w:szCs w:val="24"/>
+        </w:rPr>
+        <w:t xml:space="preserve"> </w:t>
+      </w:r>
+      <w:r>
+        <w:rPr>
+          <w:rStyle w:val="HTMLCode"/>
+          <w:rFonts w:ascii="Times New Roman" w:eastAsiaTheme="minorHAnsi" w:hAnsi="Times New Roman" w:cs="Times New Roman"/>
+          <w:sz w:val="24"/>
+          <w:szCs w:val="24"/>
+        </w:rPr>
+        <w:t>pandas</w:t>
+      </w:r>
+      <w:r>
+        <w:rPr>
+          <w:rFonts w:ascii="Times New Roman" w:hAnsi="Times New Roman" w:cs="Times New Roman"/>
+          <w:sz w:val="24"/>
+          <w:szCs w:val="24"/>
+        </w:rPr>
+        <w:t xml:space="preserve">, </w:t>
+      </w:r>
+      <w:r>
+        <w:rPr>
+          <w:rStyle w:val="HTMLCode"/>
+          <w:rFonts w:ascii="Times New Roman" w:eastAsiaTheme="minorHAnsi" w:hAnsi="Times New Roman" w:cs="Times New Roman"/>
+          <w:sz w:val="24"/>
+          <w:szCs w:val="24"/>
+        </w:rPr>
+        <w:t>numpy</w:t>
+      </w:r>
+      <w:r>
+        <w:rPr>
+          <w:rFonts w:ascii="Times New Roman" w:hAnsi="Times New Roman" w:cs="Times New Roman"/>
+          <w:sz w:val="24"/>
+          <w:szCs w:val="24"/>
+        </w:rPr>
+        <w:t xml:space="preserve">, </w:t>
+      </w:r>
+      <w:r>
+        <w:rPr>
+          <w:rStyle w:val="HTMLCode"/>
+          <w:rFonts w:ascii="Times New Roman" w:eastAsiaTheme="minorHAnsi" w:hAnsi="Times New Roman" w:cs="Times New Roman"/>
+          <w:sz w:val="24"/>
+          <w:szCs w:val="24"/>
+        </w:rPr>
+        <w:t>scikit-learn</w:t>
+      </w:r>
+    </w:p>
+    <w:p>
+      <w:pPr>
+        <w:pStyle w:val="ListParagraph"/>
+        <w:numPr>
+          <w:ilvl w:val="0"/>
+          <w:numId w:val="17"/>
+        </w:numPr>
+        <w:jc w:val="both"/>
+        <w:rPr>
+          <w:rFonts w:ascii="Times New Roman" w:hAnsi="Times New Roman" w:cs="Times New Roman"/>
+          <w:sz w:val="24"/>
+          <w:szCs w:val="24"/>
+        </w:rPr>
+      </w:pPr>
+      <w:r>
+        <w:rPr>
+          <w:rStyle w:val="Strong"/>
+          <w:rFonts w:ascii="Times New Roman" w:hAnsi="Times New Roman" w:cs="Times New Roman"/>
+          <w:b w:val="0"/>
+          <w:sz w:val="24"/>
+          <w:szCs w:val="24"/>
+        </w:rPr>
+        <w:t>Database:</w:t>
+      </w:r>
+      <w:r>
+        <w:rPr>
+          <w:rFonts w:ascii="Times New Roman" w:hAnsi="Times New Roman" w:cs="Times New Roman"/>
+          <w:sz w:val="24"/>
+          <w:szCs w:val="24"/>
+        </w:rPr>
+        <w:t xml:space="preserve"> SQLite </w:t>
+      </w:r>
+    </w:p>
+    <w:p>
+      <w:pPr>
+        <w:pStyle w:val="ListParagraph"/>
+        <w:numPr>
+          <w:ilvl w:val="0"/>
+          <w:numId w:val="17"/>
+        </w:numPr>
+        <w:jc w:val="both"/>
+        <w:rPr>
+          <w:rFonts w:ascii="Times New Roman" w:hAnsi="Times New Roman" w:cs="Times New Roman"/>
+          <w:sz w:val="24"/>
+          <w:szCs w:val="24"/>
+        </w:rPr>
+      </w:pPr>
+      <w:r>
+        <w:rPr>
+          <w:rStyle w:val="Strong"/>
+          <w:rFonts w:ascii="Times New Roman" w:hAnsi="Times New Roman" w:cs="Times New Roman"/>
+          <w:b w:val="0"/>
+          <w:sz w:val="24"/>
+          <w:szCs w:val="24"/>
+        </w:rPr>
+        <w:t>Editor:</w:t>
+      </w:r>
+      <w:r>
+        <w:rPr>
+          <w:rFonts w:ascii="Times New Roman" w:hAnsi="Times New Roman" w:cs="Times New Roman"/>
+          <w:sz w:val="24"/>
+          <w:szCs w:val="24"/>
+        </w:rPr>
+        <w:t xml:space="preserve"> Visua</w:t>
+      </w:r>
+      <w:r>
+        <w:rPr>
+          <w:rFonts w:ascii="Times New Roman" w:hAnsi="Times New Roman" w:cs="Times New Roman"/>
+          <w:sz w:val="24"/>
+          <w:szCs w:val="24"/>
+        </w:rPr>
+        <w:t>l Studio Code dan</w:t>
+      </w:r>
+      <w:r>
+        <w:rPr>
+          <w:rFonts w:ascii="Times New Roman" w:hAnsi="Times New Roman" w:cs="Times New Roman"/>
+          <w:sz w:val="24"/>
+          <w:szCs w:val="24"/>
+        </w:rPr>
+        <w:t xml:space="preserve"> Jupyter Notebook</w:t>
+      </w:r>
+    </w:p>
+    <w:p>
+      <w:pPr>
+        <w:pStyle w:val="Heading3"/>
+        <w:tabs>
+          <w:tab w:val="left" w:pos="2167"/>
+        </w:tabs>
+        <w:jc w:val="both"/>
+        <w:rPr>
+          <w:rFonts w:ascii="Times New Roman" w:hAnsi="Times New Roman" w:cs="Times New Roman"/>
+          <w:color w:val="auto"/>
+        </w:rPr>
+      </w:pPr>
+      <w:r>
+        <w:rPr>
+          <w:rFonts w:ascii="Times New Roman" w:hAnsi="Times New Roman" w:cs="Times New Roman"/>
+          <w:color w:val="auto"/>
+        </w:rPr>
+        <w:t xml:space="preserve">  </w:t>
+      </w:r>
+      <w:bookmarkStart w:id="30" w:name="_Toc215407266"/>
+      <w:r>
+        <w:rPr>
+          <w:rFonts w:ascii="Times New Roman" w:hAnsi="Times New Roman" w:cs="Times New Roman"/>
+          <w:color w:val="auto"/>
+        </w:rPr>
+        <w:t>3.4.2. Struktur Program</w:t>
+      </w:r>
+      <w:bookmarkEnd w:id="30"/>
+    </w:p>
+    <w:p>
+      <w:pPr>
+        <w:ind w:firstLine="720"/>
+        <w:rPr>
+          <w:rFonts w:ascii="Times New Roman" w:hAnsi="Times New Roman" w:cs="Times New Roman"/>
+          <w:sz w:val="24"/>
+          <w:szCs w:val="24"/>
+        </w:rPr>
+      </w:pPr>
+      <w:r>
+        <w:rPr>
+          <w:rFonts w:ascii="Times New Roman" w:hAnsi="Times New Roman" w:cs="Times New Roman"/>
+          <w:sz w:val="24"/>
+          <w:szCs w:val="24"/>
+        </w:rPr>
+        <w:t>Program dibagi menjadi beberapa modul utama:</w:t>
+      </w:r>
+    </w:p>
+    <w:p>
+      <w:pPr>
+        <w:pStyle w:val="Heading3"/>
+        <w:tabs>
+          <w:tab w:val="left" w:pos="2167"/>
+        </w:tabs>
+        <w:ind w:left="720"/>
+        <w:jc w:val="both"/>
+        <w:rPr>
+          <w:rFonts w:ascii="Times New Roman" w:eastAsia="Times New Roman" w:hAnsi="Times New Roman" w:cs="Times New Roman"/>
+          <w:color w:val="auto"/>
+        </w:rPr>
+      </w:pPr>
+      <w:bookmarkStart w:id="31" w:name="_Toc215407267"/>
+      <w:r>
+        <w:rPr>
+          <w:rFonts w:ascii="Times New Roman" w:eastAsia="Times New Roman" w:hAnsi="Times New Roman" w:cs="Times New Roman"/>
+          <w:color w:val="auto"/>
+        </w:rPr>
+        <w:t xml:space="preserve">├── </w:t>
+      </w:r>
+      <w:proofErr w:type="gramStart"/>
+      <w:r>
+        <w:rPr>
+          <w:rFonts w:ascii="Times New Roman" w:eastAsia="Times New Roman" w:hAnsi="Times New Roman" w:cs="Times New Roman"/>
+          <w:color w:val="auto"/>
+        </w:rPr>
+        <w:t>app</w:t>
+      </w:r>
+      <w:proofErr w:type="gramEnd"/>
+      <w:r>
+        <w:rPr>
+          <w:rFonts w:ascii="Times New Roman" w:eastAsia="Times New Roman" w:hAnsi="Times New Roman" w:cs="Times New Roman"/>
+          <w:color w:val="auto"/>
+        </w:rPr>
+        <w:t>/</w:t>
+      </w:r>
+      <w:bookmarkEnd w:id="31"/>
+    </w:p>
+    <w:p>
+      <w:pPr>
+        <w:pStyle w:val="Heading3"/>
+        <w:tabs>
+          <w:tab w:val="left" w:pos="2167"/>
+        </w:tabs>
+        <w:ind w:left="720"/>
+        <w:jc w:val="both"/>
+        <w:rPr>
+          <w:rFonts w:ascii="Times New Roman" w:eastAsia="Times New Roman" w:hAnsi="Times New Roman" w:cs="Times New Roman"/>
+          <w:color w:val="auto"/>
+        </w:rPr>
+      </w:pPr>
+      <w:bookmarkStart w:id="32" w:name="_Toc215407268"/>
+      <w:r>
+        <w:rPr>
+          <w:rFonts w:ascii="Times New Roman" w:eastAsia="Times New Roman" w:hAnsi="Times New Roman" w:cs="Times New Roman"/>
+          <w:color w:val="auto"/>
+        </w:rPr>
+        <w:t xml:space="preserve">│   ├── </w:t>
+      </w:r>
+      <w:proofErr w:type="gramStart"/>
+      <w:r>
+        <w:rPr>
+          <w:rFonts w:ascii="Times New Roman" w:eastAsia="Times New Roman" w:hAnsi="Times New Roman" w:cs="Times New Roman"/>
+          <w:color w:val="auto"/>
+        </w:rPr>
+        <w:t>api</w:t>
+      </w:r>
+      <w:proofErr w:type="gramEnd"/>
+      <w:r>
+        <w:rPr>
+          <w:rFonts w:ascii="Times New Roman" w:eastAsia="Times New Roman" w:hAnsi="Times New Roman" w:cs="Times New Roman"/>
+          <w:color w:val="auto"/>
+        </w:rPr>
+        <w:t>/           # API routes (auth, tasks, pomodoro, ml, etc.)</w:t>
+      </w:r>
+      <w:bookmarkEnd w:id="32"/>
+    </w:p>
+    <w:p>
+      <w:pPr>
+        <w:pStyle w:val="Heading3"/>
+        <w:tabs>
+          <w:tab w:val="left" w:pos="2167"/>
+        </w:tabs>
+        <w:ind w:left="720"/>
+        <w:jc w:val="both"/>
+        <w:rPr>
+          <w:rFonts w:ascii="Times New Roman" w:eastAsia="Times New Roman" w:hAnsi="Times New Roman" w:cs="Times New Roman"/>
+          <w:color w:val="auto"/>
+        </w:rPr>
+      </w:pPr>
+      <w:bookmarkStart w:id="33" w:name="_Toc215407269"/>
+      <w:r>
+        <w:rPr>
+          <w:rFonts w:ascii="Times New Roman" w:eastAsia="Times New Roman" w:hAnsi="Times New Roman" w:cs="Times New Roman"/>
+          <w:color w:val="auto"/>
+        </w:rPr>
+        <w:t>│   ├── login/         # Login page</w:t>
+      </w:r>
+      <w:bookmarkEnd w:id="33"/>
+    </w:p>
+    <w:p>
+      <w:pPr>
+        <w:pStyle w:val="Heading3"/>
+        <w:tabs>
+          <w:tab w:val="left" w:pos="2167"/>
+        </w:tabs>
+        <w:ind w:left="720"/>
+        <w:jc w:val="both"/>
+        <w:rPr>
+          <w:rFonts w:ascii="Times New Roman" w:eastAsia="Times New Roman" w:hAnsi="Times New Roman" w:cs="Times New Roman"/>
+          <w:color w:val="auto"/>
+        </w:rPr>
+      </w:pPr>
+      <w:bookmarkStart w:id="34" w:name="_Toc215407270"/>
+      <w:r>
+        <w:rPr>
+          <w:rFonts w:ascii="Times New Roman" w:eastAsia="Times New Roman" w:hAnsi="Times New Roman" w:cs="Times New Roman"/>
+          <w:color w:val="auto"/>
+        </w:rPr>
+        <w:t>│   ├── register/      # Register page</w:t>
+      </w:r>
+      <w:bookmarkEnd w:id="34"/>
+    </w:p>
+    <w:p>
+      <w:pPr>
+        <w:pStyle w:val="Heading3"/>
+        <w:tabs>
+          <w:tab w:val="left" w:pos="2167"/>
+        </w:tabs>
+        <w:ind w:left="720"/>
+        <w:jc w:val="both"/>
+        <w:rPr>
+          <w:rFonts w:ascii="Times New Roman" w:eastAsia="Times New Roman" w:hAnsi="Times New Roman" w:cs="Times New Roman"/>
+          <w:color w:val="auto"/>
+        </w:rPr>
+      </w:pPr>
+      <w:bookmarkStart w:id="35" w:name="_Toc215407271"/>
+      <w:r>
+        <w:rPr>
+          <w:rFonts w:ascii="Times New Roman" w:eastAsia="Times New Roman" w:hAnsi="Times New Roman" w:cs="Times New Roman"/>
+          <w:color w:val="auto"/>
+        </w:rPr>
+        <w:t>│   ├── ...            # Main layout and pages</w:t>
+      </w:r>
+      <w:bookmarkEnd w:id="35"/>
+    </w:p>
+    <w:p>
+      <w:pPr>
+        <w:pStyle w:val="Heading3"/>
+        <w:tabs>
+          <w:tab w:val="left" w:pos="2167"/>
+        </w:tabs>
+        <w:ind w:left="720"/>
+        <w:jc w:val="both"/>
+        <w:rPr>
+          <w:rFonts w:ascii="Times New Roman" w:eastAsia="Times New Roman" w:hAnsi="Times New Roman" w:cs="Times New Roman"/>
+          <w:color w:val="auto"/>
+        </w:rPr>
+      </w:pPr>
+      <w:bookmarkStart w:id="36" w:name="_Toc215407272"/>
+      <w:r>
+        <w:rPr>
+          <w:rFonts w:ascii="Times New Roman" w:eastAsia="Times New Roman" w:hAnsi="Times New Roman" w:cs="Times New Roman"/>
+          <w:color w:val="auto"/>
+        </w:rPr>
+        <w:t xml:space="preserve">├── </w:t>
+      </w:r>
+      <w:proofErr w:type="gramStart"/>
+      <w:r>
+        <w:rPr>
+          <w:rFonts w:ascii="Times New Roman" w:eastAsia="Times New Roman" w:hAnsi="Times New Roman" w:cs="Times New Roman"/>
+          <w:color w:val="auto"/>
+        </w:rPr>
+        <w:t>components</w:t>
+      </w:r>
+      <w:proofErr w:type="gramEnd"/>
+      <w:r>
+        <w:rPr>
+          <w:rFonts w:ascii="Times New Roman" w:eastAsia="Times New Roman" w:hAnsi="Times New Roman" w:cs="Times New Roman"/>
+          <w:color w:val="auto"/>
+        </w:rPr>
+        <w:t>/</w:t>
+      </w:r>
+      <w:bookmarkEnd w:id="36"/>
+    </w:p>
+    <w:p>
+      <w:pPr>
+        <w:pStyle w:val="Heading3"/>
+        <w:tabs>
+          <w:tab w:val="left" w:pos="2167"/>
+        </w:tabs>
+        <w:ind w:left="720"/>
+        <w:jc w:val="both"/>
+        <w:rPr>
+          <w:rFonts w:ascii="Times New Roman" w:eastAsia="Times New Roman" w:hAnsi="Times New Roman" w:cs="Times New Roman"/>
+          <w:color w:val="auto"/>
+        </w:rPr>
+      </w:pPr>
+      <w:bookmarkStart w:id="37" w:name="_Toc215407273"/>
+      <w:r>
+        <w:rPr>
+          <w:rFonts w:ascii="Times New Roman" w:eastAsia="Times New Roman" w:hAnsi="Times New Roman" w:cs="Times New Roman"/>
+          <w:color w:val="auto"/>
+        </w:rPr>
+        <w:t>│   ├── pages/         # Page-level React components</w:t>
+      </w:r>
+      <w:bookmarkEnd w:id="37"/>
+    </w:p>
+    <w:p>
+      <w:pPr>
+        <w:pStyle w:val="Heading3"/>
+        <w:tabs>
+          <w:tab w:val="left" w:pos="2167"/>
+        </w:tabs>
+        <w:ind w:left="720"/>
+        <w:jc w:val="both"/>
+        <w:rPr>
+          <w:rFonts w:ascii="Times New Roman" w:eastAsia="Times New Roman" w:hAnsi="Times New Roman" w:cs="Times New Roman"/>
+          <w:color w:val="auto"/>
+        </w:rPr>
+      </w:pPr>
+      <w:bookmarkStart w:id="38" w:name="_Toc215407274"/>
+      <w:r>
+        <w:rPr>
+          <w:rFonts w:ascii="Times New Roman" w:eastAsia="Times New Roman" w:hAnsi="Times New Roman" w:cs="Times New Roman"/>
+          <w:color w:val="auto"/>
+        </w:rPr>
+        <w:t>│   ├── ui/            # Reusable UI components</w:t>
+      </w:r>
+      <w:bookmarkEnd w:id="38"/>
+    </w:p>
+    <w:p>
+      <w:pPr>
+        <w:pStyle w:val="Heading3"/>
+        <w:tabs>
+          <w:tab w:val="left" w:pos="2167"/>
+        </w:tabs>
+        <w:ind w:left="720"/>
+        <w:jc w:val="both"/>
+        <w:rPr>
+          <w:rFonts w:ascii="Times New Roman" w:eastAsia="Times New Roman" w:hAnsi="Times New Roman" w:cs="Times New Roman"/>
+          <w:color w:val="auto"/>
+        </w:rPr>
+      </w:pPr>
+      <w:bookmarkStart w:id="39" w:name="_Toc215407275"/>
+      <w:r>
+        <w:rPr>
+          <w:rFonts w:ascii="Times New Roman" w:eastAsia="Times New Roman" w:hAnsi="Times New Roman" w:cs="Times New Roman"/>
+          <w:color w:val="auto"/>
+        </w:rPr>
+        <w:t>│   ├── ...            # Dashboard, forms, modals, etc.</w:t>
+      </w:r>
+      <w:bookmarkEnd w:id="39"/>
+    </w:p>
+    <w:p>
+      <w:pPr>
+        <w:pStyle w:val="Heading3"/>
+        <w:tabs>
+          <w:tab w:val="left" w:pos="2167"/>
+        </w:tabs>
+        <w:ind w:left="720"/>
+        <w:jc w:val="both"/>
+        <w:rPr>
+          <w:rFonts w:ascii="Times New Roman" w:eastAsia="Times New Roman" w:hAnsi="Times New Roman" w:cs="Times New Roman"/>
+          <w:color w:val="auto"/>
+        </w:rPr>
+      </w:pPr>
+      <w:bookmarkStart w:id="40" w:name="_Toc215407276"/>
+      <w:r>
+        <w:rPr>
+          <w:rFonts w:ascii="Times New Roman" w:eastAsia="Times New Roman" w:hAnsi="Times New Roman" w:cs="Times New Roman"/>
+          <w:color w:val="auto"/>
+        </w:rPr>
+        <w:t>├── hooks/             # Custom React hooks</w:t>
+      </w:r>
+      <w:bookmarkEnd w:id="40"/>
+    </w:p>
+    <w:p>
+      <w:pPr>
+        <w:pStyle w:val="Heading3"/>
+        <w:tabs>
+          <w:tab w:val="left" w:pos="2167"/>
+        </w:tabs>
+        <w:ind w:left="720"/>
+        <w:jc w:val="both"/>
+        <w:rPr>
+          <w:rFonts w:ascii="Times New Roman" w:eastAsia="Times New Roman" w:hAnsi="Times New Roman" w:cs="Times New Roman"/>
+          <w:color w:val="auto"/>
+        </w:rPr>
+      </w:pPr>
+      <w:bookmarkStart w:id="41" w:name="_Toc215407277"/>
+      <w:r>
+        <w:rPr>
+          <w:rFonts w:ascii="Times New Roman" w:eastAsia="Times New Roman" w:hAnsi="Times New Roman" w:cs="Times New Roman"/>
+          <w:color w:val="auto"/>
+        </w:rPr>
+        <w:t xml:space="preserve">├── </w:t>
+      </w:r>
+      <w:proofErr w:type="gramStart"/>
+      <w:r>
+        <w:rPr>
+          <w:rFonts w:ascii="Times New Roman" w:eastAsia="Times New Roman" w:hAnsi="Times New Roman" w:cs="Times New Roman"/>
+          <w:color w:val="auto"/>
+        </w:rPr>
+        <w:t>lib</w:t>
+      </w:r>
+      <w:proofErr w:type="gramEnd"/>
+      <w:r>
+        <w:rPr>
+          <w:rFonts w:ascii="Times New Roman" w:eastAsia="Times New Roman" w:hAnsi="Times New Roman" w:cs="Times New Roman"/>
+          <w:color w:val="auto"/>
+        </w:rPr>
+        <w:t>/               # Utility functions and database logic</w:t>
+      </w:r>
+      <w:bookmarkEnd w:id="41"/>
+    </w:p>
+    <w:p>
+      <w:pPr>
+        <w:pStyle w:val="Heading3"/>
+        <w:tabs>
+          <w:tab w:val="left" w:pos="2167"/>
+        </w:tabs>
+        <w:ind w:left="720"/>
+        <w:jc w:val="both"/>
+        <w:rPr>
+          <w:rFonts w:ascii="Times New Roman" w:eastAsia="Times New Roman" w:hAnsi="Times New Roman" w:cs="Times New Roman"/>
+          <w:color w:val="auto"/>
+        </w:rPr>
+      </w:pPr>
+      <w:bookmarkStart w:id="42" w:name="_Toc215407278"/>
+      <w:r>
+        <w:rPr>
+          <w:rFonts w:ascii="Times New Roman" w:eastAsia="Times New Roman" w:hAnsi="Times New Roman" w:cs="Times New Roman"/>
+          <w:color w:val="auto"/>
+        </w:rPr>
+        <w:t>├── ml_model/          # Python ML model and requirements</w:t>
+      </w:r>
+      <w:bookmarkEnd w:id="42"/>
+    </w:p>
+    <w:p>
+      <w:pPr>
+        <w:pStyle w:val="Heading3"/>
+        <w:tabs>
+          <w:tab w:val="left" w:pos="2167"/>
+        </w:tabs>
+        <w:ind w:left="720"/>
+        <w:jc w:val="both"/>
+        <w:rPr>
+          <w:rFonts w:ascii="Times New Roman" w:eastAsia="Times New Roman" w:hAnsi="Times New Roman" w:cs="Times New Roman"/>
+          <w:color w:val="auto"/>
+        </w:rPr>
+      </w:pPr>
+      <w:bookmarkStart w:id="43" w:name="_Toc215407279"/>
+      <w:r>
+        <w:rPr>
+          <w:rFonts w:ascii="Times New Roman" w:eastAsia="Times New Roman" w:hAnsi="Times New Roman" w:cs="Times New Roman"/>
+          <w:color w:val="auto"/>
+        </w:rPr>
+        <w:t xml:space="preserve">├── </w:t>
+      </w:r>
+      <w:proofErr w:type="gramStart"/>
+      <w:r>
+        <w:rPr>
+          <w:rFonts w:ascii="Times New Roman" w:eastAsia="Times New Roman" w:hAnsi="Times New Roman" w:cs="Times New Roman"/>
+          <w:color w:val="auto"/>
+        </w:rPr>
+        <w:t>public</w:t>
+      </w:r>
+      <w:proofErr w:type="gramEnd"/>
+      <w:r>
+        <w:rPr>
+          <w:rFonts w:ascii="Times New Roman" w:eastAsia="Times New Roman" w:hAnsi="Times New Roman" w:cs="Times New Roman"/>
+          <w:color w:val="auto"/>
+        </w:rPr>
+        <w:t>/            # Static assets</w:t>
+      </w:r>
+      <w:bookmarkEnd w:id="43"/>
+    </w:p>
+    <w:p>
+      <w:pPr>
+        <w:pStyle w:val="Heading3"/>
+        <w:tabs>
+          <w:tab w:val="left" w:pos="2167"/>
+        </w:tabs>
+        <w:ind w:left="720"/>
+        <w:jc w:val="both"/>
+        <w:rPr>
+          <w:rFonts w:ascii="Times New Roman" w:eastAsia="Times New Roman" w:hAnsi="Times New Roman" w:cs="Times New Roman"/>
+          <w:color w:val="auto"/>
+        </w:rPr>
+      </w:pPr>
+      <w:bookmarkStart w:id="44" w:name="_Toc215407280"/>
+      <w:r>
+        <w:rPr>
+          <w:rFonts w:ascii="Times New Roman" w:eastAsia="Times New Roman" w:hAnsi="Times New Roman" w:cs="Times New Roman"/>
+          <w:color w:val="auto"/>
+        </w:rPr>
+        <w:t xml:space="preserve">├── </w:t>
+      </w:r>
+      <w:proofErr w:type="gramStart"/>
+      <w:r>
+        <w:rPr>
+          <w:rFonts w:ascii="Times New Roman" w:eastAsia="Times New Roman" w:hAnsi="Times New Roman" w:cs="Times New Roman"/>
+          <w:color w:val="auto"/>
+        </w:rPr>
+        <w:t>styles</w:t>
+      </w:r>
+      <w:proofErr w:type="gramEnd"/>
+      <w:r>
+        <w:rPr>
+          <w:rFonts w:ascii="Times New Roman" w:eastAsia="Times New Roman" w:hAnsi="Times New Roman" w:cs="Times New Roman"/>
+          <w:color w:val="auto"/>
+        </w:rPr>
+        <w:t>/            # Global CSS</w:t>
+      </w:r>
+      <w:bookmarkEnd w:id="44"/>
+    </w:p>
+    <w:p>
+      <w:pPr>
+        <w:pStyle w:val="Heading3"/>
+        <w:tabs>
+          <w:tab w:val="left" w:pos="2167"/>
+        </w:tabs>
+        <w:ind w:left="720"/>
+        <w:jc w:val="both"/>
+        <w:rPr>
+          <w:rFonts w:ascii="Times New Roman" w:eastAsia="Times New Roman" w:hAnsi="Times New Roman" w:cs="Times New Roman"/>
+          <w:color w:val="auto"/>
+        </w:rPr>
+      </w:pPr>
+      <w:bookmarkStart w:id="45" w:name="_Toc215407281"/>
+      <w:r>
+        <w:rPr>
+          <w:rFonts w:ascii="Times New Roman" w:eastAsia="Times New Roman" w:hAnsi="Times New Roman" w:cs="Times New Roman"/>
+          <w:color w:val="auto"/>
+        </w:rPr>
+        <w:t>├── ...                # Config and setup files</w:t>
+      </w:r>
+      <w:bookmarkEnd w:id="45"/>
+    </w:p>
+    <w:p>
+      <w:pPr>
+        <w:pStyle w:val="Heading3"/>
+        <w:tabs>
+          <w:tab w:val="left" w:pos="2167"/>
+        </w:tabs>
+        <w:jc w:val="both"/>
+        <w:rPr>
+          <w:rFonts w:ascii="Times New Roman" w:hAnsi="Times New Roman" w:cs="Times New Roman"/>
+          <w:color w:val="auto"/>
+        </w:rPr>
+      </w:pPr>
+      <w:r>
+        <w:rPr>
+          <w:rFonts w:ascii="Times New Roman" w:hAnsi="Times New Roman" w:cs="Times New Roman"/>
+          <w:color w:val="auto"/>
+        </w:rPr>
+        <w:t xml:space="preserve">  </w:t>
+      </w:r>
+      <w:bookmarkStart w:id="46" w:name="_Toc215407282"/>
+      <w:r>
+        <w:rPr>
+          <w:rFonts w:ascii="Times New Roman" w:hAnsi="Times New Roman" w:cs="Times New Roman"/>
+          <w:color w:val="auto"/>
+        </w:rPr>
+        <w:t>3.4.3. Implementasi Algoritma</w:t>
+      </w:r>
+      <w:bookmarkEnd w:id="46"/>
+      <w:r>
+        <w:rPr>
+          <w:rFonts w:ascii="Times New Roman" w:hAnsi="Times New Roman" w:cs="Times New Roman"/>
+          <w:color w:val="auto"/>
+        </w:rPr>
+        <w:t xml:space="preserve"> </w:t>
+      </w:r>
+    </w:p>
+    <w:p>
+      <w:pPr>
+        <w:ind w:firstLine="720"/>
+        <w:rPr>
+          <w:rFonts w:ascii="Times New Roman" w:hAnsi="Times New Roman" w:cs="Times New Roman"/>
+          <w:sz w:val="24"/>
+        </w:rPr>
+      </w:pPr>
+      <w:r>
+        <w:rPr>
+          <w:rFonts w:ascii="Times New Roman" w:hAnsi="Times New Roman" w:cs="Times New Roman"/>
+          <w:sz w:val="24"/>
+        </w:rPr>
+        <w:t xml:space="preserve">Algoritma </w:t>
+      </w:r>
+      <w:r>
+        <w:rPr>
+          <w:rStyle w:val="Emphasis"/>
+          <w:rFonts w:ascii="Times New Roman" w:hAnsi="Times New Roman" w:cs="Times New Roman"/>
+          <w:sz w:val="24"/>
+        </w:rPr>
+        <w:t>Decision Tree</w:t>
+      </w:r>
+      <w:r>
+        <w:rPr>
+          <w:rFonts w:ascii="Times New Roman" w:hAnsi="Times New Roman" w:cs="Times New Roman"/>
+          <w:sz w:val="24"/>
+        </w:rPr>
+        <w:t xml:space="preserve"> digunakan untuk menghitung skor prioritas berdasarkan parameter bobot, tenggat, dan kesulitan. Contoh perhitungan sederhana:</w:t>
+      </w:r>
+    </w:p>
+    <w:p>
+      <w:pPr>
+        <w:jc w:val="center"/>
+        <w:rPr>
+          <w:rFonts w:ascii="Times New Roman" w:hAnsi="Times New Roman" w:cs="Times New Roman"/>
+          <w:sz w:val="24"/>
+          <w:szCs w:val="24"/>
+        </w:rPr>
+      </w:pPr>
+      <w:r>
+        <w:rPr>
+          <w:rFonts w:ascii="Times New Roman" w:hAnsi="Times New Roman" w:cs="Times New Roman"/>
+          <w:noProof/>
+          <w:sz w:val="24"/>
+          <w:szCs w:val="24"/>
+        </w:rPr>
+        <w:lastRenderedPageBreak/>
+        <w:drawing>
+          <wp:inline distT="0" distB="0" distL="0" distR="0">
+            <wp:extent cx="3685881" cy="4234435"/>
+            <wp:effectExtent l="0" t="0" r="0" b="0"/>
+            <wp:docPr id="24" name="Picture 24"/>
+            <wp:cNvGraphicFramePr>
+              <a:graphicFrameLocks xmlns:a="http://schemas.openxmlformats.org/drawingml/2006/main" noChangeAspect="1"/>
+            </wp:cNvGraphicFramePr>
+            <a:graphic xmlns:a="http://schemas.openxmlformats.org/drawingml/2006/main">
+              <a:graphicData uri="http://schemas.openxmlformats.org/drawingml/2006/picture">
+                <pic:pic xmlns:pic="http://schemas.openxmlformats.org/drawingml/2006/picture">
+                  <pic:nvPicPr>
+                    <pic:cNvPr id="24" name="Screenshot (2303).png"/>
+                    <pic:cNvPicPr/>
+                  </pic:nvPicPr>
+                  <pic:blipFill rotWithShape="1">
+                    <a:blip r:embed="rId24">
+                      <a:extLst>
+                        <a:ext uri="{28A0092B-C50C-407E-A947-70E740481C1C}">
+                          <a14:useLocalDpi xmlns:a14="http://schemas.microsoft.com/office/drawing/2010/main" val="0"/>
+                        </a:ext>
+                      </a:extLst>
+                    </a:blip>
+                    <a:srcRect l="6456" t="11481" r="57488" b="14840"/>
+                    <a:stretch/>
+                  </pic:blipFill>
+                  <pic:spPr bwMode="auto">
+                    <a:xfrm>
+                      <a:off x="0" y="0"/>
+                      <a:ext cx="3698542" cy="4248980"/>
+                    </a:xfrm>
+                    <a:prstGeom prst="rect">
+                      <a:avLst/>
+                    </a:prstGeom>
+                    <a:ln>
+                      <a:noFill/>
+                    </a:ln>
+                    <a:extLst>
+                      <a:ext uri="{53640926-AAD7-44D8-BBD7-CCE9431645EC}">
+                        <a14:shadowObscured xmlns:a14="http://schemas.microsoft.com/office/drawing/2010/main"/>
+                      </a:ext>
+                    </a:extLst>
+                  </pic:spPr>
+                </pic:pic>
+              </a:graphicData>
+            </a:graphic>
+          </wp:inline>
+        </w:drawing>
+      </w:r>
+    </w:p>
+    <w:p>
+      <w:pPr>
         <w:spacing w:before="100" w:beforeAutospacing="1" w:after="100" w:afterAutospacing="1" w:line="240" w:lineRule="auto"/>
         <w:ind w:firstLine="720"/>
         <w:jc w:val="both"/>
@@ -9509,7 +9899,7 @@
           <w:color w:val="auto"/>
         </w:rPr>
       </w:pPr>
-      <w:bookmarkStart w:id="32" w:name="_Toc213042733"/>
+      <w:bookmarkStart w:id="47" w:name="_Toc215407283"/>
       <w:r>
         <w:rPr>
           <w:rFonts w:ascii="Times New Roman" w:hAnsi="Times New Roman" w:cs="Times New Roman"/>
@@ -9519,7 +9909,7 @@
         <w:lastRenderedPageBreak/>
         <w:t>BAB IV</w:t>
       </w:r>
-      <w:bookmarkEnd w:id="32"/>
+      <w:bookmarkEnd w:id="47"/>
     </w:p>
     <w:p>
       <w:pPr>
@@ -9532,7 +9922,7 @@
           <w:color w:val="auto"/>
         </w:rPr>
       </w:pPr>
-      <w:bookmarkStart w:id="33" w:name="_Toc213042734"/>
+      <w:bookmarkStart w:id="48" w:name="_Toc215407284"/>
       <w:r>
         <w:rPr>
           <w:rFonts w:ascii="Times New Roman" w:hAnsi="Times New Roman" w:cs="Times New Roman"/>
@@ -9541,7 +9931,7 @@
         </w:rPr>
         <w:t>PENUTUP</w:t>
       </w:r>
-      <w:bookmarkEnd w:id="33"/>
+      <w:bookmarkEnd w:id="48"/>
     </w:p>
     <w:p>
       <w:pPr>
@@ -9555,7 +9945,7 @@
           <w:szCs w:val="24"/>
         </w:rPr>
       </w:pPr>
-      <w:bookmarkStart w:id="34" w:name="_Toc213042735"/>
+      <w:bookmarkStart w:id="49" w:name="_Toc215407285"/>
       <w:r>
         <w:rPr>
           <w:rFonts w:ascii="Times New Roman" w:hAnsi="Times New Roman" w:cs="Times New Roman"/>
@@ -9577,7 +9967,7 @@
         <w:tab/>
         <w:t>Kesimpulan</w:t>
       </w:r>
-      <w:bookmarkEnd w:id="34"/>
+      <w:bookmarkEnd w:id="49"/>
     </w:p>
     <w:p>
       <w:pPr>
@@ -9753,7 +10143,7 @@
           <w:color w:val="auto"/>
         </w:rPr>
       </w:pPr>
-      <w:bookmarkStart w:id="35" w:name="_Toc213042736"/>
+      <w:bookmarkStart w:id="50" w:name="_Toc215407286"/>
       <w:r>
         <w:rPr>
           <w:rFonts w:ascii="Times New Roman" w:hAnsi="Times New Roman" w:cs="Times New Roman"/>
@@ -9763,7 +10153,7 @@
         <w:lastRenderedPageBreak/>
         <w:t>DAFTAR PUSTAKA</w:t>
       </w:r>
-      <w:bookmarkEnd w:id="35"/>
+      <w:bookmarkEnd w:id="50"/>
     </w:p>
     <w:p>
       <w:pPr>
@@ -10257,7 +10647,7 @@
           <w:rPr>
             <w:noProof/>
           </w:rPr>
-          <w:t>12</w:t>
+          <w:t>15</w:t>
         </w:r>
         <w:r>
           <w:rPr>
@@ -13602,7 +13992,7 @@
 </file>
 
 <file path=customXml/itemProps1.xml><?xml version="1.0" encoding="utf-8"?>
-<ds:datastoreItem xmlns:ds="http://schemas.openxmlformats.org/officeDocument/2006/customXml" ds:itemID="{D22E9A89-AD38-4723-A9EA-B5BD0E5CBB18}">
+<ds:datastoreItem xmlns:ds="http://schemas.openxmlformats.org/officeDocument/2006/customXml" ds:itemID="{D031579C-BA7F-43F7-86BC-AF1DA36279C7}">
   <ds:schemaRefs>
     <ds:schemaRef ds:uri="http://schemas.openxmlformats.org/officeDocument/2006/bibliography"/>
   </ds:schemaRefs>
